--- a/downloads/teacher/ai-5-week-28.docx
+++ b/downloads/teacher/ai-5-week-28.docx
@@ -2144,6 +2144,396 @@
         <w:t>For your Image-pattern Network Investigation, save the input, procedure, observed result and limitation of this check. Label this worked example as practice; use a different, previously unreviewed case when checking independent understanding.</w:t>
       </w:r>
     </w:p>
+    <w:p>
+      <w:pPr>
+        <w:pStyle w:val="Heading1"/>
+      </w:pPr>
+      <w:r>
+        <w:t>07. Prepare, teach and assess</w:t>
+      </w:r>
+    </w:p>
+    <w:p>
+      <w:r>
+        <w:t>Teaching target: Trace a reused feature extractor and a newly fitted output head</w:t>
+      </w:r>
+    </w:p>
+    <w:p>
+      <w:r>
+        <w:t>Prepare the labelled worked-case picture, the matching workbook, fictional input cards and a place for individual responses. Check a local Python 3 environment before class; have a paper-trace version ready.</w:t>
+      </w:r>
+    </w:p>
+    <w:tbl>
+      <w:tblPr>
+        <w:tblStyle w:val="LightShading-Accent1"/>
+        <w:tblW w:type="auto" w:w="0"/>
+        <w:tblLook w:firstColumn="1" w:firstRow="1" w:lastColumn="0" w:lastRow="0" w:noHBand="0" w:noVBand="1" w:val="04A0"/>
+      </w:tblPr>
+      <w:tblGrid>
+        <w:gridCol w:w="3408"/>
+        <w:gridCol w:w="3408"/>
+        <w:gridCol w:w="3408"/>
+      </w:tblGrid>
+      <w:tr>
+        <w:trPr>
+          <w:tblHeader/>
+        </w:trPr>
+        <w:tc>
+          <w:tcPr>
+            <w:tcW w:type="dxa" w:w="3408"/>
+          </w:tcPr>
+          <w:p>
+            <w:r>
+              <w:t>Session</w:t>
+            </w:r>
+          </w:p>
+        </w:tc>
+        <w:tc>
+          <w:tcPr>
+            <w:tcW w:type="dxa" w:w="3408"/>
+          </w:tcPr>
+          <w:p>
+            <w:r>
+              <w:t>Plan</w:t>
+            </w:r>
+          </w:p>
+        </w:tc>
+        <w:tc>
+          <w:tcPr>
+            <w:tcW w:type="dxa" w:w="3408"/>
+          </w:tcPr>
+          <w:p>
+            <w:r>
+              <w:t>Resources</w:t>
+            </w:r>
+          </w:p>
+        </w:tc>
+      </w:tr>
+      <w:tr>
+        <w:tc>
+          <w:tcPr>
+            <w:tcW w:type="dxa" w:w="3408"/>
+          </w:tcPr>
+          <w:p>
+            <w:r>
+              <w:t>Session 1 · Understand · 45 min</w:t>
+            </w:r>
+          </w:p>
+        </w:tc>
+        <w:tc>
+          <w:tcPr>
+            <w:tcW w:type="dxa" w:w="3408"/>
+          </w:tcPr>
+          <w:p>
+            <w:r>
+              <w:t>0–7: recall and prerequisite; 7–15: inspect the concrete case and predict; 15–30: teacher models the worked trace; 30–40: learners explain a step using the text and visual; 40–45: check the core idea.</w:t>
+            </w:r>
+          </w:p>
+        </w:tc>
+        <w:tc>
+          <w:tcPr>
+            <w:tcW w:type="dxa" w:w="3408"/>
+          </w:tcPr>
+          <w:p>
+            <w:r>
+              <w:t>Sections 1–6; record the brief recall in the workbook.</w:t>
+            </w:r>
+          </w:p>
+        </w:tc>
+      </w:tr>
+      <w:tr>
+        <w:tc>
+          <w:tcPr>
+            <w:tcW w:type="dxa" w:w="3408"/>
+          </w:tcPr>
+          <w:p>
+            <w:r>
+              <w:t>Session 2 · Practise · 45 min</w:t>
+            </w:r>
+          </w:p>
+        </w:tc>
+        <w:tc>
+          <w:tcPr>
+            <w:tcW w:type="dxa" w:w="3408"/>
+          </w:tcPr>
+          <w:p>
+            <w:r>
+              <w:t>0–5: retrieve the procedure; 5–15: W2 completion practice; 15–23: explain and check with a partner; 23–30: each learner answers the misconception check; 30–40: targeted reteaching or a harder variation; 40–45: prepare the investigation.</w:t>
+            </w:r>
+          </w:p>
+        </w:tc>
+        <w:tc>
+          <w:tcPr>
+            <w:tcW w:type="dxa" w:w="3408"/>
+          </w:tcPr>
+          <w:p>
+            <w:r>
+              <w:t>Sections 7–10; use the matching workbook W2 and misconception check.</w:t>
+            </w:r>
+          </w:p>
+        </w:tc>
+      </w:tr>
+      <w:tr>
+        <w:tc>
+          <w:tcPr>
+            <w:tcW w:type="dxa" w:w="3408"/>
+          </w:tcPr>
+          <w:p>
+            <w:r>
+              <w:t>Session 3 · Investigate and transfer · 45 min</w:t>
+            </w:r>
+          </w:p>
+        </w:tc>
+        <w:tc>
+          <w:tcPr>
+            <w:tcW w:type="dxa" w:w="3408"/>
+          </w:tcPr>
+          <w:p>
+            <w:r>
+              <w:t>0–5: retrieve the decision rule; 5–20: investigate or trace; 20–30: start the independent case; 30–38: connect the project; 38–43: act on feedback; 43–45: plan the return check.</w:t>
+            </w:r>
+          </w:p>
+        </w:tc>
+        <w:tc>
+          <w:tcPr>
+            <w:tcW w:type="dxa" w:w="3408"/>
+          </w:tcPr>
+          <w:p>
+            <w:r>
+              <w:t>Sections 9 and 11–14. Give extra time to finish the full task set; use Section 15 when the week includes a coding lab.</w:t>
+            </w:r>
+          </w:p>
+        </w:tc>
+      </w:tr>
+    </w:tbl>
+    <w:p>
+      <w:r>
+        <w:t>Before class, solve the supported practice: For the four target training records, give the number of mistakes at thresholds 3, 5 and 7 and choose the fitted threshold. Then score that head and the declared constant baseline on V1 and V2. Explain which data fitted the head.</w:t>
+      </w:r>
+    </w:p>
+    <w:p>
+      <w:r>
+        <w:t>Reasoned practice answer: Teacher explanation: Training mistake counts are 1, 0 and 1, selecting threshold 5. Validation predictions are 0 and 1, so the head scores 2 of 2. The constant-0 baseline scores 1 of 2. Only T1 through T4 fit the head; validation evaluates the fitted choice.</w:t>
+      </w:r>
+    </w:p>
+    <w:p>
+      <w:r>
+        <w:t>Check every learner before discussion: Use the worked case for Transfer learning. Proposed explanation: “Frozen means the whole model cannot learn”. Decide whether this explanation is supported. Point to the step or supplied fact that decides; explain your repair if needed.</w:t>
+      </w:r>
+    </w:p>
+    <w:p>
+      <w:r>
+        <w:t>Misconception repair: The extractor stays fixed while the new head is fitted on target training examples.</w:t>
+      </w:r>
+    </w:p>
+    <w:p>
+      <w:r>
+        <w:t>Support: read the exact case aloud, enlarge the labelled picture, supply input cards and model only the first deciding step. Accept a spoken explanation or drawing; retain the reasoning goal.</w:t>
+      </w:r>
+    </w:p>
+    <w:p>
+      <w:r>
+        <w:t>Extension: Query changes to [2, 1]. Require a prediction and a reason before comparing. Expected result: Its h becomes4 and the fitted head predicts class 0. Reason: Extractor stays fixed; the changed input crosses the chosen head’s boundary.</w:t>
+      </w:r>
+    </w:p>
+    <w:p>
+      <w:r>
+        <w:t>Independent assessment: withhold the reserved answer until the learner has attempted the new case. Record support separately from correctness.</w:t>
+      </w:r>
+    </w:p>
+    <w:tbl>
+      <w:tblPr>
+        <w:tblStyle w:val="LightShading-Accent1"/>
+        <w:tblW w:type="auto" w:w="0"/>
+        <w:tblLook w:firstColumn="1" w:firstRow="1" w:lastColumn="0" w:lastRow="0" w:noHBand="0" w:noVBand="1" w:val="04A0"/>
+      </w:tblPr>
+      <w:tblGrid>
+        <w:gridCol w:w="2556"/>
+        <w:gridCol w:w="2556"/>
+        <w:gridCol w:w="2556"/>
+        <w:gridCol w:w="2556"/>
+      </w:tblGrid>
+      <w:tr>
+        <w:trPr>
+          <w:tblHeader/>
+        </w:trPr>
+        <w:tc>
+          <w:tcPr>
+            <w:tcW w:type="dxa" w:w="2556"/>
+          </w:tcPr>
+          <w:p>
+            <w:r>
+              <w:t>Criterion</w:t>
+            </w:r>
+          </w:p>
+        </w:tc>
+        <w:tc>
+          <w:tcPr>
+            <w:tcW w:type="dxa" w:w="2556"/>
+          </w:tcPr>
+          <w:p>
+            <w:r>
+              <w:t>Not yet</w:t>
+            </w:r>
+          </w:p>
+        </w:tc>
+        <w:tc>
+          <w:tcPr>
+            <w:tcW w:type="dxa" w:w="2556"/>
+          </w:tcPr>
+          <w:p>
+            <w:r>
+              <w:t>With support</w:t>
+            </w:r>
+          </w:p>
+        </w:tc>
+        <w:tc>
+          <w:tcPr>
+            <w:tcW w:type="dxa" w:w="2556"/>
+          </w:tcPr>
+          <w:p>
+            <w:r>
+              <w:t>Independent</w:t>
+            </w:r>
+          </w:p>
+        </w:tc>
+      </w:tr>
+      <w:tr>
+        <w:tc>
+          <w:tcPr>
+            <w:tcW w:type="dxa" w:w="2556"/>
+          </w:tcPr>
+          <w:p>
+            <w:r>
+              <w:t>Explanation</w:t>
+            </w:r>
+          </w:p>
+        </w:tc>
+        <w:tc>
+          <w:tcPr>
+            <w:tcW w:type="dxa" w:w="2556"/>
+          </w:tcPr>
+          <w:p>
+            <w:r>
+              <w:t>Names an answer without a deciding fact</w:t>
+            </w:r>
+          </w:p>
+        </w:tc>
+        <w:tc>
+          <w:tcPr>
+            <w:tcW w:type="dxa" w:w="2556"/>
+          </w:tcPr>
+          <w:p>
+            <w:r>
+              <w:t>Uses a hint to link fact and decision</w:t>
+            </w:r>
+          </w:p>
+        </w:tc>
+        <w:tc>
+          <w:tcPr>
+            <w:tcW w:type="dxa" w:w="2556"/>
+          </w:tcPr>
+          <w:p>
+            <w:r>
+              <w:t>Explains the deciding fact in own words</w:t>
+            </w:r>
+          </w:p>
+        </w:tc>
+      </w:tr>
+      <w:tr>
+        <w:tc>
+          <w:tcPr>
+            <w:tcW w:type="dxa" w:w="2556"/>
+          </w:tcPr>
+          <w:p>
+            <w:r>
+              <w:t>Trace or test</w:t>
+            </w:r>
+          </w:p>
+        </w:tc>
+        <w:tc>
+          <w:tcPr>
+            <w:tcW w:type="dxa" w:w="2556"/>
+          </w:tcPr>
+          <w:p>
+            <w:r>
+              <w:t>Cannot connect input and result</w:t>
+            </w:r>
+          </w:p>
+        </w:tc>
+        <w:tc>
+          <w:tcPr>
+            <w:tcW w:type="dxa" w:w="2556"/>
+          </w:tcPr>
+          <w:p>
+            <w:r>
+              <w:t>Completes steps with prompts</w:t>
+            </w:r>
+          </w:p>
+        </w:tc>
+        <w:tc>
+          <w:tcPr>
+            <w:tcW w:type="dxa" w:w="2556"/>
+          </w:tcPr>
+          <w:p>
+            <w:r>
+              <w:t>Traces or tests a changed case accurately</w:t>
+            </w:r>
+          </w:p>
+        </w:tc>
+      </w:tr>
+      <w:tr>
+        <w:tc>
+          <w:tcPr>
+            <w:tcW w:type="dxa" w:w="2556"/>
+          </w:tcPr>
+          <w:p>
+            <w:r>
+              <w:t>Limits and revision</w:t>
+            </w:r>
+          </w:p>
+        </w:tc>
+        <w:tc>
+          <w:tcPr>
+            <w:tcW w:type="dxa" w:w="2556"/>
+          </w:tcPr>
+          <w:p>
+            <w:r>
+              <w:t>Claims more than evidence supports</w:t>
+            </w:r>
+          </w:p>
+        </w:tc>
+        <w:tc>
+          <w:tcPr>
+            <w:tcW w:type="dxa" w:w="2556"/>
+          </w:tcPr>
+          <w:p>
+            <w:r>
+              <w:t>Names a limit after a prompt</w:t>
+            </w:r>
+          </w:p>
+        </w:tc>
+        <w:tc>
+          <w:tcPr>
+            <w:tcW w:type="dxa" w:w="2556"/>
+          </w:tcPr>
+          <w:p>
+            <w:r>
+              <w:t>States a defensible limit and useful next test</w:t>
+            </w:r>
+          </w:p>
+        </w:tc>
+      </w:tr>
+    </w:tbl>
+    <w:p>
+      <w:r>
+        <w:t>Project checkpoint: Prepare the demonstration. Gather reproducible instructions, evidence, access checks and remaining limitations.</w:t>
+      </w:r>
+    </w:p>
+    <w:p>
+      <w:r>
+        <w:t>Use the weekly teacher answer for topic-specific reasoning. A saved progress tick is an activity record; judge mastery from the learner’s explanation and evidence.</w:t>
+      </w:r>
+    </w:p>
     <w:sectPr>
       <w:pgSz w:w="12240" w:h="15840"/>
       <w:pgMar w:top="936" w:right="1008" w:bottom="936" w:left="1008" w:header="720" w:footer="720" w:gutter="0"/>

--- a/downloads/teacher/ai-5-week-28.docx
+++ b/downloads/teacher/ai-5-week-28.docx
@@ -2534,6 +2534,39 @@
         <w:t>Use the weekly teacher answer for topic-specific reasoning. A saved progress tick is an activity record; judge mastery from the learner’s explanation and evidence.</w:t>
       </w:r>
     </w:p>
+    <w:p>
+      <w:pPr>
+        <w:pStyle w:val="Heading1"/>
+      </w:pPr>
+      <w:r>
+        <w:t>08. Use feedback, labs and repair paths</w:t>
+      </w:r>
+    </w:p>
+    <w:p>
+      <w:r>
+        <w:t>Use the two formative questions as supported practice, not as independent mastery scores. Discuss the deciding evidence rather than accepting a guessed selection.</w:t>
+      </w:r>
+    </w:p>
+    <w:p>
+      <w:r>
+        <w:t>The feedback comes from the reviewed public worked case. Do not reveal the separately reserved independent teacher answer until the learner has attempted that case.</w:t>
+      </w:r>
+    </w:p>
+    <w:p>
+      <w:r>
+        <w:t>Ask students to predict before running code. Preserve errors and actual outputs; collect a changed test and an explanation. The branch-boundary and indexing lessons deliberately include failure cases.</w:t>
+      </w:r>
+    </w:p>
+    <w:p>
+      <w:r>
+        <w:t>Use the earlier worked-explanation links to address a specific missing building block, then return to the current question. Adapt this suggestion after observing the learner; it is not an automatic diagnosis.</w:t>
+      </w:r>
+    </w:p>
+    <w:p>
+      <w:r>
+        <w:t>Collect the completed-work portfolio as evidence. Record support separately from correctness, and assess explanation, trace/test and limitations. Progress ticks and quiz selections alone do not establish mastery.</w:t>
+      </w:r>
+    </w:p>
     <w:sectPr>
       <w:pgSz w:w="12240" w:h="15840"/>
       <w:pgMar w:top="936" w:right="1008" w:bottom="936" w:left="1008" w:header="720" w:footer="720" w:gutter="0"/>

--- a/downloads/teacher/ai-5-week-28.docx
+++ b/downloads/teacher/ai-5-week-28.docx
@@ -29,16 +29,45 @@
       </w:r>
     </w:p>
     <w:p>
-      <w:pPr>
-        <w:pStyle w:val="Heading3"/>
-      </w:pPr>
-      <w:r>
-        <w:t>Teach the learning cycle</w:t>
+      <w:r>
+        <w:t>Prepare Transfer learning: check the target, prerequisites, resources and adaptable teaching schedule.</w:t>
       </w:r>
     </w:p>
     <w:p>
-      <w:r>
-        <w:t>Primary target: Trace a reused feature extractor and a newly fitted output head</w:t>
+      <w:pPr>
+        <w:pStyle w:val="Heading3"/>
+      </w:pPr>
+      <w:r>
+        <w:t>Teach the learning cycle</w:t>
+      </w:r>
+    </w:p>
+    <w:p>
+      <w:pPr>
+        <w:spacing w:line="336" w:lineRule="auto" w:after="180"/>
+      </w:pPr>
+      <w:r>
+        <w:rPr>
+          <w:b w:val="0"/>
+        </w:rPr>
+        <w:t xml:space="preserve">Primary target: Trace a reused </w:t>
+      </w:r>
+      <w:r>
+        <w:rPr>
+          <w:b/>
+        </w:rPr>
+        <w:t>feature extractor</w:t>
+      </w:r>
+      <w:r>
+        <w:rPr>
+          <w:b w:val="0"/>
+        </w:rPr>
+        <w:t xml:space="preserve"> and a newly fitted </w:t>
+      </w:r>
+      <w:r>
+        <w:rPr>
+          <w:b/>
+        </w:rPr>
+        <w:t>output head</w:t>
       </w:r>
     </w:p>
     <w:tbl>
@@ -185,16 +214,37 @@
       </w:tr>
     </w:tbl>
     <w:p>
-      <w:r>
-        <w:t>This is a starting allocation of 135 minutes, not a validated duration. Preserve all named topics. Schedule extra time for connected examples, the full investigation, independent cases and project building. Repeated copies of a case share one recorded attempt; they are not new evidence.</w:t>
+      <w:pPr>
+        <w:spacing w:line="336" w:lineRule="auto" w:after="180"/>
+      </w:pPr>
+      <w:r>
+        <w:rPr>
+          <w:b w:val="0"/>
+        </w:rPr>
+        <w:t>This is a starting allocation of 135 minutes, not a validated duration. Preserve all named topics. Schedule extra time for connected examples, the full investigation, independent cases and project building.</w:t>
       </w:r>
     </w:p>
     <w:p>
       <w:pPr>
-        <w:pStyle w:val="Heading3"/>
-      </w:pPr>
-      <w:r>
-        <w:t>Retrieval answer guidance</w:t>
+        <w:spacing w:line="336" w:lineRule="auto" w:after="180"/>
+      </w:pPr>
+      <w:r>
+        <w:rPr>
+          <w:b w:val="0"/>
+        </w:rPr>
+        <w:t xml:space="preserve">Repeated copies of a case share one recorded attempt; they are not new </w:t>
+      </w:r>
+      <w:r>
+        <w:rPr>
+          <w:b/>
+        </w:rPr>
+        <w:t>evidence</w:t>
+      </w:r>
+      <w:r>
+        <w:rPr>
+          <w:b w:val="0"/>
+        </w:rPr>
+        <w:t>.</w:t>
       </w:r>
     </w:p>
     <w:p>
@@ -202,183 +252,630 @@
         <w:pStyle w:val="Heading3"/>
       </w:pPr>
       <w:r>
-        <w:t>Similarity and normalisation</w:t>
+        <w:t>Retrieval answer guidance</w:t>
       </w:r>
     </w:p>
     <w:p>
-      <w:r>
-        <w:t>Without opening the old lesson, explain one key idea from Similarity and normalisation. Give an example and a mistake that the idea helps you avoid.</w:t>
+      <w:pPr>
+        <w:pStyle w:val="Heading3"/>
+      </w:pPr>
+      <w:r>
+        <w:t>Similarity and normalisation</w:t>
       </w:r>
     </w:p>
     <w:p>
-      <w:r>
-        <w:t>Look for: Calculate vector length and normalise a nonzero vector</w:t>
+      <w:pPr>
+        <w:spacing w:line="336" w:lineRule="auto" w:after="180"/>
+      </w:pPr>
+      <w:r>
+        <w:rPr>
+          <w:b w:val="0"/>
+        </w:rPr>
+        <w:t>Without opening the old lesson, explain one key idea from Similarity and normalisation. Give an example and a mistake that the idea helps you avoid.</w:t>
       </w:r>
     </w:p>
     <w:p>
-      <w:r>
-        <w:t>Reference example, not the only acceptable wording: Teacher explanation: Lengths are 5, 10 and 5. Unit vectors are [0.6, 0.8], [0.6, 0.8] and [-0.6, -0.8]. The length difference between Q and A disappears; the opposite direction of C is preserved.</w:t>
+      <w:pPr>
+        <w:spacing w:line="336" w:lineRule="auto" w:after="180"/>
+      </w:pPr>
+      <w:r>
+        <w:rPr>
+          <w:b w:val="0"/>
+        </w:rPr>
+        <w:t>Look for: Calculate vector length and normalise a nonzero vector</w:t>
       </w:r>
     </w:p>
     <w:p>
       <w:pPr>
-        <w:pStyle w:val="Heading3"/>
-      </w:pPr>
-      <w:r>
-        <w:t>Sequence representations</w:t>
+        <w:spacing w:line="336" w:lineRule="auto" w:after="180"/>
+      </w:pPr>
+      <w:r>
+        <w:rPr>
+          <w:b w:val="0"/>
+        </w:rPr>
+        <w:t>Reference example, not the only acceptable wording: Teacher explanation: Lengths are 5, 10 and 5. Unit vectors are [0.6, 0.8], [0.6, 0.8] and [-0.6, -0.8].</w:t>
       </w:r>
     </w:p>
     <w:p>
-      <w:r>
-        <w:t>Without opening the old lesson, explain one key idea from Sequence representations. Give an example and a mistake that the idea helps you avoid.</w:t>
+      <w:pPr>
+        <w:spacing w:line="336" w:lineRule="auto" w:after="180"/>
+      </w:pPr>
+      <w:r>
+        <w:rPr>
+          <w:b w:val="0"/>
+        </w:rPr>
+        <w:t>The length difference between Q and A disappears; the opposite direction of C is preserved.</w:t>
       </w:r>
     </w:p>
     <w:p>
-      <w:r>
-        <w:t>Look for: Encode an ordered sequence with an explicit vocabulary</w:t>
+      <w:pPr>
+        <w:pStyle w:val="Heading3"/>
+      </w:pPr>
+      <w:r>
+        <w:t>Sequence representations</w:t>
       </w:r>
     </w:p>
     <w:p>
-      <w:r>
-        <w:t>Reference example, not the only acceptable wording: Teacher explanation: IDs are [2, 3, 4, 0], mask [1, 1, 1, 0], real length 3 and final real event STOP at position 2.</w:t>
+      <w:pPr>
+        <w:spacing w:line="336" w:lineRule="auto" w:after="180"/>
+      </w:pPr>
+      <w:r>
+        <w:rPr>
+          <w:b w:val="0"/>
+        </w:rPr>
+        <w:t>Without opening the old lesson, explain one key idea from Sequence representations. Give an example and a mistake that the idea helps you avoid.</w:t>
       </w:r>
     </w:p>
     <w:p>
       <w:pPr>
-        <w:pStyle w:val="Heading3"/>
-      </w:pPr>
-      <w:r>
-        <w:t>Pooling and spatial information</w:t>
+        <w:spacing w:line="336" w:lineRule="auto" w:after="180"/>
+      </w:pPr>
+      <w:r>
+        <w:rPr>
+          <w:b w:val="0"/>
+        </w:rPr>
+        <w:t>Look for: Encode an ordered sequence with an explicit vocabulary</w:t>
       </w:r>
     </w:p>
     <w:p>
-      <w:r>
-        <w:t>Without opening the old lesson, explain one key idea from Pooling and spatial information. Give an example and a mistake that the idea helps you avoid.</w:t>
+      <w:pPr>
+        <w:spacing w:line="336" w:lineRule="auto" w:after="180"/>
+      </w:pPr>
+      <w:r>
+        <w:rPr>
+          <w:b w:val="0"/>
+        </w:rPr>
+        <w:t>Reference example, not the only acceptable wording: Teacher explanation: IDs are [2, 3, 4, 0], mask [1, 1, 1, 0], real length 3 and final real event STOP at position 2.</w:t>
       </w:r>
     </w:p>
     <w:p>
-      <w:r>
-        <w:t>Look for: Compute max and mean pooling under an explicit window rule</w:t>
+      <w:pPr>
+        <w:pStyle w:val="Heading3"/>
+      </w:pPr>
+      <w:r>
+        <w:t>Pooling and spatial information</w:t>
       </w:r>
     </w:p>
     <w:p>
-      <w:r>
-        <w:t>Reference example, not the only acceptable wording: Teacher explanation: Values are 1, 3, 2 and 7. Sum is 13, maximum 7 and mean 3.25. Each pooled output has shape 2 by 2.</w:t>
+      <w:pPr>
+        <w:spacing w:line="336" w:lineRule="auto" w:after="180"/>
+      </w:pPr>
+      <w:r>
+        <w:rPr>
+          <w:b w:val="0"/>
+        </w:rPr>
+        <w:t>Without opening the old lesson, explain one key idea from Pooling and spatial information. Give an example and a mistake that the idea helps you avoid.</w:t>
       </w:r>
     </w:p>
     <w:p>
-      <w:r>
-        <w:t>Use two 45-minute sessions. Keep three claims separate: real transfer reuses previously learned knowledge; this supplied extractor is a transparent stand-in; the reported scores concern tiny constructed target examples. No external model, student account or personal dataset is needed. Require students to mark frozen versus fitted quantities before computing.</w:t>
+      <w:pPr>
+        <w:spacing w:line="336" w:lineRule="auto" w:after="180"/>
+      </w:pPr>
+      <w:r>
+        <w:rPr>
+          <w:b w:val="0"/>
+        </w:rPr>
+        <w:t>Look for: Compute max and mean pooling under an explicit window rule</w:t>
       </w:r>
     </w:p>
     <w:p>
       <w:pPr>
-        <w:pStyle w:val="Heading3"/>
-      </w:pPr>
-      <w:r>
-        <w:t>Outcomes</w:t>
+        <w:spacing w:line="336" w:lineRule="auto" w:after="180"/>
+      </w:pPr>
+      <w:r>
+        <w:rPr>
+          <w:b w:val="0"/>
+        </w:rPr>
+        <w:t xml:space="preserve">Reference example, not the only acceptable wording: Teacher explanation: Values are 1, 3, 2 and 7. Sum is 13, maximum 7 and mean 3.25. Each pooled </w:t>
+      </w:r>
+      <w:r>
+        <w:rPr>
+          <w:b/>
+        </w:rPr>
+        <w:t>output</w:t>
+      </w:r>
+      <w:r>
+        <w:rPr>
+          <w:b w:val="0"/>
+        </w:rPr>
+        <w:t xml:space="preserve"> has shape 2 by 2.</w:t>
       </w:r>
     </w:p>
     <w:p>
-      <w:r>
-        <w:t>Trace a reused feature extractor and a newly fitted output head</w:t>
+      <w:pPr>
+        <w:spacing w:line="336" w:lineRule="auto" w:after="180"/>
+      </w:pPr>
+      <w:r>
+        <w:rPr>
+          <w:b w:val="0"/>
+        </w:rPr>
+        <w:t>Use two 45-minute sessions. Keep three claims separate: real transfer reuses previously learned knowledge; this supplied extractor is a transparent stand-in; the reported scores concern tiny constructed target examples.</w:t>
       </w:r>
     </w:p>
     <w:p>
-      <w:r>
-        <w:t>Fit a small target-task head using training data and compare a baseline</w:t>
+      <w:pPr>
+        <w:spacing w:line="336" w:lineRule="auto" w:after="180"/>
+      </w:pPr>
+      <w:r>
+        <w:rPr>
+          <w:b w:val="0"/>
+        </w:rPr>
+        <w:t>No external model, student account or personal dataset is needed. Require students to mark frozen versus fitted quantities before computing.</w:t>
       </w:r>
     </w:p>
     <w:p>
-      <w:r>
-        <w:t>Identify when a frozen representation cannot support a new task</w:t>
+      <w:pPr>
+        <w:pStyle w:val="Heading3"/>
+      </w:pPr>
+      <w:r>
+        <w:t>Outcomes</w:t>
       </w:r>
     </w:p>
     <w:p>
       <w:pPr>
-        <w:pStyle w:val="Heading3"/>
-      </w:pPr>
-      <w:r>
-        <w:t>Preparation</w:t>
+        <w:spacing w:line="336" w:lineRule="auto" w:after="180"/>
+      </w:pPr>
+      <w:r>
+        <w:rPr>
+          <w:b w:val="0"/>
+        </w:rPr>
+        <w:t xml:space="preserve">Trace a reused </w:t>
+      </w:r>
+      <w:r>
+        <w:rPr>
+          <w:b/>
+        </w:rPr>
+        <w:t>feature extractor</w:t>
+      </w:r>
+      <w:r>
+        <w:rPr>
+          <w:b w:val="0"/>
+        </w:rPr>
+        <w:t xml:space="preserve"> and a newly fitted </w:t>
+      </w:r>
+      <w:r>
+        <w:rPr>
+          <w:b/>
+        </w:rPr>
+        <w:t>output head</w:t>
       </w:r>
     </w:p>
     <w:p>
-      <w:r>
-        <w:t>Printed lesson and workbook; paper and pencil</w:t>
+      <w:pPr>
+        <w:spacing w:line="336" w:lineRule="auto" w:after="180"/>
+      </w:pPr>
+      <w:r>
+        <w:rPr>
+          <w:b w:val="0"/>
+        </w:rPr>
+        <w:t xml:space="preserve">Fit a small target-task head using </w:t>
+      </w:r>
+      <w:r>
+        <w:rPr>
+          <w:b/>
+        </w:rPr>
+        <w:t>training</w:t>
+      </w:r>
+      <w:r>
+        <w:rPr>
+          <w:b w:val="0"/>
+        </w:rPr>
+        <w:t xml:space="preserve"> data and compare a baseline</w:t>
       </w:r>
     </w:p>
     <w:p>
-      <w:r>
-        <w:t>Calculator and optional local Python 3 editor; no packages or AI accounts needed</w:t>
+      <w:pPr>
+        <w:spacing w:line="336" w:lineRule="auto" w:after="180"/>
+      </w:pPr>
+      <w:r>
+        <w:rPr>
+          <w:b w:val="0"/>
+        </w:rPr>
+        <w:t>Identify when a frozen representation cannot support a new task</w:t>
       </w:r>
     </w:p>
     <w:p>
-      <w:r>
-        <w:t>Use the fictional examples supplied; prepare the fresh retry before class</w:t>
+      <w:pPr>
+        <w:pStyle w:val="Heading3"/>
+      </w:pPr>
+      <w:r>
+        <w:t>Preparation</w:t>
       </w:r>
     </w:p>
     <w:p>
       <w:pPr>
-        <w:pStyle w:val="Heading3"/>
-      </w:pPr>
-      <w:r>
-        <w:t>Prerequisite answer</w:t>
+        <w:spacing w:line="336" w:lineRule="auto" w:after="180"/>
+      </w:pPr>
+      <w:r>
+        <w:rPr>
+          <w:b w:val="0"/>
+        </w:rPr>
+        <w:t>Printed lesson and workbook; paper and pencil</w:t>
       </w:r>
     </w:p>
     <w:p>
-      <w:r>
-        <w:t>No. Identical inputs to a fixed deterministic head produce identical outputs. Information lost by the representation cannot be recovered from that representation alone.</w:t>
+      <w:pPr>
+        <w:spacing w:line="336" w:lineRule="auto" w:after="180"/>
+      </w:pPr>
+      <w:r>
+        <w:rPr>
+          <w:b w:val="0"/>
+        </w:rPr>
+        <w:t>Calculator and optional local Python 3 editor; no packages or AI accounts needed</w:t>
       </w:r>
     </w:p>
     <w:p>
       <w:pPr>
-        <w:pStyle w:val="Heading3"/>
-      </w:pPr>
-      <w:r>
-        <w:t>End goal for the pictorial case</w:t>
+        <w:spacing w:line="336" w:lineRule="auto" w:after="180"/>
+      </w:pPr>
+      <w:r>
+        <w:rPr>
+          <w:b w:val="0"/>
+        </w:rPr>
+        <w:t>Use the fictional examples supplied; prepare the fresh retry before class</w:t>
       </w:r>
     </w:p>
     <w:p>
-      <w:r>
-        <w:t>By the end, I can explain transfer learning using a traced example and a stated limitation.</w:t>
+      <w:pPr>
+        <w:pStyle w:val="Heading3"/>
+      </w:pPr>
+      <w:r>
+        <w:t>Prerequisite answer</w:t>
       </w:r>
     </w:p>
     <w:p>
-      <w:r>
-        <w:t>This added worked case illustrates the week’s main idea. Retain all original and connected topics; schedule its practice within the teaching cycle.</w:t>
+      <w:pPr>
+        <w:spacing w:line="336" w:lineRule="auto" w:after="180"/>
+      </w:pPr>
+      <w:r>
+        <w:rPr>
+          <w:b w:val="0"/>
+        </w:rPr>
+        <w:t xml:space="preserve">No. Identical </w:t>
+      </w:r>
+      <w:r>
+        <w:rPr>
+          <w:b/>
+        </w:rPr>
+        <w:t>input</w:t>
+      </w:r>
+      <w:r>
+        <w:rPr>
+          <w:b w:val="0"/>
+        </w:rPr>
+        <w:t xml:space="preserve">s to a fixed deterministic head produce identical </w:t>
+      </w:r>
+      <w:r>
+        <w:rPr>
+          <w:b/>
+        </w:rPr>
+        <w:t>output</w:t>
+      </w:r>
+      <w:r>
+        <w:rPr>
+          <w:b w:val="0"/>
+        </w:rPr>
+        <w:t>s. Information lost by the representation cannot be recovered from that representation alone.</w:t>
       </w:r>
     </w:p>
     <w:p>
       <w:pPr>
-        <w:pStyle w:val="Heading1"/>
-      </w:pPr>
-      <w:r>
-        <w:t>02. Explain and model the mechanism</w:t>
+        <w:pStyle w:val="Heading3"/>
+      </w:pPr>
+      <w:r>
+        <w:t>End goal for the pictorial case</w:t>
       </w:r>
     </w:p>
     <w:p>
-      <w:r>
-        <w:t>A source model may learn useful features before we have many labels for a new target task. Transfer learning reuses those learned features or parameters. One approach freezes the feature extractor and fits a new output head. Fine tuning instead updates some or all of the reused parameters, usually together with the head.</w:t>
+      <w:pPr>
+        <w:spacing w:line="336" w:lineRule="auto" w:after="180"/>
+      </w:pPr>
+      <w:r>
+        <w:rPr>
+          <w:b w:val="0"/>
+        </w:rPr>
+        <w:t xml:space="preserve">By the end, I can explain </w:t>
+      </w:r>
+      <w:r>
+        <w:rPr>
+          <w:b/>
+        </w:rPr>
+        <w:t>transfer learning</w:t>
+      </w:r>
+      <w:r>
+        <w:rPr>
+          <w:b w:val="0"/>
+        </w:rPr>
+        <w:t xml:space="preserve"> using a traced example and a stated limitation.</w:t>
       </w:r>
     </w:p>
     <w:p>
-      <w:r>
-        <w:t>Use a transparent stand-in for a source-trained extractor: f(x) = ReLU(x1 + x2), with supplied weights [1, 1] and bias 0. ReLU keeps a positive value and replaces a negative value with zero. Here x1 and x2 are nonnegative fictional event counts, so f(x) is their sum. We did not train this extractor on a source dataset; this exercise demonstrates the mechanics of reuse, not measured transfer benefits.</w:t>
+      <w:pPr>
+        <w:spacing w:line="336" w:lineRule="auto" w:after="180"/>
+      </w:pPr>
+      <w:r>
+        <w:rPr>
+          <w:b w:val="0"/>
+        </w:rPr>
+        <w:t>This added worked case illustrates the week’s main idea. Retain all original and connected topics; schedule its practice within the teaching cycle.</w:t>
       </w:r>
     </w:p>
     <w:p>
-      <w:r>
-        <w:t>The target is a high-activity label. The extractor returns a single number h, not a class label or probability. A new head converts h into the target prediction.</w:t>
+      <w:pPr>
+        <w:pStyle w:val="Heading1"/>
+      </w:pPr>
+      <w:r>
+        <w:t>02. Explain and model the mechanism</w:t>
       </w:r>
     </w:p>
     <w:p>
       <w:r>
-        <w:t>Use target training records T1 [1, 1] with label 0, T2 [1, 3] with label 0, T3 [4, 2] with label 1 and T4 [5, 3] with label 1. Their extracted values are 2, 4, 6 and 8. Fit the head by trying thresholds 3, 5 and 7 and counting training mistakes. Fitting can use a small search; it need not use gradients.</w:t>
+        <w:t>Model Transfer learning using the supplied case, labelled mechanism and reasoning. Make the scope of each conclusion explicit.</w:t>
       </w:r>
     </w:p>
     <w:p>
-      <w:r>
-        <w:t>The tie rule prefers the smaller threshold if training mistake counts match; there is no tie here. The extractor remains unchanged. The code assumes finite numeric counts and valid binary labels. A constant baseline predicts the most frequent training label; with two of each, our declared tie rule chooses 0.</w:t>
+      <w:pPr>
+        <w:pStyle w:val="Heading3"/>
+      </w:pPr>
+      <w:r>
+        <w:t>Explain Transfer learning · 1</w:t>
+      </w:r>
+    </w:p>
+    <w:p>
+      <w:pPr>
+        <w:spacing w:line="336" w:lineRule="auto" w:after="180"/>
+      </w:pPr>
+      <w:r>
+        <w:rPr>
+          <w:b w:val="0"/>
+        </w:rPr>
+        <w:t xml:space="preserve">A source model may learn useful features before we have many labels for a new target task. </w:t>
+      </w:r>
+      <w:r>
+        <w:rPr>
+          <w:b/>
+        </w:rPr>
+        <w:t>Transfer learning</w:t>
+      </w:r>
+      <w:r>
+        <w:rPr>
+          <w:b w:val="0"/>
+        </w:rPr>
+        <w:t xml:space="preserve"> reuses those learned features or parameters. One approach freezes the </w:t>
+      </w:r>
+      <w:r>
+        <w:rPr>
+          <w:b/>
+        </w:rPr>
+        <w:t>feature extractor</w:t>
+      </w:r>
+      <w:r>
+        <w:rPr>
+          <w:b w:val="0"/>
+        </w:rPr>
+        <w:t xml:space="preserve"> and fits a new </w:t>
+      </w:r>
+      <w:r>
+        <w:rPr>
+          <w:b/>
+        </w:rPr>
+        <w:t>output head</w:t>
+      </w:r>
+      <w:r>
+        <w:rPr>
+          <w:b w:val="0"/>
+        </w:rPr>
+        <w:t>.</w:t>
+      </w:r>
+    </w:p>
+    <w:p>
+      <w:pPr>
+        <w:spacing w:line="336" w:lineRule="auto" w:after="180"/>
+      </w:pPr>
+      <w:r>
+        <w:rPr>
+          <w:b/>
+        </w:rPr>
+        <w:t>Fine tuning</w:t>
+      </w:r>
+      <w:r>
+        <w:rPr>
+          <w:b w:val="0"/>
+        </w:rPr>
+        <w:t xml:space="preserve"> instead updates some or all of the reused parameters, usually together with the head.</w:t>
+      </w:r>
+    </w:p>
+    <w:p>
+      <w:pPr>
+        <w:pStyle w:val="Heading3"/>
+      </w:pPr>
+      <w:r>
+        <w:t>Explain Transfer learning · 2</w:t>
+      </w:r>
+    </w:p>
+    <w:p>
+      <w:pPr>
+        <w:spacing w:line="336" w:lineRule="auto" w:after="180"/>
+      </w:pPr>
+      <w:r>
+        <w:rPr>
+          <w:b w:val="0"/>
+        </w:rPr>
+        <w:t>Use a transparent stand-in for a source-trained extractor: f(x) = ReLU(x1 + x2), with supplied weights [1, 1] and bias 0. ReLU keeps a positive value and replaces a negative value with zero.</w:t>
+      </w:r>
+    </w:p>
+    <w:p>
+      <w:pPr>
+        <w:spacing w:line="336" w:lineRule="auto" w:after="180"/>
+      </w:pPr>
+      <w:r>
+        <w:rPr>
+          <w:b w:val="0"/>
+        </w:rPr>
+        <w:t>Here x1 and x2 are nonnegative fictional event counts, so f(x) is their sum. We did not train this extractor on a source dataset; this exercise demonstrates the mechanics of reuse, not measured transfer benefits.</w:t>
+      </w:r>
+    </w:p>
+    <w:p>
+      <w:pPr>
+        <w:spacing w:line="336" w:lineRule="auto" w:after="180"/>
+      </w:pPr>
+      <w:r>
+        <w:rPr>
+          <w:b w:val="0"/>
+        </w:rPr>
+        <w:t xml:space="preserve">The target is a high-activity label. The extractor returns a single number h, not a class label or probability. A new head converts h into the target </w:t>
+      </w:r>
+      <w:r>
+        <w:rPr>
+          <w:b/>
+        </w:rPr>
+        <w:t>prediction</w:t>
+      </w:r>
+      <w:r>
+        <w:rPr>
+          <w:b w:val="0"/>
+        </w:rPr>
+        <w:t>.</w:t>
+      </w:r>
+    </w:p>
+    <w:p>
+      <w:pPr>
+        <w:pStyle w:val="Heading3"/>
+      </w:pPr>
+      <w:r>
+        <w:t>Explain Transfer learning · 3</w:t>
+      </w:r>
+    </w:p>
+    <w:p>
+      <w:pPr>
+        <w:spacing w:line="336" w:lineRule="auto" w:after="180"/>
+      </w:pPr>
+      <w:r>
+        <w:rPr>
+          <w:b w:val="0"/>
+        </w:rPr>
+        <w:t xml:space="preserve">Use target </w:t>
+      </w:r>
+      <w:r>
+        <w:rPr>
+          <w:b/>
+        </w:rPr>
+        <w:t>training</w:t>
+      </w:r>
+      <w:r>
+        <w:rPr>
+          <w:b w:val="0"/>
+        </w:rPr>
+        <w:t xml:space="preserve"> records T1 [1, 1] with label 0, T2 [1, 3] with label 0, T3 [4, 2] with label 1 and T4 [5, 3] with label 1. Their extracted values are 2, 4, 6 and 8.</w:t>
+      </w:r>
+    </w:p>
+    <w:p>
+      <w:pPr>
+        <w:spacing w:line="336" w:lineRule="auto" w:after="180"/>
+      </w:pPr>
+      <w:r>
+        <w:rPr>
+          <w:b w:val="0"/>
+        </w:rPr>
+        <w:t xml:space="preserve">Fit the head by trying thresholds 3, 5 and 7 and counting </w:t>
+      </w:r>
+      <w:r>
+        <w:rPr>
+          <w:b/>
+        </w:rPr>
+        <w:t>training</w:t>
+      </w:r>
+      <w:r>
+        <w:rPr>
+          <w:b w:val="0"/>
+        </w:rPr>
+        <w:t xml:space="preserve"> mistakes. </w:t>
+      </w:r>
+      <w:r>
+        <w:rPr>
+          <w:b/>
+        </w:rPr>
+        <w:t>Fitting</w:t>
+      </w:r>
+      <w:r>
+        <w:rPr>
+          <w:b w:val="0"/>
+        </w:rPr>
+        <w:t xml:space="preserve"> can use a small search; it need not use gradients.</w:t>
+      </w:r>
+    </w:p>
+    <w:p>
+      <w:pPr>
+        <w:pStyle w:val="Heading3"/>
+      </w:pPr>
+      <w:r>
+        <w:t>Explain Transfer learning · 4</w:t>
+      </w:r>
+    </w:p>
+    <w:p>
+      <w:pPr>
+        <w:spacing w:line="336" w:lineRule="auto" w:after="180"/>
+      </w:pPr>
+      <w:r>
+        <w:rPr>
+          <w:b w:val="0"/>
+        </w:rPr>
+        <w:t xml:space="preserve">The tie rule prefers the smaller threshold if </w:t>
+      </w:r>
+      <w:r>
+        <w:rPr>
+          <w:b/>
+        </w:rPr>
+        <w:t>training</w:t>
+      </w:r>
+      <w:r>
+        <w:rPr>
+          <w:b w:val="0"/>
+        </w:rPr>
+        <w:t xml:space="preserve"> mistake counts match; there is no tie here. The extractor remains unchanged. The code assumes finite numeric counts and valid binary labels.</w:t>
+      </w:r>
+    </w:p>
+    <w:p>
+      <w:pPr>
+        <w:spacing w:line="336" w:lineRule="auto" w:after="180"/>
+      </w:pPr>
+      <w:r>
+        <w:rPr>
+          <w:b w:val="0"/>
+        </w:rPr>
+        <w:t xml:space="preserve">A constant baseline predicts the most frequent </w:t>
+      </w:r>
+      <w:r>
+        <w:rPr>
+          <w:b/>
+        </w:rPr>
+        <w:t>training</w:t>
+      </w:r>
+      <w:r>
+        <w:rPr>
+          <w:b w:val="0"/>
+        </w:rPr>
+        <w:t xml:space="preserve"> label; with two of each, our declared tie rule chooses 0.</w:t>
       </w:r>
     </w:p>
     <w:tbl>
@@ -630,21 +1127,122 @@
       </w:r>
     </w:p>
     <w:p>
-      <w:r>
-        <w:t>Guided: h = 5 and prediction is 1 because equality is included. The threshold was fitted; weights [1, 1] and bias 0 stayed frozen. Exit: two constructed validation cases provide limited evidence, the extractor was supplied rather than source-trained here, and no from-scratch comparison was run. Compare both methods on the same target cases with a declared training budget and untouched final evaluation after all choices.</w:t>
+      <w:pPr>
+        <w:pStyle w:val="Heading3"/>
+      </w:pPr>
+      <w:r>
+        <w:t>Explain Transfer learning · 5</w:t>
       </w:r>
     </w:p>
     <w:p>
       <w:pPr>
-        <w:pStyle w:val="Heading3"/>
-      </w:pPr>
-      <w:r>
-        <w:t>Model the reasoning aloud</w:t>
+        <w:spacing w:line="336" w:lineRule="auto" w:after="180"/>
+      </w:pPr>
+      <w:r>
+        <w:rPr>
+          <w:b w:val="0"/>
+        </w:rPr>
+        <w:t xml:space="preserve">Guided: h = 5 and </w:t>
+      </w:r>
+      <w:r>
+        <w:rPr>
+          <w:b/>
+        </w:rPr>
+        <w:t>prediction</w:t>
+      </w:r>
+      <w:r>
+        <w:rPr>
+          <w:b w:val="0"/>
+        </w:rPr>
+        <w:t xml:space="preserve"> is 1 because equality is included. The threshold was fitted; weights [1, 1] and bias 0 stayed frozen.</w:t>
       </w:r>
     </w:p>
     <w:p>
-      <w:r>
-        <w:t>Use the complete worked example below before asking learners to complete W2. Reveal a small part, invite a prediction, then explain the deciding step. These teacher notes contain solutions; do not reveal the independent case answer during modelling.</w:t>
+      <w:pPr>
+        <w:spacing w:line="336" w:lineRule="auto" w:after="180"/>
+      </w:pPr>
+      <w:r>
+        <w:rPr>
+          <w:b w:val="0"/>
+        </w:rPr>
+        <w:t xml:space="preserve">Exit: two constructed validation cases provide limited </w:t>
+      </w:r>
+      <w:r>
+        <w:rPr>
+          <w:b/>
+        </w:rPr>
+        <w:t>evidence</w:t>
+      </w:r>
+      <w:r>
+        <w:rPr>
+          <w:b w:val="0"/>
+        </w:rPr>
+        <w:t>, the extractor was supplied rather than source-trained here, and no from-scratch comparison was run.</w:t>
+      </w:r>
+    </w:p>
+    <w:p>
+      <w:pPr>
+        <w:spacing w:line="336" w:lineRule="auto" w:after="180"/>
+      </w:pPr>
+      <w:r>
+        <w:rPr>
+          <w:b w:val="0"/>
+        </w:rPr>
+        <w:t xml:space="preserve">Compare both methods on the same target cases with a declared </w:t>
+      </w:r>
+      <w:r>
+        <w:rPr>
+          <w:b/>
+        </w:rPr>
+        <w:t>training</w:t>
+      </w:r>
+      <w:r>
+        <w:rPr>
+          <w:b w:val="0"/>
+        </w:rPr>
+        <w:t xml:space="preserve"> budget and untouched final evaluation after all choices.</w:t>
+      </w:r>
+    </w:p>
+    <w:p>
+      <w:pPr>
+        <w:pStyle w:val="Heading3"/>
+      </w:pPr>
+      <w:r>
+        <w:t>Model the reasoning aloud</w:t>
+      </w:r>
+    </w:p>
+    <w:p>
+      <w:pPr>
+        <w:spacing w:line="336" w:lineRule="auto" w:after="180"/>
+      </w:pPr>
+      <w:r>
+        <w:rPr>
+          <w:b w:val="0"/>
+        </w:rPr>
+        <w:t xml:space="preserve">Use the complete worked example below before asking learners to complete W2. Reveal a small part, invite a </w:t>
+      </w:r>
+      <w:r>
+        <w:rPr>
+          <w:b/>
+        </w:rPr>
+        <w:t>prediction</w:t>
+      </w:r>
+      <w:r>
+        <w:rPr>
+          <w:b w:val="0"/>
+        </w:rPr>
+        <w:t>, then explain the deciding step.</w:t>
+      </w:r>
+    </w:p>
+    <w:p>
+      <w:pPr>
+        <w:spacing w:line="336" w:lineRule="auto" w:after="180"/>
+      </w:pPr>
+      <w:r>
+        <w:rPr>
+          <w:b w:val="0"/>
+        </w:rPr>
+        <w:t>These teacher notes contain solutions; do not reveal the independent case answer during modelling.</w:t>
       </w:r>
     </w:p>
     <w:p>
@@ -772,8 +1370,45 @@
       </w:r>
     </w:p>
     <w:p>
-      <w:r>
-        <w:t>Use the same validation records for both methods. These records were not used to fit the threshold. If validation guides later choices, reserve separate untouched final evaluation data. We have not compared with a full model trained from scratch or measured training time, so this result cannot establish either advantage.</w:t>
+      <w:pPr>
+        <w:pStyle w:val="Heading3"/>
+      </w:pPr>
+      <w:r>
+        <w:t>Model the reasoning aloud · 6</w:t>
+      </w:r>
+    </w:p>
+    <w:p>
+      <w:pPr>
+        <w:spacing w:line="336" w:lineRule="auto" w:after="180"/>
+      </w:pPr>
+      <w:r>
+        <w:rPr>
+          <w:b w:val="0"/>
+        </w:rPr>
+        <w:t>Use the same validation records for both methods. These records were not used to fit the threshold. If validation guides later choices, reserve separate untouched final evaluation data.</w:t>
+      </w:r>
+    </w:p>
+    <w:p>
+      <w:pPr>
+        <w:spacing w:line="336" w:lineRule="auto" w:after="180"/>
+      </w:pPr>
+      <w:r>
+        <w:rPr>
+          <w:b w:val="0"/>
+        </w:rPr>
+        <w:t xml:space="preserve">We have not compared with a full model trained from scratch or measured </w:t>
+      </w:r>
+      <w:r>
+        <w:rPr>
+          <w:b/>
+        </w:rPr>
+        <w:t>training</w:t>
+      </w:r>
+      <w:r>
+        <w:rPr>
+          <w:b w:val="0"/>
+        </w:rPr>
+        <w:t xml:space="preserve"> time, so this result cannot establish either advantage.</w:t>
       </w:r>
     </w:p>
     <w:p>
@@ -907,7 +1542,13 @@
       </w:tr>
     </w:tbl>
     <w:p>
-      <w:r>
+      <w:pPr>
+        <w:spacing w:line="336" w:lineRule="auto" w:after="180"/>
+      </w:pPr>
+      <w:r>
+        <w:rPr>
+          <w:b w:val="0"/>
+        </w:rPr>
         <w:t>Use the diagram and verbal explanation together. Ask learners to match a sentence to a specific visual step; do not assign learners fixed visual or auditory learning styles.</w:t>
       </w:r>
     </w:p>
@@ -920,8 +1561,26 @@
       </w:r>
     </w:p>
     <w:p>
-      <w:r>
-        <w:t>Transfer a fixed feature extractor while identifying what is actually refitted.</w:t>
+      <w:pPr>
+        <w:spacing w:line="336" w:lineRule="auto" w:after="180"/>
+      </w:pPr>
+      <w:r>
+        <w:rPr>
+          <w:b w:val="0"/>
+        </w:rPr>
+        <w:t xml:space="preserve">Transfer a fixed </w:t>
+      </w:r>
+      <w:r>
+        <w:rPr>
+          <w:b/>
+        </w:rPr>
+        <w:t>feature extractor</w:t>
+      </w:r>
+      <w:r>
+        <w:rPr>
+          <w:b w:val="0"/>
+        </w:rPr>
+        <w:t xml:space="preserve"> while identifying what is actually refitted.</w:t>
       </w:r>
     </w:p>
     <w:p>
@@ -933,13 +1592,79 @@
       </w:r>
     </w:p>
     <w:p>
-      <w:r>
-        <w:t>Frozen extractorh=left+2right. New-task training inputs [1, 0]label0,[2, 1]label0,[1, 3]label1. Class1 whenh&gt;=threshold; candidates3 or5.</w:t>
+      <w:pPr>
+        <w:pStyle w:val="Heading3"/>
+      </w:pPr>
+      <w:r>
+        <w:t>Supplied facts</w:t>
       </w:r>
     </w:p>
     <w:p>
-      <w:r>
-        <w:t>All inputs and outcomes in this worked example are invented classroom data; no real model run is claimed.</w:t>
+      <w:pPr>
+        <w:spacing w:line="336" w:lineRule="auto" w:after="180"/>
+        <w:shd w:fill="F1F6FC"/>
+      </w:pPr>
+      <w:r>
+        <w:rPr>
+          <w:b w:val="0"/>
+        </w:rPr>
+        <w:t xml:space="preserve">Frozen extractorh=left+2right. New-task </w:t>
+      </w:r>
+      <w:r>
+        <w:rPr>
+          <w:b/>
+        </w:rPr>
+        <w:t>training</w:t>
+      </w:r>
+      <w:r>
+        <w:rPr>
+          <w:b w:val="0"/>
+        </w:rPr>
+        <w:t xml:space="preserve"> </w:t>
+      </w:r>
+      <w:r>
+        <w:rPr>
+          <w:b/>
+        </w:rPr>
+        <w:t>input</w:t>
+      </w:r>
+      <w:r>
+        <w:rPr>
+          <w:b w:val="0"/>
+        </w:rPr>
+        <w:t>s [1, 0]label0,[2, 1]label0,[1, 3]label1. Class1 whenh&gt;=threshold; candidates3 or5.</w:t>
+      </w:r>
+    </w:p>
+    <w:p>
+      <w:pPr>
+        <w:pStyle w:val="Heading3"/>
+      </w:pPr>
+      <w:r>
+        <w:t>Supplied facts</w:t>
+      </w:r>
+    </w:p>
+    <w:p>
+      <w:pPr>
+        <w:spacing w:line="336" w:lineRule="auto" w:after="180"/>
+        <w:shd w:fill="F1F6FC"/>
+      </w:pPr>
+      <w:r>
+        <w:rPr>
+          <w:b w:val="0"/>
+        </w:rPr>
+        <w:t xml:space="preserve">All </w:t>
+      </w:r>
+      <w:r>
+        <w:rPr>
+          <w:b/>
+        </w:rPr>
+        <w:t>input</w:t>
+      </w:r>
+      <w:r>
+        <w:rPr>
+          <w:b w:val="0"/>
+        </w:rPr>
+        <w:t>s and outcomes in this worked example are invented classroom data; no real model run is claimed.</w:t>
       </w:r>
     </w:p>
     <w:p>
@@ -1102,21 +1827,65 @@
       </w:r>
     </w:p>
     <w:p>
-      <w:r>
-        <w:t>Transfer learning can keep a representation fixed while fitting a smaller output head for a new task. Here the extractor always applies the same weights, while new labels choose the head’s threshold. Applying the chosen head to a query is inference. State which part was frozen and which was fitted; this arithmetic does not establish the extractor is useful for every task.</w:t>
+      <w:pPr>
+        <w:pStyle w:val="Heading3"/>
+      </w:pPr>
+      <w:r>
+        <w:t>Why the result follows</w:t>
       </w:r>
     </w:p>
     <w:p>
       <w:pPr>
-        <w:pStyle w:val="Heading3"/>
-      </w:pPr>
-      <w:r>
-        <w:t>What this example does not establish</w:t>
+        <w:spacing w:line="336" w:lineRule="auto" w:after="180"/>
+        <w:shd w:fill="F1F6FC"/>
+      </w:pPr>
+      <w:r>
+        <w:rPr>
+          <w:b/>
+        </w:rPr>
+        <w:t>Transfer learning</w:t>
+      </w:r>
+      <w:r>
+        <w:rPr>
+          <w:b w:val="0"/>
+        </w:rPr>
+        <w:t xml:space="preserve"> can keep a representation fixed while </w:t>
+      </w:r>
+      <w:r>
+        <w:rPr>
+          <w:b/>
+        </w:rPr>
+        <w:t>fitting</w:t>
+      </w:r>
+      <w:r>
+        <w:rPr>
+          <w:b w:val="0"/>
+        </w:rPr>
+        <w:t xml:space="preserve"> a smaller </w:t>
+      </w:r>
+      <w:r>
+        <w:rPr>
+          <w:b/>
+        </w:rPr>
+        <w:t>output head</w:t>
+      </w:r>
+      <w:r>
+        <w:rPr>
+          <w:b w:val="0"/>
+        </w:rPr>
+        <w:t xml:space="preserve"> for a new task. Here the extractor always applies the same weights, while new labels choose the head’s threshold.</w:t>
       </w:r>
     </w:p>
     <w:p>
-      <w:r>
-        <w:t>A frozen extractor can miss task-specific distinctions; transfer is a strategy requiring validation, not a guarantee of useful features.</w:t>
+      <w:pPr>
+        <w:spacing w:line="336" w:lineRule="auto" w:after="180"/>
+        <w:shd w:fill="F1F6FC"/>
+      </w:pPr>
+      <w:r>
+        <w:rPr>
+          <w:b w:val="0"/>
+        </w:rPr>
+        <w:t>Applying the chosen head to a query is inference. State which part was frozen and which was fitted; this arithmetic does not establish the extractor is useful for every task.</w:t>
       </w:r>
     </w:p>
     <w:p>
@@ -1124,22 +1893,35 @@
         <w:pStyle w:val="Heading3"/>
       </w:pPr>
       <w:r>
-        <w:t>Change one thing in the pictured case</w:t>
+        <w:t>What this example does not establish</w:t>
       </w:r>
     </w:p>
     <w:p>
-      <w:r>
-        <w:t>Change: Query changes to [2, 1].</w:t>
+      <w:pPr>
+        <w:pStyle w:val="Heading3"/>
+      </w:pPr>
+      <w:r>
+        <w:t>Keep the stated limit</w:t>
       </w:r>
     </w:p>
     <w:p>
-      <w:r>
-        <w:t>Prediction: Its h becomes4 and the fitted head predicts class 0.</w:t>
+      <w:pPr>
+        <w:spacing w:line="336" w:lineRule="auto" w:after="180"/>
+        <w:shd w:fill="FFF5E6"/>
+      </w:pPr>
+      <w:r>
+        <w:rPr>
+          <w:b w:val="0"/>
+        </w:rPr>
+        <w:t>A frozen extractor can miss task-specific distinctions; transfer is a strategy requiring validation, not a guarantee of useful features.</w:t>
       </w:r>
     </w:p>
     <w:p>
-      <w:r>
-        <w:t>Reason: Extractor stays fixed; the changed input crosses the chosen head’s boundary.</w:t>
+      <w:pPr>
+        <w:pStyle w:val="Heading3"/>
+      </w:pPr>
+      <w:r>
+        <w:t>Change one thing in the pictured case</w:t>
       </w:r>
     </w:p>
     <w:p>
@@ -1147,20 +1929,152 @@
         <w:pStyle w:val="Heading3"/>
       </w:pPr>
       <w:r>
-        <w:t>Ask while showing the picture</w:t>
+        <w:t>Change one thing</w:t>
       </w:r>
     </w:p>
     <w:p>
-      <w:r>
-        <w:t>Cover the result. Ask learners to name the inputs and predict the next step. Uncover one step, connect the icon to the actual procedure, and explain its evidence. Then change the supplied condition and compare. The picture is a representation; it does not document execution of a real AI model.</w:t>
+      <w:pPr>
+        <w:spacing w:line="336" w:lineRule="auto" w:after="180"/>
+        <w:shd w:fill="F5F1FB"/>
+      </w:pPr>
+      <w:r>
+        <w:rPr>
+          <w:b w:val="0"/>
+        </w:rPr>
+        <w:t>Change: Query changes to [2, 1].</w:t>
       </w:r>
     </w:p>
     <w:p>
       <w:pPr>
+        <w:pStyle w:val="Heading3"/>
+      </w:pPr>
+      <w:r>
+        <w:t>Predicted result</w:t>
+      </w:r>
+    </w:p>
+    <w:p>
+      <w:pPr>
+        <w:spacing w:line="336" w:lineRule="auto" w:after="180"/>
+        <w:shd w:fill="F1F6FC"/>
+      </w:pPr>
+      <w:r>
+        <w:rPr>
+          <w:b/>
+        </w:rPr>
+        <w:t>Prediction</w:t>
+      </w:r>
+      <w:r>
+        <w:rPr>
+          <w:b w:val="0"/>
+        </w:rPr>
+        <w:t>: Its h becomes4 and the fitted head predicts class 0.</w:t>
+      </w:r>
+    </w:p>
+    <w:p>
+      <w:pPr>
+        <w:pStyle w:val="Heading3"/>
+      </w:pPr>
+      <w:r>
+        <w:t>Why the result follows</w:t>
+      </w:r>
+    </w:p>
+    <w:p>
+      <w:pPr>
+        <w:spacing w:line="336" w:lineRule="auto" w:after="180"/>
+        <w:shd w:fill="F1F6FC"/>
+      </w:pPr>
+      <w:r>
+        <w:rPr>
+          <w:b w:val="0"/>
+        </w:rPr>
+        <w:t xml:space="preserve">Reason: Extractor stays fixed; the changed </w:t>
+      </w:r>
+      <w:r>
+        <w:rPr>
+          <w:b/>
+        </w:rPr>
+        <w:t>input</w:t>
+      </w:r>
+      <w:r>
+        <w:rPr>
+          <w:b w:val="0"/>
+        </w:rPr>
+        <w:t xml:space="preserve"> crosses the chosen head’s boundary.</w:t>
+      </w:r>
+    </w:p>
+    <w:p>
+      <w:pPr>
+        <w:pStyle w:val="Heading3"/>
+      </w:pPr>
+      <w:r>
+        <w:t>Ask while showing the picture</w:t>
+      </w:r>
+    </w:p>
+    <w:p>
+      <w:pPr>
+        <w:pStyle w:val="Heading3"/>
+      </w:pPr>
+      <w:r>
+        <w:t>Ask while showing the picture · 7</w:t>
+      </w:r>
+    </w:p>
+    <w:p>
+      <w:pPr>
+        <w:spacing w:line="336" w:lineRule="auto" w:after="180"/>
+      </w:pPr>
+      <w:r>
+        <w:rPr>
+          <w:b w:val="0"/>
+        </w:rPr>
+        <w:t xml:space="preserve">Cover the result. Ask learners to name the </w:t>
+      </w:r>
+      <w:r>
+        <w:rPr>
+          <w:b/>
+        </w:rPr>
+        <w:t>input</w:t>
+      </w:r>
+      <w:r>
+        <w:rPr>
+          <w:b w:val="0"/>
+        </w:rPr>
+        <w:t xml:space="preserve">s and predict the next step. Uncover one step, connect the icon to the actual procedure, and explain its </w:t>
+      </w:r>
+      <w:r>
+        <w:rPr>
+          <w:b/>
+        </w:rPr>
+        <w:t>evidence</w:t>
+      </w:r>
+      <w:r>
+        <w:rPr>
+          <w:b w:val="0"/>
+        </w:rPr>
+        <w:t>. Then change the supplied condition and compare.</w:t>
+      </w:r>
+    </w:p>
+    <w:p>
+      <w:pPr>
+        <w:spacing w:line="336" w:lineRule="auto" w:after="180"/>
+      </w:pPr>
+      <w:r>
+        <w:rPr>
+          <w:b w:val="0"/>
+        </w:rPr>
+        <w:t>The picture is a representation; it does not document execution of a real AI model.</w:t>
+      </w:r>
+    </w:p>
+    <w:p>
+      <w:pPr>
         <w:pStyle w:val="Heading1"/>
       </w:pPr>
       <w:r>
         <w:t>03. Demonstrate and guide practice</w:t>
+      </w:r>
+    </w:p>
+    <w:p>
+      <w:r>
+        <w:t>Demonstrate Transfer learning, reduce support deliberately and check individual reasoning before discussing answers.</w:t>
       </w:r>
     </w:p>
     <w:tbl>
@@ -1376,72 +2290,214 @@
       </w:tr>
     </w:tbl>
     <w:p>
-      <w:r>
-        <w:t>Use the worked example in Sections 3 and 6. Collect a prediction before revealing its result; ask the learner to point to each intermediate fact.</w:t>
+      <w:pPr>
+        <w:spacing w:line="336" w:lineRule="auto" w:after="180"/>
+      </w:pPr>
+      <w:r>
+        <w:rPr>
+          <w:b w:val="0"/>
+        </w:rPr>
+        <w:t xml:space="preserve">Use the worked example in Sections 3 and 6. Collect a </w:t>
+      </w:r>
+      <w:r>
+        <w:rPr>
+          <w:b/>
+        </w:rPr>
+        <w:t>prediction</w:t>
+      </w:r>
+      <w:r>
+        <w:rPr>
+          <w:b w:val="0"/>
+        </w:rPr>
+        <w:t xml:space="preserve"> before revealing its result; ask the learner to point to each intermediate fact.</w:t>
       </w:r>
     </w:p>
     <w:p>
-      <w:r>
-        <w:t>Provide separate input, feature, threshold and prediction boxes. Allow calculators and mark frozen parameters with a lock symbol on the board. Extension: on U and V, consider thresholds at or below 4 and thresholds above 4; show that neither case classifies both correctly. Discuss why source performance does not establish target suitability.</w:t>
+      <w:pPr>
+        <w:spacing w:line="336" w:lineRule="auto" w:after="180"/>
+      </w:pPr>
+      <w:r>
+        <w:rPr>
+          <w:b w:val="0"/>
+        </w:rPr>
+        <w:t xml:space="preserve">Provide separate </w:t>
+      </w:r>
+      <w:r>
+        <w:rPr>
+          <w:b/>
+        </w:rPr>
+        <w:t>input</w:t>
+      </w:r>
+      <w:r>
+        <w:rPr>
+          <w:b w:val="0"/>
+        </w:rPr>
+        <w:t xml:space="preserve">, feature, threshold and </w:t>
+      </w:r>
+      <w:r>
+        <w:rPr>
+          <w:b/>
+        </w:rPr>
+        <w:t>prediction</w:t>
+      </w:r>
+      <w:r>
+        <w:rPr>
+          <w:b w:val="0"/>
+        </w:rPr>
+        <w:t xml:space="preserve"> boxes. Allow calculators and mark frozen parameters with a lock symbol on the board.</w:t>
       </w:r>
     </w:p>
     <w:p>
       <w:pPr>
-        <w:pStyle w:val="Heading3"/>
-      </w:pPr>
-      <w:r>
-        <w:t>Reduce help deliberately</w:t>
+        <w:spacing w:line="336" w:lineRule="auto" w:after="180"/>
+      </w:pPr>
+      <w:r>
+        <w:rPr>
+          <w:b w:val="0"/>
+        </w:rPr>
+        <w:t>Extension: on U and V, consider thresholds at or below 4 and thresholds above 4; show that neither case classifies both correctly. Discuss why source performance does not establish target suitability.</w:t>
       </w:r>
     </w:p>
     <w:p>
-      <w:r>
-        <w:t>Completion task: For the four target training records, give the number of mistakes at thresholds 3, 5 and 7 and choose the fitted threshold. Then score that head and the declared constant baseline on V1 and V2. Explain which data fitted the head.</w:t>
+      <w:pPr>
+        <w:pStyle w:val="Heading3"/>
+      </w:pPr>
+      <w:r>
+        <w:t>Reduce help deliberately</w:t>
       </w:r>
     </w:p>
     <w:p>
-      <w:r>
-        <w:t>Teacher check: Teacher explanation: Training mistake counts are 1, 0 and 1, selecting threshold 5. Validation predictions are 0 and 1, so the head scores 2 of 2. The constant-0 baseline scores 1 of 2. Only T1 through T4 fit the head; validation evaluates the fitted choice.</w:t>
+      <w:pPr>
+        <w:pStyle w:val="Heading3"/>
+      </w:pPr>
+      <w:r>
+        <w:t>Completion practice</w:t>
       </w:r>
     </w:p>
     <w:p>
-      <w:r>
-        <w:t>Start by identifying the given inputs together. Leave the intermediate steps blank. If needed, model one step, then withdraw that help on the next step. Move to a full trace only when the partial trace is understood. For partners, alternate explainer and checker; collect a response from every learner before discussion.</w:t>
+      <w:pPr>
+        <w:spacing w:line="336" w:lineRule="auto" w:after="180"/>
+        <w:shd w:fill="F5F1FB"/>
+      </w:pPr>
+      <w:r>
+        <w:rPr>
+          <w:b w:val="0"/>
+        </w:rPr>
+        <w:t xml:space="preserve">Completion task: For the four target </w:t>
+      </w:r>
+      <w:r>
+        <w:rPr>
+          <w:b/>
+        </w:rPr>
+        <w:t>training</w:t>
+      </w:r>
+      <w:r>
+        <w:rPr>
+          <w:b w:val="0"/>
+        </w:rPr>
+        <w:t xml:space="preserve"> records, give the number of mistakes at thresholds 3, 5 and 7 and choose the fitted threshold. Then score that head and the declared constant baseline on V1 and V2.</w:t>
       </w:r>
     </w:p>
     <w:p>
       <w:pPr>
-        <w:pStyle w:val="Heading3"/>
-      </w:pPr>
-      <w:r>
-        <w:t>Individual reasoning check</w:t>
+        <w:spacing w:line="336" w:lineRule="auto" w:after="180"/>
+        <w:shd w:fill="F5F1FB"/>
+      </w:pPr>
+      <w:r>
+        <w:rPr>
+          <w:b w:val="0"/>
+        </w:rPr>
+        <w:t>Explain which data fitted the head.</w:t>
       </w:r>
     </w:p>
     <w:p>
-      <w:r>
-        <w:t>Use the worked case for Transfer learning. Proposed explanation: “Frozen means the whole model cannot learn”. Decide whether this explanation is supported. Point to the step or supplied fact that decides; explain your repair if needed.</w:t>
+      <w:pPr>
+        <w:pStyle w:val="Heading3"/>
+      </w:pPr>
+      <w:r>
+        <w:t>Reasoning to listen for</w:t>
       </w:r>
     </w:p>
     <w:p>
-      <w:r>
-        <w:t>Expected correction: The extractor stays fixed while the new head is fitted on target training examples.</w:t>
+      <w:pPr>
+        <w:spacing w:line="336" w:lineRule="auto" w:after="180"/>
+        <w:shd w:fill="F1F6FC"/>
+      </w:pPr>
+      <w:r>
+        <w:rPr>
+          <w:b w:val="0"/>
+        </w:rPr>
+        <w:t xml:space="preserve">Teacher check: Teacher explanation: </w:t>
+      </w:r>
+      <w:r>
+        <w:rPr>
+          <w:b/>
+        </w:rPr>
+        <w:t>Training</w:t>
+      </w:r>
+      <w:r>
+        <w:rPr>
+          <w:b w:val="0"/>
+        </w:rPr>
+        <w:t xml:space="preserve"> mistake counts are 1, 0 and 1, selecting threshold 5. Validation </w:t>
+      </w:r>
+      <w:r>
+        <w:rPr>
+          <w:b/>
+        </w:rPr>
+        <w:t>prediction</w:t>
+      </w:r>
+      <w:r>
+        <w:rPr>
+          <w:b w:val="0"/>
+        </w:rPr>
+        <w:t>s are 0 and 1, so the head scores 2 of 2. The constant-0 baseline scores 1 of 2.</w:t>
       </w:r>
     </w:p>
     <w:p>
-      <w:r>
-        <w:t>Collect explanations, not only yes/no votes. If a misunderstanding is common, re-model the relevant step for the class. If it affects a few learners, give a short targeted group explanation while others solve a more demanding variation.</w:t>
+      <w:pPr>
+        <w:spacing w:line="336" w:lineRule="auto" w:after="180"/>
+        <w:shd w:fill="F1F6FC"/>
+      </w:pPr>
+      <w:r>
+        <w:rPr>
+          <w:b w:val="0"/>
+        </w:rPr>
+        <w:t>Only T1 through T4 fit the head; validation evaluates the fitted choice.</w:t>
       </w:r>
     </w:p>
     <w:p>
       <w:pPr>
-        <w:pStyle w:val="Heading3"/>
-      </w:pPr>
-      <w:r>
-        <w:t>Pictorial practice question</w:t>
+        <w:spacing w:line="336" w:lineRule="auto" w:after="180"/>
+      </w:pPr>
+      <w:r>
+        <w:rPr>
+          <w:b w:val="0"/>
+        </w:rPr>
+        <w:t xml:space="preserve">Start by identifying the given </w:t>
+      </w:r>
+      <w:r>
+        <w:rPr>
+          <w:b/>
+        </w:rPr>
+        <w:t>input</w:t>
+      </w:r>
+      <w:r>
+        <w:rPr>
+          <w:b w:val="0"/>
+        </w:rPr>
+        <w:t>s together. Leave the intermediate steps blank. If needed, model one step, then withdraw that help on the next step. Move to a full trace only when the partial trace is understood.</w:t>
       </w:r>
     </w:p>
     <w:p>
-      <w:r>
-        <w:t>Which part was trained for the new task? Point to the relevant step in the picture, then write the changed result and the rule or evidence that supports it.</w:t>
+      <w:pPr>
+        <w:spacing w:line="336" w:lineRule="auto" w:after="180"/>
+      </w:pPr>
+      <w:r>
+        <w:rPr>
+          <w:b w:val="0"/>
+        </w:rPr>
+        <w:t>For partners, alternate explainer and checker; collect a response from every learner before discussion.</w:t>
       </w:r>
     </w:p>
     <w:p>
@@ -1449,50 +2505,331 @@
         <w:pStyle w:val="Heading3"/>
       </w:pPr>
       <w:r>
-        <w:t>Reasoned teacher answer</w:t>
+        <w:t>Individual reasoning check</w:t>
       </w:r>
     </w:p>
     <w:p>
-      <w:r>
-        <w:t>Only the threshold head was selected from the new training labels. The declared extractor weights [1, 2] were frozen. Changed-case check: Its h becomes4 and the fitted head predicts class 0. Extractor stays fixed; the changed input crosses the chosen head’s boundary.</w:t>
+      <w:pPr>
+        <w:spacing w:line="336" w:lineRule="auto" w:after="180"/>
+      </w:pPr>
+      <w:r>
+        <w:rPr>
+          <w:b w:val="0"/>
+        </w:rPr>
+        <w:t xml:space="preserve">Use the worked case for </w:t>
+      </w:r>
+      <w:r>
+        <w:rPr>
+          <w:b/>
+        </w:rPr>
+        <w:t>Transfer learning</w:t>
+      </w:r>
+      <w:r>
+        <w:rPr>
+          <w:b w:val="0"/>
+        </w:rPr>
+        <w:t>. Proposed explanation: “Frozen means the whole model cannot learn”. Decide whether this explanation is supported.</w:t>
       </w:r>
     </w:p>
     <w:p>
-      <w:r>
-        <w:t>Changed-case reasoning: Its h becomes4 and the fitted head predicts class 0. Extractor stays fixed; the changed input crosses the chosen head’s boundary.</w:t>
+      <w:pPr>
+        <w:spacing w:line="336" w:lineRule="auto" w:after="180"/>
+      </w:pPr>
+      <w:r>
+        <w:rPr>
+          <w:b w:val="0"/>
+        </w:rPr>
+        <w:t>Point to the step or supplied fact that decides; explain your repair if needed.</w:t>
       </w:r>
     </w:p>
     <w:p>
-      <w:r>
-        <w:t>Collect each learner’s explanation before discussion. Use the first missing connection between input, deciding step and result to choose support. This question is worked-case practice, not fresh mastery evidence.</w:t>
+      <w:pPr>
+        <w:pStyle w:val="Heading3"/>
+      </w:pPr>
+      <w:r>
+        <w:t>Expected repair</w:t>
       </w:r>
     </w:p>
     <w:p>
       <w:pPr>
-        <w:pStyle w:val="Heading1"/>
-      </w:pPr>
-      <w:r>
-        <w:t>04. Run the investigation and diagnose misconceptions</w:t>
+        <w:spacing w:line="336" w:lineRule="auto" w:after="180"/>
+        <w:shd w:fill="F1F6FC"/>
+      </w:pPr>
+      <w:r>
+        <w:rPr>
+          <w:b w:val="0"/>
+        </w:rPr>
+        <w:t xml:space="preserve">Expected correction: The extractor stays fixed while the new head is fitted on target </w:t>
+      </w:r>
+      <w:r>
+        <w:rPr>
+          <w:b/>
+        </w:rPr>
+        <w:t>training</w:t>
+      </w:r>
+      <w:r>
+        <w:rPr>
+          <w:b w:val="0"/>
+        </w:rPr>
+        <w:t xml:space="preserve"> examples.</w:t>
       </w:r>
     </w:p>
     <w:p>
-      <w:r>
-        <w:t>Frozen means the whole model cannot learn: The extractor stays fixed while the new head is fitted on target training examples.</w:t>
+      <w:pPr>
+        <w:spacing w:line="336" w:lineRule="auto" w:after="180"/>
+      </w:pPr>
+      <w:r>
+        <w:rPr>
+          <w:b w:val="0"/>
+        </w:rPr>
+        <w:t>Collect explanations, not only yes/no votes. If a misunderstanding is common, re-model the relevant step for the class.</w:t>
       </w:r>
     </w:p>
     <w:p>
-      <w:r>
-        <w:t>A larger head can undo any lost information: Identical representations remain indistinguishable to a fixed deterministic head, regardless of its size.</w:t>
+      <w:pPr>
+        <w:spacing w:line="336" w:lineRule="auto" w:after="180"/>
+      </w:pPr>
+      <w:r>
+        <w:rPr>
+          <w:b w:val="0"/>
+        </w:rPr>
+        <w:t>If it affects a few learners, give a short targeted group explanation while others solve a more demanding variation.</w:t>
       </w:r>
     </w:p>
     <w:p>
-      <w:r>
-        <w:t>Transfer guarantees better or faster results: The source representation may not suit the target. Accuracy and resource benefits require fair measured comparisons.</w:t>
+      <w:pPr>
+        <w:pStyle w:val="Heading3"/>
+      </w:pPr>
+      <w:r>
+        <w:t>Pictorial practice question</w:t>
       </w:r>
     </w:p>
     <w:p>
-      <w:r>
-        <w:t>Use Section 9 for the evidence ledger. Add a boundary or missing-input case and record the expected response before checking. More successful repeats of one case do not establish wider coverage.</w:t>
+      <w:pPr>
+        <w:spacing w:line="336" w:lineRule="auto" w:after="180"/>
+      </w:pPr>
+      <w:r>
+        <w:rPr>
+          <w:b w:val="0"/>
+        </w:rPr>
+        <w:t xml:space="preserve">Which part was trained for the new task? Point to the relevant step in the picture, then write the changed result and the rule or </w:t>
+      </w:r>
+      <w:r>
+        <w:rPr>
+          <w:b/>
+        </w:rPr>
+        <w:t>evidence</w:t>
+      </w:r>
+      <w:r>
+        <w:rPr>
+          <w:b w:val="0"/>
+        </w:rPr>
+        <w:t xml:space="preserve"> that supports it.</w:t>
+      </w:r>
+    </w:p>
+    <w:p>
+      <w:pPr>
+        <w:pStyle w:val="Heading3"/>
+      </w:pPr>
+      <w:r>
+        <w:t>Reasoned teacher answer</w:t>
+      </w:r>
+    </w:p>
+    <w:p>
+      <w:pPr>
+        <w:spacing w:line="336" w:lineRule="auto" w:after="180"/>
+      </w:pPr>
+      <w:r>
+        <w:rPr>
+          <w:b w:val="0"/>
+        </w:rPr>
+        <w:t xml:space="preserve">Only the threshold head was selected from the new </w:t>
+      </w:r>
+      <w:r>
+        <w:rPr>
+          <w:b/>
+        </w:rPr>
+        <w:t>training</w:t>
+      </w:r>
+      <w:r>
+        <w:rPr>
+          <w:b w:val="0"/>
+        </w:rPr>
+        <w:t xml:space="preserve"> labels. The declared extractor weights [1, 2] were frozen. Changed-case check: Its h becomes4 and the fitted head predicts class 0.</w:t>
+      </w:r>
+    </w:p>
+    <w:p>
+      <w:pPr>
+        <w:spacing w:line="336" w:lineRule="auto" w:after="180"/>
+      </w:pPr>
+      <w:r>
+        <w:rPr>
+          <w:b w:val="0"/>
+        </w:rPr>
+        <w:t xml:space="preserve">Extractor stays fixed; the changed </w:t>
+      </w:r>
+      <w:r>
+        <w:rPr>
+          <w:b/>
+        </w:rPr>
+        <w:t>input</w:t>
+      </w:r>
+      <w:r>
+        <w:rPr>
+          <w:b w:val="0"/>
+        </w:rPr>
+        <w:t xml:space="preserve"> crosses the chosen head’s boundary.</w:t>
+      </w:r>
+    </w:p>
+    <w:p>
+      <w:pPr>
+        <w:spacing w:line="336" w:lineRule="auto" w:after="180"/>
+      </w:pPr>
+      <w:r>
+        <w:rPr>
+          <w:b w:val="0"/>
+        </w:rPr>
+        <w:t xml:space="preserve">Changed-case reasoning: Its h becomes4 and the fitted head predicts class 0. Extractor stays fixed; the changed </w:t>
+      </w:r>
+      <w:r>
+        <w:rPr>
+          <w:b/>
+        </w:rPr>
+        <w:t>input</w:t>
+      </w:r>
+      <w:r>
+        <w:rPr>
+          <w:b w:val="0"/>
+        </w:rPr>
+        <w:t xml:space="preserve"> crosses the chosen head’s boundary.</w:t>
+      </w:r>
+    </w:p>
+    <w:p>
+      <w:pPr>
+        <w:spacing w:line="336" w:lineRule="auto" w:after="180"/>
+      </w:pPr>
+      <w:r>
+        <w:rPr>
+          <w:b w:val="0"/>
+        </w:rPr>
+        <w:t xml:space="preserve">Collect each learner’s explanation before discussion. Use the first missing connection between </w:t>
+      </w:r>
+      <w:r>
+        <w:rPr>
+          <w:b/>
+        </w:rPr>
+        <w:t>input</w:t>
+      </w:r>
+      <w:r>
+        <w:rPr>
+          <w:b w:val="0"/>
+        </w:rPr>
+        <w:t xml:space="preserve">, deciding step and result to choose support. This question is worked-case practice, not fresh mastery </w:t>
+      </w:r>
+      <w:r>
+        <w:rPr>
+          <w:b/>
+        </w:rPr>
+        <w:t>evidence</w:t>
+      </w:r>
+      <w:r>
+        <w:rPr>
+          <w:b w:val="0"/>
+        </w:rPr>
+        <w:t>.</w:t>
+      </w:r>
+    </w:p>
+    <w:p>
+      <w:pPr>
+        <w:pStyle w:val="Heading1"/>
+      </w:pPr>
+      <w:r>
+        <w:t>04. Run the investigation and diagnose misconceptions</w:t>
+      </w:r>
+    </w:p>
+    <w:p>
+      <w:r>
+        <w:t>Run the Transfer learning investigation and use the first unsupported step to choose a teaching response.</w:t>
+      </w:r>
+    </w:p>
+    <w:p>
+      <w:pPr>
+        <w:spacing w:line="336" w:lineRule="auto" w:after="180"/>
+      </w:pPr>
+      <w:r>
+        <w:rPr>
+          <w:b w:val="0"/>
+        </w:rPr>
+        <w:t xml:space="preserve">Frozen means the whole model cannot learn: The extractor stays fixed while the new head is fitted on target </w:t>
+      </w:r>
+      <w:r>
+        <w:rPr>
+          <w:b/>
+        </w:rPr>
+        <w:t>training</w:t>
+      </w:r>
+      <w:r>
+        <w:rPr>
+          <w:b w:val="0"/>
+        </w:rPr>
+        <w:t xml:space="preserve"> examples.</w:t>
+      </w:r>
+    </w:p>
+    <w:p>
+      <w:pPr>
+        <w:spacing w:line="336" w:lineRule="auto" w:after="180"/>
+      </w:pPr>
+      <w:r>
+        <w:rPr>
+          <w:b w:val="0"/>
+        </w:rPr>
+        <w:t>A larger head can undo any lost information: Identical representations remain indistinguishable to a fixed deterministic head, regardless of its size.</w:t>
+      </w:r>
+    </w:p>
+    <w:p>
+      <w:pPr>
+        <w:spacing w:line="336" w:lineRule="auto" w:after="180"/>
+      </w:pPr>
+      <w:r>
+        <w:rPr>
+          <w:b w:val="0"/>
+        </w:rPr>
+        <w:t>Transfer guarantees better or faster results: The source representation may not suit the target. Accuracy and resource benefits require fair measured comparisons.</w:t>
+      </w:r>
+    </w:p>
+    <w:p>
+      <w:pPr>
+        <w:spacing w:line="336" w:lineRule="auto" w:after="180"/>
+      </w:pPr>
+      <w:r>
+        <w:rPr>
+          <w:b w:val="0"/>
+        </w:rPr>
+        <w:t xml:space="preserve">Use Section 9 for the </w:t>
+      </w:r>
+      <w:r>
+        <w:rPr>
+          <w:b/>
+        </w:rPr>
+        <w:t>evidence</w:t>
+      </w:r>
+      <w:r>
+        <w:rPr>
+          <w:b w:val="0"/>
+        </w:rPr>
+        <w:t xml:space="preserve"> ledger. Add a boundary or missing-</w:t>
+      </w:r>
+      <w:r>
+        <w:rPr>
+          <w:b/>
+        </w:rPr>
+        <w:t>input</w:t>
+      </w:r>
+      <w:r>
+        <w:rPr>
+          <w:b w:val="0"/>
+        </w:rPr>
+        <w:t xml:space="preserve"> case and record the expected response before checking. More successful repeats of one case do not establish wider coverage.</w:t>
       </w:r>
     </w:p>
     <w:p>
@@ -1650,29 +2987,38 @@
       </w:tr>
     </w:tbl>
     <w:p>
-      <w:r>
-        <w:t>Offer an oral explanation, drawing, enlarged visual or fewer examples when that removes a reading/writing barrier. Keep the same reasoning goal. Stretch secure learners by changing a boundary or assumption and asking them to defend the effect, not simply by assigning more of the same questions.</w:t>
+      <w:pPr>
+        <w:spacing w:line="336" w:lineRule="auto" w:after="180"/>
+      </w:pPr>
+      <w:r>
+        <w:rPr>
+          <w:b w:val="0"/>
+        </w:rPr>
+        <w:t>Offer an oral explanation, drawing, enlarged visual or fewer examples when that removes a reading/writing barrier. Keep the same reasoning goal.</w:t>
       </w:r>
     </w:p>
     <w:p>
       <w:pPr>
-        <w:pStyle w:val="Heading1"/>
-      </w:pPr>
-      <w:r>
-        <w:t>05. Assess and explain the answers</w:t>
+        <w:spacing w:line="336" w:lineRule="auto" w:after="180"/>
+      </w:pPr>
+      <w:r>
+        <w:rPr>
+          <w:b w:val="0"/>
+        </w:rPr>
+        <w:t>Stretch secure learners by changing a boundary or assumption and asking them to defend the effect, not simply by assigning more of the same questions.</w:t>
       </w:r>
     </w:p>
     <w:p>
       <w:pPr>
-        <w:pStyle w:val="Heading3"/>
-      </w:pPr>
-      <w:r>
-        <w:t>Guided and exit questions</w:t>
+        <w:pStyle w:val="Heading1"/>
+      </w:pPr>
+      <w:r>
+        <w:t>05. Assess and explain the answers</w:t>
       </w:r>
     </w:p>
     <w:p>
       <w:r>
-        <w:t>Guided: h = 5 and prediction is 1 because equality is included. The threshold was fitted; weights [1, 1] and bias 0 stayed frozen. Exit: two constructed validation cases provide limited evidence, the extractor was supplied rather than source-trained here, and no from-scratch comparison was run. Compare both methods on the same target cases with a declared training budget and untouched final evaluation after all choices.</w:t>
+        <w:t>Use the Transfer learning questions, teacher keys and criteria after the relevant attempts. Previously discussed cases are practice; protect the separately selected independent task.</w:t>
       </w:r>
     </w:p>
     <w:p>
@@ -1680,53 +3026,136 @@
         <w:pStyle w:val="Heading3"/>
       </w:pPr>
       <w:r>
-        <w:t>W1 Trace the reused pipeline</w:t>
+        <w:t>Guided and exit questions</w:t>
       </w:r>
     </w:p>
     <w:p>
-      <w:r>
-        <w:t>For input [4, 2], compute h using the original extractor and the class at threshold 5. Identify the frozen weights and bias, the fitted quantity, and why h is not a probability.</w:t>
+      <w:pPr>
+        <w:spacing w:line="336" w:lineRule="auto" w:after="180"/>
+      </w:pPr>
+      <w:r>
+        <w:rPr>
+          <w:b w:val="0"/>
+        </w:rPr>
+        <w:t xml:space="preserve">Guided: h = 5 and </w:t>
+      </w:r>
+      <w:r>
+        <w:rPr>
+          <w:b/>
+        </w:rPr>
+        <w:t>prediction</w:t>
+      </w:r>
+      <w:r>
+        <w:rPr>
+          <w:b w:val="0"/>
+        </w:rPr>
+        <w:t xml:space="preserve"> is 1 because equality is included. The threshold was fitted; weights [1, 1] and bias 0 stayed frozen.</w:t>
       </w:r>
     </w:p>
     <w:p>
-      <w:r>
-        <w:t>Teacher explanation: The extractor gives h = 6 and the head predicts 1. Weights [1, 1] and bias 0 stay frozen; only the threshold is fitted. h is a nonnegative sum of counts, with no probability mapping or calibration.</w:t>
+      <w:pPr>
+        <w:spacing w:line="336" w:lineRule="auto" w:after="180"/>
+      </w:pPr>
+      <w:r>
+        <w:rPr>
+          <w:b w:val="0"/>
+        </w:rPr>
+        <w:t xml:space="preserve">Exit: two constructed validation cases provide limited </w:t>
+      </w:r>
+      <w:r>
+        <w:rPr>
+          <w:b/>
+        </w:rPr>
+        <w:t>evidence</w:t>
+      </w:r>
+      <w:r>
+        <w:rPr>
+          <w:b w:val="0"/>
+        </w:rPr>
+        <w:t>, the extractor was supplied rather than source-trained here, and no from-scratch comparison was run.</w:t>
       </w:r>
     </w:p>
     <w:p>
       <w:pPr>
-        <w:pStyle w:val="Heading3"/>
-      </w:pPr>
-      <w:r>
-        <w:t>W2 Fit and compare</w:t>
+        <w:spacing w:line="336" w:lineRule="auto" w:after="180"/>
+      </w:pPr>
+      <w:r>
+        <w:rPr>
+          <w:b w:val="0"/>
+        </w:rPr>
+        <w:t xml:space="preserve">Compare both methods on the same target cases with a declared </w:t>
+      </w:r>
+      <w:r>
+        <w:rPr>
+          <w:b/>
+        </w:rPr>
+        <w:t>training</w:t>
+      </w:r>
+      <w:r>
+        <w:rPr>
+          <w:b w:val="0"/>
+        </w:rPr>
+        <w:t xml:space="preserve"> budget and untouched final evaluation after all choices.</w:t>
       </w:r>
     </w:p>
     <w:p>
-      <w:r>
-        <w:t>For the four target training records, give the number of mistakes at thresholds 3, 5 and 7 and choose the fitted threshold. Then score that head and the declared constant baseline on V1 and V2. Explain which data fitted the head.</w:t>
+      <w:pPr>
+        <w:pStyle w:val="Heading3"/>
+      </w:pPr>
+      <w:r>
+        <w:t>W1 Trace the reused pipeline</w:t>
       </w:r>
     </w:p>
     <w:p>
-      <w:r>
-        <w:t>Teacher explanation: Training mistake counts are 1, 0 and 1, selecting threshold 5. Validation predictions are 0 and 1, so the head scores 2 of 2. The constant-0 baseline scores 1 of 2. Only T1 through T4 fit the head; validation evaluates the fitted choice.</w:t>
+      <w:pPr>
+        <w:pStyle w:val="Heading3"/>
+      </w:pPr>
+      <w:r>
+        <w:t>Workbook question · W1</w:t>
       </w:r>
     </w:p>
     <w:p>
       <w:pPr>
-        <w:pStyle w:val="Heading3"/>
-      </w:pPr>
-      <w:r>
-        <w:t>W3 Diagnose a lost distinction</w:t>
+        <w:spacing w:line="336" w:lineRule="auto" w:after="180"/>
+        <w:shd w:fill="F5F1FB"/>
+      </w:pPr>
+      <w:r>
+        <w:rPr>
+          <w:b w:val="0"/>
+        </w:rPr>
+        <w:t xml:space="preserve">For </w:t>
+      </w:r>
+      <w:r>
+        <w:rPr>
+          <w:b/>
+        </w:rPr>
+        <w:t>input</w:t>
+      </w:r>
+      <w:r>
+        <w:rPr>
+          <w:b w:val="0"/>
+        </w:rPr>
+        <w:t xml:space="preserve"> [4, 2], compute h using the original extractor and the class at threshold 5. Identify the frozen weights and bias, the fitted quantity, and why h is not a probability.</w:t>
       </w:r>
     </w:p>
     <w:p>
-      <w:r>
-        <w:t>For the first-count-greater target, explain why the original extractor cannot distinguish U [1, 3] from V [3, 1]. Trace the hand-chosen [1, -1] extractor and threshold 1. Does this show that fine tuning has been trained and independently validated?</w:t>
+      <w:pPr>
+        <w:pStyle w:val="Heading3"/>
+      </w:pPr>
+      <w:r>
+        <w:t>Teacher reasoning · W1</w:t>
       </w:r>
     </w:p>
     <w:p>
-      <w:r>
-        <w:t>Teacher explanation: Both original features are 4, so a deterministic head must give the same answer despite labels 0 and 1. The changed features are 0 and 2, giving predictions 0 and 1. This is a hand-chosen change on the examples being inspected, not training or independent validation.</w:t>
+      <w:pPr>
+        <w:spacing w:line="336" w:lineRule="auto" w:after="180"/>
+        <w:shd w:fill="F1F6FC"/>
+      </w:pPr>
+      <w:r>
+        <w:rPr>
+          <w:b w:val="0"/>
+        </w:rPr>
+        <w:t>Teacher explanation: The extractor gives h = 6 and the head predicts 1. Weights [1, 1] and bias 0 stay frozen; only the threshold is fitted. h is a nonnegative sum of counts, with no probability mapping or calibration.</w:t>
       </w:r>
     </w:p>
     <w:p>
@@ -1734,48 +3163,115 @@
         <w:pStyle w:val="Heading3"/>
       </w:pPr>
       <w:r>
-        <w:t>W4 Fit a new head independently</w:t>
+        <w:t>W2 Fit and compare</w:t>
       </w:r>
     </w:p>
     <w:p>
-      <w:r>
-        <w:t>A separate frozen extractor is h = 2*x1 + x2. Training inputs [1, 0], [1, 2], [2, 1], [3, 1] have labels 0, 0, 1, 1. Compare thresholds 2, 4 and 6 using prediction 1 when h &gt;= threshold; choose the fewest mistakes, breaking ties toward the smaller threshold. Score it on validation [2, 0] with label 1 and [0, 2] with label 0. Compare with the training-majority baseline, whose tie rule chooses 0.</w:t>
+      <w:pPr>
+        <w:pStyle w:val="Heading3"/>
+      </w:pPr>
+      <w:r>
+        <w:t>Workbook question · W2</w:t>
       </w:r>
     </w:p>
     <w:p>
-      <w:r>
-        <w:t>Teacher explanation: Training features are 2, 4, 5 and 7. Mistakes at thresholds 2, 4 and 6 are 2, 1 and 1, so the tie rule selects 4. Validation features are 4 and 2, predictions 1 and 0, scoring 2 of 2. The constant-0 baseline scores 1 of 2. Equality at threshold 4 gives class 1.</w:t>
+      <w:pPr>
+        <w:spacing w:line="336" w:lineRule="auto" w:after="180"/>
+        <w:shd w:fill="F5F1FB"/>
+      </w:pPr>
+      <w:r>
+        <w:rPr>
+          <w:b w:val="0"/>
+        </w:rPr>
+        <w:t xml:space="preserve">For the four target </w:t>
+      </w:r>
+      <w:r>
+        <w:rPr>
+          <w:b/>
+        </w:rPr>
+        <w:t>training</w:t>
+      </w:r>
+      <w:r>
+        <w:rPr>
+          <w:b w:val="0"/>
+        </w:rPr>
+        <w:t xml:space="preserve"> records, give the number of mistakes at thresholds 3, 5 and 7 and choose the fitted threshold. Then score that head and the declared constant baseline on V1 and V2.</w:t>
       </w:r>
     </w:p>
     <w:p>
       <w:pPr>
-        <w:pStyle w:val="Heading3"/>
-      </w:pPr>
-      <w:r>
-        <w:t>W5 Plan credible evidence</w:t>
+        <w:spacing w:line="336" w:lineRule="auto" w:after="180"/>
+        <w:shd w:fill="F5F1FB"/>
+      </w:pPr>
+      <w:r>
+        <w:rPr>
+          <w:b w:val="0"/>
+        </w:rPr>
+        <w:t>Explain which data fitted the head.</w:t>
       </w:r>
     </w:p>
     <w:p>
-      <w:r>
-        <w:t>A report omits the source checkpoint and preprocessing, claims faster learning without timing, and repeatedly chooses settings using the final evaluation set. Name the missing records and propose a fair comparison with a model trained from scratch.</w:t>
+      <w:pPr>
+        <w:pStyle w:val="Heading3"/>
+      </w:pPr>
+      <w:r>
+        <w:t>Teacher reasoning · W2</w:t>
       </w:r>
     </w:p>
     <w:p>
-      <w:r>
-        <w:t>Teacher explanation: Record source version, provenance and permitted use, preprocessing, frozen/trainable parts, splits, baseline and resource budget. Measure time or computation before claiming speed. Use training/validation for choices and new untouched final evaluation after repeated final-set tuning, or report that independent evidence is unavailable. Compare both methods on the same target cases and declared budget.</w:t>
+      <w:pPr>
+        <w:spacing w:line="336" w:lineRule="auto" w:after="180"/>
+        <w:shd w:fill="F1F6FC"/>
+      </w:pPr>
+      <w:r>
+        <w:rPr>
+          <w:b w:val="0"/>
+        </w:rPr>
+        <w:t xml:space="preserve">Teacher explanation: </w:t>
+      </w:r>
+      <w:r>
+        <w:rPr>
+          <w:b/>
+        </w:rPr>
+        <w:t>Training</w:t>
+      </w:r>
+      <w:r>
+        <w:rPr>
+          <w:b w:val="0"/>
+        </w:rPr>
+        <w:t xml:space="preserve"> mistake counts are 1, 0 and 1, selecting threshold 5. Validation </w:t>
+      </w:r>
+      <w:r>
+        <w:rPr>
+          <w:b/>
+        </w:rPr>
+        <w:t>prediction</w:t>
+      </w:r>
+      <w:r>
+        <w:rPr>
+          <w:b w:val="0"/>
+        </w:rPr>
+        <w:t>s are 0 and 1, so the head scores 2 of 2. The constant-0 baseline scores 1 of 2.</w:t>
       </w:r>
     </w:p>
     <w:p>
       <w:pPr>
-        <w:pStyle w:val="Heading3"/>
-      </w:pPr>
-      <w:r>
-        <w:t>Independent assessment and fresh retry</w:t>
+        <w:spacing w:line="336" w:lineRule="auto" w:after="180"/>
+        <w:shd w:fill="F1F6FC"/>
+      </w:pPr>
+      <w:r>
+        <w:rPr>
+          <w:b w:val="0"/>
+        </w:rPr>
+        <w:t>Only T1 through T4 fit the head; validation evaluates the fitted choice.</w:t>
       </w:r>
     </w:p>
     <w:p>
-      <w:r>
-        <w:t>W4 requires features 2, 4, 5, 7; mistake counts 2, 1, 1; tie-selected threshold 4; and validation scores 2 of 2 versus 1 of 2. Fresh retry: frozen h = x1 + 2*x2; training inputs [0, 1], [2, 1], [1, 2], [1, 3], labels 0, 0, 1, 1. Thresholds 2, 4, 6 again give 2, 1, 1 mistakes, selecting 4. Validation [0, 2] label 1 and [2, 0] label 0 yield features 4 and 2 and both correct; constant 0 gets one correct. Ask which parameter was fitted.</w:t>
+      <w:pPr>
+        <w:pStyle w:val="Heading3"/>
+      </w:pPr>
+      <w:r>
+        <w:t>W3 Diagnose a lost distinction</w:t>
       </w:r>
     </w:p>
     <w:p>
@@ -1783,25 +3279,615 @@
         <w:pStyle w:val="Heading3"/>
       </w:pPr>
       <w:r>
-        <w:t>Assess independent transfer</w:t>
+        <w:t>Workbook question · W3</w:t>
       </w:r>
     </w:p>
     <w:p>
-      <w:r>
-        <w:t>Selected case: A separate frozen extractor is h = 2*x1 + x2. Training inputs [1, 0], [1, 2], [2, 1], [3, 1] have labels 0, 0, 1, 1. Compare thresholds 2, 4 and 6 using prediction 1 when h &gt;= threshold; choose the fewest mistakes, breaking ties toward the smaller threshold. Score it on validation [2, 0] with label 1 and [0, 2] with label 0. Compare with the training-majority baseline, whose tie rule chooses 0.</w:t>
+      <w:pPr>
+        <w:spacing w:line="336" w:lineRule="auto" w:after="180"/>
+        <w:shd w:fill="F5F1FB"/>
+      </w:pPr>
+      <w:r>
+        <w:rPr>
+          <w:b w:val="0"/>
+        </w:rPr>
+        <w:t>For the first-count-greater target, explain why the original extractor cannot distinguish U [1, 3] from V [3, 1]. Trace the hand-chosen [1, -1] extractor and threshold 1.</w:t>
       </w:r>
     </w:p>
     <w:p>
       <w:pPr>
-        <w:pStyle w:val="Heading3"/>
-      </w:pPr>
-      <w:r>
-        <w:t>Selected case answer</w:t>
+        <w:spacing w:line="336" w:lineRule="auto" w:after="180"/>
+        <w:shd w:fill="F5F1FB"/>
+      </w:pPr>
+      <w:r>
+        <w:rPr>
+          <w:b w:val="0"/>
+        </w:rPr>
+        <w:t xml:space="preserve">Does this show that </w:t>
+      </w:r>
+      <w:r>
+        <w:rPr>
+          <w:b/>
+        </w:rPr>
+        <w:t>fine tuning</w:t>
+      </w:r>
+      <w:r>
+        <w:rPr>
+          <w:b w:val="0"/>
+        </w:rPr>
+        <w:t xml:space="preserve"> has been trained and independently validated?</w:t>
       </w:r>
     </w:p>
     <w:p>
-      <w:r>
-        <w:t>Teacher explanation: Training features are 2, 4, 5 and 7. Mistakes at thresholds 2, 4 and 6 are 2, 1 and 1, so the tie rule selects 4. Validation features are 4 and 2, predictions 1 and 0, scoring 2 of 2. The constant-0 baseline scores 1 of 2. Equality at threshold 4 gives class 1.</w:t>
+      <w:pPr>
+        <w:pStyle w:val="Heading3"/>
+      </w:pPr>
+      <w:r>
+        <w:t>Teacher reasoning · W3</w:t>
+      </w:r>
+    </w:p>
+    <w:p>
+      <w:pPr>
+        <w:spacing w:line="336" w:lineRule="auto" w:after="180"/>
+        <w:shd w:fill="F1F6FC"/>
+      </w:pPr>
+      <w:r>
+        <w:rPr>
+          <w:b w:val="0"/>
+        </w:rPr>
+        <w:t xml:space="preserve">Teacher explanation: Both original features are 4, so a deterministic head must give the same answer despite labels 0 and 1. The changed features are 0 and 2, giving </w:t>
+      </w:r>
+      <w:r>
+        <w:rPr>
+          <w:b/>
+        </w:rPr>
+        <w:t>prediction</w:t>
+      </w:r>
+      <w:r>
+        <w:rPr>
+          <w:b w:val="0"/>
+        </w:rPr>
+        <w:t>s 0 and 1.</w:t>
+      </w:r>
+    </w:p>
+    <w:p>
+      <w:pPr>
+        <w:spacing w:line="336" w:lineRule="auto" w:after="180"/>
+        <w:shd w:fill="F1F6FC"/>
+      </w:pPr>
+      <w:r>
+        <w:rPr>
+          <w:b w:val="0"/>
+        </w:rPr>
+        <w:t xml:space="preserve">This is a hand-chosen change on the examples being inspected, not </w:t>
+      </w:r>
+      <w:r>
+        <w:rPr>
+          <w:b/>
+        </w:rPr>
+        <w:t>training</w:t>
+      </w:r>
+      <w:r>
+        <w:rPr>
+          <w:b w:val="0"/>
+        </w:rPr>
+        <w:t xml:space="preserve"> or independent validation.</w:t>
+      </w:r>
+    </w:p>
+    <w:p>
+      <w:pPr>
+        <w:pStyle w:val="Heading3"/>
+      </w:pPr>
+      <w:r>
+        <w:t>W4 Fit a new head independently</w:t>
+      </w:r>
+    </w:p>
+    <w:p>
+      <w:pPr>
+        <w:pStyle w:val="Heading3"/>
+      </w:pPr>
+      <w:r>
+        <w:t>Workbook question · W4</w:t>
+      </w:r>
+    </w:p>
+    <w:p>
+      <w:pPr>
+        <w:spacing w:line="336" w:lineRule="auto" w:after="180"/>
+        <w:shd w:fill="F5F1FB"/>
+      </w:pPr>
+      <w:r>
+        <w:rPr>
+          <w:b w:val="0"/>
+        </w:rPr>
+        <w:t xml:space="preserve">A separate frozen extractor is h = 2*x1 + x2. </w:t>
+      </w:r>
+      <w:r>
+        <w:rPr>
+          <w:b/>
+        </w:rPr>
+        <w:t>Training</w:t>
+      </w:r>
+      <w:r>
+        <w:rPr>
+          <w:b w:val="0"/>
+        </w:rPr>
+        <w:t xml:space="preserve"> </w:t>
+      </w:r>
+      <w:r>
+        <w:rPr>
+          <w:b/>
+        </w:rPr>
+        <w:t>input</w:t>
+      </w:r>
+      <w:r>
+        <w:rPr>
+          <w:b w:val="0"/>
+        </w:rPr>
+        <w:t>s [1, 0], [1, 2], [2, 1], [3, 1] have labels 0, 0, 1, 1.</w:t>
+      </w:r>
+    </w:p>
+    <w:p>
+      <w:pPr>
+        <w:spacing w:line="336" w:lineRule="auto" w:after="180"/>
+        <w:shd w:fill="F5F1FB"/>
+      </w:pPr>
+      <w:r>
+        <w:rPr>
+          <w:b w:val="0"/>
+        </w:rPr>
+        <w:t xml:space="preserve">Compare thresholds 2, 4 and 6 using </w:t>
+      </w:r>
+      <w:r>
+        <w:rPr>
+          <w:b/>
+        </w:rPr>
+        <w:t>prediction</w:t>
+      </w:r>
+      <w:r>
+        <w:rPr>
+          <w:b w:val="0"/>
+        </w:rPr>
+        <w:t xml:space="preserve"> 1 when h &gt;= threshold; choose the fewest mistakes, breaking ties toward the smaller threshold. Score it on validation [2, 0] with label 1 and [0, 2] with label 0.</w:t>
+      </w:r>
+    </w:p>
+    <w:p>
+      <w:pPr>
+        <w:spacing w:line="336" w:lineRule="auto" w:after="180"/>
+        <w:shd w:fill="F5F1FB"/>
+      </w:pPr>
+      <w:r>
+        <w:rPr>
+          <w:b w:val="0"/>
+        </w:rPr>
+        <w:t xml:space="preserve">Compare with the </w:t>
+      </w:r>
+      <w:r>
+        <w:rPr>
+          <w:b/>
+        </w:rPr>
+        <w:t>training</w:t>
+      </w:r>
+      <w:r>
+        <w:rPr>
+          <w:b w:val="0"/>
+        </w:rPr>
+        <w:t>-majority baseline, whose tie rule chooses 0.</w:t>
+      </w:r>
+    </w:p>
+    <w:p>
+      <w:pPr>
+        <w:pStyle w:val="Heading3"/>
+      </w:pPr>
+      <w:r>
+        <w:t>Teacher reasoning · W4</w:t>
+      </w:r>
+    </w:p>
+    <w:p>
+      <w:pPr>
+        <w:spacing w:line="336" w:lineRule="auto" w:after="180"/>
+        <w:shd w:fill="F1F6FC"/>
+      </w:pPr>
+      <w:r>
+        <w:rPr>
+          <w:b w:val="0"/>
+        </w:rPr>
+        <w:t xml:space="preserve">Teacher explanation: </w:t>
+      </w:r>
+      <w:r>
+        <w:rPr>
+          <w:b/>
+        </w:rPr>
+        <w:t>Training</w:t>
+      </w:r>
+      <w:r>
+        <w:rPr>
+          <w:b w:val="0"/>
+        </w:rPr>
+        <w:t xml:space="preserve"> features are 2, 4, 5 and 7. Mistakes at thresholds 2, 4 and 6 are 2, 1 and 1, so the tie rule selects 4. Validation features are 4 and 2, </w:t>
+      </w:r>
+      <w:r>
+        <w:rPr>
+          <w:b/>
+        </w:rPr>
+        <w:t>prediction</w:t>
+      </w:r>
+      <w:r>
+        <w:rPr>
+          <w:b w:val="0"/>
+        </w:rPr>
+        <w:t>s 1 and 0, scoring 2 of 2.</w:t>
+      </w:r>
+    </w:p>
+    <w:p>
+      <w:pPr>
+        <w:spacing w:line="336" w:lineRule="auto" w:after="180"/>
+        <w:shd w:fill="F1F6FC"/>
+      </w:pPr>
+      <w:r>
+        <w:rPr>
+          <w:b w:val="0"/>
+        </w:rPr>
+        <w:t>The constant-0 baseline scores 1 of 2. Equality at threshold 4 gives class 1.</w:t>
+      </w:r>
+    </w:p>
+    <w:p>
+      <w:pPr>
+        <w:pStyle w:val="Heading3"/>
+      </w:pPr>
+      <w:r>
+        <w:t>W5 Plan credible evidence</w:t>
+      </w:r>
+    </w:p>
+    <w:p>
+      <w:pPr>
+        <w:pStyle w:val="Heading3"/>
+      </w:pPr>
+      <w:r>
+        <w:t>Workbook question · W5</w:t>
+      </w:r>
+    </w:p>
+    <w:p>
+      <w:pPr>
+        <w:spacing w:line="336" w:lineRule="auto" w:after="180"/>
+        <w:shd w:fill="F5F1FB"/>
+      </w:pPr>
+      <w:r>
+        <w:rPr>
+          <w:b w:val="0"/>
+        </w:rPr>
+        <w:t>A report omits the source checkpoint and pre</w:t>
+      </w:r>
+      <w:r>
+        <w:rPr>
+          <w:b/>
+        </w:rPr>
+        <w:t>process</w:t>
+      </w:r>
+      <w:r>
+        <w:rPr>
+          <w:b w:val="0"/>
+        </w:rPr>
+        <w:t>ing, claims faster learning without timing, and repeatedly chooses settings using the final evaluation set.</w:t>
+      </w:r>
+    </w:p>
+    <w:p>
+      <w:pPr>
+        <w:spacing w:line="336" w:lineRule="auto" w:after="180"/>
+        <w:shd w:fill="F5F1FB"/>
+      </w:pPr>
+      <w:r>
+        <w:rPr>
+          <w:b w:val="0"/>
+        </w:rPr>
+        <w:t>Name the missing records and propose a fair comparison with a model trained from scratch.</w:t>
+      </w:r>
+    </w:p>
+    <w:p>
+      <w:pPr>
+        <w:pStyle w:val="Heading3"/>
+      </w:pPr>
+      <w:r>
+        <w:t>Teacher reasoning · W5</w:t>
+      </w:r>
+    </w:p>
+    <w:p>
+      <w:pPr>
+        <w:spacing w:line="336" w:lineRule="auto" w:after="180"/>
+        <w:shd w:fill="F1F6FC"/>
+      </w:pPr>
+      <w:r>
+        <w:rPr>
+          <w:b w:val="0"/>
+        </w:rPr>
+        <w:t>Teacher explanation: Record source version, provenance and permitted use, pre</w:t>
+      </w:r>
+      <w:r>
+        <w:rPr>
+          <w:b/>
+        </w:rPr>
+        <w:t>process</w:t>
+      </w:r>
+      <w:r>
+        <w:rPr>
+          <w:b w:val="0"/>
+        </w:rPr>
+        <w:t>ing, frozen/trainable parts, splits, baseline and resource budget. Measure time or computation before claiming speed.</w:t>
+      </w:r>
+    </w:p>
+    <w:p>
+      <w:pPr>
+        <w:spacing w:line="336" w:lineRule="auto" w:after="180"/>
+        <w:shd w:fill="F1F6FC"/>
+      </w:pPr>
+      <w:r>
+        <w:rPr>
+          <w:b w:val="0"/>
+        </w:rPr>
+        <w:t xml:space="preserve">Use </w:t>
+      </w:r>
+      <w:r>
+        <w:rPr>
+          <w:b/>
+        </w:rPr>
+        <w:t>training</w:t>
+      </w:r>
+      <w:r>
+        <w:rPr>
+          <w:b w:val="0"/>
+        </w:rPr>
+        <w:t xml:space="preserve">/validation for choices and new untouched final evaluation after repeated final-set tuning, or report that independent </w:t>
+      </w:r>
+      <w:r>
+        <w:rPr>
+          <w:b/>
+        </w:rPr>
+        <w:t>evidence</w:t>
+      </w:r>
+      <w:r>
+        <w:rPr>
+          <w:b w:val="0"/>
+        </w:rPr>
+        <w:t xml:space="preserve"> is unavailable. Compare both methods on the same target cases and declared budget.</w:t>
+      </w:r>
+    </w:p>
+    <w:p>
+      <w:pPr>
+        <w:pStyle w:val="Heading3"/>
+      </w:pPr>
+      <w:r>
+        <w:t>Independent assessment and fresh retry</w:t>
+      </w:r>
+    </w:p>
+    <w:p>
+      <w:pPr>
+        <w:pStyle w:val="Heading3"/>
+      </w:pPr>
+      <w:r>
+        <w:t>Teacher key · Independent assessment and fresh retry</w:t>
+      </w:r>
+    </w:p>
+    <w:p>
+      <w:pPr>
+        <w:spacing w:line="336" w:lineRule="auto" w:after="180"/>
+        <w:shd w:fill="F1F6FC"/>
+      </w:pPr>
+      <w:r>
+        <w:rPr>
+          <w:b w:val="0"/>
+        </w:rPr>
+        <w:t>W4 requires features 2, 4, 5, 7; mistake counts 2, 1, 1; tie-selected threshold 4; and validation scores 2 of 2 versus 1 of 2.</w:t>
+      </w:r>
+    </w:p>
+    <w:p>
+      <w:pPr>
+        <w:spacing w:line="336" w:lineRule="auto" w:after="180"/>
+        <w:shd w:fill="F1F6FC"/>
+      </w:pPr>
+      <w:r>
+        <w:rPr>
+          <w:b w:val="0"/>
+        </w:rPr>
+        <w:t xml:space="preserve">Fresh retry: frozen h = x1 + 2*x2; </w:t>
+      </w:r>
+      <w:r>
+        <w:rPr>
+          <w:b/>
+        </w:rPr>
+        <w:t>training</w:t>
+      </w:r>
+      <w:r>
+        <w:rPr>
+          <w:b w:val="0"/>
+        </w:rPr>
+        <w:t xml:space="preserve"> </w:t>
+      </w:r>
+      <w:r>
+        <w:rPr>
+          <w:b/>
+        </w:rPr>
+        <w:t>input</w:t>
+      </w:r>
+      <w:r>
+        <w:rPr>
+          <w:b w:val="0"/>
+        </w:rPr>
+        <w:t>s [0, 1], [2, 1], [1, 2], [1, 3], labels 0, 0, 1, 1. Thresholds 2, 4, 6 again give 2, 1, 1 mistakes, selecting 4.</w:t>
+      </w:r>
+    </w:p>
+    <w:p>
+      <w:pPr>
+        <w:spacing w:line="336" w:lineRule="auto" w:after="180"/>
+        <w:shd w:fill="F1F6FC"/>
+      </w:pPr>
+      <w:r>
+        <w:rPr>
+          <w:b w:val="0"/>
+        </w:rPr>
+        <w:t>Validation [0, 2] label 1 and [2, 0] label 0 yield features 4 and 2 and both correct; constant 0 gets one correct. Ask which parameter was fitted.</w:t>
+      </w:r>
+    </w:p>
+    <w:p>
+      <w:pPr>
+        <w:pStyle w:val="Heading3"/>
+      </w:pPr>
+      <w:r>
+        <w:t>Assess independent transfer</w:t>
+      </w:r>
+    </w:p>
+    <w:p>
+      <w:pPr>
+        <w:pStyle w:val="Heading3"/>
+      </w:pPr>
+      <w:r>
+        <w:t>Independent question · withhold the key</w:t>
+      </w:r>
+    </w:p>
+    <w:p>
+      <w:pPr>
+        <w:spacing w:line="336" w:lineRule="auto" w:after="180"/>
+        <w:shd w:fill="F5F1FB"/>
+      </w:pPr>
+      <w:r>
+        <w:rPr>
+          <w:b w:val="0"/>
+        </w:rPr>
+        <w:t xml:space="preserve">Selected case: A separate frozen extractor is h = 2*x1 + x2. </w:t>
+      </w:r>
+      <w:r>
+        <w:rPr>
+          <w:b/>
+        </w:rPr>
+        <w:t>Training</w:t>
+      </w:r>
+      <w:r>
+        <w:rPr>
+          <w:b w:val="0"/>
+        </w:rPr>
+        <w:t xml:space="preserve"> </w:t>
+      </w:r>
+      <w:r>
+        <w:rPr>
+          <w:b/>
+        </w:rPr>
+        <w:t>input</w:t>
+      </w:r>
+      <w:r>
+        <w:rPr>
+          <w:b w:val="0"/>
+        </w:rPr>
+        <w:t>s [1, 0], [1, 2], [2, 1], [3, 1] have labels 0, 0, 1, 1.</w:t>
+      </w:r>
+    </w:p>
+    <w:p>
+      <w:pPr>
+        <w:spacing w:line="336" w:lineRule="auto" w:after="180"/>
+        <w:shd w:fill="F5F1FB"/>
+      </w:pPr>
+      <w:r>
+        <w:rPr>
+          <w:b w:val="0"/>
+        </w:rPr>
+        <w:t xml:space="preserve">Compare thresholds 2, 4 and 6 using </w:t>
+      </w:r>
+      <w:r>
+        <w:rPr>
+          <w:b/>
+        </w:rPr>
+        <w:t>prediction</w:t>
+      </w:r>
+      <w:r>
+        <w:rPr>
+          <w:b w:val="0"/>
+        </w:rPr>
+        <w:t xml:space="preserve"> 1 when h &gt;= threshold; choose the fewest mistakes, breaking ties toward the smaller threshold. Score it on validation [2, 0] with label 1 and [0, 2] with label 0.</w:t>
+      </w:r>
+    </w:p>
+    <w:p>
+      <w:pPr>
+        <w:spacing w:line="336" w:lineRule="auto" w:after="180"/>
+        <w:shd w:fill="F5F1FB"/>
+      </w:pPr>
+      <w:r>
+        <w:rPr>
+          <w:b w:val="0"/>
+        </w:rPr>
+        <w:t xml:space="preserve">Compare with the </w:t>
+      </w:r>
+      <w:r>
+        <w:rPr>
+          <w:b/>
+        </w:rPr>
+        <w:t>training</w:t>
+      </w:r>
+      <w:r>
+        <w:rPr>
+          <w:b w:val="0"/>
+        </w:rPr>
+        <w:t>-majority baseline, whose tie rule chooses 0.</w:t>
+      </w:r>
+    </w:p>
+    <w:p>
+      <w:pPr>
+        <w:pStyle w:val="Heading3"/>
+      </w:pPr>
+      <w:r>
+        <w:t>Selected case answer</w:t>
+      </w:r>
+    </w:p>
+    <w:p>
+      <w:pPr>
+        <w:pStyle w:val="Heading3"/>
+      </w:pPr>
+      <w:r>
+        <w:t>Teacher key · Selected case answer</w:t>
+      </w:r>
+    </w:p>
+    <w:p>
+      <w:pPr>
+        <w:spacing w:line="336" w:lineRule="auto" w:after="180"/>
+        <w:shd w:fill="F1F6FC"/>
+      </w:pPr>
+      <w:r>
+        <w:rPr>
+          <w:b w:val="0"/>
+        </w:rPr>
+        <w:t xml:space="preserve">Teacher explanation: </w:t>
+      </w:r>
+      <w:r>
+        <w:rPr>
+          <w:b/>
+        </w:rPr>
+        <w:t>Training</w:t>
+      </w:r>
+      <w:r>
+        <w:rPr>
+          <w:b w:val="0"/>
+        </w:rPr>
+        <w:t xml:space="preserve"> features are 2, 4, 5 and 7. Mistakes at thresholds 2, 4 and 6 are 2, 1 and 1, so the tie rule selects 4. Validation features are 4 and 2, </w:t>
+      </w:r>
+      <w:r>
+        <w:rPr>
+          <w:b/>
+        </w:rPr>
+        <w:t>prediction</w:t>
+      </w:r>
+      <w:r>
+        <w:rPr>
+          <w:b w:val="0"/>
+        </w:rPr>
+        <w:t>s 1 and 0, scoring 2 of 2.</w:t>
+      </w:r>
+    </w:p>
+    <w:p>
+      <w:pPr>
+        <w:spacing w:line="336" w:lineRule="auto" w:after="180"/>
+        <w:shd w:fill="F1F6FC"/>
+      </w:pPr>
+      <w:r>
+        <w:rPr>
+          <w:b w:val="0"/>
+        </w:rPr>
+        <w:t>The constant-0 baseline scores 1 of 2. Equality at threshold 4 gives class 1.</w:t>
       </w:r>
     </w:p>
     <w:tbl>
@@ -1907,67 +3993,305 @@
       </w:tr>
     </w:tbl>
     <w:p>
-      <w:r>
-        <w:t>Record each dimension as not yet, with support, or independent. Accept a valid alternative procedure with a defensible trace. Do not penalise an honestly recorded model failure if the learner correctly explains its evidence and limits.</w:t>
+      <w:pPr>
+        <w:pStyle w:val="Heading3"/>
+      </w:pPr>
+      <w:r>
+        <w:t>Teacher key · Selected case answer</w:t>
       </w:r>
     </w:p>
     <w:p>
       <w:pPr>
-        <w:pStyle w:val="Heading3"/>
-      </w:pPr>
-      <w:r>
-        <w:t>Feedback that the learner uses</w:t>
+        <w:spacing w:line="336" w:lineRule="auto" w:after="180"/>
+        <w:shd w:fill="F1F6FC"/>
+      </w:pPr>
+      <w:r>
+        <w:rPr>
+          <w:b w:val="0"/>
+        </w:rPr>
+        <w:t>Record each dimension as not yet, with support, or independent. Accept a valid alternative procedure with a defensible trace.</w:t>
       </w:r>
     </w:p>
     <w:p>
-      <w:r>
-        <w:t>Name the earliest unsupported step and give one action to repair it. Have the learner make that repair now and explain why. Then assess the relevant skill on a fresh, fully specified case. Confirm it was not previously practised with feedback; solve and check the new case before assigning it. A follow-up design prompt is a starting brief, not automatically an equivalent test.</w:t>
+      <w:pPr>
+        <w:spacing w:line="336" w:lineRule="auto" w:after="180"/>
+        <w:shd w:fill="F1F6FC"/>
+      </w:pPr>
+      <w:r>
+        <w:rPr>
+          <w:b w:val="0"/>
+        </w:rPr>
+        <w:t xml:space="preserve">Do not penalise an honestly recorded model failure if the learner correctly explains its </w:t>
+      </w:r>
+      <w:r>
+        <w:rPr>
+          <w:b/>
+        </w:rPr>
+        <w:t>evidence</w:t>
+      </w:r>
+      <w:r>
+        <w:rPr>
+          <w:b w:val="0"/>
+        </w:rPr>
+        <w:t xml:space="preserve"> and limits.</w:t>
       </w:r>
     </w:p>
     <w:p>
       <w:pPr>
-        <w:pStyle w:val="Heading1"/>
-      </w:pPr>
-      <w:r>
-        <w:t>06. Connect the project, support and next lesson</w:t>
+        <w:pStyle w:val="Heading3"/>
+      </w:pPr>
+      <w:r>
+        <w:t>Feedback that the learner uses</w:t>
       </w:r>
     </w:p>
     <w:p>
-      <w:r>
-        <w:t>Add a labelled transfer learning evidence sheet to Image-pattern Network Investigation. Show how you can trace a reused feature extractor and a newly fitted output head. Use the supplied fictional case and keep its inputs, intermediate steps, calculation or prediction, and limitation. Connect this record to last week’s record; a matching answer without a trace is insufficient.</w:t>
+      <w:pPr>
+        <w:spacing w:line="336" w:lineRule="auto" w:after="180"/>
+      </w:pPr>
+      <w:r>
+        <w:rPr>
+          <w:b w:val="0"/>
+        </w:rPr>
+        <w:t>Name the earliest unsupported step and give one action to repair it. Have the learner make that repair now and explain why. Then assess the relevant skill on a fresh, fully specified case.</w:t>
       </w:r>
     </w:p>
     <w:p>
-      <w:r>
-        <w:t>Provide separate input, feature, threshold and prediction boxes. Allow calculators and mark frozen parameters with a lock symbol on the board. Extension: on U and V, consider thresholds at or below 4 and thresholds above 4; show that neither case classifies both correctly. Discuss why source performance does not establish target suitability.</w:t>
+      <w:pPr>
+        <w:spacing w:line="336" w:lineRule="auto" w:after="180"/>
+      </w:pPr>
+      <w:r>
+        <w:rPr>
+          <w:b w:val="0"/>
+        </w:rPr>
+        <w:t>Confirm it was not previously practised with feedback; solve and check the new case before assigning it. A follow-up design prompt is a starting brief, not automatically an equivalent test.</w:t>
       </w:r>
     </w:p>
     <w:p>
-      <w:r>
-        <w:t>Week 29 studies uncertainty and failure analysis, using specific errors and limitations rather than assuming a confident output is correct.</w:t>
+      <w:pPr>
+        <w:pStyle w:val="Heading1"/>
+      </w:pPr>
+      <w:r>
+        <w:t>06. Connect the project, support and next lesson</w:t>
       </w:r>
     </w:p>
     <w:p>
       <w:r>
-        <w:t>Retain the project ledger and assess a changed case after support. Check the relevant prerequisite before carrying this component forward.</w:t>
+        <w:t>Connect Transfer learning to Image-pattern Network Investigation, adapt support and plan a later changed-case check.</w:t>
       </w:r>
     </w:p>
     <w:p>
       <w:pPr>
-        <w:pStyle w:val="Heading3"/>
-      </w:pPr>
-      <w:r>
-        <w:t>Plan the delayed return</w:t>
+        <w:spacing w:line="336" w:lineRule="auto" w:after="180"/>
+      </w:pPr>
+      <w:r>
+        <w:rPr>
+          <w:b w:val="0"/>
+        </w:rPr>
+        <w:t xml:space="preserve">Add a labelled </w:t>
+      </w:r>
+      <w:r>
+        <w:rPr>
+          <w:b/>
+        </w:rPr>
+        <w:t>transfer learning</w:t>
+      </w:r>
+      <w:r>
+        <w:rPr>
+          <w:b w:val="0"/>
+        </w:rPr>
+        <w:t xml:space="preserve"> </w:t>
+      </w:r>
+      <w:r>
+        <w:rPr>
+          <w:b/>
+        </w:rPr>
+        <w:t>evidence</w:t>
+      </w:r>
+      <w:r>
+        <w:rPr>
+          <w:b w:val="0"/>
+        </w:rPr>
+        <w:t xml:space="preserve"> sheet to Image-pattern Network Investigation. Show how you can trace a reused </w:t>
+      </w:r>
+      <w:r>
+        <w:rPr>
+          <w:b/>
+        </w:rPr>
+        <w:t>feature extractor</w:t>
+      </w:r>
+      <w:r>
+        <w:rPr>
+          <w:b w:val="0"/>
+        </w:rPr>
+        <w:t xml:space="preserve"> and a newly fitted </w:t>
+      </w:r>
+      <w:r>
+        <w:rPr>
+          <w:b/>
+        </w:rPr>
+        <w:t>output head</w:t>
+      </w:r>
+      <w:r>
+        <w:rPr>
+          <w:b w:val="0"/>
+        </w:rPr>
+        <w:t>.</w:t>
       </w:r>
     </w:p>
     <w:p>
-      <w:r>
-        <w:t>Suggested return points in this level: ai-5/29, ai-5/31, ai-5/34. Use actual classroom dates, adjusting for holidays and gaps. One, three and six teaching weeks are scheduling choices, not a claimed optimal spacing.</w:t>
+      <w:pPr>
+        <w:spacing w:line="336" w:lineRule="auto" w:after="180"/>
+      </w:pPr>
+      <w:r>
+        <w:rPr>
+          <w:b w:val="0"/>
+        </w:rPr>
+        <w:t xml:space="preserve">Use the supplied fictional case and keep its </w:t>
+      </w:r>
+      <w:r>
+        <w:rPr>
+          <w:b/>
+        </w:rPr>
+        <w:t>input</w:t>
+      </w:r>
+      <w:r>
+        <w:rPr>
+          <w:b w:val="0"/>
+        </w:rPr>
+        <w:t xml:space="preserve">s, intermediate steps, calculation or </w:t>
+      </w:r>
+      <w:r>
+        <w:rPr>
+          <w:b/>
+        </w:rPr>
+        <w:t>prediction</w:t>
+      </w:r>
+      <w:r>
+        <w:rPr>
+          <w:b w:val="0"/>
+        </w:rPr>
+        <w:t>, and limitation. Connect this record to last week’s record; a matching answer without a trace is insufficient.</w:t>
       </w:r>
     </w:p>
     <w:p>
-      <w:r>
-        <w:t>At a delayed check, ask for the idea from memory and a changed application. Compare with the earlier independent response and record support used. For a new level, revisit the previous capstone before checking the new prerequisites.</w:t>
+      <w:pPr>
+        <w:spacing w:line="336" w:lineRule="auto" w:after="180"/>
+      </w:pPr>
+      <w:r>
+        <w:rPr>
+          <w:b w:val="0"/>
+        </w:rPr>
+        <w:t xml:space="preserve">Provide separate </w:t>
+      </w:r>
+      <w:r>
+        <w:rPr>
+          <w:b/>
+        </w:rPr>
+        <w:t>input</w:t>
+      </w:r>
+      <w:r>
+        <w:rPr>
+          <w:b w:val="0"/>
+        </w:rPr>
+        <w:t xml:space="preserve">, feature, threshold and </w:t>
+      </w:r>
+      <w:r>
+        <w:rPr>
+          <w:b/>
+        </w:rPr>
+        <w:t>prediction</w:t>
+      </w:r>
+      <w:r>
+        <w:rPr>
+          <w:b w:val="0"/>
+        </w:rPr>
+        <w:t xml:space="preserve"> boxes. Allow calculators and mark frozen parameters with a lock symbol on the board.</w:t>
+      </w:r>
+    </w:p>
+    <w:p>
+      <w:pPr>
+        <w:spacing w:line="336" w:lineRule="auto" w:after="180"/>
+      </w:pPr>
+      <w:r>
+        <w:rPr>
+          <w:b w:val="0"/>
+        </w:rPr>
+        <w:t>Extension: on U and V, consider thresholds at or below 4 and thresholds above 4; show that neither case classifies both correctly. Discuss why source performance does not establish target suitability.</w:t>
+      </w:r>
+    </w:p>
+    <w:p>
+      <w:pPr>
+        <w:spacing w:line="336" w:lineRule="auto" w:after="180"/>
+      </w:pPr>
+      <w:r>
+        <w:rPr>
+          <w:b w:val="0"/>
+        </w:rPr>
+        <w:t xml:space="preserve">Week 29 studies uncertainty and failure analysis, using specific errors and limitations rather than assuming a confident </w:t>
+      </w:r>
+      <w:r>
+        <w:rPr>
+          <w:b/>
+        </w:rPr>
+        <w:t>output</w:t>
+      </w:r>
+      <w:r>
+        <w:rPr>
+          <w:b w:val="0"/>
+        </w:rPr>
+        <w:t xml:space="preserve"> is correct.</w:t>
+      </w:r>
+    </w:p>
+    <w:p>
+      <w:pPr>
+        <w:spacing w:line="336" w:lineRule="auto" w:after="180"/>
+      </w:pPr>
+      <w:r>
+        <w:rPr>
+          <w:b w:val="0"/>
+        </w:rPr>
+        <w:t>Retain the project ledger and assess a changed case after support. Check the relevant prerequisite before carrying this component forward.</w:t>
+      </w:r>
+    </w:p>
+    <w:p>
+      <w:pPr>
+        <w:pStyle w:val="Heading3"/>
+      </w:pPr>
+      <w:r>
+        <w:t>Plan the delayed return</w:t>
+      </w:r>
+    </w:p>
+    <w:p>
+      <w:pPr>
+        <w:spacing w:line="336" w:lineRule="auto" w:after="180"/>
+      </w:pPr>
+      <w:r>
+        <w:rPr>
+          <w:b w:val="0"/>
+        </w:rPr>
+        <w:t>Suggested return points in this level: ai-5/29, ai-5/31, ai-5/34. Use actual classroom dates, adjusting for holidays and gaps. One, three and six teaching weeks are scheduling choices, not a claimed optimal spacing.</w:t>
+      </w:r>
+    </w:p>
+    <w:p>
+      <w:pPr>
+        <w:spacing w:line="336" w:lineRule="auto" w:after="180"/>
+      </w:pPr>
+      <w:r>
+        <w:rPr>
+          <w:b w:val="0"/>
+        </w:rPr>
+        <w:t>At a delayed check, ask for the idea from memory and a changed application. Compare with the earlier independent response and record support used.</w:t>
+      </w:r>
+    </w:p>
+    <w:p>
+      <w:pPr>
+        <w:spacing w:line="336" w:lineRule="auto" w:after="180"/>
+      </w:pPr>
+      <w:r>
+        <w:rPr>
+          <w:b w:val="0"/>
+        </w:rPr>
+        <w:t>For a new level, revisit the previous capstone before checking the new prerequisites.</w:t>
       </w:r>
     </w:p>
     <w:tbl>
@@ -2127,8 +4451,26 @@
       </w:tr>
     </w:tbl>
     <w:p>
-      <w:r>
-        <w:t>Use the evidence to choose reteaching or the next step. A completed page, confidence rating or attractive project does not by itself demonstrate understanding.</w:t>
+      <w:pPr>
+        <w:spacing w:line="336" w:lineRule="auto" w:after="180"/>
+      </w:pPr>
+      <w:r>
+        <w:rPr>
+          <w:b w:val="0"/>
+        </w:rPr>
+        <w:t xml:space="preserve">Use the </w:t>
+      </w:r>
+      <w:r>
+        <w:rPr>
+          <w:b/>
+        </w:rPr>
+        <w:t>evidence</w:t>
+      </w:r>
+      <w:r>
+        <w:rPr>
+          <w:b w:val="0"/>
+        </w:rPr>
+        <w:t xml:space="preserve"> to choose reteaching or the next step. A completed page, confidence rating or attractive project does not by itself demonstrate understanding.</w:t>
       </w:r>
     </w:p>
     <w:p>
@@ -2140,26 +4482,111 @@
       </w:r>
     </w:p>
     <w:p>
-      <w:r>
-        <w:t>For your Image-pattern Network Investigation, save the input, procedure, observed result and limitation of this check. Label this worked example as practice; use a different, previously unreviewed case when checking independent understanding.</w:t>
+      <w:pPr>
+        <w:spacing w:line="336" w:lineRule="auto" w:after="180"/>
+      </w:pPr>
+      <w:r>
+        <w:rPr>
+          <w:b w:val="0"/>
+        </w:rPr>
+        <w:t xml:space="preserve">For your Image-pattern Network Investigation, save the </w:t>
+      </w:r>
+      <w:r>
+        <w:rPr>
+          <w:b/>
+        </w:rPr>
+        <w:t>input</w:t>
+      </w:r>
+      <w:r>
+        <w:rPr>
+          <w:b w:val="0"/>
+        </w:rPr>
+        <w:t>, procedure, observed result and limitation of this check.</w:t>
       </w:r>
     </w:p>
     <w:p>
       <w:pPr>
-        <w:pStyle w:val="Heading1"/>
-      </w:pPr>
-      <w:r>
-        <w:t>07. Prepare, teach and assess</w:t>
+        <w:spacing w:line="336" w:lineRule="auto" w:after="180"/>
+      </w:pPr>
+      <w:r>
+        <w:rPr>
+          <w:b w:val="0"/>
+        </w:rPr>
+        <w:t>Label this worked example as practice; use a different, previously unreviewed case when checking independent understanding.</w:t>
       </w:r>
     </w:p>
     <w:p>
-      <w:r>
-        <w:t>Teaching target: Trace a reused feature extractor and a newly fitted output head</w:t>
+      <w:pPr>
+        <w:pStyle w:val="Heading1"/>
+      </w:pPr>
+      <w:r>
+        <w:t>07. Prepare, teach and assess</w:t>
       </w:r>
     </w:p>
     <w:p>
       <w:r>
-        <w:t>Prepare the labelled worked-case picture, the matching workbook, fictional input cards and a place for individual responses. Check a local Python 3 environment before class; have a paper-trace version ready.</w:t>
+        <w:t>Use this preparation summary alongside the detailed Transfer learning lesson; it is a checklist rather than a replacement for the full sequence.</w:t>
+      </w:r>
+    </w:p>
+    <w:p>
+      <w:pPr>
+        <w:pStyle w:val="Heading3"/>
+      </w:pPr>
+      <w:r>
+        <w:t>Teaching target</w:t>
+      </w:r>
+    </w:p>
+    <w:p>
+      <w:pPr>
+        <w:spacing w:line="336" w:lineRule="auto" w:after="180"/>
+        <w:shd w:fill="EDF7F3"/>
+      </w:pPr>
+      <w:r>
+        <w:rPr>
+          <w:b w:val="0"/>
+        </w:rPr>
+        <w:t xml:space="preserve">Teaching target: Trace a reused </w:t>
+      </w:r>
+      <w:r>
+        <w:rPr>
+          <w:b/>
+        </w:rPr>
+        <w:t>feature extractor</w:t>
+      </w:r>
+      <w:r>
+        <w:rPr>
+          <w:b w:val="0"/>
+        </w:rPr>
+        <w:t xml:space="preserve"> and a newly fitted </w:t>
+      </w:r>
+      <w:r>
+        <w:rPr>
+          <w:b/>
+        </w:rPr>
+        <w:t>output head</w:t>
+      </w:r>
+    </w:p>
+    <w:p>
+      <w:pPr>
+        <w:spacing w:line="336" w:lineRule="auto" w:after="180"/>
+      </w:pPr>
+      <w:r>
+        <w:rPr>
+          <w:b w:val="0"/>
+        </w:rPr>
+        <w:t xml:space="preserve">Prepare the labelled worked-case picture, the matching workbook, fictional </w:t>
+      </w:r>
+      <w:r>
+        <w:rPr>
+          <w:b/>
+        </w:rPr>
+        <w:t>input</w:t>
+      </w:r>
+      <w:r>
+        <w:rPr>
+          <w:b w:val="0"/>
+        </w:rPr>
+        <w:t xml:space="preserve"> cards and a place for individual responses. Check a local Python 3 environment before class; have a paper-trace version ready.</w:t>
       </w:r>
     </w:p>
     <w:tbl>
@@ -2306,37 +4733,266 @@
       </w:tr>
     </w:tbl>
     <w:p>
-      <w:r>
-        <w:t>Before class, solve the supported practice: For the four target training records, give the number of mistakes at thresholds 3, 5 and 7 and choose the fitted threshold. Then score that head and the declared constant baseline on V1 and V2. Explain which data fitted the head.</w:t>
+      <w:pPr>
+        <w:spacing w:line="336" w:lineRule="auto" w:after="180"/>
+      </w:pPr>
+      <w:r>
+        <w:rPr>
+          <w:b w:val="0"/>
+        </w:rPr>
+        <w:t xml:space="preserve">Before class, solve the supported practice: For the four target </w:t>
+      </w:r>
+      <w:r>
+        <w:rPr>
+          <w:b/>
+        </w:rPr>
+        <w:t>training</w:t>
+      </w:r>
+      <w:r>
+        <w:rPr>
+          <w:b w:val="0"/>
+        </w:rPr>
+        <w:t xml:space="preserve"> records, give the number of mistakes at thresholds 3, 5 and 7 and choose the fitted threshold.</w:t>
       </w:r>
     </w:p>
     <w:p>
-      <w:r>
-        <w:t>Reasoned practice answer: Teacher explanation: Training mistake counts are 1, 0 and 1, selecting threshold 5. Validation predictions are 0 and 1, so the head scores 2 of 2. The constant-0 baseline scores 1 of 2. Only T1 through T4 fit the head; validation evaluates the fitted choice.</w:t>
+      <w:pPr>
+        <w:spacing w:line="336" w:lineRule="auto" w:after="180"/>
+      </w:pPr>
+      <w:r>
+        <w:rPr>
+          <w:b w:val="0"/>
+        </w:rPr>
+        <w:t>Then score that head and the declared constant baseline on V1 and V2. Explain which data fitted the head.</w:t>
       </w:r>
     </w:p>
     <w:p>
-      <w:r>
-        <w:t>Check every learner before discussion: Use the worked case for Transfer learning. Proposed explanation: “Frozen means the whole model cannot learn”. Decide whether this explanation is supported. Point to the step or supplied fact that decides; explain your repair if needed.</w:t>
+      <w:pPr>
+        <w:pStyle w:val="Heading3"/>
+      </w:pPr>
+      <w:r>
+        <w:t>Supported practice answer</w:t>
       </w:r>
     </w:p>
     <w:p>
-      <w:r>
-        <w:t>Misconception repair: The extractor stays fixed while the new head is fitted on target training examples.</w:t>
+      <w:pPr>
+        <w:spacing w:line="336" w:lineRule="auto" w:after="180"/>
+        <w:shd w:fill="F1F6FC"/>
+      </w:pPr>
+      <w:r>
+        <w:rPr>
+          <w:b w:val="0"/>
+        </w:rPr>
+        <w:t xml:space="preserve">Reasoned practice answer: Teacher explanation: </w:t>
+      </w:r>
+      <w:r>
+        <w:rPr>
+          <w:b/>
+        </w:rPr>
+        <w:t>Training</w:t>
+      </w:r>
+      <w:r>
+        <w:rPr>
+          <w:b w:val="0"/>
+        </w:rPr>
+        <w:t xml:space="preserve"> mistake counts are 1, 0 and 1, selecting threshold 5. Validation </w:t>
+      </w:r>
+      <w:r>
+        <w:rPr>
+          <w:b/>
+        </w:rPr>
+        <w:t>prediction</w:t>
+      </w:r>
+      <w:r>
+        <w:rPr>
+          <w:b w:val="0"/>
+        </w:rPr>
+        <w:t>s are 0 and 1, so the head scores 2 of 2. The constant-0 baseline scores 1 of 2.</w:t>
       </w:r>
     </w:p>
     <w:p>
-      <w:r>
-        <w:t>Support: read the exact case aloud, enlarge the labelled picture, supply input cards and model only the first deciding step. Accept a spoken explanation or drawing; retain the reasoning goal.</w:t>
+      <w:pPr>
+        <w:spacing w:line="336" w:lineRule="auto" w:after="180"/>
+        <w:shd w:fill="F1F6FC"/>
+      </w:pPr>
+      <w:r>
+        <w:rPr>
+          <w:b w:val="0"/>
+        </w:rPr>
+        <w:t>Only T1 through T4 fit the head; validation evaluates the fitted choice.</w:t>
       </w:r>
     </w:p>
     <w:p>
-      <w:r>
-        <w:t>Extension: Query changes to [2, 1]. Require a prediction and a reason before comparing. Expected result: Its h becomes4 and the fitted head predicts class 0. Reason: Extractor stays fixed; the changed input crosses the chosen head’s boundary.</w:t>
+      <w:pPr>
+        <w:spacing w:line="336" w:lineRule="auto" w:after="180"/>
+      </w:pPr>
+      <w:r>
+        <w:rPr>
+          <w:b w:val="0"/>
+        </w:rPr>
+        <w:t xml:space="preserve">Check every learner before discussion: Use the worked case for </w:t>
+      </w:r>
+      <w:r>
+        <w:rPr>
+          <w:b/>
+        </w:rPr>
+        <w:t>Transfer learning</w:t>
+      </w:r>
+      <w:r>
+        <w:rPr>
+          <w:b w:val="0"/>
+        </w:rPr>
+        <w:t>. Proposed explanation: “Frozen means the whole model cannot learn”. Decide whether this explanation is supported.</w:t>
       </w:r>
     </w:p>
     <w:p>
-      <w:r>
+      <w:pPr>
+        <w:spacing w:line="336" w:lineRule="auto" w:after="180"/>
+      </w:pPr>
+      <w:r>
+        <w:rPr>
+          <w:b w:val="0"/>
+        </w:rPr>
+        <w:t>Point to the step or supplied fact that decides; explain your repair if needed.</w:t>
+      </w:r>
+    </w:p>
+    <w:p>
+      <w:pPr>
+        <w:pStyle w:val="Heading3"/>
+      </w:pPr>
+      <w:r>
+        <w:t>Repair the misconception</w:t>
+      </w:r>
+    </w:p>
+    <w:p>
+      <w:pPr>
+        <w:spacing w:line="336" w:lineRule="auto" w:after="180"/>
+        <w:shd w:fill="FFF5E6"/>
+      </w:pPr>
+      <w:r>
+        <w:rPr>
+          <w:b w:val="0"/>
+        </w:rPr>
+        <w:t xml:space="preserve">Misconception repair: The extractor stays fixed while the new head is fitted on target </w:t>
+      </w:r>
+      <w:r>
+        <w:rPr>
+          <w:b/>
+        </w:rPr>
+        <w:t>training</w:t>
+      </w:r>
+      <w:r>
+        <w:rPr>
+          <w:b w:val="0"/>
+        </w:rPr>
+        <w:t xml:space="preserve"> examples.</w:t>
+      </w:r>
+    </w:p>
+    <w:p>
+      <w:pPr>
+        <w:pStyle w:val="Heading3"/>
+      </w:pPr>
+      <w:r>
+        <w:t>Support without giving away the answer</w:t>
+      </w:r>
+    </w:p>
+    <w:p>
+      <w:pPr>
+        <w:spacing w:line="336" w:lineRule="auto" w:after="180"/>
+        <w:shd w:fill="F1F6F8"/>
+      </w:pPr>
+      <w:r>
+        <w:rPr>
+          <w:b w:val="0"/>
+        </w:rPr>
+        <w:t xml:space="preserve">Support: read the exact case aloud, enlarge the labelled picture, supply </w:t>
+      </w:r>
+      <w:r>
+        <w:rPr>
+          <w:b/>
+        </w:rPr>
+        <w:t>input</w:t>
+      </w:r>
+      <w:r>
+        <w:rPr>
+          <w:b w:val="0"/>
+        </w:rPr>
+        <w:t xml:space="preserve"> cards and model only the first deciding step. Accept a spoken explanation or drawing; retain the reasoning goal.</w:t>
+      </w:r>
+    </w:p>
+    <w:p>
+      <w:pPr>
+        <w:pStyle w:val="Heading3"/>
+      </w:pPr>
+      <w:r>
+        <w:t>Extend the reasoning</w:t>
+      </w:r>
+    </w:p>
+    <w:p>
+      <w:pPr>
+        <w:spacing w:line="336" w:lineRule="auto" w:after="180"/>
+        <w:shd w:fill="F5F1FB"/>
+      </w:pPr>
+      <w:r>
+        <w:rPr>
+          <w:b w:val="0"/>
+        </w:rPr>
+        <w:t xml:space="preserve">Extension: Query changes to [2, 1]. Require a </w:t>
+      </w:r>
+      <w:r>
+        <w:rPr>
+          <w:b/>
+        </w:rPr>
+        <w:t>prediction</w:t>
+      </w:r>
+      <w:r>
+        <w:rPr>
+          <w:b w:val="0"/>
+        </w:rPr>
+        <w:t xml:space="preserve"> and a reason before comparing. Expected result: Its h becomes4 and the fitted head predicts class 0.</w:t>
+      </w:r>
+    </w:p>
+    <w:p>
+      <w:pPr>
+        <w:spacing w:line="336" w:lineRule="auto" w:after="180"/>
+        <w:shd w:fill="F5F1FB"/>
+      </w:pPr>
+      <w:r>
+        <w:rPr>
+          <w:b w:val="0"/>
+        </w:rPr>
+        <w:t xml:space="preserve">Reason: Extractor stays fixed; the changed </w:t>
+      </w:r>
+      <w:r>
+        <w:rPr>
+          <w:b/>
+        </w:rPr>
+        <w:t>input</w:t>
+      </w:r>
+      <w:r>
+        <w:rPr>
+          <w:b w:val="0"/>
+        </w:rPr>
+        <w:t xml:space="preserve"> crosses the chosen head’s boundary.</w:t>
+      </w:r>
+    </w:p>
+    <w:p>
+      <w:pPr>
+        <w:pStyle w:val="Heading3"/>
+      </w:pPr>
+      <w:r>
+        <w:t>Protect the independent attempt</w:t>
+      </w:r>
+    </w:p>
+    <w:p>
+      <w:pPr>
+        <w:spacing w:line="336" w:lineRule="auto" w:after="180"/>
+        <w:shd w:fill="FFF5E6"/>
+      </w:pPr>
+      <w:r>
+        <w:rPr>
+          <w:b w:val="0"/>
+        </w:rPr>
         <w:t>Independent assessment: withhold the reserved answer until the learner has attempted the new case. Record support separately from correctness.</w:t>
       </w:r>
     </w:p>
@@ -2525,46 +5181,1068 @@
       </w:tr>
     </w:tbl>
     <w:p>
-      <w:r>
-        <w:t>Project checkpoint: Prepare the demonstration. Gather reproducible instructions, evidence, access checks and remaining limitations.</w:t>
+      <w:pPr>
+        <w:pStyle w:val="Heading3"/>
+      </w:pPr>
+      <w:r>
+        <w:t>Project checkpoint</w:t>
       </w:r>
     </w:p>
     <w:p>
-      <w:r>
-        <w:t>Use the weekly teacher answer for topic-specific reasoning. A saved progress tick is an activity record; judge mastery from the learner’s explanation and evidence.</w:t>
+      <w:pPr>
+        <w:spacing w:line="336" w:lineRule="auto" w:after="180"/>
+        <w:shd w:fill="EDF7F3"/>
+      </w:pPr>
+      <w:r>
+        <w:rPr>
+          <w:b w:val="0"/>
+        </w:rPr>
+        <w:t xml:space="preserve">Project checkpoint: Prepare the demonstration. Gather reproducible instructions, </w:t>
+      </w:r>
+      <w:r>
+        <w:rPr>
+          <w:b/>
+        </w:rPr>
+        <w:t>evidence</w:t>
+      </w:r>
+      <w:r>
+        <w:rPr>
+          <w:b w:val="0"/>
+        </w:rPr>
+        <w:t>, access checks and remaining limitations.</w:t>
       </w:r>
     </w:p>
     <w:p>
       <w:pPr>
-        <w:pStyle w:val="Heading1"/>
-      </w:pPr>
-      <w:r>
-        <w:t>08. Use feedback, labs and repair paths</w:t>
+        <w:spacing w:line="336" w:lineRule="auto" w:after="180"/>
+      </w:pPr>
+      <w:r>
+        <w:rPr>
+          <w:b w:val="0"/>
+        </w:rPr>
+        <w:t xml:space="preserve">Use the weekly teacher answer for topic-specific reasoning. A saved progress tick is an activity record; judge mastery from the learner’s explanation and </w:t>
+      </w:r>
+      <w:r>
+        <w:rPr>
+          <w:b/>
+        </w:rPr>
+        <w:t>evidence</w:t>
+      </w:r>
+      <w:r>
+        <w:rPr>
+          <w:b w:val="0"/>
+        </w:rPr>
+        <w:t>.</w:t>
       </w:r>
     </w:p>
     <w:p>
-      <w:r>
-        <w:t>Use the two formative questions as supported practice, not as independent mastery scores. Discuss the deciding evidence rather than accepting a guessed selection.</w:t>
+      <w:pPr>
+        <w:pStyle w:val="Heading1"/>
+      </w:pPr>
+      <w:r>
+        <w:t>08. Use feedback, labs and repair paths</w:t>
       </w:r>
     </w:p>
     <w:p>
       <w:r>
-        <w:t>The feedback comes from the reviewed public worked case. Do not reveal the separately reserved independent teacher answer until the learner has attempted that case.</w:t>
+        <w:t>Use feedback, earlier review and portfolios purposefully. Apply the coding routine only when this lesson has an executable lab.</w:t>
       </w:r>
     </w:p>
     <w:p>
-      <w:r>
-        <w:t>Ask students to predict before running code. Preserve errors and actual outputs; collect a changed test and an explanation. The branch-boundary and indexing lessons deliberately include failure cases.</w:t>
+      <w:pPr>
+        <w:spacing w:line="336" w:lineRule="auto" w:after="180"/>
+      </w:pPr>
+      <w:r>
+        <w:rPr>
+          <w:b w:val="0"/>
+        </w:rPr>
+        <w:t xml:space="preserve">Use the two formative questions as supported practice, not as independent mastery scores. Discuss the deciding </w:t>
+      </w:r>
+      <w:r>
+        <w:rPr>
+          <w:b/>
+        </w:rPr>
+        <w:t>evidence</w:t>
+      </w:r>
+      <w:r>
+        <w:rPr>
+          <w:b w:val="0"/>
+        </w:rPr>
+        <w:t xml:space="preserve"> rather than accepting a guessed selection.</w:t>
       </w:r>
     </w:p>
     <w:p>
-      <w:r>
-        <w:t>Use the earlier worked-explanation links to address a specific missing building block, then return to the current question. Adapt this suggestion after observing the learner; it is not an automatic diagnosis.</w:t>
+      <w:pPr>
+        <w:spacing w:line="336" w:lineRule="auto" w:after="180"/>
+      </w:pPr>
+      <w:r>
+        <w:rPr>
+          <w:b w:val="0"/>
+        </w:rPr>
+        <w:t>The feedback comes from the reviewed public worked case. Do not reveal the separately reserved independent teacher answer until the learner has attempted that case.</w:t>
       </w:r>
     </w:p>
     <w:p>
-      <w:r>
-        <w:t>Collect the completed-work portfolio as evidence. Record support separately from correctness, and assess explanation, trace/test and limitations. Progress ticks and quiz selections alone do not establish mastery.</w:t>
+      <w:pPr>
+        <w:spacing w:line="336" w:lineRule="auto" w:after="180"/>
+      </w:pPr>
+      <w:r>
+        <w:rPr>
+          <w:b w:val="0"/>
+        </w:rPr>
+        <w:t xml:space="preserve">Ask students to predict before running code. Preserve errors and actual </w:t>
+      </w:r>
+      <w:r>
+        <w:rPr>
+          <w:b/>
+        </w:rPr>
+        <w:t>output</w:t>
+      </w:r>
+      <w:r>
+        <w:rPr>
+          <w:b w:val="0"/>
+        </w:rPr>
+        <w:t>s; collect a changed test and an explanation. The branch-boundary and indexing lessons deliberately include failure cases.</w:t>
+      </w:r>
+    </w:p>
+    <w:p>
+      <w:pPr>
+        <w:spacing w:line="336" w:lineRule="auto" w:after="180"/>
+      </w:pPr>
+      <w:r>
+        <w:rPr>
+          <w:b w:val="0"/>
+        </w:rPr>
+        <w:t>Use the earlier worked-explanation links to address a specific missing building block, then return to the current question. Adapt this suggestion after observing the learner; it is not an automatic diagnosis.</w:t>
+      </w:r>
+    </w:p>
+    <w:p>
+      <w:pPr>
+        <w:spacing w:line="336" w:lineRule="auto" w:after="180"/>
+      </w:pPr>
+      <w:r>
+        <w:rPr>
+          <w:b w:val="0"/>
+        </w:rPr>
+        <w:t xml:space="preserve">Collect the completed-work portfolio as </w:t>
+      </w:r>
+      <w:r>
+        <w:rPr>
+          <w:b/>
+        </w:rPr>
+        <w:t>evidence</w:t>
+      </w:r>
+      <w:r>
+        <w:rPr>
+          <w:b w:val="0"/>
+        </w:rPr>
+        <w:t>. Record support separately from correctness, and assess explanation, trace/test and limitations. Progress ticks and quiz selections alone do not establish mastery.</w:t>
+      </w:r>
+    </w:p>
+    <w:p>
+      <w:pPr>
+        <w:pStyle w:val="Heading1"/>
+      </w:pPr>
+      <w:r>
+        <w:t>09. Visual concept journey</w:t>
+      </w:r>
+    </w:p>
+    <w:p>
+      <w:r>
+        <w:t>Show one Transfer learning graphic at a time, request a prediction and discuss its trace before the independent assessment.</w:t>
+      </w:r>
+    </w:p>
+    <w:p>
+      <w:pPr>
+        <w:spacing w:line="336" w:lineRule="auto" w:after="180"/>
+      </w:pPr>
+      <w:r>
+        <w:rPr>
+          <w:b w:val="0"/>
+        </w:rPr>
+        <w:t xml:space="preserve">Use one picture at a time. Hide a worked result before asking for a </w:t>
+      </w:r>
+      <w:r>
+        <w:rPr>
+          <w:b/>
+        </w:rPr>
+        <w:t>prediction</w:t>
+      </w:r>
+      <w:r>
+        <w:rPr>
+          <w:b w:val="0"/>
+        </w:rPr>
+        <w:t>, then reveal it for feedback. These are supported teaching cases; retain the separate independent assessment for a fresh first attempt.</w:t>
+      </w:r>
+    </w:p>
+    <w:p>
+      <w:pPr>
+        <w:pStyle w:val="Heading3"/>
+      </w:pPr>
+      <w:r>
+        <w:t>01. Transfer learning: the case</w:t>
+      </w:r>
+    </w:p>
+    <w:p>
+      <w:r>
+        <w:drawing>
+          <wp:inline xmlns:a="http://schemas.openxmlformats.org/drawingml/2006/main" xmlns:pic="http://schemas.openxmlformats.org/drawingml/2006/picture">
+            <wp:extent cx="5486400" cy="3142488"/>
+            <wp:docPr id="2" name="Picture 2" descr="Transfer a fixed feature extractor while identifying what is actually refitted. Supplied facts: Frozen extractorh=left+2right. New-task training inputs [1, 0]label0,[2, 1]label0,[1, 3]label1. Class1 whenh&gt;=threshold; candidates3 or5. All inputs and outcomes in this worked example are invented classroom data; no real model run is claimed."/>
+            <wp:cNvGraphicFramePr>
+              <a:graphicFrameLocks noChangeAspect="1"/>
+            </wp:cNvGraphicFramePr>
+            <a:graphic>
+              <a:graphicData uri="http://schemas.openxmlformats.org/drawingml/2006/picture">
+                <pic:pic>
+                  <pic:nvPicPr>
+                    <pic:cNvPr id="0" name="academy-story-ai-5-28-01.png"/>
+                    <pic:cNvPicPr/>
+                  </pic:nvPicPr>
+                  <pic:blipFill>
+                    <a:blip r:embed="rId10"/>
+                    <a:stretch>
+                      <a:fillRect/>
+                    </a:stretch>
+                  </pic:blipFill>
+                  <pic:spPr>
+                    <a:xfrm>
+                      <a:off x="0" y="0"/>
+                      <a:ext cx="5486400" cy="3142488"/>
+                    </a:xfrm>
+                    <a:prstGeom prst="rect"/>
+                  </pic:spPr>
+                </pic:pic>
+              </a:graphicData>
+            </a:graphic>
+          </wp:inline>
+        </w:drawing>
+      </w:r>
+    </w:p>
+    <w:p>
+      <w:pPr>
+        <w:spacing w:line="336" w:lineRule="auto" w:after="180"/>
+      </w:pPr>
+      <w:r>
+        <w:rPr>
+          <w:b w:val="0"/>
+        </w:rPr>
+        <w:t xml:space="preserve">Transfer a fixed </w:t>
+      </w:r>
+      <w:r>
+        <w:rPr>
+          <w:b/>
+        </w:rPr>
+        <w:t>feature extractor</w:t>
+      </w:r>
+      <w:r>
+        <w:rPr>
+          <w:b w:val="0"/>
+        </w:rPr>
+        <w:t xml:space="preserve"> while identifying what is actually refitted. Supplied facts: Frozen extractorh=left+2right. New-task </w:t>
+      </w:r>
+      <w:r>
+        <w:rPr>
+          <w:b/>
+        </w:rPr>
+        <w:t>training</w:t>
+      </w:r>
+      <w:r>
+        <w:rPr>
+          <w:b w:val="0"/>
+        </w:rPr>
+        <w:t xml:space="preserve"> </w:t>
+      </w:r>
+      <w:r>
+        <w:rPr>
+          <w:b/>
+        </w:rPr>
+        <w:t>input</w:t>
+      </w:r>
+      <w:r>
+        <w:rPr>
+          <w:b w:val="0"/>
+        </w:rPr>
+        <w:t>s [1, 0]label0,[2, 1]label0,[1, 3]label1.</w:t>
+      </w:r>
+    </w:p>
+    <w:p>
+      <w:pPr>
+        <w:spacing w:line="336" w:lineRule="auto" w:after="180"/>
+      </w:pPr>
+      <w:r>
+        <w:rPr>
+          <w:b w:val="0"/>
+        </w:rPr>
+        <w:t xml:space="preserve">Class1 whenh&gt;=threshold; candidates3 or5. All </w:t>
+      </w:r>
+      <w:r>
+        <w:rPr>
+          <w:b/>
+        </w:rPr>
+        <w:t>input</w:t>
+      </w:r>
+      <w:r>
+        <w:rPr>
+          <w:b w:val="0"/>
+        </w:rPr>
+        <w:t>s and outcomes in this worked example are invented classroom data; no real model run is claimed.</w:t>
+      </w:r>
+    </w:p>
+    <w:p>
+      <w:pPr>
+        <w:spacing w:line="336" w:lineRule="auto" w:after="180"/>
+        <w:shd w:fill="F5F1FB"/>
+      </w:pPr>
+      <w:r>
+        <w:rPr>
+          <w:b w:val="0"/>
+        </w:rPr>
+        <w:t>Point to the given fact that matters most. Explain why it matters.</w:t>
+      </w:r>
+    </w:p>
+    <w:p>
+      <w:pPr>
+        <w:pStyle w:val="Heading3"/>
+      </w:pPr>
+      <w:r>
+        <w:t>Discuss while showing the picture</w:t>
+      </w:r>
+    </w:p>
+    <w:p>
+      <w:pPr>
+        <w:spacing w:line="336" w:lineRule="auto" w:after="180"/>
+        <w:shd w:fill="F1F6F8"/>
+      </w:pPr>
+      <w:r>
+        <w:rPr>
+          <w:b w:val="0"/>
+        </w:rPr>
+        <w:t>Teacher prompt: Point to the given fact that matters most. Explain why it matters. Ask learners to describe one label or arrow in ordinary words. Use the adjacent transcript if the image is difficult to see.</w:t>
+      </w:r>
+    </w:p>
+    <w:p>
+      <w:pPr>
+        <w:pStyle w:val="Heading3"/>
+      </w:pPr>
+      <w:r>
+        <w:t>02. Follow the deciding steps</w:t>
+      </w:r>
+    </w:p>
+    <w:p>
+      <w:r>
+        <w:drawing>
+          <wp:inline xmlns:a="http://schemas.openxmlformats.org/drawingml/2006/main" xmlns:pic="http://schemas.openxmlformats.org/drawingml/2006/picture">
+            <wp:extent cx="5486400" cy="3182112"/>
+            <wp:docPr id="3" name="Picture 3" descr="Extract features: Trainingh values are1, 4, 7. → Fit new head: Threshold3 makes1 mistake; threshold 5 makes0, so choose 5. → Check held-out input: Query [2, 2]has h = 6, so the head predicts class 1; its reference is not supplied."/>
+            <wp:cNvGraphicFramePr>
+              <a:graphicFrameLocks noChangeAspect="1"/>
+            </wp:cNvGraphicFramePr>
+            <a:graphic>
+              <a:graphicData uri="http://schemas.openxmlformats.org/drawingml/2006/picture">
+                <pic:pic>
+                  <pic:nvPicPr>
+                    <pic:cNvPr id="0" name="academy-story-ai-5-28-02.png"/>
+                    <pic:cNvPicPr/>
+                  </pic:nvPicPr>
+                  <pic:blipFill>
+                    <a:blip r:embed="rId11"/>
+                    <a:stretch>
+                      <a:fillRect/>
+                    </a:stretch>
+                  </pic:blipFill>
+                  <pic:spPr>
+                    <a:xfrm>
+                      <a:off x="0" y="0"/>
+                      <a:ext cx="5486400" cy="3182112"/>
+                    </a:xfrm>
+                    <a:prstGeom prst="rect"/>
+                  </pic:spPr>
+                </pic:pic>
+              </a:graphicData>
+            </a:graphic>
+          </wp:inline>
+        </w:drawing>
+      </w:r>
+    </w:p>
+    <w:p>
+      <w:pPr>
+        <w:spacing w:line="336" w:lineRule="auto" w:after="180"/>
+      </w:pPr>
+      <w:r>
+        <w:rPr>
+          <w:b w:val="0"/>
+        </w:rPr>
+        <w:t xml:space="preserve">Extract features: </w:t>
+      </w:r>
+      <w:r>
+        <w:rPr>
+          <w:b/>
+        </w:rPr>
+        <w:t>Training</w:t>
+      </w:r>
+      <w:r>
+        <w:rPr>
+          <w:b w:val="0"/>
+        </w:rPr>
+        <w:t xml:space="preserve">h values are1, 4, 7. → Fit new head: Threshold3 makes1 mistake; threshold 5 makes0, so choose 5. → Check held-out </w:t>
+      </w:r>
+      <w:r>
+        <w:rPr>
+          <w:b/>
+        </w:rPr>
+        <w:t>input</w:t>
+      </w:r>
+      <w:r>
+        <w:rPr>
+          <w:b w:val="0"/>
+        </w:rPr>
+        <w:t>: Query [2, 2]has h = 6, so the head predicts class 1; its reference is not supplied.</w:t>
+      </w:r>
+    </w:p>
+    <w:p>
+      <w:pPr>
+        <w:spacing w:line="336" w:lineRule="auto" w:after="180"/>
+        <w:shd w:fill="F5F1FB"/>
+      </w:pPr>
+      <w:r>
+        <w:rPr>
+          <w:b w:val="0"/>
+        </w:rPr>
+        <w:t xml:space="preserve">Point to each numbered stage and explain which recorded </w:t>
+      </w:r>
+      <w:r>
+        <w:rPr>
+          <w:b/>
+        </w:rPr>
+        <w:t>input</w:t>
+      </w:r>
+      <w:r>
+        <w:rPr>
+          <w:b w:val="0"/>
+        </w:rPr>
+        <w:t xml:space="preserve"> it uses.</w:t>
+      </w:r>
+    </w:p>
+    <w:p>
+      <w:pPr>
+        <w:pStyle w:val="Heading3"/>
+      </w:pPr>
+      <w:r>
+        <w:t>Discuss while showing the picture</w:t>
+      </w:r>
+    </w:p>
+    <w:p>
+      <w:pPr>
+        <w:spacing w:line="336" w:lineRule="auto" w:after="180"/>
+        <w:shd w:fill="F1F6F8"/>
+      </w:pPr>
+      <w:r>
+        <w:rPr>
+          <w:b w:val="0"/>
+        </w:rPr>
+        <w:t xml:space="preserve">Teacher prompt: Point to each numbered stage and explain which recorded </w:t>
+      </w:r>
+      <w:r>
+        <w:rPr>
+          <w:b/>
+        </w:rPr>
+        <w:t>input</w:t>
+      </w:r>
+      <w:r>
+        <w:rPr>
+          <w:b w:val="0"/>
+        </w:rPr>
+        <w:t xml:space="preserve"> it uses. Ask learners to describe one label or arrow in ordinary words. Use the adjacent transcript if the image is difficult to see.</w:t>
+      </w:r>
+    </w:p>
+    <w:p>
+      <w:pPr>
+        <w:pStyle w:val="Heading3"/>
+      </w:pPr>
+      <w:r>
+        <w:t>03. Freeze the fitted head before validation</w:t>
+      </w:r>
+    </w:p>
+    <w:p>
+      <w:r>
+        <w:drawing>
+          <wp:inline xmlns:a="http://schemas.openxmlformats.org/drawingml/2006/main" xmlns:pic="http://schemas.openxmlformats.org/drawingml/2006/picture">
+            <wp:extent cx="5486400" cy="2834640"/>
+            <wp:docPr id="4" name="Picture 4" descr="Freeze the fitted head before validation. V1 [2, 1], label 0 | h = 3 | Predict 0, correct. V2 [3, 4], label 1 | h = 7 | Predict 1, correct"/>
+            <wp:cNvGraphicFramePr>
+              <a:graphicFrameLocks noChangeAspect="1"/>
+            </wp:cNvGraphicFramePr>
+            <a:graphic>
+              <a:graphicData uri="http://schemas.openxmlformats.org/drawingml/2006/picture">
+                <pic:pic>
+                  <pic:nvPicPr>
+                    <pic:cNvPr id="0" name="academy-story-ai-5-28-03.png"/>
+                    <pic:cNvPicPr/>
+                  </pic:nvPicPr>
+                  <pic:blipFill>
+                    <a:blip r:embed="rId12"/>
+                    <a:stretch>
+                      <a:fillRect/>
+                    </a:stretch>
+                  </pic:blipFill>
+                  <pic:spPr>
+                    <a:xfrm>
+                      <a:off x="0" y="0"/>
+                      <a:ext cx="5486400" cy="2834640"/>
+                    </a:xfrm>
+                    <a:prstGeom prst="rect"/>
+                  </pic:spPr>
+                </pic:pic>
+              </a:graphicData>
+            </a:graphic>
+          </wp:inline>
+        </w:drawing>
+      </w:r>
+    </w:p>
+    <w:p>
+      <w:pPr>
+        <w:spacing w:line="336" w:lineRule="auto" w:after="180"/>
+      </w:pPr>
+      <w:r>
+        <w:rPr>
+          <w:b w:val="0"/>
+        </w:rPr>
+        <w:t>Freeze the fitted head before validation. V1 [2, 1], label 0 | h = 3 | Predict 0, correct. V2 [3, 4], label 1 | h = 7 | Predict 1, correct</w:t>
+      </w:r>
+    </w:p>
+    <w:p>
+      <w:pPr>
+        <w:spacing w:line="336" w:lineRule="auto" w:after="180"/>
+        <w:shd w:fill="F5F1FB"/>
+      </w:pPr>
+      <w:r>
+        <w:rPr>
+          <w:b w:val="0"/>
+        </w:rPr>
+        <w:t>Read the labels and values. Explain the relationship the model shows.</w:t>
+      </w:r>
+    </w:p>
+    <w:p>
+      <w:pPr>
+        <w:pStyle w:val="Heading3"/>
+      </w:pPr>
+      <w:r>
+        <w:t>Discuss while showing the picture</w:t>
+      </w:r>
+    </w:p>
+    <w:p>
+      <w:pPr>
+        <w:spacing w:line="336" w:lineRule="auto" w:after="180"/>
+        <w:shd w:fill="F1F6F8"/>
+      </w:pPr>
+      <w:r>
+        <w:rPr>
+          <w:b w:val="0"/>
+        </w:rPr>
+        <w:t>Teacher prompt: Read the labels and values. Explain the relationship the model shows. Ask learners to describe one label or arrow in ordinary words. Use the adjacent transcript if the image is difficult to see.</w:t>
+      </w:r>
+    </w:p>
+    <w:p>
+      <w:pPr>
+        <w:pStyle w:val="Heading3"/>
+      </w:pPr>
+      <w:r>
+        <w:t>04. Change one thing. Trace what follows.</w:t>
+      </w:r>
+    </w:p>
+    <w:p>
+      <w:r>
+        <w:drawing>
+          <wp:inline xmlns:a="http://schemas.openxmlformats.org/drawingml/2006/main" xmlns:pic="http://schemas.openxmlformats.org/drawingml/2006/picture">
+            <wp:extent cx="5486400" cy="3026664"/>
+            <wp:docPr id="5" name="Picture 5" descr="Original case: Query [2, 2]has h = 6, so the head predicts class 1; its reference is not supplied. Changed condition: Query changes to [2, 1]. Expected result: Its h becomes4 and the fitted head predicts class 0. Reason: Extractor stays fixed; the changed input crosses the chosen head’s boundary."/>
+            <wp:cNvGraphicFramePr>
+              <a:graphicFrameLocks noChangeAspect="1"/>
+            </wp:cNvGraphicFramePr>
+            <a:graphic>
+              <a:graphicData uri="http://schemas.openxmlformats.org/drawingml/2006/picture">
+                <pic:pic>
+                  <pic:nvPicPr>
+                    <pic:cNvPr id="0" name="academy-story-ai-5-28-04.png"/>
+                    <pic:cNvPicPr/>
+                  </pic:nvPicPr>
+                  <pic:blipFill>
+                    <a:blip r:embed="rId13"/>
+                    <a:stretch>
+                      <a:fillRect/>
+                    </a:stretch>
+                  </pic:blipFill>
+                  <pic:spPr>
+                    <a:xfrm>
+                      <a:off x="0" y="0"/>
+                      <a:ext cx="5486400" cy="3026664"/>
+                    </a:xfrm>
+                    <a:prstGeom prst="rect"/>
+                  </pic:spPr>
+                </pic:pic>
+              </a:graphicData>
+            </a:graphic>
+          </wp:inline>
+        </w:drawing>
+      </w:r>
+    </w:p>
+    <w:p>
+      <w:pPr>
+        <w:spacing w:line="336" w:lineRule="auto" w:after="180"/>
+      </w:pPr>
+      <w:r>
+        <w:rPr>
+          <w:b w:val="0"/>
+        </w:rPr>
+        <w:t>Original case: Query [2, 2]has h = 6, so the head predicts class 1; its reference is not supplied. Changed condition: Query changes to [2, 1]. Expected result: Its h becomes4 and the fitted head predicts class 0.</w:t>
+      </w:r>
+    </w:p>
+    <w:p>
+      <w:pPr>
+        <w:spacing w:line="336" w:lineRule="auto" w:after="180"/>
+      </w:pPr>
+      <w:r>
+        <w:rPr>
+          <w:b w:val="0"/>
+        </w:rPr>
+        <w:t xml:space="preserve">Reason: Extractor stays fixed; the changed </w:t>
+      </w:r>
+      <w:r>
+        <w:rPr>
+          <w:b/>
+        </w:rPr>
+        <w:t>input</w:t>
+      </w:r>
+      <w:r>
+        <w:rPr>
+          <w:b w:val="0"/>
+        </w:rPr>
+        <w:t xml:space="preserve"> crosses the chosen head’s boundary.</w:t>
+      </w:r>
+    </w:p>
+    <w:p>
+      <w:pPr>
+        <w:spacing w:line="336" w:lineRule="auto" w:after="180"/>
+        <w:shd w:fill="F5F1FB"/>
+      </w:pPr>
+      <w:r>
+        <w:rPr>
+          <w:b w:val="0"/>
+        </w:rPr>
+        <w:t>Predict before checking the worked changed-case result. Name what changed and what the supplied facts allow you to conclude.</w:t>
+      </w:r>
+    </w:p>
+    <w:p>
+      <w:pPr>
+        <w:pStyle w:val="Heading3"/>
+      </w:pPr>
+      <w:r>
+        <w:t>Discuss while showing the picture</w:t>
+      </w:r>
+    </w:p>
+    <w:p>
+      <w:pPr>
+        <w:spacing w:line="336" w:lineRule="auto" w:after="180"/>
+        <w:shd w:fill="F1F6F8"/>
+      </w:pPr>
+      <w:r>
+        <w:rPr>
+          <w:b w:val="0"/>
+        </w:rPr>
+        <w:t>Teacher prompt: Predict before checking the worked changed-case result. Name what changed and what the supplied facts allow you to conclude. Ask learners to describe one label or arrow in ordinary words.</w:t>
+      </w:r>
+    </w:p>
+    <w:p>
+      <w:pPr>
+        <w:spacing w:line="336" w:lineRule="auto" w:after="180"/>
+        <w:shd w:fill="F1F6F8"/>
+      </w:pPr>
+      <w:r>
+        <w:rPr>
+          <w:b w:val="0"/>
+        </w:rPr>
+        <w:t xml:space="preserve">Use the adjacent transcript if the image is difficult to see. Changed-case reasoning: Extractor stays fixed; the changed </w:t>
+      </w:r>
+      <w:r>
+        <w:rPr>
+          <w:b/>
+        </w:rPr>
+        <w:t>input</w:t>
+      </w:r>
+      <w:r>
+        <w:rPr>
+          <w:b w:val="0"/>
+        </w:rPr>
+        <w:t xml:space="preserve"> crosses the chosen head’s boundary.</w:t>
+      </w:r>
+    </w:p>
+    <w:p>
+      <w:pPr>
+        <w:pStyle w:val="Heading3"/>
+      </w:pPr>
+      <w:r>
+        <w:t>05. Connect the explanation to its limit</w:t>
+      </w:r>
+    </w:p>
+    <w:p>
+      <w:r>
+        <w:drawing>
+          <wp:inline xmlns:a="http://schemas.openxmlformats.org/drawingml/2006/main" xmlns:pic="http://schemas.openxmlformats.org/drawingml/2006/picture">
+            <wp:extent cx="5486400" cy="2834640"/>
+            <wp:docPr id="6" name="Picture 6" descr="Transfer learning can keep a representation fixed while fitting a smaller output head for a new task. Here the extractor always applies the same weights, while new labels choose the head’s threshold. Applying the chosen head to a query is inference. State which part was frozen and which was fitted; this arithmetic does not establish the extractor is useful for every task. Limit: A frozen extractor can miss task-specific distinctions; transfer is a strategy requiring validation, not a guarantee of useful features."/>
+            <wp:cNvGraphicFramePr>
+              <a:graphicFrameLocks noChangeAspect="1"/>
+            </wp:cNvGraphicFramePr>
+            <a:graphic>
+              <a:graphicData uri="http://schemas.openxmlformats.org/drawingml/2006/picture">
+                <pic:pic>
+                  <pic:nvPicPr>
+                    <pic:cNvPr id="0" name="academy-story-ai-5-28-05.png"/>
+                    <pic:cNvPicPr/>
+                  </pic:nvPicPr>
+                  <pic:blipFill>
+                    <a:blip r:embed="rId14"/>
+                    <a:stretch>
+                      <a:fillRect/>
+                    </a:stretch>
+                  </pic:blipFill>
+                  <pic:spPr>
+                    <a:xfrm>
+                      <a:off x="0" y="0"/>
+                      <a:ext cx="5486400" cy="2834640"/>
+                    </a:xfrm>
+                    <a:prstGeom prst="rect"/>
+                  </pic:spPr>
+                </pic:pic>
+              </a:graphicData>
+            </a:graphic>
+          </wp:inline>
+        </w:drawing>
+      </w:r>
+    </w:p>
+    <w:p>
+      <w:pPr>
+        <w:spacing w:line="336" w:lineRule="auto" w:after="180"/>
+      </w:pPr>
+      <w:r>
+        <w:rPr>
+          <w:b/>
+        </w:rPr>
+        <w:t>Transfer learning</w:t>
+      </w:r>
+      <w:r>
+        <w:rPr>
+          <w:b w:val="0"/>
+        </w:rPr>
+        <w:t xml:space="preserve"> can keep a representation fixed while </w:t>
+      </w:r>
+      <w:r>
+        <w:rPr>
+          <w:b/>
+        </w:rPr>
+        <w:t>fitting</w:t>
+      </w:r>
+      <w:r>
+        <w:rPr>
+          <w:b w:val="0"/>
+        </w:rPr>
+        <w:t xml:space="preserve"> a smaller </w:t>
+      </w:r>
+      <w:r>
+        <w:rPr>
+          <w:b/>
+        </w:rPr>
+        <w:t>output head</w:t>
+      </w:r>
+      <w:r>
+        <w:rPr>
+          <w:b w:val="0"/>
+        </w:rPr>
+        <w:t xml:space="preserve"> for a new task. Here the extractor always applies the same weights, while new labels choose the head’s threshold.</w:t>
+      </w:r>
+    </w:p>
+    <w:p>
+      <w:pPr>
+        <w:spacing w:line="336" w:lineRule="auto" w:after="180"/>
+      </w:pPr>
+      <w:r>
+        <w:rPr>
+          <w:b w:val="0"/>
+        </w:rPr>
+        <w:t>Applying the chosen head to a query is inference. State which part was frozen and which was fitted; this arithmetic does not establish the extractor is useful for every task.</w:t>
+      </w:r>
+    </w:p>
+    <w:p>
+      <w:pPr>
+        <w:spacing w:line="336" w:lineRule="auto" w:after="180"/>
+      </w:pPr>
+      <w:r>
+        <w:rPr>
+          <w:b w:val="0"/>
+        </w:rPr>
+        <w:t>Limit: A frozen extractor can miss task-specific distinctions; transfer is a strategy requiring validation, not a guarantee of useful features.</w:t>
+      </w:r>
+    </w:p>
+    <w:p>
+      <w:pPr>
+        <w:spacing w:line="336" w:lineRule="auto" w:after="180"/>
+        <w:shd w:fill="F5F1FB"/>
+      </w:pPr>
+      <w:r>
+        <w:rPr>
+          <w:b w:val="0"/>
+        </w:rPr>
+        <w:t>Explain the case, then point to a limit on the claim.</w:t>
+      </w:r>
+    </w:p>
+    <w:p>
+      <w:pPr>
+        <w:pStyle w:val="Heading3"/>
+      </w:pPr>
+      <w:r>
+        <w:t>Discuss while showing the picture</w:t>
+      </w:r>
+    </w:p>
+    <w:p>
+      <w:pPr>
+        <w:spacing w:line="336" w:lineRule="auto" w:after="180"/>
+        <w:shd w:fill="F1F6F8"/>
+      </w:pPr>
+      <w:r>
+        <w:rPr>
+          <w:b w:val="0"/>
+        </w:rPr>
+        <w:t>Teacher prompt: Explain the case, then point to a limit on the claim. Ask learners to describe one label or arrow in ordinary words. Use the adjacent transcript if the image is difficult to see.</w:t>
+      </w:r>
+    </w:p>
+    <w:p>
+      <w:pPr>
+        <w:spacing w:line="336" w:lineRule="auto" w:after="180"/>
+        <w:shd w:fill="F1F6F8"/>
+      </w:pPr>
+      <w:r>
+        <w:rPr>
+          <w:b w:val="0"/>
+        </w:rPr>
+        <w:t>Keep the stated scope: A frozen extractor can miss task-specific distinctions; transfer is a strategy requiring validation, not a guarantee of useful features.</w:t>
+      </w:r>
+    </w:p>
+    <w:p>
+      <w:pPr>
+        <w:pStyle w:val="Heading3"/>
+      </w:pPr>
+      <w:r>
+        <w:t>06. Make the idea visible in your project</w:t>
+      </w:r>
+    </w:p>
+    <w:p>
+      <w:r>
+        <w:drawing>
+          <wp:inline xmlns:a="http://schemas.openxmlformats.org/drawingml/2006/main" xmlns:pic="http://schemas.openxmlformats.org/drawingml/2006/picture">
+            <wp:extent cx="5486400" cy="3681984"/>
+            <wp:docPr id="7" name="Picture 7" descr="For your Image-pattern Network Investigation, save the input, procedure, observed result and limitation of this check. Label this worked example as practice; use a different, previously unreviewed case when checking independent understanding. Draw your input, deciding step, result and limit. Supported question: Which part was trained for the new task? Point to the relevant step in the picture, then write the changed result and the rule or evidence that supports it."/>
+            <wp:cNvGraphicFramePr>
+              <a:graphicFrameLocks noChangeAspect="1"/>
+            </wp:cNvGraphicFramePr>
+            <a:graphic>
+              <a:graphicData uri="http://schemas.openxmlformats.org/drawingml/2006/picture">
+                <pic:pic>
+                  <pic:nvPicPr>
+                    <pic:cNvPr id="0" name="academy-story-ai-5-28-06.png"/>
+                    <pic:cNvPicPr/>
+                  </pic:nvPicPr>
+                  <pic:blipFill>
+                    <a:blip r:embed="rId15"/>
+                    <a:stretch>
+                      <a:fillRect/>
+                    </a:stretch>
+                  </pic:blipFill>
+                  <pic:spPr>
+                    <a:xfrm>
+                      <a:off x="0" y="0"/>
+                      <a:ext cx="5486400" cy="3681984"/>
+                    </a:xfrm>
+                    <a:prstGeom prst="rect"/>
+                  </pic:spPr>
+                </pic:pic>
+              </a:graphicData>
+            </a:graphic>
+          </wp:inline>
+        </w:drawing>
+      </w:r>
+    </w:p>
+    <w:p>
+      <w:pPr>
+        <w:spacing w:line="336" w:lineRule="auto" w:after="180"/>
+      </w:pPr>
+      <w:r>
+        <w:rPr>
+          <w:b w:val="0"/>
+        </w:rPr>
+        <w:t xml:space="preserve">For your Image-pattern Network Investigation, save the </w:t>
+      </w:r>
+      <w:r>
+        <w:rPr>
+          <w:b/>
+        </w:rPr>
+        <w:t>input</w:t>
+      </w:r>
+      <w:r>
+        <w:rPr>
+          <w:b w:val="0"/>
+        </w:rPr>
+        <w:t>, procedure, observed result and limitation of this check.</w:t>
+      </w:r>
+    </w:p>
+    <w:p>
+      <w:pPr>
+        <w:spacing w:line="336" w:lineRule="auto" w:after="180"/>
+      </w:pPr>
+      <w:r>
+        <w:rPr>
+          <w:b w:val="0"/>
+        </w:rPr>
+        <w:t xml:space="preserve">Label this worked example as practice; use a different, previously unreviewed case when checking independent understanding. Draw your </w:t>
+      </w:r>
+      <w:r>
+        <w:rPr>
+          <w:b/>
+        </w:rPr>
+        <w:t>input</w:t>
+      </w:r>
+      <w:r>
+        <w:rPr>
+          <w:b w:val="0"/>
+        </w:rPr>
+        <w:t>, deciding step, result and limit.</w:t>
+      </w:r>
+    </w:p>
+    <w:p>
+      <w:pPr>
+        <w:spacing w:line="336" w:lineRule="auto" w:after="180"/>
+      </w:pPr>
+      <w:r>
+        <w:rPr>
+          <w:b w:val="0"/>
+        </w:rPr>
+        <w:t xml:space="preserve">Supported question: Which part was trained for the new task? Point to the relevant step in the picture, then write the changed result and the rule or </w:t>
+      </w:r>
+      <w:r>
+        <w:rPr>
+          <w:b/>
+        </w:rPr>
+        <w:t>evidence</w:t>
+      </w:r>
+      <w:r>
+        <w:rPr>
+          <w:b w:val="0"/>
+        </w:rPr>
+        <w:t xml:space="preserve"> that supports it.</w:t>
+      </w:r>
+    </w:p>
+    <w:p>
+      <w:pPr>
+        <w:spacing w:line="336" w:lineRule="auto" w:after="180"/>
+        <w:shd w:fill="F5F1FB"/>
+      </w:pPr>
+      <w:r>
+        <w:rPr>
+          <w:b w:val="0"/>
+        </w:rPr>
+        <w:t xml:space="preserve">Draw your project trace and justify the deciding step using </w:t>
+      </w:r>
+      <w:r>
+        <w:rPr>
+          <w:b/>
+        </w:rPr>
+        <w:t>evidence</w:t>
+      </w:r>
+      <w:r>
+        <w:rPr>
+          <w:b w:val="0"/>
+        </w:rPr>
+        <w:t>.</w:t>
+      </w:r>
+    </w:p>
+    <w:p>
+      <w:pPr>
+        <w:pStyle w:val="Heading3"/>
+      </w:pPr>
+      <w:r>
+        <w:t>Discuss while showing the picture</w:t>
+      </w:r>
+    </w:p>
+    <w:p>
+      <w:pPr>
+        <w:spacing w:line="336" w:lineRule="auto" w:after="180"/>
+        <w:shd w:fill="F1F6F8"/>
+      </w:pPr>
+      <w:r>
+        <w:rPr>
+          <w:b w:val="0"/>
+        </w:rPr>
+        <w:t xml:space="preserve">Teacher prompt: Draw your project trace and justify the deciding step using </w:t>
+      </w:r>
+      <w:r>
+        <w:rPr>
+          <w:b/>
+        </w:rPr>
+        <w:t>evidence</w:t>
+      </w:r>
+      <w:r>
+        <w:rPr>
+          <w:b w:val="0"/>
+        </w:rPr>
+        <w:t>. Ask learners to describe one label or arrow in ordinary words. Use the adjacent transcript if the image is difficult to see.</w:t>
+      </w:r>
+    </w:p>
+    <w:p>
+      <w:pPr>
+        <w:spacing w:line="336" w:lineRule="auto" w:after="180"/>
+        <w:shd w:fill="F1F6F8"/>
+      </w:pPr>
+      <w:r>
+        <w:rPr>
+          <w:b w:val="0"/>
+        </w:rPr>
+        <w:t xml:space="preserve">Supported practice key: Only the threshold head was selected from the new </w:t>
+      </w:r>
+      <w:r>
+        <w:rPr>
+          <w:b/>
+        </w:rPr>
+        <w:t>training</w:t>
+      </w:r>
+      <w:r>
+        <w:rPr>
+          <w:b w:val="0"/>
+        </w:rPr>
+        <w:t xml:space="preserve"> labels. The declared extractor weights [1, 2] were frozen. Changed-case check: Its h becomes4 and the fitted head predicts class 0.</w:t>
+      </w:r>
+    </w:p>
+    <w:p>
+      <w:pPr>
+        <w:spacing w:line="336" w:lineRule="auto" w:after="180"/>
+        <w:shd w:fill="F1F6F8"/>
+      </w:pPr>
+      <w:r>
+        <w:rPr>
+          <w:b w:val="0"/>
+        </w:rPr>
+        <w:t xml:space="preserve">Extractor stays fixed; the changed </w:t>
+      </w:r>
+      <w:r>
+        <w:rPr>
+          <w:b/>
+        </w:rPr>
+        <w:t>input</w:t>
+      </w:r>
+      <w:r>
+        <w:rPr>
+          <w:b w:val="0"/>
+        </w:rPr>
+        <w:t xml:space="preserve"> crosses the chosen head’s boundary.</w:t>
       </w:r>
     </w:p>
     <w:sectPr>

--- a/downloads/teacher/ai-5-week-28.docx
+++ b/downloads/teacher/ai-5-week-28.docx
@@ -143,7 +143,7 @@
           </w:tcPr>
           <w:p>
             <w:r>
-              <w:t>Sections 1–6; record the brief recall in the workbook.</w:t>
+              <w:t>Use Your mission, Notice the evidence, See how it works, Words that unlock the idea and Follow a worked example; record recall in the workbook.</w:t>
             </w:r>
           </w:p>
         </w:tc>
@@ -175,7 +175,7 @@
           </w:tcPr>
           <w:p>
             <w:r>
-              <w:t>Sections 7–10; use the matching workbook W2 and misconception check.</w:t>
+              <w:t>Use Find and repair a mistake, Practise together and Build your understanding; use the matching workbook W2 and Individual reasoning check.</w:t>
             </w:r>
           </w:p>
         </w:tc>
@@ -207,7 +207,7 @@
           </w:tcPr>
           <w:p>
             <w:r>
-              <w:t>Sections 9 and 11–14. Give extra time to finish the full task set; use Section 15 when the week includes a coding lab.</w:t>
+              <w:t>Use Run the investigation, Connect your project and Try a new case independently. Allow extra time for the full task set. When code is supplied, use the examples in See how it works or Follow a worked example and the browser lab in Supported practice, repair and portfolio.</w:t>
             </w:r>
           </w:p>
         </w:tc>
@@ -409,7 +409,7 @@
         <w:rPr>
           <w:b w:val="0"/>
         </w:rPr>
-        <w:t>Use two 45-minute sessions. Keep three claims separate: real transfer reuses previously learned knowledge; this supplied extractor is a transparent stand-in; the reported scores concern tiny constructed target examples.</w:t>
+        <w:t>For the compact alternative schedule, use two 45-minute sessions. Keep three claims separate: real transfer reuses previously learned knowledge; this supplied extractor is a transparent stand-in; the reported scores concern tiny constructed target examples.</w:t>
       </w:r>
     </w:p>
     <w:p>
@@ -1123,7 +1123,7 @@
     </w:tbl>
     <w:p>
       <w:r>
-        <w:t>The fitted head is correct on 2 of 2 validation records; the constant-0 baseline is correct on 1 of 2. This tiny constructed comparison is not evidence of general transfer performance.</w:t>
+        <w:t>The fitted head is correct on 2 of 2 validation records; the constant -0 baseline is correct on 1 of 2. This tiny constructed comparison is not evidence of general transfer performance.</w:t>
       </w:r>
     </w:p>
     <w:p>
@@ -1366,7 +1366,7 @@
     </w:tbl>
     <w:p>
       <w:r>
-        <w:t>The fitted head is correct on 2 of 2 validation records; the constant-0 baseline is correct on 1 of 2. This tiny constructed comparison is not evidence of general transfer performance.</w:t>
+        <w:t>The fitted head is correct on 2 of 2 validation records; the constant -0 baseline is correct on 1 of 2. This tiny constructed comparison is not evidence of general transfer performance.</w:t>
       </w:r>
     </w:p>
     <w:p>
@@ -1608,7 +1608,7 @@
         <w:rPr>
           <w:b w:val="0"/>
         </w:rPr>
-        <w:t xml:space="preserve">Frozen extractorh=left+2right. New-task </w:t>
+        <w:t xml:space="preserve">Frozen extractor h =left+2right. New-task </w:t>
       </w:r>
       <w:r>
         <w:rPr>
@@ -1632,7 +1632,7 @@
         <w:rPr>
           <w:b w:val="0"/>
         </w:rPr>
-        <w:t>s [1, 0]label0,[2, 1]label0,[1, 3]label1. Class1 whenh&gt;=threshold; candidates3 or5.</w:t>
+        <w:t>s [1, 0]label 0,[2, 1]label 0,[1, 3]label 1. Class 1 when h &gt;=threshold; candidates 3 or5.</w:t>
       </w:r>
     </w:p>
     <w:p>
@@ -1672,7 +1672,7 @@
         <w:drawing>
           <wp:inline xmlns:a="http://schemas.openxmlformats.org/drawingml/2006/main" xmlns:pic="http://schemas.openxmlformats.org/drawingml/2006/picture">
             <wp:extent cx="5486400" cy="5225143"/>
-            <wp:docPr id="1" name="Picture 1" descr="Transfer learning. Extract features: Trainingh values are1, 4, 7.. Fit new head: Threshold3 makes1 mistake; threshold 5 makes0, so choose 5.. Check held-out input: Query [2, 2]has h = 6, so the head predicts class 1; its reference is not supplied."/>
+            <wp:docPr id="1" name="Picture 1" descr="Transfer learning. Extract features: Training h values are 1, 4, 7.. Fit new head: Threshold 3 makes 1 mistake; threshold 5 makes 0, so choose 5.. Check held-out input: Query [2, 2]has h = 6, so the head predicts class 1; its reference is not supplied."/>
             <wp:cNvGraphicFramePr>
               <a:graphicFrameLocks noChangeAspect="1"/>
             </wp:cNvGraphicFramePr>
@@ -1763,7 +1763,7 @@
           </w:tcPr>
           <w:p>
             <w:r>
-              <w:t>Trainingh values are1, 4, 7.</w:t>
+              <w:t>Training h values are 1, 4, 7.</w:t>
             </w:r>
           </w:p>
         </w:tc>
@@ -1785,7 +1785,7 @@
           </w:tcPr>
           <w:p>
             <w:r>
-              <w:t>Threshold3 makes1 mistake; threshold 5 makes0, so choose 5.</w:t>
+              <w:t>Threshold 3 makes 1 mistake; threshold 5 makes 0, so choose 5.</w:t>
             </w:r>
           </w:p>
         </w:tc>
@@ -1967,7 +1967,7 @@
         <w:rPr>
           <w:b w:val="0"/>
         </w:rPr>
-        <w:t>: Its h becomes4 and the fitted head predicts class 0.</w:t>
+        <w:t>: Its h becomes 4 and the fitted head predicts class 0.</w:t>
       </w:r>
     </w:p>
     <w:p>
@@ -2297,7 +2297,7 @@
         <w:rPr>
           <w:b w:val="0"/>
         </w:rPr>
-        <w:t xml:space="preserve">Use the worked example in Sections 3 and 6. Collect a </w:t>
+        <w:t xml:space="preserve">Use See how it works and Follow a worked example. Collect a </w:t>
       </w:r>
       <w:r>
         <w:rPr>
@@ -2451,7 +2451,7 @@
         <w:rPr>
           <w:b w:val="0"/>
         </w:rPr>
-        <w:t>s are 0 and 1, so the head scores 2 of 2. The constant-0 baseline scores 1 of 2.</w:t>
+        <w:t>s are 0 and 1, so the head scores 2 of 2. The constant -0 baseline scores 1 of 2.</w:t>
       </w:r>
     </w:p>
     <w:p>
@@ -2655,7 +2655,7 @@
         <w:rPr>
           <w:b w:val="0"/>
         </w:rPr>
-        <w:t xml:space="preserve"> labels. The declared extractor weights [1, 2] were frozen. Changed-case check: Its h becomes4 and the fitted head predicts class 0.</w:t>
+        <w:t xml:space="preserve"> labels. The declared extractor weights [1, 2] were frozen. Changed-case check: Its h becomes 4 and the fitted head predicts class 0.</w:t>
       </w:r>
     </w:p>
     <w:p>
@@ -2689,7 +2689,7 @@
         <w:rPr>
           <w:b w:val="0"/>
         </w:rPr>
-        <w:t xml:space="preserve">Changed-case reasoning: Its h becomes4 and the fitted head predicts class 0. Extractor stays fixed; the changed </w:t>
+        <w:t xml:space="preserve">Changed-case reasoning: Its h becomes 4 and the fitted head predicts class 0. Extractor stays fixed; the changed </w:t>
       </w:r>
       <w:r>
         <w:rPr>
@@ -2805,7 +2805,7 @@
         <w:rPr>
           <w:b w:val="0"/>
         </w:rPr>
-        <w:t xml:space="preserve">Use Section 9 for the </w:t>
+        <w:t xml:space="preserve">Use Run the investigation for the </w:t>
       </w:r>
       <w:r>
         <w:rPr>
@@ -3251,7 +3251,7 @@
         <w:rPr>
           <w:b w:val="0"/>
         </w:rPr>
-        <w:t>s are 0 and 1, so the head scores 2 of 2. The constant-0 baseline scores 1 of 2.</w:t>
+        <w:t>s are 0 and 1, so the head scores 2 of 2. The constant -0 baseline scores 1 of 2.</w:t>
       </w:r>
     </w:p>
     <w:p>
@@ -3527,7 +3527,7 @@
         <w:rPr>
           <w:b w:val="0"/>
         </w:rPr>
-        <w:t>The constant-0 baseline scores 1 of 2. Equality at threshold 4 gives class 1.</w:t>
+        <w:t>The constant -0 baseline scores 1 of 2. Equality at threshold 4 gives class 1.</w:t>
       </w:r>
     </w:p>
     <w:p>
@@ -3887,7 +3887,7 @@
         <w:rPr>
           <w:b w:val="0"/>
         </w:rPr>
-        <w:t>The constant-0 baseline scores 1 of 2. Equality at threshold 4 gives class 1.</w:t>
+        <w:t>The constant -0 baseline scores 1 of 2. Equality at threshold 4 gives class 1.</w:t>
       </w:r>
     </w:p>
     <w:tbl>
@@ -4662,7 +4662,7 @@
           </w:tcPr>
           <w:p>
             <w:r>
-              <w:t>Sections 1–6; record the brief recall in the workbook.</w:t>
+              <w:t>Use Your mission, Notice the evidence, See how it works, Words that unlock the idea and Follow a worked example; record recall in the workbook.</w:t>
             </w:r>
           </w:p>
         </w:tc>
@@ -4694,7 +4694,7 @@
           </w:tcPr>
           <w:p>
             <w:r>
-              <w:t>Sections 7–10; use the matching workbook W2 and misconception check.</w:t>
+              <w:t>Use Find and repair a mistake, Practise together and Build your understanding; use the matching workbook W2 and Individual reasoning check.</w:t>
             </w:r>
           </w:p>
         </w:tc>
@@ -4726,7 +4726,7 @@
           </w:tcPr>
           <w:p>
             <w:r>
-              <w:t>Sections 9 and 11–14. Give extra time to finish the full task set; use Section 15 when the week includes a coding lab.</w:t>
+              <w:t>Use Run the investigation, Connect your project and Try a new case independently. Allow extra time for the full task set. When code is supplied, use the examples in See how it works or Follow a worked example and the browser lab in Supported practice, repair and portfolio.</w:t>
             </w:r>
           </w:p>
         </w:tc>
@@ -4807,7 +4807,7 @@
         <w:rPr>
           <w:b w:val="0"/>
         </w:rPr>
-        <w:t>s are 0 and 1, so the head scores 2 of 2. The constant-0 baseline scores 1 of 2.</w:t>
+        <w:t>s are 0 and 1, so the head scores 2 of 2. The constant -0 baseline scores 1 of 2.</w:t>
       </w:r>
     </w:p>
     <w:p>
@@ -4949,7 +4949,7 @@
         <w:rPr>
           <w:b w:val="0"/>
         </w:rPr>
-        <w:t xml:space="preserve"> and a reason before comparing. Expected result: Its h becomes4 and the fitted head predicts class 0.</w:t>
+        <w:t xml:space="preserve"> and a reason before comparing. Expected result: Its h becomes 4 and the fitted head predicts class 0.</w:t>
       </w:r>
     </w:p>
     <w:p>
@@ -5388,7 +5388,7 @@
         <w:drawing>
           <wp:inline xmlns:a="http://schemas.openxmlformats.org/drawingml/2006/main" xmlns:pic="http://schemas.openxmlformats.org/drawingml/2006/picture">
             <wp:extent cx="5486400" cy="3142488"/>
-            <wp:docPr id="2" name="Picture 2" descr="Transfer a fixed feature extractor while identifying what is actually refitted. Supplied facts: Frozen extractorh=left+2right. New-task training inputs [1, 0]label0,[2, 1]label0,[1, 3]label1. Class1 whenh&gt;=threshold; candidates3 or5. All inputs and outcomes in this worked example are invented classroom data; no real model run is claimed."/>
+            <wp:docPr id="2" name="Picture 2" descr="Transfer a fixed feature extractor while identifying what is actually refitted. Supplied facts: Frozen extractor h =left+2right. New-task training inputs [1, 0]label 0,[2, 1]label 0,[1, 3]label 1. Class 1 when h &gt;=threshold; candidates 3 or5. All inputs and outcomes in this worked example are invented classroom data; no real model run is claimed."/>
             <wp:cNvGraphicFramePr>
               <a:graphicFrameLocks noChangeAspect="1"/>
             </wp:cNvGraphicFramePr>
@@ -5439,7 +5439,7 @@
         <w:rPr>
           <w:b w:val="0"/>
         </w:rPr>
-        <w:t xml:space="preserve"> while identifying what is actually refitted. Supplied facts: Frozen extractorh=left+2right. New-task </w:t>
+        <w:t xml:space="preserve"> while identifying what is actually refitted. Supplied facts: Frozen extractor h =left+2right. New-task </w:t>
       </w:r>
       <w:r>
         <w:rPr>
@@ -5463,7 +5463,7 @@
         <w:rPr>
           <w:b w:val="0"/>
         </w:rPr>
-        <w:t>s [1, 0]label0,[2, 1]label0,[1, 3]label1.</w:t>
+        <w:t>s [1, 0]label 0,[2, 1]label 0,[1, 3]label 1.</w:t>
       </w:r>
     </w:p>
     <w:p>
@@ -5474,7 +5474,7 @@
         <w:rPr>
           <w:b w:val="0"/>
         </w:rPr>
-        <w:t xml:space="preserve">Class1 whenh&gt;=threshold; candidates3 or5. All </w:t>
+        <w:t xml:space="preserve">Class 1 when h &gt;=threshold; candidates 3 or5. All </w:t>
       </w:r>
       <w:r>
         <w:rPr>
@@ -5534,7 +5534,7 @@
         <w:drawing>
           <wp:inline xmlns:a="http://schemas.openxmlformats.org/drawingml/2006/main" xmlns:pic="http://schemas.openxmlformats.org/drawingml/2006/picture">
             <wp:extent cx="5486400" cy="3182112"/>
-            <wp:docPr id="3" name="Picture 3" descr="Extract features: Trainingh values are1, 4, 7. → Fit new head: Threshold3 makes1 mistake; threshold 5 makes0, so choose 5. → Check held-out input: Query [2, 2]has h = 6, so the head predicts class 1; its reference is not supplied."/>
+            <wp:docPr id="3" name="Picture 3" descr="Extract features: Training h values are 1, 4, 7. → Fit new head: Threshold 3 makes 1 mistake; threshold 5 makes 0, so choose 5. → Check held-out input: Query [2, 2]has h = 6, so the head predicts class 1; its reference is not supplied."/>
             <wp:cNvGraphicFramePr>
               <a:graphicFrameLocks noChangeAspect="1"/>
             </wp:cNvGraphicFramePr>
@@ -5585,7 +5585,7 @@
         <w:rPr>
           <w:b w:val="0"/>
         </w:rPr>
-        <w:t xml:space="preserve">h values are1, 4, 7. → Fit new head: Threshold3 makes1 mistake; threshold 5 makes0, so choose 5. → Check held-out </w:t>
+        <w:t xml:space="preserve"> h values are 1, 4, 7. → Fit new head: Threshold 3 makes 1 mistake; threshold 5 makes 0, so choose 5. → Check held-out </w:t>
       </w:r>
       <w:r>
         <w:rPr>
@@ -5756,7 +5756,7 @@
         <w:drawing>
           <wp:inline xmlns:a="http://schemas.openxmlformats.org/drawingml/2006/main" xmlns:pic="http://schemas.openxmlformats.org/drawingml/2006/picture">
             <wp:extent cx="5486400" cy="3026664"/>
-            <wp:docPr id="5" name="Picture 5" descr="Original case: Query [2, 2]has h = 6, so the head predicts class 1; its reference is not supplied. Changed condition: Query changes to [2, 1]. Expected result: Its h becomes4 and the fitted head predicts class 0. Reason: Extractor stays fixed; the changed input crosses the chosen head’s boundary."/>
+            <wp:docPr id="5" name="Picture 5" descr="Original case: Query [2, 2]has h = 6, so the head predicts class 1; its reference is not supplied. Changed condition: Query changes to [2, 1]. Expected result: Its h becomes 4 and the fitted head predicts class 0. Reason: Extractor stays fixed; the changed input crosses the chosen head’s boundary."/>
             <wp:cNvGraphicFramePr>
               <a:graphicFrameLocks noChangeAspect="1"/>
             </wp:cNvGraphicFramePr>
@@ -5795,7 +5795,7 @@
         <w:rPr>
           <w:b w:val="0"/>
         </w:rPr>
-        <w:t>Original case: Query [2, 2]has h = 6, so the head predicts class 1; its reference is not supplied. Changed condition: Query changes to [2, 1]. Expected result: Its h becomes4 and the fitted head predicts class 0.</w:t>
+        <w:t>Original case: Query [2, 2]has h = 6, so the head predicts class 1; its reference is not supplied. Changed condition: Query changes to [2, 1]. Expected result: Its h becomes 4 and the fitted head predicts class 0.</w:t>
       </w:r>
     </w:p>
     <w:p>
@@ -6218,7 +6218,7 @@
         <w:rPr>
           <w:b w:val="0"/>
         </w:rPr>
-        <w:t xml:space="preserve"> labels. The declared extractor weights [1, 2] were frozen. Changed-case check: Its h becomes4 and the fitted head predicts class 0.</w:t>
+        <w:t xml:space="preserve"> labels. The declared extractor weights [1, 2] were frozen. Changed-case check: Its h becomes 4 and the fitted head predicts class 0.</w:t>
       </w:r>
     </w:p>
     <w:p>

--- a/downloads/teacher/ai-5-week-28.docx
+++ b/downloads/teacher/ai-5-week-28.docx
@@ -25,20 +25,38 @@
         <w:pStyle w:val="Heading1"/>
       </w:pPr>
       <w:r>
-        <w:t>01. Prepare the purpose, prerequisites and materials</w:t>
+        <w:t>Teach reuse through an explicit parameter account.</w:t>
       </w:r>
     </w:p>
     <w:p>
       <w:r>
-        <w:t>Prepare Transfer learning: check the target, prerequisites, resources and adaptable teaching schedule.</w:t>
+        <w:t>Use checked threshold, baseline and collision examples while keeping source provenance and measured claims honest.</w:t>
       </w:r>
     </w:p>
     <w:p>
-      <w:pPr>
-        <w:pStyle w:val="Heading3"/>
-      </w:pPr>
-      <w:r>
-        <w:t>Teach the learning cycle</w:t>
+      <w:r>
+        <w:t>Model one case → remove help → assess the different extractor → return to a changed target.</w:t>
+      </w:r>
+    </w:p>
+    <w:p>
+      <w:pPr>
+        <w:pStyle w:val="Heading1"/>
+      </w:pPr>
+      <w:r>
+        <w:t>01. Prepare the connected mathematical investigation</w:t>
+      </w:r>
+    </w:p>
+    <w:p>
+      <w:r>
+        <w:t>Keep explanation,shared practice and independent evidence distinct.</w:t>
+      </w:r>
+    </w:p>
+    <w:p>
+      <w:pPr>
+        <w:pStyle w:val="Heading2"/>
+      </w:pPr>
+      <w:r>
+        <w:t>Target and main teaching plan</w:t>
       </w:r>
     </w:p>
     <w:p>
@@ -249,18 +267,21 @@
     </w:p>
     <w:p>
       <w:pPr>
-        <w:pStyle w:val="Heading3"/>
-      </w:pPr>
-      <w:r>
-        <w:t>Retrieval answer guidance</w:t>
+        <w:pStyle w:val="Heading2"/>
+      </w:pPr>
+      <w:r>
+        <w:t>Preparation and prerequisite</w:t>
       </w:r>
     </w:p>
     <w:p>
       <w:pPr>
-        <w:pStyle w:val="Heading3"/>
-      </w:pPr>
-      <w:r>
-        <w:t>Similarity and normalisation</w:t>
+        <w:spacing w:line="336" w:lineRule="auto" w:after="180"/>
+      </w:pPr>
+      <w:r>
+        <w:rPr>
+          <w:b w:val="0"/>
+        </w:rPr>
+        <w:t>Printed lesson and workbook; paper and pencil</w:t>
       </w:r>
     </w:p>
     <w:p>
@@ -271,7 +292,7 @@
         <w:rPr>
           <w:b w:val="0"/>
         </w:rPr>
-        <w:t>Without opening the old lesson, explain one key idea from Similarity and normalisation. Give an example and a mistake that the idea helps you avoid.</w:t>
+        <w:t>Calculator and optional local Python 3 editor; no packages or AI accounts needed</w:t>
       </w:r>
     </w:p>
     <w:p>
@@ -282,7 +303,7 @@
         <w:rPr>
           <w:b w:val="0"/>
         </w:rPr>
-        <w:t>Look for: Calculate vector length and normalise a nonzero vector</w:t>
+        <w:t>Use the fictional examples supplied; prepare the fresh retry before class</w:t>
       </w:r>
     </w:p>
     <w:p>
@@ -293,26 +314,50 @@
         <w:rPr>
           <w:b w:val="0"/>
         </w:rPr>
-        <w:t>Reference example, not the only acceptable wording: Teacher explanation: Lengths are 5, 10 and 5. Unit vectors are [0.6, 0.8], [0.6, 0.8] and [-0.6, -0.8].</w:t>
+        <w:t xml:space="preserve">No. Identical </w:t>
+      </w:r>
+      <w:r>
+        <w:rPr>
+          <w:b/>
+        </w:rPr>
+        <w:t>input</w:t>
+      </w:r>
+      <w:r>
+        <w:rPr>
+          <w:b w:val="0"/>
+        </w:rPr>
+        <w:t xml:space="preserve">s to a fixed deterministic head produce identical </w:t>
+      </w:r>
+      <w:r>
+        <w:rPr>
+          <w:b/>
+        </w:rPr>
+        <w:t>output</w:t>
+      </w:r>
+      <w:r>
+        <w:rPr>
+          <w:b w:val="0"/>
+        </w:rPr>
+        <w:t>s. Information lost by the representation cannot be recovered from that representation alone.</w:t>
       </w:r>
     </w:p>
     <w:p>
       <w:pPr>
-        <w:spacing w:line="336" w:lineRule="auto" w:after="180"/>
-      </w:pPr>
-      <w:r>
-        <w:rPr>
-          <w:b w:val="0"/>
-        </w:rPr>
-        <w:t>The length difference between Q and A disappears; the opposite direction of C is preserved.</w:t>
+        <w:pStyle w:val="Heading2"/>
+      </w:pPr>
+      <w:r>
+        <w:t>Opening retrieval</w:t>
       </w:r>
     </w:p>
     <w:p>
       <w:pPr>
-        <w:pStyle w:val="Heading3"/>
-      </w:pPr>
-      <w:r>
-        <w:t>Sequence representations</w:t>
+        <w:spacing w:line="336" w:lineRule="auto" w:after="180"/>
+      </w:pPr>
+      <w:r>
+        <w:rPr>
+          <w:b w:val="0"/>
+        </w:rPr>
+        <w:t>Without opening the old lesson, explain one key idea from Similarity and normalisation. Give an example and a mistake that the idea helps you avoid.</w:t>
       </w:r>
     </w:p>
     <w:p>
@@ -323,7 +368,7 @@
         <w:rPr>
           <w:b w:val="0"/>
         </w:rPr>
-        <w:t>Without opening the old lesson, explain one key idea from Sequence representations. Give an example and a mistake that the idea helps you avoid.</w:t>
+        <w:t>Look for: Calculate vector length and normalise a nonzero vector</w:t>
       </w:r>
     </w:p>
     <w:p>
@@ -334,7 +379,7 @@
         <w:rPr>
           <w:b w:val="0"/>
         </w:rPr>
-        <w:t>Look for: Encode an ordered sequence with an explicit vocabulary</w:t>
+        <w:t>Reference example, not the only acceptable wording: Teacher explanation: Lengths are 5, 10 and 5. Unit vectors are [0.6, 0.8], [0.6, 0.8] and [-0.6, -0.8].</w:t>
       </w:r>
     </w:p>
     <w:p>
@@ -345,15 +390,18 @@
         <w:rPr>
           <w:b w:val="0"/>
         </w:rPr>
-        <w:t>Reference example, not the only acceptable wording: Teacher explanation: IDs are [2, 3, 4, 0], mask [1, 1, 1, 0], real length 3 and final real event STOP at position 2.</w:t>
+        <w:t>The length difference between Q and A disappears; the opposite direction of C is preserved.</w:t>
       </w:r>
     </w:p>
     <w:p>
       <w:pPr>
-        <w:pStyle w:val="Heading3"/>
-      </w:pPr>
-      <w:r>
-        <w:t>Pooling and spatial information</w:t>
+        <w:spacing w:line="336" w:lineRule="auto" w:after="180"/>
+      </w:pPr>
+      <w:r>
+        <w:rPr>
+          <w:b w:val="0"/>
+        </w:rPr>
+        <w:t>Without opening the old lesson, explain one key idea from Sequence representations. Give an example and a mistake that the idea helps you avoid.</w:t>
       </w:r>
     </w:p>
     <w:p>
@@ -364,7 +412,7 @@
         <w:rPr>
           <w:b w:val="0"/>
         </w:rPr>
-        <w:t>Without opening the old lesson, explain one key idea from Pooling and spatial information. Give an example and a mistake that the idea helps you avoid.</w:t>
+        <w:t>Look for: Encode an ordered sequence with an explicit vocabulary</w:t>
       </w:r>
     </w:p>
     <w:p>
@@ -375,7 +423,7 @@
         <w:rPr>
           <w:b w:val="0"/>
         </w:rPr>
-        <w:t>Look for: Compute max and mean pooling under an explicit window rule</w:t>
+        <w:t>Reference example, not the only acceptable wording: Teacher explanation: IDs are [2, 3, 4, 0], mask [1, 1, 1, 0], real length 3 and final real event STOP at position 2.</w:t>
       </w:r>
     </w:p>
     <w:p>
@@ -386,19 +434,7 @@
         <w:rPr>
           <w:b w:val="0"/>
         </w:rPr>
-        <w:t xml:space="preserve">Reference example, not the only acceptable wording: Teacher explanation: Values are 1, 3, 2 and 7. Sum is 13, maximum 7 and mean 3.25. Each pooled </w:t>
-      </w:r>
-      <w:r>
-        <w:rPr>
-          <w:b/>
-        </w:rPr>
-        <w:t>output</w:t>
-      </w:r>
-      <w:r>
-        <w:rPr>
-          <w:b w:val="0"/>
-        </w:rPr>
-        <w:t xml:space="preserve"> has shape 2 by 2.</w:t>
+        <w:t>Without opening the old lesson, explain one key idea from Pooling and spatial information. Give an example and a mistake that the idea helps you avoid.</w:t>
       </w:r>
     </w:p>
     <w:p>
@@ -409,7 +445,7 @@
         <w:rPr>
           <w:b w:val="0"/>
         </w:rPr>
-        <w:t>For the compact alternative schedule, use two 45-minute sessions. Keep three claims separate: real transfer reuses previously learned knowledge; this supplied extractor is a transparent stand-in; the reported scores concern tiny constructed target examples.</w:t>
+        <w:t>Look for: Compute max and mean pooling under an explicit window rule</w:t>
       </w:r>
     </w:p>
     <w:p>
@@ -420,15 +456,27 @@
         <w:rPr>
           <w:b w:val="0"/>
         </w:rPr>
-        <w:t>No external model, student account or personal dataset is needed. Require students to mark frozen versus fitted quantities before computing.</w:t>
+        <w:t xml:space="preserve">Reference example, not the only acceptable wording: Teacher explanation: Values are 1, 3, 2 and 7. Sum is 13, maximum 7 and mean 3.25. Each pooled </w:t>
+      </w:r>
+      <w:r>
+        <w:rPr>
+          <w:b/>
+        </w:rPr>
+        <w:t>output</w:t>
+      </w:r>
+      <w:r>
+        <w:rPr>
+          <w:b w:val="0"/>
+        </w:rPr>
+        <w:t xml:space="preserve"> has shape 2 by 2.</w:t>
       </w:r>
     </w:p>
     <w:p>
       <w:pPr>
-        <w:pStyle w:val="Heading3"/>
-      </w:pPr>
-      <w:r>
-        <w:t>Outcomes</w:t>
+        <w:pStyle w:val="Heading2"/>
+      </w:pPr>
+      <w:r>
+        <w:t>Pictured end goal</w:t>
       </w:r>
     </w:p>
     <w:p>
@@ -439,59 +487,35 @@
         <w:rPr>
           <w:b w:val="0"/>
         </w:rPr>
-        <w:t xml:space="preserve">Trace a reused </w:t>
+        <w:t xml:space="preserve">By the end, I can explain </w:t>
       </w:r>
       <w:r>
         <w:rPr>
           <w:b/>
         </w:rPr>
-        <w:t>feature extractor</w:t>
+        <w:t>transfer learning</w:t>
       </w:r>
       <w:r>
         <w:rPr>
           <w:b w:val="0"/>
         </w:rPr>
-        <w:t xml:space="preserve"> and a newly fitted </w:t>
-      </w:r>
-      <w:r>
-        <w:rPr>
-          <w:b/>
-        </w:rPr>
-        <w:t>output head</w:t>
+        <w:t xml:space="preserve"> using a traced example and a stated limitation.</w:t>
       </w:r>
     </w:p>
     <w:p>
       <w:pPr>
-        <w:spacing w:line="336" w:lineRule="auto" w:after="180"/>
-      </w:pPr>
-      <w:r>
-        <w:rPr>
-          <w:b w:val="0"/>
-        </w:rPr>
-        <w:t xml:space="preserve">Fit a small target-task head using </w:t>
-      </w:r>
-      <w:r>
-        <w:rPr>
-          <w:b/>
-        </w:rPr>
-        <w:t>training</w:t>
-      </w:r>
-      <w:r>
-        <w:rPr>
-          <w:b w:val="0"/>
-        </w:rPr>
-        <w:t xml:space="preserve"> data and compare a baseline</w:t>
+        <w:pStyle w:val="Heading2"/>
+      </w:pPr>
+      <w:r>
+        <w:t>Earlier wording, alternatives and picture transcripts · reference / check after trying</w:t>
       </w:r>
     </w:p>
     <w:p>
       <w:pPr>
-        <w:spacing w:line="336" w:lineRule="auto" w:after="180"/>
-      </w:pPr>
-      <w:r>
-        <w:rPr>
-          <w:b w:val="0"/>
-        </w:rPr>
-        <w:t>Identify when a frozen representation cannot support a new task</w:t>
+        <w:pStyle w:val="Heading3"/>
+      </w:pPr>
+      <w:r>
+        <w:t>Teach the learning cycle</w:t>
       </w:r>
     </w:p>
     <w:p>
@@ -499,48 +523,42 @@
         <w:pStyle w:val="Heading3"/>
       </w:pPr>
       <w:r>
-        <w:t>Preparation</w:t>
+        <w:t>Retrieval answer guidance</w:t>
       </w:r>
     </w:p>
     <w:p>
       <w:pPr>
-        <w:spacing w:line="336" w:lineRule="auto" w:after="180"/>
-      </w:pPr>
-      <w:r>
-        <w:rPr>
-          <w:b w:val="0"/>
-        </w:rPr>
-        <w:t>Printed lesson and workbook; paper and pencil</w:t>
+        <w:pStyle w:val="Heading3"/>
+      </w:pPr>
+      <w:r>
+        <w:t>Similarity and normalisation</w:t>
       </w:r>
     </w:p>
     <w:p>
       <w:pPr>
-        <w:spacing w:line="336" w:lineRule="auto" w:after="180"/>
-      </w:pPr>
-      <w:r>
-        <w:rPr>
-          <w:b w:val="0"/>
-        </w:rPr>
-        <w:t>Calculator and optional local Python 3 editor; no packages or AI accounts needed</w:t>
+        <w:pStyle w:val="Heading3"/>
+      </w:pPr>
+      <w:r>
+        <w:t>Sequence representations</w:t>
       </w:r>
     </w:p>
     <w:p>
       <w:pPr>
-        <w:spacing w:line="336" w:lineRule="auto" w:after="180"/>
-      </w:pPr>
-      <w:r>
-        <w:rPr>
-          <w:b w:val="0"/>
-        </w:rPr>
-        <w:t>Use the fictional examples supplied; prepare the fresh retry before class</w:t>
+        <w:pStyle w:val="Heading3"/>
+      </w:pPr>
+      <w:r>
+        <w:t>Pooling and spatial information</w:t>
       </w:r>
     </w:p>
     <w:p>
       <w:pPr>
-        <w:pStyle w:val="Heading3"/>
-      </w:pPr>
-      <w:r>
-        <w:t>Prerequisite answer</w:t>
+        <w:spacing w:line="336" w:lineRule="auto" w:after="180"/>
+      </w:pPr>
+      <w:r>
+        <w:rPr>
+          <w:b w:val="0"/>
+        </w:rPr>
+        <w:t>For the compact alternative schedule, use two 45-minute sessions. Keep three claims separate: real transfer reuses previously learned knowledge; this supplied extractor is a transparent stand-in; the reported scores concern tiny constructed target examples.</w:t>
       </w:r>
     </w:p>
     <w:p>
@@ -551,31 +569,7 @@
         <w:rPr>
           <w:b w:val="0"/>
         </w:rPr>
-        <w:t xml:space="preserve">No. Identical </w:t>
-      </w:r>
-      <w:r>
-        <w:rPr>
-          <w:b/>
-        </w:rPr>
-        <w:t>input</w:t>
-      </w:r>
-      <w:r>
-        <w:rPr>
-          <w:b w:val="0"/>
-        </w:rPr>
-        <w:t xml:space="preserve">s to a fixed deterministic head produce identical </w:t>
-      </w:r>
-      <w:r>
-        <w:rPr>
-          <w:b/>
-        </w:rPr>
-        <w:t>output</w:t>
-      </w:r>
-      <w:r>
-        <w:rPr>
-          <w:b w:val="0"/>
-        </w:rPr>
-        <w:t>s. Information lost by the representation cannot be recovered from that representation alone.</w:t>
+        <w:t>No external model, student account or personal dataset is needed. Require students to mark frozen versus fitted quantities before computing.</w:t>
       </w:r>
     </w:p>
     <w:p>
@@ -583,7 +577,7 @@
         <w:pStyle w:val="Heading3"/>
       </w:pPr>
       <w:r>
-        <w:t>End goal for the pictorial case</w:t>
+        <w:t>Outcomes</w:t>
       </w:r>
     </w:p>
     <w:p>
@@ -594,19 +588,25 @@
         <w:rPr>
           <w:b w:val="0"/>
         </w:rPr>
-        <w:t xml:space="preserve">By the end, I can explain </w:t>
+        <w:t xml:space="preserve">Trace a reused </w:t>
       </w:r>
       <w:r>
         <w:rPr>
           <w:b/>
         </w:rPr>
-        <w:t>transfer learning</w:t>
+        <w:t>feature extractor</w:t>
       </w:r>
       <w:r>
         <w:rPr>
           <w:b w:val="0"/>
         </w:rPr>
-        <w:t xml:space="preserve"> using a traced example and a stated limitation.</w:t>
+        <w:t xml:space="preserve"> and a newly fitted </w:t>
+      </w:r>
+      <w:r>
+        <w:rPr>
+          <w:b/>
+        </w:rPr>
+        <w:t>output head</w:t>
       </w:r>
     </w:p>
     <w:p>
@@ -617,20 +617,38 @@
         <w:rPr>
           <w:b w:val="0"/>
         </w:rPr>
-        <w:t>This added worked case illustrates the week’s main idea. Retain all original and connected topics; schedule its practice within the teaching cycle.</w:t>
+        <w:t xml:space="preserve">Fit a small target-task head using </w:t>
+      </w:r>
+      <w:r>
+        <w:rPr>
+          <w:b/>
+        </w:rPr>
+        <w:t>training</w:t>
+      </w:r>
+      <w:r>
+        <w:rPr>
+          <w:b w:val="0"/>
+        </w:rPr>
+        <w:t xml:space="preserve"> data and compare a baseline</w:t>
       </w:r>
     </w:p>
     <w:p>
       <w:pPr>
-        <w:pStyle w:val="Heading1"/>
-      </w:pPr>
-      <w:r>
-        <w:t>02. Explain and model the mechanism</w:t>
+        <w:spacing w:line="336" w:lineRule="auto" w:after="180"/>
+      </w:pPr>
+      <w:r>
+        <w:rPr>
+          <w:b w:val="0"/>
+        </w:rPr>
+        <w:t>Identify when a frozen representation cannot support a new task</w:t>
       </w:r>
     </w:p>
     <w:p>
-      <w:r>
-        <w:t>Model Transfer learning using the supplied case, labelled mechanism and reasoning. Make the scope of each conclusion explicit.</w:t>
+      <w:pPr>
+        <w:pStyle w:val="Heading3"/>
+      </w:pPr>
+      <w:r>
+        <w:t>Preparation</w:t>
       </w:r>
     </w:p>
     <w:p>
@@ -638,54 +656,15 @@
         <w:pStyle w:val="Heading3"/>
       </w:pPr>
       <w:r>
-        <w:t>Explain Transfer learning · 1</w:t>
+        <w:t>Prerequisite answer</w:t>
       </w:r>
     </w:p>
     <w:p>
       <w:pPr>
-        <w:spacing w:line="336" w:lineRule="auto" w:after="180"/>
-      </w:pPr>
-      <w:r>
-        <w:rPr>
-          <w:b w:val="0"/>
-        </w:rPr>
-        <w:t xml:space="preserve">A source model may learn useful features before we have many labels for a new target task. </w:t>
-      </w:r>
-      <w:r>
-        <w:rPr>
-          <w:b/>
-        </w:rPr>
-        <w:t>Transfer learning</w:t>
-      </w:r>
-      <w:r>
-        <w:rPr>
-          <w:b w:val="0"/>
-        </w:rPr>
-        <w:t xml:space="preserve"> reuses those learned features or parameters. One approach freezes the </w:t>
-      </w:r>
-      <w:r>
-        <w:rPr>
-          <w:b/>
-        </w:rPr>
-        <w:t>feature extractor</w:t>
-      </w:r>
-      <w:r>
-        <w:rPr>
-          <w:b w:val="0"/>
-        </w:rPr>
-        <w:t xml:space="preserve"> and fits a new </w:t>
-      </w:r>
-      <w:r>
-        <w:rPr>
-          <w:b/>
-        </w:rPr>
-        <w:t>output head</w:t>
-      </w:r>
-      <w:r>
-        <w:rPr>
-          <w:b w:val="0"/>
-        </w:rPr>
-        <w:t>.</w:t>
+        <w:pStyle w:val="Heading3"/>
+      </w:pPr>
+      <w:r>
+        <w:t>End goal for the pictorial case</w:t>
       </w:r>
     </w:p>
     <w:p>
@@ -694,45 +673,30 @@
       </w:pPr>
       <w:r>
         <w:rPr>
-          <w:b/>
-        </w:rPr>
-        <w:t>Fine tuning</w:t>
-      </w:r>
-      <w:r>
-        <w:rPr>
           <w:b w:val="0"/>
         </w:rPr>
-        <w:t xml:space="preserve"> instead updates some or all of the reused parameters, usually together with the head.</w:t>
+        <w:t>This added worked case illustrates the week’s main idea. Retain all original and connected topics; schedule its practice within the teaching cycle.</w:t>
       </w:r>
     </w:p>
     <w:p>
       <w:pPr>
-        <w:pStyle w:val="Heading3"/>
-      </w:pPr>
-      <w:r>
-        <w:t>Explain Transfer learning · 2</w:t>
+        <w:pStyle w:val="Heading1"/>
+      </w:pPr>
+      <w:r>
+        <w:t>02. Teach the frozen/fitted boundary with checked examples</w:t>
       </w:r>
     </w:p>
     <w:p>
-      <w:pPr>
-        <w:spacing w:line="336" w:lineRule="auto" w:after="180"/>
-      </w:pPr>
-      <w:r>
-        <w:rPr>
-          <w:b w:val="0"/>
-        </w:rPr>
-        <w:t>Use a transparent stand-in for a source-trained extractor: f(x) = ReLU(x1 + x2), with supplied weights [1, 1] and bias 0. ReLU keeps a positive value and replaces a negative value with zero.</w:t>
+      <w:r>
+        <w:t>Keep the main, pictured and independent extractors distinct.</w:t>
       </w:r>
     </w:p>
     <w:p>
       <w:pPr>
-        <w:spacing w:line="336" w:lineRule="auto" w:after="180"/>
-      </w:pPr>
-      <w:r>
-        <w:rPr>
-          <w:b w:val="0"/>
-        </w:rPr>
-        <w:t>Here x1 and x2 are nonnegative fictional event counts, so f(x) is their sum. We did not train this extractor on a source dataset; this exercise demonstrates the mechanics of reuse, not measured transfer benefits.</w:t>
+        <w:pStyle w:val="Heading2"/>
+      </w:pPr>
+      <w:r>
+        <w:t>Definitions, supplied extractor and complete training trace</w:t>
       </w:r>
     </w:p>
     <w:p>
@@ -743,13 +707,37 @@
         <w:rPr>
           <w:b w:val="0"/>
         </w:rPr>
-        <w:t xml:space="preserve">The target is a high-activity label. The extractor returns a single number h, not a class label or probability. A new head converts h into the target </w:t>
+        <w:t xml:space="preserve">A source model may learn useful features before we have many labels for a new target task. </w:t>
       </w:r>
       <w:r>
         <w:rPr>
           <w:b/>
         </w:rPr>
-        <w:t>prediction</w:t>
+        <w:t>Transfer learning</w:t>
+      </w:r>
+      <w:r>
+        <w:rPr>
+          <w:b w:val="0"/>
+        </w:rPr>
+        <w:t xml:space="preserve"> reuses those learned features or parameters. One approach freezes the </w:t>
+      </w:r>
+      <w:r>
+        <w:rPr>
+          <w:b/>
+        </w:rPr>
+        <w:t>feature extractor</w:t>
+      </w:r>
+      <w:r>
+        <w:rPr>
+          <w:b w:val="0"/>
+        </w:rPr>
+        <w:t xml:space="preserve"> and fits a new </w:t>
+      </w:r>
+      <w:r>
+        <w:rPr>
+          <w:b/>
+        </w:rPr>
+        <w:t>output head</w:t>
       </w:r>
       <w:r>
         <w:rPr>
@@ -760,10 +748,19 @@
     </w:p>
     <w:p>
       <w:pPr>
-        <w:pStyle w:val="Heading3"/>
-      </w:pPr>
-      <w:r>
-        <w:t>Explain Transfer learning · 3</w:t>
+        <w:spacing w:line="336" w:lineRule="auto" w:after="180"/>
+      </w:pPr>
+      <w:r>
+        <w:rPr>
+          <w:b/>
+        </w:rPr>
+        <w:t>Fine tuning</w:t>
+      </w:r>
+      <w:r>
+        <w:rPr>
+          <w:b w:val="0"/>
+        </w:rPr>
+        <w:t xml:space="preserve"> instead updates some or all of the reused parameters, usually together with the head.</w:t>
       </w:r>
     </w:p>
     <w:p>
@@ -774,19 +771,7 @@
         <w:rPr>
           <w:b w:val="0"/>
         </w:rPr>
-        <w:t xml:space="preserve">Use target </w:t>
-      </w:r>
-      <w:r>
-        <w:rPr>
-          <w:b/>
-        </w:rPr>
-        <w:t>training</w:t>
-      </w:r>
-      <w:r>
-        <w:rPr>
-          <w:b w:val="0"/>
-        </w:rPr>
-        <w:t xml:space="preserve"> records T1 [1, 1] with label 0, T2 [1, 3] with label 0, T3 [4, 2] with label 1 and T4 [5, 3] with label 1. Their extracted values are 2, 4, 6 and 8.</w:t>
+        <w:t>Use a transparent stand-in for a source-trained extractor: f(x) = ReLU(x1 + x2), with supplied weights [1, 1] and bias 0. ReLU keeps a positive value and replaces a negative value with zero.</w:t>
       </w:r>
     </w:p>
     <w:p>
@@ -797,39 +782,30 @@
         <w:rPr>
           <w:b w:val="0"/>
         </w:rPr>
-        <w:t xml:space="preserve">Fit the head by trying thresholds 3, 5 and 7 and counting </w:t>
-      </w:r>
-      <w:r>
-        <w:rPr>
-          <w:b/>
-        </w:rPr>
-        <w:t>training</w:t>
-      </w:r>
-      <w:r>
-        <w:rPr>
-          <w:b w:val="0"/>
-        </w:rPr>
-        <w:t xml:space="preserve"> mistakes. </w:t>
-      </w:r>
-      <w:r>
-        <w:rPr>
-          <w:b/>
-        </w:rPr>
-        <w:t>Fitting</w:t>
-      </w:r>
-      <w:r>
-        <w:rPr>
-          <w:b w:val="0"/>
-        </w:rPr>
-        <w:t xml:space="preserve"> can use a small search; it need not use gradients.</w:t>
+        <w:t>Here x1 and x2 are nonnegative fictional event counts, so f(x) is their sum. We did not train this extractor on a source dataset; this exercise demonstrates the mechanics of reuse, not measured transfer benefits.</w:t>
       </w:r>
     </w:p>
     <w:p>
       <w:pPr>
-        <w:pStyle w:val="Heading3"/>
-      </w:pPr>
-      <w:r>
-        <w:t>Explain Transfer learning · 4</w:t>
+        <w:spacing w:line="336" w:lineRule="auto" w:after="180"/>
+      </w:pPr>
+      <w:r>
+        <w:rPr>
+          <w:b w:val="0"/>
+        </w:rPr>
+        <w:t xml:space="preserve">The target is a high-activity label. The extractor returns a single number h, not a class label or probability. A new head converts h into the target </w:t>
+      </w:r>
+      <w:r>
+        <w:rPr>
+          <w:b/>
+        </w:rPr>
+        <w:t>prediction</w:t>
+      </w:r>
+      <w:r>
+        <w:rPr>
+          <w:b w:val="0"/>
+        </w:rPr>
+        <w:t>.</w:t>
       </w:r>
     </w:p>
     <w:p>
@@ -840,7 +816,7 @@
         <w:rPr>
           <w:b w:val="0"/>
         </w:rPr>
-        <w:t xml:space="preserve">The tie rule prefers the smaller threshold if </w:t>
+        <w:t xml:space="preserve">Use target </w:t>
       </w:r>
       <w:r>
         <w:rPr>
@@ -852,7 +828,7 @@
         <w:rPr>
           <w:b w:val="0"/>
         </w:rPr>
-        <w:t xml:space="preserve"> mistake counts match; there is no tie here. The extractor remains unchanged. The code assumes finite numeric counts and valid binary labels.</w:t>
+        <w:t xml:space="preserve"> records T1 [1, 1] with label 0, T2 [1, 3] with label 0, T3 [4, 2] with label 1 and T4 [5, 3] with label 1. Their extracted values are 2, 4, 6 and 8.</w:t>
       </w:r>
     </w:p>
     <w:p>
@@ -863,6 +839,64 @@
         <w:rPr>
           <w:b w:val="0"/>
         </w:rPr>
+        <w:t xml:space="preserve">Fit the head by trying thresholds 3, 5 and 7 and counting </w:t>
+      </w:r>
+      <w:r>
+        <w:rPr>
+          <w:b/>
+        </w:rPr>
+        <w:t>training</w:t>
+      </w:r>
+      <w:r>
+        <w:rPr>
+          <w:b w:val="0"/>
+        </w:rPr>
+        <w:t xml:space="preserve"> mistakes. </w:t>
+      </w:r>
+      <w:r>
+        <w:rPr>
+          <w:b/>
+        </w:rPr>
+        <w:t>Fitting</w:t>
+      </w:r>
+      <w:r>
+        <w:rPr>
+          <w:b w:val="0"/>
+        </w:rPr>
+        <w:t xml:space="preserve"> can use a small search; it need not use gradients.</w:t>
+      </w:r>
+    </w:p>
+    <w:p>
+      <w:pPr>
+        <w:spacing w:line="336" w:lineRule="auto" w:after="180"/>
+      </w:pPr>
+      <w:r>
+        <w:rPr>
+          <w:b w:val="0"/>
+        </w:rPr>
+        <w:t xml:space="preserve">The tie rule prefers the smaller threshold if </w:t>
+      </w:r>
+      <w:r>
+        <w:rPr>
+          <w:b/>
+        </w:rPr>
+        <w:t>training</w:t>
+      </w:r>
+      <w:r>
+        <w:rPr>
+          <w:b w:val="0"/>
+        </w:rPr>
+        <w:t xml:space="preserve"> mistake counts match; there is no tie here. The extractor remains unchanged. The code assumes finite numeric counts and valid binary labels.</w:t>
+      </w:r>
+    </w:p>
+    <w:p>
+      <w:pPr>
+        <w:spacing w:line="336" w:lineRule="auto" w:after="180"/>
+      </w:pPr>
+      <w:r>
+        <w:rPr>
+          <w:b w:val="0"/>
+        </w:rPr>
         <w:t xml:space="preserve">A constant baseline predicts the most frequent </w:t>
       </w:r>
       <w:r>
@@ -876,6 +910,1213 @@
           <w:b w:val="0"/>
         </w:rPr>
         <w:t xml:space="preserve"> label; with two of each, our declared tie rule chooses 0.</w:t>
+      </w:r>
+    </w:p>
+    <w:tbl>
+      <w:tblPr>
+        <w:tblStyle w:val="LightShading-Accent1"/>
+        <w:tblW w:type="auto" w:w="0"/>
+        <w:tblLook w:firstColumn="1" w:firstRow="1" w:lastColumn="0" w:lastRow="0" w:noHBand="0" w:noVBand="1" w:val="04A0"/>
+      </w:tblPr>
+      <w:tblGrid>
+        <w:gridCol w:w="2045"/>
+        <w:gridCol w:w="2045"/>
+        <w:gridCol w:w="2045"/>
+        <w:gridCol w:w="2045"/>
+        <w:gridCol w:w="2045"/>
+      </w:tblGrid>
+      <w:tr>
+        <w:trPr>
+          <w:tblHeader/>
+        </w:trPr>
+        <w:tc>
+          <w:tcPr>
+            <w:tcW w:type="dxa" w:w="2045"/>
+          </w:tcPr>
+          <w:p>
+            <w:r>
+              <w:t>Training record</w:t>
+            </w:r>
+          </w:p>
+        </w:tc>
+        <w:tc>
+          <w:tcPr>
+            <w:tcW w:type="dxa" w:w="2045"/>
+          </w:tcPr>
+          <w:p>
+            <w:r>
+              <w:t>Input counts</w:t>
+            </w:r>
+          </w:p>
+        </w:tc>
+        <w:tc>
+          <w:tcPr>
+            <w:tcW w:type="dxa" w:w="2045"/>
+          </w:tcPr>
+          <w:p>
+            <w:r>
+              <w:t>Label</w:t>
+            </w:r>
+          </w:p>
+        </w:tc>
+        <w:tc>
+          <w:tcPr>
+            <w:tcW w:type="dxa" w:w="2045"/>
+          </w:tcPr>
+          <w:p>
+            <w:r>
+              <w:t>Frozen h</w:t>
+            </w:r>
+          </w:p>
+        </w:tc>
+        <w:tc>
+          <w:tcPr>
+            <w:tcW w:type="dxa" w:w="2045"/>
+          </w:tcPr>
+          <w:p>
+            <w:r>
+              <w:t>Prediction at threshold 5</w:t>
+            </w:r>
+          </w:p>
+        </w:tc>
+      </w:tr>
+      <w:tr>
+        <w:tc>
+          <w:tcPr>
+            <w:tcW w:type="dxa" w:w="2045"/>
+          </w:tcPr>
+          <w:p>
+            <w:r>
+              <w:t>T1</w:t>
+            </w:r>
+          </w:p>
+        </w:tc>
+        <w:tc>
+          <w:tcPr>
+            <w:tcW w:type="dxa" w:w="2045"/>
+          </w:tcPr>
+          <w:p>
+            <w:r>
+              <w:t>[1, 1]</w:t>
+            </w:r>
+          </w:p>
+        </w:tc>
+        <w:tc>
+          <w:tcPr>
+            <w:tcW w:type="dxa" w:w="2045"/>
+          </w:tcPr>
+          <w:p>
+            <w:r>
+              <w:t>0</w:t>
+            </w:r>
+          </w:p>
+        </w:tc>
+        <w:tc>
+          <w:tcPr>
+            <w:tcW w:type="dxa" w:w="2045"/>
+          </w:tcPr>
+          <w:p>
+            <w:r>
+              <w:t>2</w:t>
+            </w:r>
+          </w:p>
+        </w:tc>
+        <w:tc>
+          <w:tcPr>
+            <w:tcW w:type="dxa" w:w="2045"/>
+          </w:tcPr>
+          <w:p>
+            <w:r>
+              <w:t>0</w:t>
+            </w:r>
+          </w:p>
+        </w:tc>
+      </w:tr>
+      <w:tr>
+        <w:tc>
+          <w:tcPr>
+            <w:tcW w:type="dxa" w:w="2045"/>
+          </w:tcPr>
+          <w:p>
+            <w:r>
+              <w:t>T2</w:t>
+            </w:r>
+          </w:p>
+        </w:tc>
+        <w:tc>
+          <w:tcPr>
+            <w:tcW w:type="dxa" w:w="2045"/>
+          </w:tcPr>
+          <w:p>
+            <w:r>
+              <w:t>[1, 3]</w:t>
+            </w:r>
+          </w:p>
+        </w:tc>
+        <w:tc>
+          <w:tcPr>
+            <w:tcW w:type="dxa" w:w="2045"/>
+          </w:tcPr>
+          <w:p>
+            <w:r>
+              <w:t>0</w:t>
+            </w:r>
+          </w:p>
+        </w:tc>
+        <w:tc>
+          <w:tcPr>
+            <w:tcW w:type="dxa" w:w="2045"/>
+          </w:tcPr>
+          <w:p>
+            <w:r>
+              <w:t>4</w:t>
+            </w:r>
+          </w:p>
+        </w:tc>
+        <w:tc>
+          <w:tcPr>
+            <w:tcW w:type="dxa" w:w="2045"/>
+          </w:tcPr>
+          <w:p>
+            <w:r>
+              <w:t>0</w:t>
+            </w:r>
+          </w:p>
+        </w:tc>
+      </w:tr>
+      <w:tr>
+        <w:tc>
+          <w:tcPr>
+            <w:tcW w:type="dxa" w:w="2045"/>
+          </w:tcPr>
+          <w:p>
+            <w:r>
+              <w:t>T3</w:t>
+            </w:r>
+          </w:p>
+        </w:tc>
+        <w:tc>
+          <w:tcPr>
+            <w:tcW w:type="dxa" w:w="2045"/>
+          </w:tcPr>
+          <w:p>
+            <w:r>
+              <w:t>[4, 2]</w:t>
+            </w:r>
+          </w:p>
+        </w:tc>
+        <w:tc>
+          <w:tcPr>
+            <w:tcW w:type="dxa" w:w="2045"/>
+          </w:tcPr>
+          <w:p>
+            <w:r>
+              <w:t>1</w:t>
+            </w:r>
+          </w:p>
+        </w:tc>
+        <w:tc>
+          <w:tcPr>
+            <w:tcW w:type="dxa" w:w="2045"/>
+          </w:tcPr>
+          <w:p>
+            <w:r>
+              <w:t>6</w:t>
+            </w:r>
+          </w:p>
+        </w:tc>
+        <w:tc>
+          <w:tcPr>
+            <w:tcW w:type="dxa" w:w="2045"/>
+          </w:tcPr>
+          <w:p>
+            <w:r>
+              <w:t>1</w:t>
+            </w:r>
+          </w:p>
+        </w:tc>
+      </w:tr>
+      <w:tr>
+        <w:tc>
+          <w:tcPr>
+            <w:tcW w:type="dxa" w:w="2045"/>
+          </w:tcPr>
+          <w:p>
+            <w:r>
+              <w:t>T4</w:t>
+            </w:r>
+          </w:p>
+        </w:tc>
+        <w:tc>
+          <w:tcPr>
+            <w:tcW w:type="dxa" w:w="2045"/>
+          </w:tcPr>
+          <w:p>
+            <w:r>
+              <w:t>[5, 3]</w:t>
+            </w:r>
+          </w:p>
+        </w:tc>
+        <w:tc>
+          <w:tcPr>
+            <w:tcW w:type="dxa" w:w="2045"/>
+          </w:tcPr>
+          <w:p>
+            <w:r>
+              <w:t>1</w:t>
+            </w:r>
+          </w:p>
+        </w:tc>
+        <w:tc>
+          <w:tcPr>
+            <w:tcW w:type="dxa" w:w="2045"/>
+          </w:tcPr>
+          <w:p>
+            <w:r>
+              <w:t>8</w:t>
+            </w:r>
+          </w:p>
+        </w:tc>
+        <w:tc>
+          <w:tcPr>
+            <w:tcW w:type="dxa" w:w="2045"/>
+          </w:tcPr>
+          <w:p>
+            <w:r>
+              <w:t>1</w:t>
+            </w:r>
+          </w:p>
+        </w:tc>
+      </w:tr>
+      <w:tr>
+        <w:tc>
+          <w:tcPr>
+            <w:tcW w:type="dxa" w:w="2045"/>
+          </w:tcPr>
+          <w:p>
+            <w:r>
+              <w:t>Candidate threshold 3</w:t>
+            </w:r>
+          </w:p>
+        </w:tc>
+        <w:tc>
+          <w:tcPr>
+            <w:tcW w:type="dxa" w:w="2045"/>
+          </w:tcPr>
+          <w:p>
+            <w:r>
+              <w:t>Training mistakes</w:t>
+            </w:r>
+          </w:p>
+        </w:tc>
+        <w:tc>
+          <w:tcPr>
+            <w:tcW w:type="dxa" w:w="2045"/>
+          </w:tcPr>
+          <w:p>
+            <w:r>
+              <w:t>1</w:t>
+            </w:r>
+          </w:p>
+        </w:tc>
+        <w:tc>
+          <w:tcPr>
+            <w:tcW w:type="dxa" w:w="2045"/>
+          </w:tcPr>
+          <w:p>
+            <w:r>
+              <w:t>Threshold 5: 0</w:t>
+            </w:r>
+          </w:p>
+        </w:tc>
+        <w:tc>
+          <w:tcPr>
+            <w:tcW w:type="dxa" w:w="2045"/>
+          </w:tcPr>
+          <w:p>
+            <w:r>
+              <w:t>Threshold 7: 1</w:t>
+            </w:r>
+          </w:p>
+        </w:tc>
+      </w:tr>
+    </w:tbl>
+    <w:p>
+      <w:pPr>
+        <w:pStyle w:val="Heading2"/>
+      </w:pPr>
+      <w:r>
+        <w:t>Same-row validation and equality key</w:t>
+      </w:r>
+    </w:p>
+    <w:p>
+      <w:pPr>
+        <w:pStyle w:val="Heading3"/>
+      </w:pPr>
+      <w:r>
+        <w:t>Freeze the fitted head before validation</w:t>
+      </w:r>
+    </w:p>
+    <w:tbl>
+      <w:tblPr>
+        <w:tblStyle w:val="LightShading-Accent1"/>
+        <w:tblW w:type="auto" w:w="0"/>
+        <w:tblLook w:firstColumn="1" w:firstRow="1" w:lastColumn="0" w:lastRow="0" w:noHBand="0" w:noVBand="1" w:val="04A0"/>
+      </w:tblPr>
+      <w:tblGrid>
+        <w:gridCol w:w="3408"/>
+        <w:gridCol w:w="3408"/>
+        <w:gridCol w:w="3408"/>
+      </w:tblGrid>
+      <w:tr>
+        <w:trPr>
+          <w:tblHeader/>
+        </w:trPr>
+        <w:tc>
+          <w:tcPr>
+            <w:tcW w:type="dxa" w:w="3408"/>
+          </w:tcPr>
+          <w:p>
+            <w:r>
+              <w:t>Validation input</w:t>
+            </w:r>
+          </w:p>
+        </w:tc>
+        <w:tc>
+          <w:tcPr>
+            <w:tcW w:type="dxa" w:w="3408"/>
+          </w:tcPr>
+          <w:p>
+            <w:r>
+              <w:t>Frozen feature</w:t>
+            </w:r>
+          </w:p>
+        </w:tc>
+        <w:tc>
+          <w:tcPr>
+            <w:tcW w:type="dxa" w:w="3408"/>
+          </w:tcPr>
+          <w:p>
+            <w:r>
+              <w:t>Head at threshold 5</w:t>
+            </w:r>
+          </w:p>
+        </w:tc>
+      </w:tr>
+      <w:tr>
+        <w:tc>
+          <w:tcPr>
+            <w:tcW w:type="dxa" w:w="3408"/>
+          </w:tcPr>
+          <w:p>
+            <w:r>
+              <w:t>V1 [2, 1], label 0</w:t>
+            </w:r>
+          </w:p>
+        </w:tc>
+        <w:tc>
+          <w:tcPr>
+            <w:tcW w:type="dxa" w:w="3408"/>
+          </w:tcPr>
+          <w:p>
+            <w:r>
+              <w:t>h = 3</w:t>
+            </w:r>
+          </w:p>
+        </w:tc>
+        <w:tc>
+          <w:tcPr>
+            <w:tcW w:type="dxa" w:w="3408"/>
+          </w:tcPr>
+          <w:p>
+            <w:r>
+              <w:t>Predict 0, correct</w:t>
+            </w:r>
+          </w:p>
+        </w:tc>
+      </w:tr>
+      <w:tr>
+        <w:tc>
+          <w:tcPr>
+            <w:tcW w:type="dxa" w:w="3408"/>
+          </w:tcPr>
+          <w:p>
+            <w:r>
+              <w:t>V2 [3, 4], label 1</w:t>
+            </w:r>
+          </w:p>
+        </w:tc>
+        <w:tc>
+          <w:tcPr>
+            <w:tcW w:type="dxa" w:w="3408"/>
+          </w:tcPr>
+          <w:p>
+            <w:r>
+              <w:t>h = 7</w:t>
+            </w:r>
+          </w:p>
+        </w:tc>
+        <w:tc>
+          <w:tcPr>
+            <w:tcW w:type="dxa" w:w="3408"/>
+          </w:tcPr>
+          <w:p>
+            <w:r>
+              <w:t>Predict 1, correct</w:t>
+            </w:r>
+          </w:p>
+        </w:tc>
+      </w:tr>
+    </w:tbl>
+    <w:p>
+      <w:r>
+        <w:t>The fitted head is correct on 2 of 2 validation records; the constant class 0 baseline is correct on 1 of 2. This tiny constructed comparison is not evidence of general transfer performance.</w:t>
+      </w:r>
+    </w:p>
+    <w:p>
+      <w:pPr>
+        <w:spacing w:line="336" w:lineRule="auto" w:after="180"/>
+      </w:pPr>
+      <w:r>
+        <w:rPr>
+          <w:b w:val="0"/>
+        </w:rPr>
+        <w:t xml:space="preserve">Guided: h = 5 and </w:t>
+      </w:r>
+      <w:r>
+        <w:rPr>
+          <w:b/>
+        </w:rPr>
+        <w:t>prediction</w:t>
+      </w:r>
+      <w:r>
+        <w:rPr>
+          <w:b w:val="0"/>
+        </w:rPr>
+        <w:t xml:space="preserve"> is 1 because equality is included. The threshold was fitted; weights [1, 1] and bias 0 stayed frozen.</w:t>
+      </w:r>
+    </w:p>
+    <w:p>
+      <w:pPr>
+        <w:spacing w:line="336" w:lineRule="auto" w:after="180"/>
+      </w:pPr>
+      <w:r>
+        <w:rPr>
+          <w:b w:val="0"/>
+        </w:rPr>
+        <w:t xml:space="preserve">Exit: two constructed validation cases provide limited </w:t>
+      </w:r>
+      <w:r>
+        <w:rPr>
+          <w:b/>
+        </w:rPr>
+        <w:t>evidence</w:t>
+      </w:r>
+      <w:r>
+        <w:rPr>
+          <w:b w:val="0"/>
+        </w:rPr>
+        <w:t>, the extractor was supplied rather than source-trained here, and no from-scratch comparison was run.</w:t>
+      </w:r>
+    </w:p>
+    <w:p>
+      <w:pPr>
+        <w:spacing w:line="336" w:lineRule="auto" w:after="180"/>
+      </w:pPr>
+      <w:r>
+        <w:rPr>
+          <w:b w:val="0"/>
+        </w:rPr>
+        <w:t xml:space="preserve">Compare both methods on the same target cases with a declared </w:t>
+      </w:r>
+      <w:r>
+        <w:rPr>
+          <w:b/>
+        </w:rPr>
+        <w:t>training</w:t>
+      </w:r>
+      <w:r>
+        <w:rPr>
+          <w:b w:val="0"/>
+        </w:rPr>
+        <w:t xml:space="preserve"> budget and untouched final evaluation after all choices.</w:t>
+      </w:r>
+    </w:p>
+    <w:p>
+      <w:pPr>
+        <w:spacing w:line="336" w:lineRule="auto" w:after="180"/>
+      </w:pPr>
+      <w:r>
+        <w:rPr>
+          <w:b w:val="0"/>
+        </w:rPr>
+        <w:t>Use the same validation records for both methods. These records were not used to fit the threshold. If validation guides later choices, reserve separate untouched final evaluation data.</w:t>
+      </w:r>
+    </w:p>
+    <w:p>
+      <w:pPr>
+        <w:spacing w:line="336" w:lineRule="auto" w:after="180"/>
+      </w:pPr>
+      <w:r>
+        <w:rPr>
+          <w:b w:val="0"/>
+        </w:rPr>
+        <w:t xml:space="preserve">We have not compared with a full model trained from scratch or measured </w:t>
+      </w:r>
+      <w:r>
+        <w:rPr>
+          <w:b/>
+        </w:rPr>
+        <w:t>training</w:t>
+      </w:r>
+      <w:r>
+        <w:rPr>
+          <w:b w:val="0"/>
+        </w:rPr>
+        <w:t xml:space="preserve"> time, so this result cannot establish either advantage.</w:t>
+      </w:r>
+    </w:p>
+    <w:p>
+      <w:pPr>
+        <w:pStyle w:val="Heading3"/>
+      </w:pPr>
+      <w:r>
+        <w:t>A new input [2, 3] uses the fitted threshold 5. Give h and the predicted class, including the equality rule. Which parameters changed during fitting?</w:t>
+      </w:r>
+    </w:p>
+    <w:p>
+      <w:r>
+        <w:t>________________________________________________________________</w:t>
+      </w:r>
+    </w:p>
+    <w:p>
+      <w:r>
+        <w:t>________________________________________________________________</w:t>
+      </w:r>
+    </w:p>
+    <w:p>
+      <w:r>
+        <w:t>________________________________________________________________</w:t>
+      </w:r>
+    </w:p>
+    <w:p>
+      <w:r>
+        <w:t>________________________________________________________________</w:t>
+      </w:r>
+    </w:p>
+    <w:p>
+      <w:pPr>
+        <w:pStyle w:val="Heading2"/>
+      </w:pPr>
+      <w:r>
+        <w:t>Representation collision and supplied repair</w:t>
+      </w:r>
+    </w:p>
+    <w:tbl>
+      <w:tblPr>
+        <w:tblStyle w:val="LightShading-Accent1"/>
+        <w:tblW w:type="auto" w:w="0"/>
+        <w:tblLook w:firstColumn="1" w:firstRow="1" w:lastColumn="0" w:lastRow="0" w:noHBand="0" w:noVBand="1" w:val="04A0"/>
+      </w:tblPr>
+      <w:tblGrid>
+        <w:gridCol w:w="2556"/>
+        <w:gridCol w:w="2556"/>
+        <w:gridCol w:w="2556"/>
+        <w:gridCol w:w="2556"/>
+      </w:tblGrid>
+      <w:tr>
+        <w:trPr>
+          <w:tblHeader/>
+        </w:trPr>
+        <w:tc>
+          <w:tcPr>
+            <w:tcW w:type="dxa" w:w="2556"/>
+          </w:tcPr>
+          <w:p>
+            <w:r>
+              <w:t>New target: first count exceeds second</w:t>
+            </w:r>
+          </w:p>
+        </w:tc>
+        <w:tc>
+          <w:tcPr>
+            <w:tcW w:type="dxa" w:w="2556"/>
+          </w:tcPr>
+          <w:p>
+            <w:r>
+              <w:t>Supplied input</w:t>
+            </w:r>
+          </w:p>
+        </w:tc>
+        <w:tc>
+          <w:tcPr>
+            <w:tcW w:type="dxa" w:w="2556"/>
+          </w:tcPr>
+          <w:p>
+            <w:r>
+              <w:t>Correct label</w:t>
+            </w:r>
+          </w:p>
+        </w:tc>
+        <w:tc>
+          <w:tcPr>
+            <w:tcW w:type="dxa" w:w="2556"/>
+          </w:tcPr>
+          <w:p>
+            <w:r>
+              <w:t>Original frozen h</w:t>
+            </w:r>
+          </w:p>
+        </w:tc>
+      </w:tr>
+      <w:tr>
+        <w:tc>
+          <w:tcPr>
+            <w:tcW w:type="dxa" w:w="2556"/>
+          </w:tcPr>
+          <w:p>
+            <w:r>
+              <w:t>U</w:t>
+            </w:r>
+          </w:p>
+        </w:tc>
+        <w:tc>
+          <w:tcPr>
+            <w:tcW w:type="dxa" w:w="2556"/>
+          </w:tcPr>
+          <w:p>
+            <w:r>
+              <w:t>[1, 3]</w:t>
+            </w:r>
+          </w:p>
+        </w:tc>
+        <w:tc>
+          <w:tcPr>
+            <w:tcW w:type="dxa" w:w="2556"/>
+          </w:tcPr>
+          <w:p>
+            <w:r>
+              <w:t>0</w:t>
+            </w:r>
+          </w:p>
+        </w:tc>
+        <w:tc>
+          <w:tcPr>
+            <w:tcW w:type="dxa" w:w="2556"/>
+          </w:tcPr>
+          <w:p>
+            <w:r>
+              <w:t>4</w:t>
+            </w:r>
+          </w:p>
+        </w:tc>
+      </w:tr>
+      <w:tr>
+        <w:tc>
+          <w:tcPr>
+            <w:tcW w:type="dxa" w:w="2556"/>
+          </w:tcPr>
+          <w:p>
+            <w:r>
+              <w:t>V</w:t>
+            </w:r>
+          </w:p>
+        </w:tc>
+        <w:tc>
+          <w:tcPr>
+            <w:tcW w:type="dxa" w:w="2556"/>
+          </w:tcPr>
+          <w:p>
+            <w:r>
+              <w:t>[3, 1]</w:t>
+            </w:r>
+          </w:p>
+        </w:tc>
+        <w:tc>
+          <w:tcPr>
+            <w:tcW w:type="dxa" w:w="2556"/>
+          </w:tcPr>
+          <w:p>
+            <w:r>
+              <w:t>1</w:t>
+            </w:r>
+          </w:p>
+        </w:tc>
+        <w:tc>
+          <w:tcPr>
+            <w:tcW w:type="dxa" w:w="2556"/>
+          </w:tcPr>
+          <w:p>
+            <w:r>
+              <w:t>4</w:t>
+            </w:r>
+          </w:p>
+        </w:tc>
+      </w:tr>
+      <w:tr>
+        <w:tc>
+          <w:tcPr>
+            <w:tcW w:type="dxa" w:w="2556"/>
+          </w:tcPr>
+          <w:p>
+            <w:r>
+              <w:t>Collision</w:t>
+            </w:r>
+          </w:p>
+        </w:tc>
+        <w:tc>
+          <w:tcPr>
+            <w:tcW w:type="dxa" w:w="2556"/>
+          </w:tcPr>
+          <w:p>
+            <w:r>
+              <w:t>Same h, conflicting labels</w:t>
+            </w:r>
+          </w:p>
+        </w:tc>
+        <w:tc>
+          <w:tcPr>
+            <w:tcW w:type="dxa" w:w="2556"/>
+          </w:tcPr>
+          <w:p>
+            <w:r>
+              <w:t>Any deterministic h-only head gives the same output</w:t>
+            </w:r>
+          </w:p>
+        </w:tc>
+        <w:tc>
+          <w:tcPr>
+            <w:tcW w:type="dxa" w:w="2556"/>
+          </w:tcPr>
+          <w:p>
+            <w:r>
+              <w:t>Cannot classify both correctly</w:t>
+            </w:r>
+          </w:p>
+        </w:tc>
+      </w:tr>
+      <w:tr>
+        <w:tc>
+          <w:tcPr>
+            <w:tcW w:type="dxa" w:w="2556"/>
+          </w:tcPr>
+          <w:p>
+            <w:r>
+              <w:t>Hand-set repair</w:t>
+            </w:r>
+          </w:p>
+        </w:tc>
+        <w:tc>
+          <w:tcPr>
+            <w:tcW w:type="dxa" w:w="2556"/>
+          </w:tcPr>
+          <w:p>
+            <w:r>
+              <w:t>h = ReLU(x1 − x2), threshold 1</w:t>
+            </w:r>
+          </w:p>
+        </w:tc>
+        <w:tc>
+          <w:tcPr>
+            <w:tcW w:type="dxa" w:w="2556"/>
+          </w:tcPr>
+          <w:p>
+            <w:r>
+              <w:t>U → 0; V → 1</w:t>
+            </w:r>
+          </w:p>
+        </w:tc>
+        <w:tc>
+          <w:tcPr>
+            <w:tcW w:type="dxa" w:w="2556"/>
+          </w:tcPr>
+          <w:p>
+            <w:r>
+              <w:t>Representation changed; no training run claimed</w:t>
+            </w:r>
+          </w:p>
+        </w:tc>
+      </w:tr>
+    </w:tbl>
+    <w:p>
+      <w:pPr>
+        <w:pStyle w:val="Heading2"/>
+      </w:pPr>
+      <w:r>
+        <w:t>Separate picture givens and interpretation</w:t>
+      </w:r>
+    </w:p>
+    <w:p>
+      <w:pPr>
+        <w:spacing w:line="336" w:lineRule="auto" w:after="180"/>
+      </w:pPr>
+      <w:r>
+        <w:rPr>
+          <w:b w:val="0"/>
+        </w:rPr>
+        <w:t xml:space="preserve">Transfer a fixed </w:t>
+      </w:r>
+      <w:r>
+        <w:rPr>
+          <w:b/>
+        </w:rPr>
+        <w:t>feature extractor</w:t>
+      </w:r>
+      <w:r>
+        <w:rPr>
+          <w:b w:val="0"/>
+        </w:rPr>
+        <w:t xml:space="preserve"> while identifying what is actually refitted.</w:t>
+      </w:r>
+    </w:p>
+    <w:p>
+      <w:pPr>
+        <w:spacing w:line="336" w:lineRule="auto" w:after="180"/>
+      </w:pPr>
+      <w:r>
+        <w:rPr>
+          <w:b w:val="0"/>
+        </w:rPr>
+        <w:t xml:space="preserve">Frozen extractor h =left+2right. New-task </w:t>
+      </w:r>
+      <w:r>
+        <w:rPr>
+          <w:b/>
+        </w:rPr>
+        <w:t>training</w:t>
+      </w:r>
+      <w:r>
+        <w:rPr>
+          <w:b w:val="0"/>
+        </w:rPr>
+        <w:t xml:space="preserve"> </w:t>
+      </w:r>
+      <w:r>
+        <w:rPr>
+          <w:b/>
+        </w:rPr>
+        <w:t>input</w:t>
+      </w:r>
+      <w:r>
+        <w:rPr>
+          <w:b w:val="0"/>
+        </w:rPr>
+        <w:t>s [1, 0]label 0,[2, 1]label 0,[1, 3]label 1. Class 1 when h &gt;=threshold; candidates 3 or5.</w:t>
+      </w:r>
+    </w:p>
+    <w:p>
+      <w:pPr>
+        <w:spacing w:line="336" w:lineRule="auto" w:after="180"/>
+      </w:pPr>
+      <w:r>
+        <w:rPr>
+          <w:b w:val="0"/>
+        </w:rPr>
+        <w:t xml:space="preserve">All </w:t>
+      </w:r>
+      <w:r>
+        <w:rPr>
+          <w:b/>
+        </w:rPr>
+        <w:t>input</w:t>
+      </w:r>
+      <w:r>
+        <w:rPr>
+          <w:b w:val="0"/>
+        </w:rPr>
+        <w:t>s and outcomes in this worked example are invented classroom data; no real model run is claimed.</w:t>
+      </w:r>
+    </w:p>
+    <w:p>
+      <w:pPr>
+        <w:spacing w:line="336" w:lineRule="auto" w:after="180"/>
+      </w:pPr>
+      <w:r>
+        <w:rPr>
+          <w:b w:val="0"/>
+        </w:rPr>
+        <w:t>Keep two extractors separate. The main example freezes h = x1 + x2 and fits threshold 5. Its validation inputs have supplied labels, so correctness can be counted. The picture freezes h = left + 2 × right: training features are 1, 4, 7, and threshold 5 makes zero training mistakes. Its query [2, 2] gives h = 6 and class 1, but has no supplied reference label. A prediction alone cannot be scored as correct.</w:t>
+      </w:r>
+    </w:p>
+    <w:p>
+      <w:pPr>
+        <w:pStyle w:val="Heading2"/>
+      </w:pPr>
+      <w:r>
+        <w:t>Picture trace and changed-query key</w:t>
+      </w:r>
+    </w:p>
+    <w:p>
+      <w:r>
+        <w:drawing>
+          <wp:inline xmlns:a="http://schemas.openxmlformats.org/drawingml/2006/main" xmlns:pic="http://schemas.openxmlformats.org/drawingml/2006/picture">
+            <wp:extent cx="5486400" cy="3182112"/>
+            <wp:docPr id="1" name="Picture 1" descr="Extract features: Training h values are 1, 4, 7. → Fit new head: Threshold 3 makes 1 mistake; threshold 5 makes 0, so choose 5. → Check held-out input: Query [2, 2]has h = 6, so the head predicts class 1; its reference is not supplied."/>
+            <wp:cNvGraphicFramePr>
+              <a:graphicFrameLocks noChangeAspect="1"/>
+            </wp:cNvGraphicFramePr>
+            <a:graphic>
+              <a:graphicData uri="http://schemas.openxmlformats.org/drawingml/2006/picture">
+                <pic:pic>
+                  <pic:nvPicPr>
+                    <pic:cNvPr id="0" name="academy-story-ai-5-28-02.png"/>
+                    <pic:cNvPicPr/>
+                  </pic:nvPicPr>
+                  <pic:blipFill>
+                    <a:blip r:embed="rId9"/>
+                    <a:stretch>
+                      <a:fillRect/>
+                    </a:stretch>
+                  </pic:blipFill>
+                  <pic:spPr>
+                    <a:xfrm>
+                      <a:off x="0" y="0"/>
+                      <a:ext cx="5486400" cy="3182112"/>
+                    </a:xfrm>
+                    <a:prstGeom prst="rect"/>
+                  </pic:spPr>
+                </pic:pic>
+              </a:graphicData>
+            </a:graphic>
+          </wp:inline>
+        </w:drawing>
+      </w:r>
+    </w:p>
+    <w:p>
+      <w:pPr>
+        <w:pStyle w:val="Heading3"/>
+      </w:pPr>
+      <w:r>
+        <w:t>Read the picture one step at a time</w:t>
+      </w:r>
+    </w:p>
+    <w:tbl>
+      <w:tblPr>
+        <w:tblStyle w:val="LightShading-Accent1"/>
+        <w:tblW w:type="auto" w:w="0"/>
+        <w:tblLook w:firstColumn="1" w:firstRow="1" w:lastColumn="0" w:lastRow="0" w:noHBand="0" w:noVBand="1" w:val="04A0"/>
+      </w:tblPr>
+      <w:tblGrid>
+        <w:gridCol w:w="5112"/>
+        <w:gridCol w:w="5112"/>
+      </w:tblGrid>
+      <w:tr>
+        <w:trPr>
+          <w:tblHeader/>
+        </w:trPr>
+        <w:tc>
+          <w:tcPr>
+            <w:tcW w:type="dxa" w:w="5112"/>
+          </w:tcPr>
+          <w:p>
+            <w:r>
+              <w:t>Step</w:t>
+            </w:r>
+          </w:p>
+        </w:tc>
+        <w:tc>
+          <w:tcPr>
+            <w:tcW w:type="dxa" w:w="5112"/>
+          </w:tcPr>
+          <w:p>
+            <w:r>
+              <w:t>What happens and why</w:t>
+            </w:r>
+          </w:p>
+        </w:tc>
+      </w:tr>
+      <w:tr>
+        <w:tc>
+          <w:tcPr>
+            <w:tcW w:type="dxa" w:w="5112"/>
+          </w:tcPr>
+          <w:p>
+            <w:r>
+              <w:t>1. Extract features</w:t>
+            </w:r>
+          </w:p>
+        </w:tc>
+        <w:tc>
+          <w:tcPr>
+            <w:tcW w:type="dxa" w:w="5112"/>
+          </w:tcPr>
+          <w:p>
+            <w:r>
+              <w:t>Training h values are 1, 4, 7.</w:t>
+            </w:r>
+          </w:p>
+        </w:tc>
+      </w:tr>
+      <w:tr>
+        <w:tc>
+          <w:tcPr>
+            <w:tcW w:type="dxa" w:w="5112"/>
+          </w:tcPr>
+          <w:p>
+            <w:r>
+              <w:t>2. Fit new head</w:t>
+            </w:r>
+          </w:p>
+        </w:tc>
+        <w:tc>
+          <w:tcPr>
+            <w:tcW w:type="dxa" w:w="5112"/>
+          </w:tcPr>
+          <w:p>
+            <w:r>
+              <w:t>Threshold 3 makes 1 mistake; threshold 5 makes 0, so choose 5.</w:t>
+            </w:r>
+          </w:p>
+        </w:tc>
+      </w:tr>
+      <w:tr>
+        <w:tc>
+          <w:tcPr>
+            <w:tcW w:type="dxa" w:w="5112"/>
+          </w:tcPr>
+          <w:p>
+            <w:r>
+              <w:t>3. Check held-out input</w:t>
+            </w:r>
+          </w:p>
+        </w:tc>
+        <w:tc>
+          <w:tcPr>
+            <w:tcW w:type="dxa" w:w="5112"/>
+          </w:tcPr>
+          <w:p>
+            <w:r>
+              <w:t>Query [2, 2]has h = 6, so the head predicts class 1; its reference is not supplied.</w:t>
+            </w:r>
+          </w:p>
+        </w:tc>
+      </w:tr>
+    </w:tbl>
+    <w:p>
+      <w:r>
+        <w:t>Match each pictured step to the supplied facts. This is a worked teaching case, not an independent assessment.</w:t>
+      </w:r>
+    </w:p>
+    <w:p>
+      <w:pPr>
+        <w:spacing w:line="336" w:lineRule="auto" w:after="180"/>
+      </w:pPr>
+      <w:r>
+        <w:rPr>
+          <w:b/>
+        </w:rPr>
+        <w:t>Transfer learning</w:t>
+      </w:r>
+      <w:r>
+        <w:rPr>
+          <w:b w:val="0"/>
+        </w:rPr>
+        <w:t xml:space="preserve"> can keep a representation fixed while </w:t>
+      </w:r>
+      <w:r>
+        <w:rPr>
+          <w:b/>
+        </w:rPr>
+        <w:t>fitting</w:t>
+      </w:r>
+      <w:r>
+        <w:rPr>
+          <w:b w:val="0"/>
+        </w:rPr>
+        <w:t xml:space="preserve"> a smaller </w:t>
+      </w:r>
+      <w:r>
+        <w:rPr>
+          <w:b/>
+        </w:rPr>
+        <w:t>output head</w:t>
+      </w:r>
+      <w:r>
+        <w:rPr>
+          <w:b w:val="0"/>
+        </w:rPr>
+        <w:t xml:space="preserve"> for a new task. Here the extractor always applies the same weights, while new labels choose the head’s threshold.</w:t>
+      </w:r>
+    </w:p>
+    <w:p>
+      <w:pPr>
+        <w:spacing w:line="336" w:lineRule="auto" w:after="180"/>
+      </w:pPr>
+      <w:r>
+        <w:rPr>
+          <w:b w:val="0"/>
+        </w:rPr>
+        <w:t>Applying the chosen head to a query is inference. State which part was frozen and which was fitted; this arithmetic does not establish the extractor is useful for every task.</w:t>
+      </w:r>
+    </w:p>
+    <w:p>
+      <w:pPr>
+        <w:spacing w:line="336" w:lineRule="auto" w:after="180"/>
+      </w:pPr>
+      <w:r>
+        <w:rPr>
+          <w:b w:val="0"/>
+        </w:rPr>
+        <w:t>A frozen extractor can miss task-specific distinctions; transfer is a strategy requiring validation, not a guarantee of useful features.</w:t>
+      </w:r>
+    </w:p>
+    <w:p>
+      <w:pPr>
+        <w:spacing w:line="336" w:lineRule="auto" w:after="180"/>
+      </w:pPr>
+      <w:r>
+        <w:rPr>
+          <w:b w:val="0"/>
+        </w:rPr>
+        <w:t>Change: Query changes to [2, 1].</w:t>
+      </w:r>
+    </w:p>
+    <w:p>
+      <w:pPr>
+        <w:spacing w:line="336" w:lineRule="auto" w:after="180"/>
+      </w:pPr>
+      <w:r>
+        <w:rPr>
+          <w:b/>
+        </w:rPr>
+        <w:t>Prediction</w:t>
+      </w:r>
+      <w:r>
+        <w:rPr>
+          <w:b w:val="0"/>
+        </w:rPr>
+        <w:t>: Its h becomes 4 and the fitted head predicts class 0.</w:t>
+      </w:r>
+    </w:p>
+    <w:p>
+      <w:pPr>
+        <w:spacing w:line="336" w:lineRule="auto" w:after="180"/>
+      </w:pPr>
+      <w:r>
+        <w:rPr>
+          <w:b w:val="0"/>
+        </w:rPr>
+        <w:t xml:space="preserve">Reason: Extractor stays fixed; the changed </w:t>
+      </w:r>
+      <w:r>
+        <w:rPr>
+          <w:b/>
+        </w:rPr>
+        <w:t>input</w:t>
+      </w:r>
+      <w:r>
+        <w:rPr>
+          <w:b w:val="0"/>
+        </w:rPr>
+        <w:t xml:space="preserve"> crosses the chosen head’s boundary.</w:t>
+      </w:r>
+    </w:p>
+    <w:p>
+      <w:pPr>
+        <w:pStyle w:val="Heading2"/>
+      </w:pPr>
+      <w:r>
+        <w:t>Earlier wording, alternatives and picture transcripts · reference / check after trying</w:t>
       </w:r>
     </w:p>
     <w:tbl>
@@ -1007,6 +2248,48 @@
         <w:pStyle w:val="Heading3"/>
       </w:pPr>
       <w:r>
+        <w:t>Model the reasoning aloud</w:t>
+      </w:r>
+    </w:p>
+    <w:p>
+      <w:pPr>
+        <w:spacing w:line="336" w:lineRule="auto" w:after="180"/>
+      </w:pPr>
+      <w:r>
+        <w:rPr>
+          <w:b w:val="0"/>
+        </w:rPr>
+        <w:t xml:space="preserve">Use the complete worked example below before asking learners to complete W2. Reveal a small part, invite a </w:t>
+      </w:r>
+      <w:r>
+        <w:rPr>
+          <w:b/>
+        </w:rPr>
+        <w:t>prediction</w:t>
+      </w:r>
+      <w:r>
+        <w:rPr>
+          <w:b w:val="0"/>
+        </w:rPr>
+        <w:t>, then explain the deciding step.</w:t>
+      </w:r>
+    </w:p>
+    <w:p>
+      <w:pPr>
+        <w:spacing w:line="336" w:lineRule="auto" w:after="180"/>
+      </w:pPr>
+      <w:r>
+        <w:rPr>
+          <w:b w:val="0"/>
+        </w:rPr>
+        <w:t>These teacher notes contain solutions; do not reveal the independent case answer during modelling.</w:t>
+      </w:r>
+    </w:p>
+    <w:p>
+      <w:pPr>
+        <w:pStyle w:val="Heading3"/>
+      </w:pPr>
+      <w:r>
         <w:t>Freeze the fitted head before validation</w:t>
       </w:r>
     </w:p>
@@ -1123,320 +2406,7 @@
     </w:tbl>
     <w:p>
       <w:r>
-        <w:t>The fitted head is correct on 2 of 2 validation records; the constant -0 baseline is correct on 1 of 2. This tiny constructed comparison is not evidence of general transfer performance.</w:t>
-      </w:r>
-    </w:p>
-    <w:p>
-      <w:pPr>
-        <w:pStyle w:val="Heading3"/>
-      </w:pPr>
-      <w:r>
-        <w:t>Explain Transfer learning · 5</w:t>
-      </w:r>
-    </w:p>
-    <w:p>
-      <w:pPr>
-        <w:spacing w:line="336" w:lineRule="auto" w:after="180"/>
-      </w:pPr>
-      <w:r>
-        <w:rPr>
-          <w:b w:val="0"/>
-        </w:rPr>
-        <w:t xml:space="preserve">Guided: h = 5 and </w:t>
-      </w:r>
-      <w:r>
-        <w:rPr>
-          <w:b/>
-        </w:rPr>
-        <w:t>prediction</w:t>
-      </w:r>
-      <w:r>
-        <w:rPr>
-          <w:b w:val="0"/>
-        </w:rPr>
-        <w:t xml:space="preserve"> is 1 because equality is included. The threshold was fitted; weights [1, 1] and bias 0 stayed frozen.</w:t>
-      </w:r>
-    </w:p>
-    <w:p>
-      <w:pPr>
-        <w:spacing w:line="336" w:lineRule="auto" w:after="180"/>
-      </w:pPr>
-      <w:r>
-        <w:rPr>
-          <w:b w:val="0"/>
-        </w:rPr>
-        <w:t xml:space="preserve">Exit: two constructed validation cases provide limited </w:t>
-      </w:r>
-      <w:r>
-        <w:rPr>
-          <w:b/>
-        </w:rPr>
-        <w:t>evidence</w:t>
-      </w:r>
-      <w:r>
-        <w:rPr>
-          <w:b w:val="0"/>
-        </w:rPr>
-        <w:t>, the extractor was supplied rather than source-trained here, and no from-scratch comparison was run.</w:t>
-      </w:r>
-    </w:p>
-    <w:p>
-      <w:pPr>
-        <w:spacing w:line="336" w:lineRule="auto" w:after="180"/>
-      </w:pPr>
-      <w:r>
-        <w:rPr>
-          <w:b w:val="0"/>
-        </w:rPr>
-        <w:t xml:space="preserve">Compare both methods on the same target cases with a declared </w:t>
-      </w:r>
-      <w:r>
-        <w:rPr>
-          <w:b/>
-        </w:rPr>
-        <w:t>training</w:t>
-      </w:r>
-      <w:r>
-        <w:rPr>
-          <w:b w:val="0"/>
-        </w:rPr>
-        <w:t xml:space="preserve"> budget and untouched final evaluation after all choices.</w:t>
-      </w:r>
-    </w:p>
-    <w:p>
-      <w:pPr>
-        <w:pStyle w:val="Heading3"/>
-      </w:pPr>
-      <w:r>
-        <w:t>Model the reasoning aloud</w:t>
-      </w:r>
-    </w:p>
-    <w:p>
-      <w:pPr>
-        <w:spacing w:line="336" w:lineRule="auto" w:after="180"/>
-      </w:pPr>
-      <w:r>
-        <w:rPr>
-          <w:b w:val="0"/>
-        </w:rPr>
-        <w:t xml:space="preserve">Use the complete worked example below before asking learners to complete W2. Reveal a small part, invite a </w:t>
-      </w:r>
-      <w:r>
-        <w:rPr>
-          <w:b/>
-        </w:rPr>
-        <w:t>prediction</w:t>
-      </w:r>
-      <w:r>
-        <w:rPr>
-          <w:b w:val="0"/>
-        </w:rPr>
-        <w:t>, then explain the deciding step.</w:t>
-      </w:r>
-    </w:p>
-    <w:p>
-      <w:pPr>
-        <w:spacing w:line="336" w:lineRule="auto" w:after="180"/>
-      </w:pPr>
-      <w:r>
-        <w:rPr>
-          <w:b w:val="0"/>
-        </w:rPr>
-        <w:t>These teacher notes contain solutions; do not reveal the independent case answer during modelling.</w:t>
-      </w:r>
-    </w:p>
-    <w:p>
-      <w:pPr>
-        <w:pStyle w:val="Heading3"/>
-      </w:pPr>
-      <w:r>
-        <w:t>Freeze the fitted head before validation</w:t>
-      </w:r>
-    </w:p>
-    <w:tbl>
-      <w:tblPr>
-        <w:tblStyle w:val="LightShading-Accent1"/>
-        <w:tblW w:type="auto" w:w="0"/>
-        <w:tblLook w:firstColumn="1" w:firstRow="1" w:lastColumn="0" w:lastRow="0" w:noHBand="0" w:noVBand="1" w:val="04A0"/>
-      </w:tblPr>
-      <w:tblGrid>
-        <w:gridCol w:w="3408"/>
-        <w:gridCol w:w="3408"/>
-        <w:gridCol w:w="3408"/>
-      </w:tblGrid>
-      <w:tr>
-        <w:trPr>
-          <w:tblHeader/>
-        </w:trPr>
-        <w:tc>
-          <w:tcPr>
-            <w:tcW w:type="dxa" w:w="3408"/>
-          </w:tcPr>
-          <w:p>
-            <w:r>
-              <w:t>Validation input</w:t>
-            </w:r>
-          </w:p>
-        </w:tc>
-        <w:tc>
-          <w:tcPr>
-            <w:tcW w:type="dxa" w:w="3408"/>
-          </w:tcPr>
-          <w:p>
-            <w:r>
-              <w:t>Frozen feature</w:t>
-            </w:r>
-          </w:p>
-        </w:tc>
-        <w:tc>
-          <w:tcPr>
-            <w:tcW w:type="dxa" w:w="3408"/>
-          </w:tcPr>
-          <w:p>
-            <w:r>
-              <w:t>Head at threshold 5</w:t>
-            </w:r>
-          </w:p>
-        </w:tc>
-      </w:tr>
-      <w:tr>
-        <w:tc>
-          <w:tcPr>
-            <w:tcW w:type="dxa" w:w="3408"/>
-          </w:tcPr>
-          <w:p>
-            <w:r>
-              <w:t>V1 [2, 1], label 0</w:t>
-            </w:r>
-          </w:p>
-        </w:tc>
-        <w:tc>
-          <w:tcPr>
-            <w:tcW w:type="dxa" w:w="3408"/>
-          </w:tcPr>
-          <w:p>
-            <w:r>
-              <w:t>h = 3</w:t>
-            </w:r>
-          </w:p>
-        </w:tc>
-        <w:tc>
-          <w:tcPr>
-            <w:tcW w:type="dxa" w:w="3408"/>
-          </w:tcPr>
-          <w:p>
-            <w:r>
-              <w:t>Predict 0, correct</w:t>
-            </w:r>
-          </w:p>
-        </w:tc>
-      </w:tr>
-      <w:tr>
-        <w:tc>
-          <w:tcPr>
-            <w:tcW w:type="dxa" w:w="3408"/>
-          </w:tcPr>
-          <w:p>
-            <w:r>
-              <w:t>V2 [3, 4], label 1</w:t>
-            </w:r>
-          </w:p>
-        </w:tc>
-        <w:tc>
-          <w:tcPr>
-            <w:tcW w:type="dxa" w:w="3408"/>
-          </w:tcPr>
-          <w:p>
-            <w:r>
-              <w:t>h = 7</w:t>
-            </w:r>
-          </w:p>
-        </w:tc>
-        <w:tc>
-          <w:tcPr>
-            <w:tcW w:type="dxa" w:w="3408"/>
-          </w:tcPr>
-          <w:p>
-            <w:r>
-              <w:t>Predict 1, correct</w:t>
-            </w:r>
-          </w:p>
-        </w:tc>
-      </w:tr>
-    </w:tbl>
-    <w:p>
-      <w:r>
-        <w:t>The fitted head is correct on 2 of 2 validation records; the constant -0 baseline is correct on 1 of 2. This tiny constructed comparison is not evidence of general transfer performance.</w:t>
-      </w:r>
-    </w:p>
-    <w:p>
-      <w:pPr>
-        <w:pStyle w:val="Heading3"/>
-      </w:pPr>
-      <w:r>
-        <w:t>Model the reasoning aloud · 6</w:t>
-      </w:r>
-    </w:p>
-    <w:p>
-      <w:pPr>
-        <w:spacing w:line="336" w:lineRule="auto" w:after="180"/>
-      </w:pPr>
-      <w:r>
-        <w:rPr>
-          <w:b w:val="0"/>
-        </w:rPr>
-        <w:t>Use the same validation records for both methods. These records were not used to fit the threshold. If validation guides later choices, reserve separate untouched final evaluation data.</w:t>
-      </w:r>
-    </w:p>
-    <w:p>
-      <w:pPr>
-        <w:spacing w:line="336" w:lineRule="auto" w:after="180"/>
-      </w:pPr>
-      <w:r>
-        <w:rPr>
-          <w:b w:val="0"/>
-        </w:rPr>
-        <w:t xml:space="preserve">We have not compared with a full model trained from scratch or measured </w:t>
-      </w:r>
-      <w:r>
-        <w:rPr>
-          <w:b/>
-        </w:rPr>
-        <w:t>training</w:t>
-      </w:r>
-      <w:r>
-        <w:rPr>
-          <w:b w:val="0"/>
-        </w:rPr>
-        <w:t xml:space="preserve"> time, so this result cannot establish either advantage.</w:t>
-      </w:r>
-    </w:p>
-    <w:p>
-      <w:pPr>
-        <w:pStyle w:val="Heading3"/>
-      </w:pPr>
-      <w:r>
-        <w:t>A new input [2, 3] uses the fitted threshold 5. Give h and the predicted class, including the equality rule. Which parameters changed during fitting?</w:t>
-      </w:r>
-    </w:p>
-    <w:p>
-      <w:r>
-        <w:t>________________________________________________________________</w:t>
-      </w:r>
-    </w:p>
-    <w:p>
-      <w:r>
-        <w:t>________________________________________________________________</w:t>
-      </w:r>
-    </w:p>
-    <w:p>
-      <w:r>
-        <w:t>________________________________________________________________</w:t>
-      </w:r>
-    </w:p>
-    <w:p>
-      <w:r>
-        <w:t>________________________________________________________________</w:t>
+        <w:t>The fitted head is correct on 2 of 2 validation records; the constant class 0 baseline is correct on 1 of 2. This tiny constructed comparison is not evidence of general transfer performance.</w:t>
       </w:r>
     </w:p>
     <w:tbl>
@@ -1562,109 +2532,10 @@
     </w:p>
     <w:p>
       <w:pPr>
-        <w:spacing w:line="336" w:lineRule="auto" w:after="180"/>
-      </w:pPr>
-      <w:r>
-        <w:rPr>
-          <w:b w:val="0"/>
-        </w:rPr>
-        <w:t xml:space="preserve">Transfer a fixed </w:t>
-      </w:r>
-      <w:r>
-        <w:rPr>
-          <w:b/>
-        </w:rPr>
-        <w:t>feature extractor</w:t>
-      </w:r>
-      <w:r>
-        <w:rPr>
-          <w:b w:val="0"/>
-        </w:rPr>
-        <w:t xml:space="preserve"> while identifying what is actually refitted.</w:t>
-      </w:r>
-    </w:p>
-    <w:p>
-      <w:pPr>
         <w:pStyle w:val="Heading3"/>
       </w:pPr>
       <w:r>
         <w:t>The facts we will use</w:t>
-      </w:r>
-    </w:p>
-    <w:p>
-      <w:pPr>
-        <w:pStyle w:val="Heading3"/>
-      </w:pPr>
-      <w:r>
-        <w:t>Supplied facts</w:t>
-      </w:r>
-    </w:p>
-    <w:p>
-      <w:pPr>
-        <w:spacing w:line="336" w:lineRule="auto" w:after="180"/>
-        <w:shd w:fill="F1F6FC"/>
-      </w:pPr>
-      <w:r>
-        <w:rPr>
-          <w:b w:val="0"/>
-        </w:rPr>
-        <w:t xml:space="preserve">Frozen extractor h =left+2right. New-task </w:t>
-      </w:r>
-      <w:r>
-        <w:rPr>
-          <w:b/>
-        </w:rPr>
-        <w:t>training</w:t>
-      </w:r>
-      <w:r>
-        <w:rPr>
-          <w:b w:val="0"/>
-        </w:rPr>
-        <w:t xml:space="preserve"> </w:t>
-      </w:r>
-      <w:r>
-        <w:rPr>
-          <w:b/>
-        </w:rPr>
-        <w:t>input</w:t>
-      </w:r>
-      <w:r>
-        <w:rPr>
-          <w:b w:val="0"/>
-        </w:rPr>
-        <w:t>s [1, 0]label 0,[2, 1]label 0,[1, 3]label 1. Class 1 when h &gt;=threshold; candidates 3 or5.</w:t>
-      </w:r>
-    </w:p>
-    <w:p>
-      <w:pPr>
-        <w:pStyle w:val="Heading3"/>
-      </w:pPr>
-      <w:r>
-        <w:t>Supplied facts</w:t>
-      </w:r>
-    </w:p>
-    <w:p>
-      <w:pPr>
-        <w:spacing w:line="336" w:lineRule="auto" w:after="180"/>
-        <w:shd w:fill="F1F6FC"/>
-      </w:pPr>
-      <w:r>
-        <w:rPr>
-          <w:b w:val="0"/>
-        </w:rPr>
-        <w:t xml:space="preserve">All </w:t>
-      </w:r>
-      <w:r>
-        <w:rPr>
-          <w:b/>
-        </w:rPr>
-        <w:t>input</w:t>
-      </w:r>
-      <w:r>
-        <w:rPr>
-          <w:b w:val="0"/>
-        </w:rPr>
-        <w:t>s and outcomes in this worked example are invented classroom data; no real model run is claimed.</w:t>
       </w:r>
     </w:p>
     <w:p>
@@ -1672,7 +2543,7 @@
         <w:drawing>
           <wp:inline xmlns:a="http://schemas.openxmlformats.org/drawingml/2006/main" xmlns:pic="http://schemas.openxmlformats.org/drawingml/2006/picture">
             <wp:extent cx="5486400" cy="5225143"/>
-            <wp:docPr id="1" name="Picture 1" descr="Transfer learning. Extract features: Training h values are 1, 4, 7.. Fit new head: Threshold 3 makes 1 mistake; threshold 5 makes 0, so choose 5.. Check held-out input: Query [2, 2]has h = 6, so the head predicts class 1; its reference is not supplied."/>
+            <wp:docPr id="2" name="Picture 2" descr="Transfer learning. Extract features: Training h values are 1, 4, 7.. Fit new head: Threshold 3 makes 1 mistake; threshold 5 makes 0, so choose 5.. Check held-out input: Query [2, 2]has h = 6, so the head predicts class 1; its reference is not supplied."/>
             <wp:cNvGraphicFramePr>
               <a:graphicFrameLocks noChangeAspect="1"/>
             </wp:cNvGraphicFramePr>
@@ -1684,7 +2555,7 @@
                     <pic:cNvPicPr/>
                   </pic:nvPicPr>
                   <pic:blipFill>
-                    <a:blip r:embed="rId9"/>
+                    <a:blip r:embed="rId10"/>
                     <a:stretch>
                       <a:fillRect/>
                     </a:stretch>
@@ -1708,114 +2579,7 @@
         <w:pStyle w:val="Heading3"/>
       </w:pPr>
       <w:r>
-        <w:t>Read the picture one step at a time</w:t>
-      </w:r>
-    </w:p>
-    <w:tbl>
-      <w:tblPr>
-        <w:tblStyle w:val="LightShading-Accent1"/>
-        <w:tblW w:type="auto" w:w="0"/>
-        <w:tblLook w:firstColumn="1" w:firstRow="1" w:lastColumn="0" w:lastRow="0" w:noHBand="0" w:noVBand="1" w:val="04A0"/>
-      </w:tblPr>
-      <w:tblGrid>
-        <w:gridCol w:w="5112"/>
-        <w:gridCol w:w="5112"/>
-      </w:tblGrid>
-      <w:tr>
-        <w:trPr>
-          <w:tblHeader/>
-        </w:trPr>
-        <w:tc>
-          <w:tcPr>
-            <w:tcW w:type="dxa" w:w="5112"/>
-          </w:tcPr>
-          <w:p>
-            <w:r>
-              <w:t>Step</w:t>
-            </w:r>
-          </w:p>
-        </w:tc>
-        <w:tc>
-          <w:tcPr>
-            <w:tcW w:type="dxa" w:w="5112"/>
-          </w:tcPr>
-          <w:p>
-            <w:r>
-              <w:t>What happens and why</w:t>
-            </w:r>
-          </w:p>
-        </w:tc>
-      </w:tr>
-      <w:tr>
-        <w:tc>
-          <w:tcPr>
-            <w:tcW w:type="dxa" w:w="5112"/>
-          </w:tcPr>
-          <w:p>
-            <w:r>
-              <w:t>1. Extract features</w:t>
-            </w:r>
-          </w:p>
-        </w:tc>
-        <w:tc>
-          <w:tcPr>
-            <w:tcW w:type="dxa" w:w="5112"/>
-          </w:tcPr>
-          <w:p>
-            <w:r>
-              <w:t>Training h values are 1, 4, 7.</w:t>
-            </w:r>
-          </w:p>
-        </w:tc>
-      </w:tr>
-      <w:tr>
-        <w:tc>
-          <w:tcPr>
-            <w:tcW w:type="dxa" w:w="5112"/>
-          </w:tcPr>
-          <w:p>
-            <w:r>
-              <w:t>2. Fit new head</w:t>
-            </w:r>
-          </w:p>
-        </w:tc>
-        <w:tc>
-          <w:tcPr>
-            <w:tcW w:type="dxa" w:w="5112"/>
-          </w:tcPr>
-          <w:p>
-            <w:r>
-              <w:t>Threshold 3 makes 1 mistake; threshold 5 makes 0, so choose 5.</w:t>
-            </w:r>
-          </w:p>
-        </w:tc>
-      </w:tr>
-      <w:tr>
-        <w:tc>
-          <w:tcPr>
-            <w:tcW w:type="dxa" w:w="5112"/>
-          </w:tcPr>
-          <w:p>
-            <w:r>
-              <w:t>3. Check held-out input</w:t>
-            </w:r>
-          </w:p>
-        </w:tc>
-        <w:tc>
-          <w:tcPr>
-            <w:tcW w:type="dxa" w:w="5112"/>
-          </w:tcPr>
-          <w:p>
-            <w:r>
-              <w:t>Query [2, 2]has h = 6, so the head predicts class 1; its reference is not supplied.</w:t>
-            </w:r>
-          </w:p>
-        </w:tc>
-      </w:tr>
-    </w:tbl>
-    <w:p>
-      <w:r>
-        <w:t>Match each pictured step to the supplied facts. This is a worked teaching case, not an independent assessment.</w:t>
+        <w:t>Why this result follows</w:t>
       </w:r>
     </w:p>
     <w:p>
@@ -1823,7 +2587,7 @@
         <w:pStyle w:val="Heading3"/>
       </w:pPr>
       <w:r>
-        <w:t>Why this result follows</w:t>
+        <w:t>What this example does not establish</w:t>
       </w:r>
     </w:p>
     <w:p>
@@ -1831,191 +2595,227 @@
         <w:pStyle w:val="Heading3"/>
       </w:pPr>
       <w:r>
-        <w:t>Why the result follows</w:t>
+        <w:t>Change one thing in the pictured case</w:t>
       </w:r>
     </w:p>
     <w:p>
       <w:pPr>
-        <w:spacing w:line="336" w:lineRule="auto" w:after="180"/>
-        <w:shd w:fill="F1F6FC"/>
-      </w:pPr>
-      <w:r>
-        <w:rPr>
-          <w:b/>
-        </w:rPr>
-        <w:t>Transfer learning</w:t>
-      </w:r>
-      <w:r>
-        <w:rPr>
-          <w:b w:val="0"/>
-        </w:rPr>
-        <w:t xml:space="preserve"> can keep a representation fixed while </w:t>
-      </w:r>
-      <w:r>
-        <w:rPr>
-          <w:b/>
-        </w:rPr>
-        <w:t>fitting</w:t>
-      </w:r>
-      <w:r>
-        <w:rPr>
-          <w:b w:val="0"/>
-        </w:rPr>
-        <w:t xml:space="preserve"> a smaller </w:t>
-      </w:r>
-      <w:r>
-        <w:rPr>
-          <w:b/>
-        </w:rPr>
-        <w:t>output head</w:t>
-      </w:r>
-      <w:r>
-        <w:rPr>
-          <w:b w:val="0"/>
-        </w:rPr>
-        <w:t xml:space="preserve"> for a new task. Here the extractor always applies the same weights, while new labels choose the head’s threshold.</w:t>
+        <w:pStyle w:val="Heading3"/>
+      </w:pPr>
+      <w:r>
+        <w:t>Ask while showing the picture</w:t>
       </w:r>
     </w:p>
     <w:p>
       <w:pPr>
         <w:spacing w:line="336" w:lineRule="auto" w:after="180"/>
-        <w:shd w:fill="F1F6FC"/>
       </w:pPr>
       <w:r>
         <w:rPr>
           <w:b w:val="0"/>
         </w:rPr>
-        <w:t>Applying the chosen head to a query is inference. State which part was frozen and which was fitted; this arithmetic does not establish the extractor is useful for every task.</w:t>
+        <w:t xml:space="preserve">Cover the result. Ask learners to name the </w:t>
+      </w:r>
+      <w:r>
+        <w:rPr>
+          <w:b/>
+        </w:rPr>
+        <w:t>input</w:t>
+      </w:r>
+      <w:r>
+        <w:rPr>
+          <w:b w:val="0"/>
+        </w:rPr>
+        <w:t xml:space="preserve">s and predict the next step. Uncover one step, connect the icon to the actual procedure, and explain its </w:t>
+      </w:r>
+      <w:r>
+        <w:rPr>
+          <w:b/>
+        </w:rPr>
+        <w:t>evidence</w:t>
+      </w:r>
+      <w:r>
+        <w:rPr>
+          <w:b w:val="0"/>
+        </w:rPr>
+        <w:t>. Then change the supplied condition and compare.</w:t>
       </w:r>
     </w:p>
     <w:p>
       <w:pPr>
-        <w:pStyle w:val="Heading3"/>
-      </w:pPr>
-      <w:r>
-        <w:t>What this example does not establish</w:t>
+        <w:spacing w:line="336" w:lineRule="auto" w:after="180"/>
+      </w:pPr>
+      <w:r>
+        <w:rPr>
+          <w:b w:val="0"/>
+        </w:rPr>
+        <w:t>The picture is a representation; it does not document execution of a real AI model.</w:t>
       </w:r>
     </w:p>
     <w:p>
       <w:pPr>
-        <w:pStyle w:val="Heading3"/>
-      </w:pPr>
-      <w:r>
-        <w:t>Keep the stated limit</w:t>
+        <w:pStyle w:val="Heading1"/>
+      </w:pPr>
+      <w:r>
+        <w:t>03. Model a step,then remove help</w:t>
       </w:r>
     </w:p>
     <w:p>
-      <w:pPr>
-        <w:spacing w:line="336" w:lineRule="auto" w:after="180"/>
-        <w:shd w:fill="FFF5E6"/>
-      </w:pPr>
-      <w:r>
-        <w:rPr>
-          <w:b w:val="0"/>
-        </w:rPr>
-        <w:t>A frozen extractor can miss task-specific distinctions; transfer is a strategy requiring validation, not a guarantee of useful features.</w:t>
+      <w:r>
+        <w:t>Collect each learner’s reasoning before showing a key.</w:t>
       </w:r>
     </w:p>
     <w:p>
       <w:pPr>
-        <w:pStyle w:val="Heading3"/>
-      </w:pPr>
-      <w:r>
-        <w:t>Change one thing in the pictured case</w:t>
+        <w:pStyle w:val="Heading2"/>
+      </w:pPr>
+      <w:r>
+        <w:t>Current completion task and checked reasoning</w:t>
       </w:r>
     </w:p>
     <w:p>
       <w:pPr>
-        <w:pStyle w:val="Heading3"/>
-      </w:pPr>
-      <w:r>
-        <w:t>Change one thing</w:t>
+        <w:spacing w:line="336" w:lineRule="auto" w:after="180"/>
+      </w:pPr>
+      <w:r>
+        <w:rPr>
+          <w:b w:val="0"/>
+        </w:rPr>
+        <w:t xml:space="preserve">Completion task: For the four target </w:t>
+      </w:r>
+      <w:r>
+        <w:rPr>
+          <w:b/>
+        </w:rPr>
+        <w:t>training</w:t>
+      </w:r>
+      <w:r>
+        <w:rPr>
+          <w:b w:val="0"/>
+        </w:rPr>
+        <w:t xml:space="preserve"> records, give the number of mistakes at thresholds 3, 5 and 7 and choose the fitted threshold. Then score that head and the declared constant baseline on V1 and V2.</w:t>
       </w:r>
     </w:p>
     <w:p>
       <w:pPr>
         <w:spacing w:line="336" w:lineRule="auto" w:after="180"/>
-        <w:shd w:fill="F5F1FB"/>
       </w:pPr>
       <w:r>
         <w:rPr>
           <w:b w:val="0"/>
         </w:rPr>
-        <w:t>Change: Query changes to [2, 1].</w:t>
+        <w:t>Explain which data fitted the head.</w:t>
       </w:r>
     </w:p>
     <w:p>
       <w:pPr>
-        <w:pStyle w:val="Heading3"/>
-      </w:pPr>
-      <w:r>
-        <w:t>Predicted result</w:t>
+        <w:spacing w:line="336" w:lineRule="auto" w:after="180"/>
+      </w:pPr>
+      <w:r>
+        <w:rPr>
+          <w:b w:val="0"/>
+        </w:rPr>
+        <w:t xml:space="preserve">Teacher check: Teacher explanation: </w:t>
+      </w:r>
+      <w:r>
+        <w:rPr>
+          <w:b/>
+        </w:rPr>
+        <w:t>Training</w:t>
+      </w:r>
+      <w:r>
+        <w:rPr>
+          <w:b w:val="0"/>
+        </w:rPr>
+        <w:t xml:space="preserve"> mistake counts are 1, 0 and 1, selecting threshold 5. Validation </w:t>
+      </w:r>
+      <w:r>
+        <w:rPr>
+          <w:b/>
+        </w:rPr>
+        <w:t>prediction</w:t>
+      </w:r>
+      <w:r>
+        <w:rPr>
+          <w:b w:val="0"/>
+        </w:rPr>
+        <w:t>s are 0 and 1, so the head scores 2 of 2. The constant class 0 baseline scores 1 of 2. Only T1 through T4 fit the head; validation evaluates the fitted choice.</w:t>
       </w:r>
     </w:p>
     <w:p>
       <w:pPr>
         <w:spacing w:line="336" w:lineRule="auto" w:after="180"/>
-        <w:shd w:fill="F1F6FC"/>
-      </w:pPr>
+      </w:pPr>
+      <w:r>
+        <w:rPr>
+          <w:b w:val="0"/>
+        </w:rPr>
+        <w:t xml:space="preserve">Start by identifying the given </w:t>
+      </w:r>
       <w:r>
         <w:rPr>
           <w:b/>
         </w:rPr>
-        <w:t>Prediction</w:t>
+        <w:t>input</w:t>
       </w:r>
       <w:r>
         <w:rPr>
           <w:b w:val="0"/>
         </w:rPr>
-        <w:t>: Its h becomes 4 and the fitted head predicts class 0.</w:t>
+        <w:t>s together. Leave the intermediate steps blank. If needed, model one step, then withdraw that help on the next step. Move to a full trace only when the partial trace is understood.</w:t>
       </w:r>
     </w:p>
     <w:p>
       <w:pPr>
-        <w:pStyle w:val="Heading3"/>
-      </w:pPr>
-      <w:r>
-        <w:t>Why the result follows</w:t>
+        <w:spacing w:line="336" w:lineRule="auto" w:after="180"/>
+      </w:pPr>
+      <w:r>
+        <w:rPr>
+          <w:b w:val="0"/>
+        </w:rPr>
+        <w:t>For partners, alternate explainer and checker; collect a response from every learner before discussion.</w:t>
       </w:r>
     </w:p>
     <w:p>
       <w:pPr>
-        <w:spacing w:line="336" w:lineRule="auto" w:after="180"/>
-        <w:shd w:fill="F1F6FC"/>
-      </w:pPr>
-      <w:r>
-        <w:rPr>
-          <w:b w:val="0"/>
-        </w:rPr>
-        <w:t xml:space="preserve">Reason: Extractor stays fixed; the changed </w:t>
-      </w:r>
-      <w:r>
-        <w:rPr>
-          <w:b/>
-        </w:rPr>
-        <w:t>input</w:t>
-      </w:r>
-      <w:r>
-        <w:rPr>
-          <w:b w:val="0"/>
-        </w:rPr>
-        <w:t xml:space="preserve"> crosses the chosen head’s boundary.</w:t>
+        <w:pStyle w:val="Heading2"/>
+      </w:pPr>
+      <w:r>
+        <w:t>Individual misconception check</w:t>
       </w:r>
     </w:p>
     <w:p>
       <w:pPr>
-        <w:pStyle w:val="Heading3"/>
-      </w:pPr>
-      <w:r>
-        <w:t>Ask while showing the picture</w:t>
+        <w:spacing w:line="336" w:lineRule="auto" w:after="180"/>
+      </w:pPr>
+      <w:r>
+        <w:rPr>
+          <w:b w:val="0"/>
+        </w:rPr>
+        <w:t xml:space="preserve">Use the worked case for </w:t>
+      </w:r>
+      <w:r>
+        <w:rPr>
+          <w:b/>
+        </w:rPr>
+        <w:t>Transfer learning</w:t>
+      </w:r>
+      <w:r>
+        <w:rPr>
+          <w:b w:val="0"/>
+        </w:rPr>
+        <w:t>. Proposed explanation: “Frozen means the whole model cannot learn”. Decide whether this explanation is supported.</w:t>
       </w:r>
     </w:p>
     <w:p>
       <w:pPr>
-        <w:pStyle w:val="Heading3"/>
-      </w:pPr>
-      <w:r>
-        <w:t>Ask while showing the picture · 7</w:t>
+        <w:spacing w:line="336" w:lineRule="auto" w:after="180"/>
+      </w:pPr>
+      <w:r>
+        <w:rPr>
+          <w:b w:val="0"/>
+        </w:rPr>
+        <w:t>Point to the step or supplied fact that decides; explain your repair if needed.</w:t>
       </w:r>
     </w:p>
     <w:p>
@@ -2026,31 +2826,19 @@
         <w:rPr>
           <w:b w:val="0"/>
         </w:rPr>
-        <w:t xml:space="preserve">Cover the result. Ask learners to name the </w:t>
+        <w:t xml:space="preserve">Expected correction: The extractor stays fixed while the new head is fitted on target </w:t>
       </w:r>
       <w:r>
         <w:rPr>
           <w:b/>
         </w:rPr>
-        <w:t>input</w:t>
+        <w:t>training</w:t>
       </w:r>
       <w:r>
         <w:rPr>
           <w:b w:val="0"/>
         </w:rPr>
-        <w:t xml:space="preserve">s and predict the next step. Uncover one step, connect the icon to the actual procedure, and explain its </w:t>
-      </w:r>
-      <w:r>
-        <w:rPr>
-          <w:b/>
-        </w:rPr>
-        <w:t>evidence</w:t>
-      </w:r>
-      <w:r>
-        <w:rPr>
-          <w:b w:val="0"/>
-        </w:rPr>
-        <w:t>. Then change the supplied condition and compare.</w:t>
+        <w:t xml:space="preserve"> examples.</w:t>
       </w:r>
     </w:p>
     <w:p>
@@ -2061,20 +2849,238 @@
         <w:rPr>
           <w:b w:val="0"/>
         </w:rPr>
-        <w:t>The picture is a representation; it does not document execution of a real AI model.</w:t>
+        <w:t>Collect explanations, not only yes/no votes. If a misunderstanding is common, re-model the relevant step for the class.</w:t>
       </w:r>
     </w:p>
     <w:p>
       <w:pPr>
-        <w:pStyle w:val="Heading1"/>
-      </w:pPr>
-      <w:r>
-        <w:t>03. Demonstrate and guide practice</w:t>
+        <w:spacing w:line="336" w:lineRule="auto" w:after="180"/>
+      </w:pPr>
+      <w:r>
+        <w:rPr>
+          <w:b w:val="0"/>
+        </w:rPr>
+        <w:t>If it affects a few learners, give a short targeted group explanation while others solve a more demanding variation.</w:t>
       </w:r>
     </w:p>
     <w:p>
-      <w:r>
-        <w:t>Demonstrate Transfer learning, reduce support deliberately and check individual reasoning before discussing answers.</w:t>
+      <w:pPr>
+        <w:pStyle w:val="Heading2"/>
+      </w:pPr>
+      <w:r>
+        <w:t>Pictured reasoning and changed case</w:t>
+      </w:r>
+    </w:p>
+    <w:p>
+      <w:pPr>
+        <w:spacing w:line="336" w:lineRule="auto" w:after="180"/>
+      </w:pPr>
+      <w:r>
+        <w:rPr>
+          <w:b w:val="0"/>
+        </w:rPr>
+        <w:t xml:space="preserve">Which part was trained for the new task? Point to the relevant step in the picture, then write the changed result and the rule or </w:t>
+      </w:r>
+      <w:r>
+        <w:rPr>
+          <w:b/>
+        </w:rPr>
+        <w:t>evidence</w:t>
+      </w:r>
+      <w:r>
+        <w:rPr>
+          <w:b w:val="0"/>
+        </w:rPr>
+        <w:t xml:space="preserve"> that supports it.</w:t>
+      </w:r>
+    </w:p>
+    <w:p>
+      <w:pPr>
+        <w:spacing w:line="336" w:lineRule="auto" w:after="180"/>
+      </w:pPr>
+      <w:r>
+        <w:rPr>
+          <w:b w:val="0"/>
+        </w:rPr>
+        <w:t xml:space="preserve">Only the threshold head was selected from the new </w:t>
+      </w:r>
+      <w:r>
+        <w:rPr>
+          <w:b/>
+        </w:rPr>
+        <w:t>training</w:t>
+      </w:r>
+      <w:r>
+        <w:rPr>
+          <w:b w:val="0"/>
+        </w:rPr>
+        <w:t xml:space="preserve"> labels. The declared extractor weights [1, 2] were frozen. Changed-case check: Its h becomes 4 and the fitted head predicts class 0.</w:t>
+      </w:r>
+    </w:p>
+    <w:p>
+      <w:pPr>
+        <w:spacing w:line="336" w:lineRule="auto" w:after="180"/>
+      </w:pPr>
+      <w:r>
+        <w:rPr>
+          <w:b w:val="0"/>
+        </w:rPr>
+        <w:t xml:space="preserve">Extractor stays fixed; the changed </w:t>
+      </w:r>
+      <w:r>
+        <w:rPr>
+          <w:b/>
+        </w:rPr>
+        <w:t>input</w:t>
+      </w:r>
+      <w:r>
+        <w:rPr>
+          <w:b w:val="0"/>
+        </w:rPr>
+        <w:t xml:space="preserve"> crosses the chosen head’s boundary.</w:t>
+      </w:r>
+    </w:p>
+    <w:p>
+      <w:pPr>
+        <w:spacing w:line="336" w:lineRule="auto" w:after="180"/>
+      </w:pPr>
+      <w:r>
+        <w:rPr>
+          <w:b w:val="0"/>
+        </w:rPr>
+        <w:t xml:space="preserve">Changed-case reasoning: Its h becomes 4 and the fitted head predicts class 0. Extractor stays fixed; the changed </w:t>
+      </w:r>
+      <w:r>
+        <w:rPr>
+          <w:b/>
+        </w:rPr>
+        <w:t>input</w:t>
+      </w:r>
+      <w:r>
+        <w:rPr>
+          <w:b w:val="0"/>
+        </w:rPr>
+        <w:t xml:space="preserve"> crosses the chosen head’s boundary.</w:t>
+      </w:r>
+    </w:p>
+    <w:p>
+      <w:pPr>
+        <w:spacing w:line="336" w:lineRule="auto" w:after="180"/>
+      </w:pPr>
+      <w:r>
+        <w:rPr>
+          <w:b w:val="0"/>
+        </w:rPr>
+        <w:t xml:space="preserve">Collect each learner’s explanation before discussion. Use the first missing connection between </w:t>
+      </w:r>
+      <w:r>
+        <w:rPr>
+          <w:b/>
+        </w:rPr>
+        <w:t>input</w:t>
+      </w:r>
+      <w:r>
+        <w:rPr>
+          <w:b w:val="0"/>
+        </w:rPr>
+        <w:t xml:space="preserve">, deciding step and result to choose support. This question is worked-case practice, not fresh mastery </w:t>
+      </w:r>
+      <w:r>
+        <w:rPr>
+          <w:b/>
+        </w:rPr>
+        <w:t>evidence</w:t>
+      </w:r>
+      <w:r>
+        <w:rPr>
+          <w:b w:val="0"/>
+        </w:rPr>
+        <w:t>.</w:t>
+      </w:r>
+    </w:p>
+    <w:p>
+      <w:pPr>
+        <w:pStyle w:val="Heading2"/>
+      </w:pPr>
+      <w:r>
+        <w:t>Accessible support and extension</w:t>
+      </w:r>
+    </w:p>
+    <w:p>
+      <w:pPr>
+        <w:spacing w:line="336" w:lineRule="auto" w:after="180"/>
+      </w:pPr>
+      <w:r>
+        <w:rPr>
+          <w:b w:val="0"/>
+        </w:rPr>
+        <w:t xml:space="preserve">Use See how it works and Follow a worked example. Collect a </w:t>
+      </w:r>
+      <w:r>
+        <w:rPr>
+          <w:b/>
+        </w:rPr>
+        <w:t>prediction</w:t>
+      </w:r>
+      <w:r>
+        <w:rPr>
+          <w:b w:val="0"/>
+        </w:rPr>
+        <w:t xml:space="preserve"> before revealing its result; ask the learner to point to each intermediate fact.</w:t>
+      </w:r>
+    </w:p>
+    <w:p>
+      <w:pPr>
+        <w:spacing w:line="336" w:lineRule="auto" w:after="180"/>
+      </w:pPr>
+      <w:r>
+        <w:rPr>
+          <w:b w:val="0"/>
+        </w:rPr>
+        <w:t xml:space="preserve">Provide separate </w:t>
+      </w:r>
+      <w:r>
+        <w:rPr>
+          <w:b/>
+        </w:rPr>
+        <w:t>input</w:t>
+      </w:r>
+      <w:r>
+        <w:rPr>
+          <w:b w:val="0"/>
+        </w:rPr>
+        <w:t xml:space="preserve">, feature, threshold and </w:t>
+      </w:r>
+      <w:r>
+        <w:rPr>
+          <w:b/>
+        </w:rPr>
+        <w:t>prediction</w:t>
+      </w:r>
+      <w:r>
+        <w:rPr>
+          <w:b w:val="0"/>
+        </w:rPr>
+        <w:t xml:space="preserve"> boxes. Allow calculators and mark frozen parameters with a lock symbol on the board.</w:t>
+      </w:r>
+    </w:p>
+    <w:p>
+      <w:pPr>
+        <w:spacing w:line="336" w:lineRule="auto" w:after="180"/>
+      </w:pPr>
+      <w:r>
+        <w:rPr>
+          <w:b w:val="0"/>
+        </w:rPr>
+        <w:t>Extension: on U and V, consider thresholds at or below 4 and thresholds above 4; show that neither case classifies both correctly. Discuss why source performance does not establish target suitability.</w:t>
+      </w:r>
+    </w:p>
+    <w:p>
+      <w:pPr>
+        <w:pStyle w:val="Heading2"/>
+      </w:pPr>
+      <w:r>
+        <w:t>Earlier wording, alternatives and picture transcripts · reference / check after trying</w:t>
       </w:r>
     </w:p>
     <w:tbl>
@@ -2291,71 +3297,26 @@
     </w:tbl>
     <w:p>
       <w:pPr>
-        <w:spacing w:line="336" w:lineRule="auto" w:after="180"/>
-      </w:pPr>
-      <w:r>
-        <w:rPr>
-          <w:b w:val="0"/>
-        </w:rPr>
-        <w:t xml:space="preserve">Use See how it works and Follow a worked example. Collect a </w:t>
-      </w:r>
-      <w:r>
-        <w:rPr>
-          <w:b/>
-        </w:rPr>
-        <w:t>prediction</w:t>
-      </w:r>
-      <w:r>
-        <w:rPr>
-          <w:b w:val="0"/>
-        </w:rPr>
-        <w:t xml:space="preserve"> before revealing its result; ask the learner to point to each intermediate fact.</w:t>
+        <w:pStyle w:val="Heading3"/>
+      </w:pPr>
+      <w:r>
+        <w:t>Reduce help deliberately</w:t>
       </w:r>
     </w:p>
     <w:p>
       <w:pPr>
-        <w:spacing w:line="336" w:lineRule="auto" w:after="180"/>
-      </w:pPr>
-      <w:r>
-        <w:rPr>
-          <w:b w:val="0"/>
-        </w:rPr>
-        <w:t xml:space="preserve">Provide separate </w:t>
-      </w:r>
-      <w:r>
-        <w:rPr>
-          <w:b/>
-        </w:rPr>
-        <w:t>input</w:t>
-      </w:r>
-      <w:r>
-        <w:rPr>
-          <w:b w:val="0"/>
-        </w:rPr>
-        <w:t xml:space="preserve">, feature, threshold and </w:t>
-      </w:r>
-      <w:r>
-        <w:rPr>
-          <w:b/>
-        </w:rPr>
-        <w:t>prediction</w:t>
-      </w:r>
-      <w:r>
-        <w:rPr>
-          <w:b w:val="0"/>
-        </w:rPr>
-        <w:t xml:space="preserve"> boxes. Allow calculators and mark frozen parameters with a lock symbol on the board.</w:t>
+        <w:pStyle w:val="Heading3"/>
+      </w:pPr>
+      <w:r>
+        <w:t>Individual reasoning check</w:t>
       </w:r>
     </w:p>
     <w:p>
       <w:pPr>
-        <w:spacing w:line="336" w:lineRule="auto" w:after="180"/>
-      </w:pPr>
-      <w:r>
-        <w:rPr>
-          <w:b w:val="0"/>
-        </w:rPr>
-        <w:t>Extension: on U and V, consider thresholds at or below 4 and thresholds above 4; show that neither case classifies both correctly. Discuss why source performance does not establish target suitability.</w:t>
+        <w:pStyle w:val="Heading3"/>
+      </w:pPr>
+      <w:r>
+        <w:t>Pictorial practice question</w:t>
       </w:r>
     </w:p>
     <w:p>
@@ -2363,107 +3324,58 @@
         <w:pStyle w:val="Heading3"/>
       </w:pPr>
       <w:r>
-        <w:t>Reduce help deliberately</w:t>
+        <w:t>Reasoned teacher answer</w:t>
       </w:r>
     </w:p>
     <w:p>
       <w:pPr>
-        <w:pStyle w:val="Heading3"/>
-      </w:pPr>
-      <w:r>
-        <w:t>Completion practice</w:t>
+        <w:pStyle w:val="Heading1"/>
+      </w:pPr>
+      <w:r>
+        <w:t>04. Run the complete supplied investigation</w:t>
       </w:r>
     </w:p>
     <w:p>
-      <w:pPr>
-        <w:spacing w:line="336" w:lineRule="auto" w:after="180"/>
-        <w:shd w:fill="F5F1FB"/>
-      </w:pPr>
-      <w:r>
-        <w:rPr>
-          <w:b w:val="0"/>
-        </w:rPr>
-        <w:t xml:space="preserve">Completion task: For the four target </w:t>
-      </w:r>
-      <w:r>
-        <w:rPr>
-          <w:b/>
-        </w:rPr>
-        <w:t>training</w:t>
-      </w:r>
-      <w:r>
-        <w:rPr>
-          <w:b w:val="0"/>
-        </w:rPr>
-        <w:t xml:space="preserve"> records, give the number of mistakes at thresholds 3, 5 and 7 and choose the fitted threshold. Then score that head and the declared constant baseline on V1 and V2.</w:t>
+      <w:r>
+        <w:t>Separate predictions,actual runs and paper traces.</w:t>
       </w:r>
     </w:p>
     <w:p>
       <w:pPr>
-        <w:spacing w:line="336" w:lineRule="auto" w:after="180"/>
-        <w:shd w:fill="F5F1FB"/>
-      </w:pPr>
-      <w:r>
-        <w:rPr>
-          <w:b w:val="0"/>
-        </w:rPr>
-        <w:t>Explain which data fitted the head.</w:t>
+        <w:pStyle w:val="Heading2"/>
+      </w:pPr>
+      <w:r>
+        <w:t>Complete inputs,expected results and limits</w:t>
       </w:r>
     </w:p>
     <w:p>
       <w:pPr>
-        <w:pStyle w:val="Heading3"/>
-      </w:pPr>
-      <w:r>
-        <w:t>Reasoning to listen for</w:t>
+        <w:spacing w:line="336" w:lineRule="auto" w:after="180"/>
+      </w:pPr>
+      <w:r>
+        <w:rPr>
+          <w:b w:val="0"/>
+        </w:rPr>
+        <w:t>Main thresholds 3/5/7: mistakes 1/0/1, selected 5. Main validation head 2/2 versus baseline 1/2. Freeze extractor weights and bias; fit only threshold. Independent features 2, 4, 5, 7; thresholds 2/4/6 make 2/1/1 mistakes, tie selects 4. Independent validation features 4 and 2 predict 1 and 0, both correct; baseline class 0 scores 1/2. Require correct equality and training-only selection.</w:t>
       </w:r>
     </w:p>
     <w:p>
       <w:pPr>
         <w:spacing w:line="336" w:lineRule="auto" w:after="180"/>
-        <w:shd w:fill="F1F6FC"/>
       </w:pPr>
       <w:r>
         <w:rPr>
           <w:b w:val="0"/>
         </w:rPr>
-        <w:t xml:space="preserve">Teacher check: Teacher explanation: </w:t>
-      </w:r>
-      <w:r>
-        <w:rPr>
-          <w:b/>
-        </w:rPr>
-        <w:t>Training</w:t>
-      </w:r>
-      <w:r>
-        <w:rPr>
-          <w:b w:val="0"/>
-        </w:rPr>
-        <w:t xml:space="preserve"> mistake counts are 1, 0 and 1, selecting threshold 5. Validation </w:t>
-      </w:r>
-      <w:r>
-        <w:rPr>
-          <w:b/>
-        </w:rPr>
-        <w:t>prediction</w:t>
-      </w:r>
-      <w:r>
-        <w:rPr>
-          <w:b w:val="0"/>
-        </w:rPr>
-        <w:t>s are 0 and 1, so the head scores 2 of 2. The constant -0 baseline scores 1 of 2.</w:t>
+        <w:t>Never infer source-training history or efficiency from these supplied arithmetic cases.</w:t>
       </w:r>
     </w:p>
     <w:p>
       <w:pPr>
-        <w:spacing w:line="336" w:lineRule="auto" w:after="180"/>
-        <w:shd w:fill="F1F6FC"/>
-      </w:pPr>
-      <w:r>
-        <w:rPr>
-          <w:b w:val="0"/>
-        </w:rPr>
-        <w:t>Only T1 through T4 fit the head; validation evaluates the fitted choice.</w:t>
+        <w:pStyle w:val="Heading2"/>
+      </w:pPr>
+      <w:r>
+        <w:t>Diagnose the current misconceptions</w:t>
       </w:r>
     </w:p>
     <w:p>
@@ -2474,19 +3386,19 @@
         <w:rPr>
           <w:b w:val="0"/>
         </w:rPr>
-        <w:t xml:space="preserve">Start by identifying the given </w:t>
+        <w:t xml:space="preserve">Frozen means the whole model cannot learn: The extractor stays fixed while the new head is fitted on target </w:t>
       </w:r>
       <w:r>
         <w:rPr>
           <w:b/>
         </w:rPr>
-        <w:t>input</w:t>
+        <w:t>training</w:t>
       </w:r>
       <w:r>
         <w:rPr>
           <w:b w:val="0"/>
         </w:rPr>
-        <w:t>s together. Leave the intermediate steps blank. If needed, model one step, then withdraw that help on the next step. Move to a full trace only when the partial trace is understood.</w:t>
+        <w:t xml:space="preserve"> examples.</w:t>
       </w:r>
     </w:p>
     <w:p>
@@ -2497,15 +3409,18 @@
         <w:rPr>
           <w:b w:val="0"/>
         </w:rPr>
-        <w:t>For partners, alternate explainer and checker; collect a response from every learner before discussion.</w:t>
+        <w:t>A larger head can undo any lost information: Identical representations remain indistinguishable to a fixed deterministic head, regardless of its size.</w:t>
       </w:r>
     </w:p>
     <w:p>
       <w:pPr>
-        <w:pStyle w:val="Heading3"/>
-      </w:pPr>
-      <w:r>
-        <w:t>Individual reasoning check</w:t>
+        <w:spacing w:line="336" w:lineRule="auto" w:after="180"/>
+      </w:pPr>
+      <w:r>
+        <w:rPr>
+          <w:b w:val="0"/>
+        </w:rPr>
+        <w:t>Transfer guarantees better or faster results: The source representation may not suit the target. Accuracy and resource benefits require fair measured comparisons.</w:t>
       </w:r>
     </w:p>
     <w:p>
@@ -2516,328 +3431,39 @@
         <w:rPr>
           <w:b w:val="0"/>
         </w:rPr>
-        <w:t xml:space="preserve">Use the worked case for </w:t>
+        <w:t xml:space="preserve">Use Run the investigation for the </w:t>
       </w:r>
       <w:r>
         <w:rPr>
           <w:b/>
         </w:rPr>
-        <w:t>Transfer learning</w:t>
+        <w:t>evidence</w:t>
       </w:r>
       <w:r>
         <w:rPr>
           <w:b w:val="0"/>
         </w:rPr>
-        <w:t>. Proposed explanation: “Frozen means the whole model cannot learn”. Decide whether this explanation is supported.</w:t>
+        <w:t xml:space="preserve"> ledger. Add a boundary or missing-</w:t>
+      </w:r>
+      <w:r>
+        <w:rPr>
+          <w:b/>
+        </w:rPr>
+        <w:t>input</w:t>
+      </w:r>
+      <w:r>
+        <w:rPr>
+          <w:b w:val="0"/>
+        </w:rPr>
+        <w:t xml:space="preserve"> case and record the expected response before checking. More successful repeats of one case do not establish wider coverage.</w:t>
       </w:r>
     </w:p>
     <w:p>
       <w:pPr>
-        <w:spacing w:line="336" w:lineRule="auto" w:after="180"/>
-      </w:pPr>
-      <w:r>
-        <w:rPr>
-          <w:b w:val="0"/>
-        </w:rPr>
-        <w:t>Point to the step or supplied fact that decides; explain your repair if needed.</w:t>
-      </w:r>
-    </w:p>
-    <w:p>
-      <w:pPr>
-        <w:pStyle w:val="Heading3"/>
-      </w:pPr>
-      <w:r>
-        <w:t>Expected repair</w:t>
-      </w:r>
-    </w:p>
-    <w:p>
-      <w:pPr>
-        <w:spacing w:line="336" w:lineRule="auto" w:after="180"/>
-        <w:shd w:fill="F1F6FC"/>
-      </w:pPr>
-      <w:r>
-        <w:rPr>
-          <w:b w:val="0"/>
-        </w:rPr>
-        <w:t xml:space="preserve">Expected correction: The extractor stays fixed while the new head is fitted on target </w:t>
-      </w:r>
-      <w:r>
-        <w:rPr>
-          <w:b/>
-        </w:rPr>
-        <w:t>training</w:t>
-      </w:r>
-      <w:r>
-        <w:rPr>
-          <w:b w:val="0"/>
-        </w:rPr>
-        <w:t xml:space="preserve"> examples.</w:t>
-      </w:r>
-    </w:p>
-    <w:p>
-      <w:pPr>
-        <w:spacing w:line="336" w:lineRule="auto" w:after="180"/>
-      </w:pPr>
-      <w:r>
-        <w:rPr>
-          <w:b w:val="0"/>
-        </w:rPr>
-        <w:t>Collect explanations, not only yes/no votes. If a misunderstanding is common, re-model the relevant step for the class.</w:t>
-      </w:r>
-    </w:p>
-    <w:p>
-      <w:pPr>
-        <w:spacing w:line="336" w:lineRule="auto" w:after="180"/>
-      </w:pPr>
-      <w:r>
-        <w:rPr>
-          <w:b w:val="0"/>
-        </w:rPr>
-        <w:t>If it affects a few learners, give a short targeted group explanation while others solve a more demanding variation.</w:t>
-      </w:r>
-    </w:p>
-    <w:p>
-      <w:pPr>
-        <w:pStyle w:val="Heading3"/>
-      </w:pPr>
-      <w:r>
-        <w:t>Pictorial practice question</w:t>
-      </w:r>
-    </w:p>
-    <w:p>
-      <w:pPr>
-        <w:spacing w:line="336" w:lineRule="auto" w:after="180"/>
-      </w:pPr>
-      <w:r>
-        <w:rPr>
-          <w:b w:val="0"/>
-        </w:rPr>
-        <w:t xml:space="preserve">Which part was trained for the new task? Point to the relevant step in the picture, then write the changed result and the rule or </w:t>
-      </w:r>
-      <w:r>
-        <w:rPr>
-          <w:b/>
-        </w:rPr>
-        <w:t>evidence</w:t>
-      </w:r>
-      <w:r>
-        <w:rPr>
-          <w:b w:val="0"/>
-        </w:rPr>
-        <w:t xml:space="preserve"> that supports it.</w:t>
-      </w:r>
-    </w:p>
-    <w:p>
-      <w:pPr>
-        <w:pStyle w:val="Heading3"/>
-      </w:pPr>
-      <w:r>
-        <w:t>Reasoned teacher answer</w:t>
-      </w:r>
-    </w:p>
-    <w:p>
-      <w:pPr>
-        <w:spacing w:line="336" w:lineRule="auto" w:after="180"/>
-      </w:pPr>
-      <w:r>
-        <w:rPr>
-          <w:b w:val="0"/>
-        </w:rPr>
-        <w:t xml:space="preserve">Only the threshold head was selected from the new </w:t>
-      </w:r>
-      <w:r>
-        <w:rPr>
-          <w:b/>
-        </w:rPr>
-        <w:t>training</w:t>
-      </w:r>
-      <w:r>
-        <w:rPr>
-          <w:b w:val="0"/>
-        </w:rPr>
-        <w:t xml:space="preserve"> labels. The declared extractor weights [1, 2] were frozen. Changed-case check: Its h becomes 4 and the fitted head predicts class 0.</w:t>
-      </w:r>
-    </w:p>
-    <w:p>
-      <w:pPr>
-        <w:spacing w:line="336" w:lineRule="auto" w:after="180"/>
-      </w:pPr>
-      <w:r>
-        <w:rPr>
-          <w:b w:val="0"/>
-        </w:rPr>
-        <w:t xml:space="preserve">Extractor stays fixed; the changed </w:t>
-      </w:r>
-      <w:r>
-        <w:rPr>
-          <w:b/>
-        </w:rPr>
-        <w:t>input</w:t>
-      </w:r>
-      <w:r>
-        <w:rPr>
-          <w:b w:val="0"/>
-        </w:rPr>
-        <w:t xml:space="preserve"> crosses the chosen head’s boundary.</w:t>
-      </w:r>
-    </w:p>
-    <w:p>
-      <w:pPr>
-        <w:spacing w:line="336" w:lineRule="auto" w:after="180"/>
-      </w:pPr>
-      <w:r>
-        <w:rPr>
-          <w:b w:val="0"/>
-        </w:rPr>
-        <w:t xml:space="preserve">Changed-case reasoning: Its h becomes 4 and the fitted head predicts class 0. Extractor stays fixed; the changed </w:t>
-      </w:r>
-      <w:r>
-        <w:rPr>
-          <w:b/>
-        </w:rPr>
-        <w:t>input</w:t>
-      </w:r>
-      <w:r>
-        <w:rPr>
-          <w:b w:val="0"/>
-        </w:rPr>
-        <w:t xml:space="preserve"> crosses the chosen head’s boundary.</w:t>
-      </w:r>
-    </w:p>
-    <w:p>
-      <w:pPr>
-        <w:spacing w:line="336" w:lineRule="auto" w:after="180"/>
-      </w:pPr>
-      <w:r>
-        <w:rPr>
-          <w:b w:val="0"/>
-        </w:rPr>
-        <w:t xml:space="preserve">Collect each learner’s explanation before discussion. Use the first missing connection between </w:t>
-      </w:r>
-      <w:r>
-        <w:rPr>
-          <w:b/>
-        </w:rPr>
-        <w:t>input</w:t>
-      </w:r>
-      <w:r>
-        <w:rPr>
-          <w:b w:val="0"/>
-        </w:rPr>
-        <w:t xml:space="preserve">, deciding step and result to choose support. This question is worked-case practice, not fresh mastery </w:t>
-      </w:r>
-      <w:r>
-        <w:rPr>
-          <w:b/>
-        </w:rPr>
-        <w:t>evidence</w:t>
-      </w:r>
-      <w:r>
-        <w:rPr>
-          <w:b w:val="0"/>
-        </w:rPr>
-        <w:t>.</w:t>
-      </w:r>
-    </w:p>
-    <w:p>
-      <w:pPr>
-        <w:pStyle w:val="Heading1"/>
-      </w:pPr>
-      <w:r>
-        <w:t>04. Run the investigation and diagnose misconceptions</w:t>
-      </w:r>
-    </w:p>
-    <w:p>
-      <w:r>
-        <w:t>Run the Transfer learning investigation and use the first unsupported step to choose a teaching response.</w:t>
-      </w:r>
-    </w:p>
-    <w:p>
-      <w:pPr>
-        <w:spacing w:line="336" w:lineRule="auto" w:after="180"/>
-      </w:pPr>
-      <w:r>
-        <w:rPr>
-          <w:b w:val="0"/>
-        </w:rPr>
-        <w:t xml:space="preserve">Frozen means the whole model cannot learn: The extractor stays fixed while the new head is fitted on target </w:t>
-      </w:r>
-      <w:r>
-        <w:rPr>
-          <w:b/>
-        </w:rPr>
-        <w:t>training</w:t>
-      </w:r>
-      <w:r>
-        <w:rPr>
-          <w:b w:val="0"/>
-        </w:rPr>
-        <w:t xml:space="preserve"> examples.</w:t>
-      </w:r>
-    </w:p>
-    <w:p>
-      <w:pPr>
-        <w:spacing w:line="336" w:lineRule="auto" w:after="180"/>
-      </w:pPr>
-      <w:r>
-        <w:rPr>
-          <w:b w:val="0"/>
-        </w:rPr>
-        <w:t>A larger head can undo any lost information: Identical representations remain indistinguishable to a fixed deterministic head, regardless of its size.</w:t>
-      </w:r>
-    </w:p>
-    <w:p>
-      <w:pPr>
-        <w:spacing w:line="336" w:lineRule="auto" w:after="180"/>
-      </w:pPr>
-      <w:r>
-        <w:rPr>
-          <w:b w:val="0"/>
-        </w:rPr>
-        <w:t>Transfer guarantees better or faster results: The source representation may not suit the target. Accuracy and resource benefits require fair measured comparisons.</w:t>
-      </w:r>
-    </w:p>
-    <w:p>
-      <w:pPr>
-        <w:spacing w:line="336" w:lineRule="auto" w:after="180"/>
-      </w:pPr>
-      <w:r>
-        <w:rPr>
-          <w:b w:val="0"/>
-        </w:rPr>
-        <w:t xml:space="preserve">Use Run the investigation for the </w:t>
-      </w:r>
-      <w:r>
-        <w:rPr>
-          <w:b/>
-        </w:rPr>
-        <w:t>evidence</w:t>
-      </w:r>
-      <w:r>
-        <w:rPr>
-          <w:b w:val="0"/>
-        </w:rPr>
-        <w:t xml:space="preserve"> ledger. Add a boundary or missing-</w:t>
-      </w:r>
-      <w:r>
-        <w:rPr>
-          <w:b/>
-        </w:rPr>
-        <w:t>input</w:t>
-      </w:r>
-      <w:r>
-        <w:rPr>
-          <w:b w:val="0"/>
-        </w:rPr>
-        <w:t xml:space="preserve"> case and record the expected response before checking. More successful repeats of one case do not establish wider coverage.</w:t>
-      </w:r>
-    </w:p>
-    <w:p>
-      <w:pPr>
-        <w:pStyle w:val="Heading3"/>
-      </w:pPr>
-      <w:r>
-        <w:t>Match the support to the first error</w:t>
+        <w:pStyle w:val="Heading2"/>
+      </w:pPr>
+      <w:r>
+        <w:t>Choose accessible support</w:t>
       </w:r>
     </w:p>
     <w:tbl>
@@ -3010,69 +3636,39 @@
     </w:p>
     <w:p>
       <w:pPr>
-        <w:pStyle w:val="Heading1"/>
-      </w:pPr>
-      <w:r>
-        <w:t>05. Assess and explain the answers</w:t>
+        <w:pStyle w:val="Heading2"/>
+      </w:pPr>
+      <w:r>
+        <w:t>Earlier wording, alternatives and picture transcripts · reference / check after trying</w:t>
       </w:r>
     </w:p>
     <w:p>
-      <w:r>
-        <w:t>Use the Transfer learning questions, teacher keys and criteria after the relevant attempts. Previously discussed cases are practice; protect the separately selected independent task.</w:t>
+      <w:pPr>
+        <w:pStyle w:val="Heading3"/>
+      </w:pPr>
+      <w:r>
+        <w:t>Match the support to the first error</w:t>
       </w:r>
     </w:p>
     <w:p>
       <w:pPr>
-        <w:pStyle w:val="Heading3"/>
-      </w:pPr>
-      <w:r>
-        <w:t>Guided and exit questions</w:t>
+        <w:pStyle w:val="Heading1"/>
+      </w:pPr>
+      <w:r>
+        <w:t>05. Assess the new schema or calculation transfer</w:t>
       </w:r>
     </w:p>
     <w:p>
-      <w:pPr>
-        <w:spacing w:line="336" w:lineRule="auto" w:after="180"/>
-      </w:pPr>
-      <w:r>
-        <w:rPr>
-          <w:b w:val="0"/>
-        </w:rPr>
-        <w:t xml:space="preserve">Guided: h = 5 and </w:t>
-      </w:r>
-      <w:r>
-        <w:rPr>
-          <w:b/>
-        </w:rPr>
-        <w:t>prediction</w:t>
-      </w:r>
-      <w:r>
-        <w:rPr>
-          <w:b w:val="0"/>
-        </w:rPr>
-        <w:t xml:space="preserve"> is 1 because equality is included. The threshold was fitted; weights [1, 1] and bias 0 stayed frozen.</w:t>
+      <w:r>
+        <w:t>Keep the selected answer private until after a first attempt.</w:t>
       </w:r>
     </w:p>
     <w:p>
       <w:pPr>
-        <w:spacing w:line="336" w:lineRule="auto" w:after="180"/>
-      </w:pPr>
-      <w:r>
-        <w:rPr>
-          <w:b w:val="0"/>
-        </w:rPr>
-        <w:t xml:space="preserve">Exit: two constructed validation cases provide limited </w:t>
-      </w:r>
-      <w:r>
-        <w:rPr>
-          <w:b/>
-        </w:rPr>
-        <w:t>evidence</w:t>
-      </w:r>
-      <w:r>
-        <w:rPr>
-          <w:b w:val="0"/>
-        </w:rPr>
-        <w:t>, the extractor was supplied rather than source-trained here, and no from-scratch comparison was run.</w:t>
+        <w:pStyle w:val="Heading2"/>
+      </w:pPr>
+      <w:r>
+        <w:t>Selected independent task and checked answer</w:t>
       </w:r>
     </w:p>
     <w:p>
@@ -3083,811 +3679,120 @@
         <w:rPr>
           <w:b w:val="0"/>
         </w:rPr>
-        <w:t xml:space="preserve">Compare both methods on the same target cases with a declared </w:t>
+        <w:t xml:space="preserve">Selected case: A separate frozen extractor is h = 2*x1 + x2. </w:t>
       </w:r>
       <w:r>
         <w:rPr>
           <w:b/>
         </w:rPr>
-        <w:t>training</w:t>
+        <w:t>Training</w:t>
       </w:r>
       <w:r>
         <w:rPr>
           <w:b w:val="0"/>
         </w:rPr>
-        <w:t xml:space="preserve"> budget and untouched final evaluation after all choices.</w:t>
+        <w:t xml:space="preserve"> </w:t>
+      </w:r>
+      <w:r>
+        <w:rPr>
+          <w:b/>
+        </w:rPr>
+        <w:t>input</w:t>
+      </w:r>
+      <w:r>
+        <w:rPr>
+          <w:b w:val="0"/>
+        </w:rPr>
+        <w:t>s [1, 0], [1, 2], [2, 1], [3, 1] have labels 0, 0, 1, 1.</w:t>
       </w:r>
     </w:p>
     <w:p>
       <w:pPr>
-        <w:pStyle w:val="Heading3"/>
-      </w:pPr>
-      <w:r>
-        <w:t>W1 Trace the reused pipeline</w:t>
+        <w:spacing w:line="336" w:lineRule="auto" w:after="180"/>
+      </w:pPr>
+      <w:r>
+        <w:rPr>
+          <w:b w:val="0"/>
+        </w:rPr>
+        <w:t xml:space="preserve">Compare thresholds 2, 4 and 6 using </w:t>
+      </w:r>
+      <w:r>
+        <w:rPr>
+          <w:b/>
+        </w:rPr>
+        <w:t>prediction</w:t>
+      </w:r>
+      <w:r>
+        <w:rPr>
+          <w:b w:val="0"/>
+        </w:rPr>
+        <w:t xml:space="preserve"> 1 when h &gt;= threshold; choose the fewest mistakes, breaking ties toward the smaller threshold. Score it on validation [2, 0] with label 1 and [0, 2] with label 0.</w:t>
       </w:r>
     </w:p>
     <w:p>
       <w:pPr>
-        <w:pStyle w:val="Heading3"/>
-      </w:pPr>
-      <w:r>
-        <w:t>Workbook question · W1</w:t>
+        <w:spacing w:line="336" w:lineRule="auto" w:after="180"/>
+      </w:pPr>
+      <w:r>
+        <w:rPr>
+          <w:b w:val="0"/>
+        </w:rPr>
+        <w:t xml:space="preserve">Compare with the </w:t>
+      </w:r>
+      <w:r>
+        <w:rPr>
+          <w:b/>
+        </w:rPr>
+        <w:t>training</w:t>
+      </w:r>
+      <w:r>
+        <w:rPr>
+          <w:b w:val="0"/>
+        </w:rPr>
+        <w:t>-majority baseline, whose tie rule chooses 0.</w:t>
       </w:r>
     </w:p>
     <w:p>
       <w:pPr>
         <w:spacing w:line="336" w:lineRule="auto" w:after="180"/>
-        <w:shd w:fill="F5F1FB"/>
       </w:pPr>
       <w:r>
         <w:rPr>
           <w:b w:val="0"/>
         </w:rPr>
-        <w:t xml:space="preserve">For </w:t>
+        <w:t xml:space="preserve">Teacher explanation: </w:t>
       </w:r>
       <w:r>
         <w:rPr>
           <w:b/>
         </w:rPr>
-        <w:t>input</w:t>
+        <w:t>Training</w:t>
       </w:r>
       <w:r>
         <w:rPr>
           <w:b w:val="0"/>
         </w:rPr>
-        <w:t xml:space="preserve"> [4, 2], compute h using the original extractor and the class at threshold 5. Identify the frozen weights and bias, the fitted quantity, and why h is not a probability.</w:t>
+        <w:t xml:space="preserve"> features are 2, 4, 5 and 7. Mistakes at thresholds 2, 4 and 6 are 2, 1 and 1, so the tie rule selects 4. Validation features are 4 and 2, </w:t>
+      </w:r>
+      <w:r>
+        <w:rPr>
+          <w:b/>
+        </w:rPr>
+        <w:t>prediction</w:t>
+      </w:r>
+      <w:r>
+        <w:rPr>
+          <w:b w:val="0"/>
+        </w:rPr>
+        <w:t>s 1 and 0, scoring 2 of 2. The constant class 0 baseline scores 1 of 2. Equality at threshold 4 gives class 1.</w:t>
       </w:r>
     </w:p>
     <w:p>
       <w:pPr>
-        <w:pStyle w:val="Heading3"/>
-      </w:pPr>
-      <w:r>
-        <w:t>Teacher reasoning · W1</w:t>
-      </w:r>
-    </w:p>
-    <w:p>
-      <w:pPr>
-        <w:spacing w:line="336" w:lineRule="auto" w:after="180"/>
-        <w:shd w:fill="F1F6FC"/>
-      </w:pPr>
-      <w:r>
-        <w:rPr>
-          <w:b w:val="0"/>
-        </w:rPr>
-        <w:t>Teacher explanation: The extractor gives h = 6 and the head predicts 1. Weights [1, 1] and bias 0 stay frozen; only the threshold is fitted. h is a nonnegative sum of counts, with no probability mapping or calibration.</w:t>
-      </w:r>
-    </w:p>
-    <w:p>
-      <w:pPr>
-        <w:pStyle w:val="Heading3"/>
-      </w:pPr>
-      <w:r>
-        <w:t>W2 Fit and compare</w:t>
-      </w:r>
-    </w:p>
-    <w:p>
-      <w:pPr>
-        <w:pStyle w:val="Heading3"/>
-      </w:pPr>
-      <w:r>
-        <w:t>Workbook question · W2</w:t>
-      </w:r>
-    </w:p>
-    <w:p>
-      <w:pPr>
-        <w:spacing w:line="336" w:lineRule="auto" w:after="180"/>
-        <w:shd w:fill="F5F1FB"/>
-      </w:pPr>
-      <w:r>
-        <w:rPr>
-          <w:b w:val="0"/>
-        </w:rPr>
-        <w:t xml:space="preserve">For the four target </w:t>
-      </w:r>
-      <w:r>
-        <w:rPr>
-          <w:b/>
-        </w:rPr>
-        <w:t>training</w:t>
-      </w:r>
-      <w:r>
-        <w:rPr>
-          <w:b w:val="0"/>
-        </w:rPr>
-        <w:t xml:space="preserve"> records, give the number of mistakes at thresholds 3, 5 and 7 and choose the fitted threshold. Then score that head and the declared constant baseline on V1 and V2.</w:t>
-      </w:r>
-    </w:p>
-    <w:p>
-      <w:pPr>
-        <w:spacing w:line="336" w:lineRule="auto" w:after="180"/>
-        <w:shd w:fill="F5F1FB"/>
-      </w:pPr>
-      <w:r>
-        <w:rPr>
-          <w:b w:val="0"/>
-        </w:rPr>
-        <w:t>Explain which data fitted the head.</w:t>
-      </w:r>
-    </w:p>
-    <w:p>
-      <w:pPr>
-        <w:pStyle w:val="Heading3"/>
-      </w:pPr>
-      <w:r>
-        <w:t>Teacher reasoning · W2</w:t>
-      </w:r>
-    </w:p>
-    <w:p>
-      <w:pPr>
-        <w:spacing w:line="336" w:lineRule="auto" w:after="180"/>
-        <w:shd w:fill="F1F6FC"/>
-      </w:pPr>
-      <w:r>
-        <w:rPr>
-          <w:b w:val="0"/>
-        </w:rPr>
-        <w:t xml:space="preserve">Teacher explanation: </w:t>
-      </w:r>
-      <w:r>
-        <w:rPr>
-          <w:b/>
-        </w:rPr>
-        <w:t>Training</w:t>
-      </w:r>
-      <w:r>
-        <w:rPr>
-          <w:b w:val="0"/>
-        </w:rPr>
-        <w:t xml:space="preserve"> mistake counts are 1, 0 and 1, selecting threshold 5. Validation </w:t>
-      </w:r>
-      <w:r>
-        <w:rPr>
-          <w:b/>
-        </w:rPr>
-        <w:t>prediction</w:t>
-      </w:r>
-      <w:r>
-        <w:rPr>
-          <w:b w:val="0"/>
-        </w:rPr>
-        <w:t>s are 0 and 1, so the head scores 2 of 2. The constant -0 baseline scores 1 of 2.</w:t>
-      </w:r>
-    </w:p>
-    <w:p>
-      <w:pPr>
-        <w:spacing w:line="336" w:lineRule="auto" w:after="180"/>
-        <w:shd w:fill="F1F6FC"/>
-      </w:pPr>
-      <w:r>
-        <w:rPr>
-          <w:b w:val="0"/>
-        </w:rPr>
-        <w:t>Only T1 through T4 fit the head; validation evaluates the fitted choice.</w:t>
-      </w:r>
-    </w:p>
-    <w:p>
-      <w:pPr>
-        <w:pStyle w:val="Heading3"/>
-      </w:pPr>
-      <w:r>
-        <w:t>W3 Diagnose a lost distinction</w:t>
-      </w:r>
-    </w:p>
-    <w:p>
-      <w:pPr>
-        <w:pStyle w:val="Heading3"/>
-      </w:pPr>
-      <w:r>
-        <w:t>Workbook question · W3</w:t>
-      </w:r>
-    </w:p>
-    <w:p>
-      <w:pPr>
-        <w:spacing w:line="336" w:lineRule="auto" w:after="180"/>
-        <w:shd w:fill="F5F1FB"/>
-      </w:pPr>
-      <w:r>
-        <w:rPr>
-          <w:b w:val="0"/>
-        </w:rPr>
-        <w:t>For the first-count-greater target, explain why the original extractor cannot distinguish U [1, 3] from V [3, 1]. Trace the hand-chosen [1, -1] extractor and threshold 1.</w:t>
-      </w:r>
-    </w:p>
-    <w:p>
-      <w:pPr>
-        <w:spacing w:line="336" w:lineRule="auto" w:after="180"/>
-        <w:shd w:fill="F5F1FB"/>
-      </w:pPr>
-      <w:r>
-        <w:rPr>
-          <w:b w:val="0"/>
-        </w:rPr>
-        <w:t xml:space="preserve">Does this show that </w:t>
-      </w:r>
-      <w:r>
-        <w:rPr>
-          <w:b/>
-        </w:rPr>
-        <w:t>fine tuning</w:t>
-      </w:r>
-      <w:r>
-        <w:rPr>
-          <w:b w:val="0"/>
-        </w:rPr>
-        <w:t xml:space="preserve"> has been trained and independently validated?</w:t>
-      </w:r>
-    </w:p>
-    <w:p>
-      <w:pPr>
-        <w:pStyle w:val="Heading3"/>
-      </w:pPr>
-      <w:r>
-        <w:t>Teacher reasoning · W3</w:t>
-      </w:r>
-    </w:p>
-    <w:p>
-      <w:pPr>
-        <w:spacing w:line="336" w:lineRule="auto" w:after="180"/>
-        <w:shd w:fill="F1F6FC"/>
-      </w:pPr>
-      <w:r>
-        <w:rPr>
-          <w:b w:val="0"/>
-        </w:rPr>
-        <w:t xml:space="preserve">Teacher explanation: Both original features are 4, so a deterministic head must give the same answer despite labels 0 and 1. The changed features are 0 and 2, giving </w:t>
-      </w:r>
-      <w:r>
-        <w:rPr>
-          <w:b/>
-        </w:rPr>
-        <w:t>prediction</w:t>
-      </w:r>
-      <w:r>
-        <w:rPr>
-          <w:b w:val="0"/>
-        </w:rPr>
-        <w:t>s 0 and 1.</w:t>
-      </w:r>
-    </w:p>
-    <w:p>
-      <w:pPr>
-        <w:spacing w:line="336" w:lineRule="auto" w:after="180"/>
-        <w:shd w:fill="F1F6FC"/>
-      </w:pPr>
-      <w:r>
-        <w:rPr>
-          <w:b w:val="0"/>
-        </w:rPr>
-        <w:t xml:space="preserve">This is a hand-chosen change on the examples being inspected, not </w:t>
-      </w:r>
-      <w:r>
-        <w:rPr>
-          <w:b/>
-        </w:rPr>
-        <w:t>training</w:t>
-      </w:r>
-      <w:r>
-        <w:rPr>
-          <w:b w:val="0"/>
-        </w:rPr>
-        <w:t xml:space="preserve"> or independent validation.</w:t>
-      </w:r>
-    </w:p>
-    <w:p>
-      <w:pPr>
-        <w:pStyle w:val="Heading3"/>
-      </w:pPr>
-      <w:r>
-        <w:t>W4 Fit a new head independently</w:t>
-      </w:r>
-    </w:p>
-    <w:p>
-      <w:pPr>
-        <w:pStyle w:val="Heading3"/>
-      </w:pPr>
-      <w:r>
-        <w:t>Workbook question · W4</w:t>
-      </w:r>
-    </w:p>
-    <w:p>
-      <w:pPr>
-        <w:spacing w:line="336" w:lineRule="auto" w:after="180"/>
-        <w:shd w:fill="F5F1FB"/>
-      </w:pPr>
-      <w:r>
-        <w:rPr>
-          <w:b w:val="0"/>
-        </w:rPr>
-        <w:t xml:space="preserve">A separate frozen extractor is h = 2*x1 + x2. </w:t>
-      </w:r>
-      <w:r>
-        <w:rPr>
-          <w:b/>
-        </w:rPr>
-        <w:t>Training</w:t>
-      </w:r>
-      <w:r>
-        <w:rPr>
-          <w:b w:val="0"/>
-        </w:rPr>
-        <w:t xml:space="preserve"> </w:t>
-      </w:r>
-      <w:r>
-        <w:rPr>
-          <w:b/>
-        </w:rPr>
-        <w:t>input</w:t>
-      </w:r>
-      <w:r>
-        <w:rPr>
-          <w:b w:val="0"/>
-        </w:rPr>
-        <w:t>s [1, 0], [1, 2], [2, 1], [3, 1] have labels 0, 0, 1, 1.</w:t>
-      </w:r>
-    </w:p>
-    <w:p>
-      <w:pPr>
-        <w:spacing w:line="336" w:lineRule="auto" w:after="180"/>
-        <w:shd w:fill="F5F1FB"/>
-      </w:pPr>
-      <w:r>
-        <w:rPr>
-          <w:b w:val="0"/>
-        </w:rPr>
-        <w:t xml:space="preserve">Compare thresholds 2, 4 and 6 using </w:t>
-      </w:r>
-      <w:r>
-        <w:rPr>
-          <w:b/>
-        </w:rPr>
-        <w:t>prediction</w:t>
-      </w:r>
-      <w:r>
-        <w:rPr>
-          <w:b w:val="0"/>
-        </w:rPr>
-        <w:t xml:space="preserve"> 1 when h &gt;= threshold; choose the fewest mistakes, breaking ties toward the smaller threshold. Score it on validation [2, 0] with label 1 and [0, 2] with label 0.</w:t>
-      </w:r>
-    </w:p>
-    <w:p>
-      <w:pPr>
-        <w:spacing w:line="336" w:lineRule="auto" w:after="180"/>
-        <w:shd w:fill="F5F1FB"/>
-      </w:pPr>
-      <w:r>
-        <w:rPr>
-          <w:b w:val="0"/>
-        </w:rPr>
-        <w:t xml:space="preserve">Compare with the </w:t>
-      </w:r>
-      <w:r>
-        <w:rPr>
-          <w:b/>
-        </w:rPr>
-        <w:t>training</w:t>
-      </w:r>
-      <w:r>
-        <w:rPr>
-          <w:b w:val="0"/>
-        </w:rPr>
-        <w:t>-majority baseline, whose tie rule chooses 0.</w:t>
-      </w:r>
-    </w:p>
-    <w:p>
-      <w:pPr>
-        <w:pStyle w:val="Heading3"/>
-      </w:pPr>
-      <w:r>
-        <w:t>Teacher reasoning · W4</w:t>
-      </w:r>
-    </w:p>
-    <w:p>
-      <w:pPr>
-        <w:spacing w:line="336" w:lineRule="auto" w:after="180"/>
-        <w:shd w:fill="F1F6FC"/>
-      </w:pPr>
-      <w:r>
-        <w:rPr>
-          <w:b w:val="0"/>
-        </w:rPr>
-        <w:t xml:space="preserve">Teacher explanation: </w:t>
-      </w:r>
-      <w:r>
-        <w:rPr>
-          <w:b/>
-        </w:rPr>
-        <w:t>Training</w:t>
-      </w:r>
-      <w:r>
-        <w:rPr>
-          <w:b w:val="0"/>
-        </w:rPr>
-        <w:t xml:space="preserve"> features are 2, 4, 5 and 7. Mistakes at thresholds 2, 4 and 6 are 2, 1 and 1, so the tie rule selects 4. Validation features are 4 and 2, </w:t>
-      </w:r>
-      <w:r>
-        <w:rPr>
-          <w:b/>
-        </w:rPr>
-        <w:t>prediction</w:t>
-      </w:r>
-      <w:r>
-        <w:rPr>
-          <w:b w:val="0"/>
-        </w:rPr>
-        <w:t>s 1 and 0, scoring 2 of 2.</w:t>
-      </w:r>
-    </w:p>
-    <w:p>
-      <w:pPr>
-        <w:spacing w:line="336" w:lineRule="auto" w:after="180"/>
-        <w:shd w:fill="F1F6FC"/>
-      </w:pPr>
-      <w:r>
-        <w:rPr>
-          <w:b w:val="0"/>
-        </w:rPr>
-        <w:t>The constant -0 baseline scores 1 of 2. Equality at threshold 4 gives class 1.</w:t>
-      </w:r>
-    </w:p>
-    <w:p>
-      <w:pPr>
-        <w:pStyle w:val="Heading3"/>
-      </w:pPr>
-      <w:r>
-        <w:t>W5 Plan credible evidence</w:t>
-      </w:r>
-    </w:p>
-    <w:p>
-      <w:pPr>
-        <w:pStyle w:val="Heading3"/>
-      </w:pPr>
-      <w:r>
-        <w:t>Workbook question · W5</w:t>
-      </w:r>
-    </w:p>
-    <w:p>
-      <w:pPr>
-        <w:spacing w:line="336" w:lineRule="auto" w:after="180"/>
-        <w:shd w:fill="F5F1FB"/>
-      </w:pPr>
-      <w:r>
-        <w:rPr>
-          <w:b w:val="0"/>
-        </w:rPr>
-        <w:t>A report omits the source checkpoint and pre</w:t>
-      </w:r>
-      <w:r>
-        <w:rPr>
-          <w:b/>
-        </w:rPr>
-        <w:t>process</w:t>
-      </w:r>
-      <w:r>
-        <w:rPr>
-          <w:b w:val="0"/>
-        </w:rPr>
-        <w:t>ing, claims faster learning without timing, and repeatedly chooses settings using the final evaluation set.</w:t>
-      </w:r>
-    </w:p>
-    <w:p>
-      <w:pPr>
-        <w:spacing w:line="336" w:lineRule="auto" w:after="180"/>
-        <w:shd w:fill="F5F1FB"/>
-      </w:pPr>
-      <w:r>
-        <w:rPr>
-          <w:b w:val="0"/>
-        </w:rPr>
-        <w:t>Name the missing records and propose a fair comparison with a model trained from scratch.</w:t>
-      </w:r>
-    </w:p>
-    <w:p>
-      <w:pPr>
-        <w:pStyle w:val="Heading3"/>
-      </w:pPr>
-      <w:r>
-        <w:t>Teacher reasoning · W5</w:t>
-      </w:r>
-    </w:p>
-    <w:p>
-      <w:pPr>
-        <w:spacing w:line="336" w:lineRule="auto" w:after="180"/>
-        <w:shd w:fill="F1F6FC"/>
-      </w:pPr>
-      <w:r>
-        <w:rPr>
-          <w:b w:val="0"/>
-        </w:rPr>
-        <w:t>Teacher explanation: Record source version, provenance and permitted use, pre</w:t>
-      </w:r>
-      <w:r>
-        <w:rPr>
-          <w:b/>
-        </w:rPr>
-        <w:t>process</w:t>
-      </w:r>
-      <w:r>
-        <w:rPr>
-          <w:b w:val="0"/>
-        </w:rPr>
-        <w:t>ing, frozen/trainable parts, splits, baseline and resource budget. Measure time or computation before claiming speed.</w:t>
-      </w:r>
-    </w:p>
-    <w:p>
-      <w:pPr>
-        <w:spacing w:line="336" w:lineRule="auto" w:after="180"/>
-        <w:shd w:fill="F1F6FC"/>
-      </w:pPr>
-      <w:r>
-        <w:rPr>
-          <w:b w:val="0"/>
-        </w:rPr>
-        <w:t xml:space="preserve">Use </w:t>
-      </w:r>
-      <w:r>
-        <w:rPr>
-          <w:b/>
-        </w:rPr>
-        <w:t>training</w:t>
-      </w:r>
-      <w:r>
-        <w:rPr>
-          <w:b w:val="0"/>
-        </w:rPr>
-        <w:t xml:space="preserve">/validation for choices and new untouched final evaluation after repeated final-set tuning, or report that independent </w:t>
-      </w:r>
-      <w:r>
-        <w:rPr>
-          <w:b/>
-        </w:rPr>
-        <w:t>evidence</w:t>
-      </w:r>
-      <w:r>
-        <w:rPr>
-          <w:b w:val="0"/>
-        </w:rPr>
-        <w:t xml:space="preserve"> is unavailable. Compare both methods on the same target cases and declared budget.</w:t>
-      </w:r>
-    </w:p>
-    <w:p>
-      <w:pPr>
-        <w:pStyle w:val="Heading3"/>
-      </w:pPr>
-      <w:r>
-        <w:t>Independent assessment and fresh retry</w:t>
-      </w:r>
-    </w:p>
-    <w:p>
-      <w:pPr>
-        <w:pStyle w:val="Heading3"/>
-      </w:pPr>
-      <w:r>
-        <w:t>Teacher key · Independent assessment and fresh retry</w:t>
-      </w:r>
-    </w:p>
-    <w:p>
-      <w:pPr>
-        <w:spacing w:line="336" w:lineRule="auto" w:after="180"/>
-        <w:shd w:fill="F1F6FC"/>
-      </w:pPr>
-      <w:r>
-        <w:rPr>
-          <w:b w:val="0"/>
-        </w:rPr>
-        <w:t>W4 requires features 2, 4, 5, 7; mistake counts 2, 1, 1; tie-selected threshold 4; and validation scores 2 of 2 versus 1 of 2.</w:t>
-      </w:r>
-    </w:p>
-    <w:p>
-      <w:pPr>
-        <w:spacing w:line="336" w:lineRule="auto" w:after="180"/>
-        <w:shd w:fill="F1F6FC"/>
-      </w:pPr>
-      <w:r>
-        <w:rPr>
-          <w:b w:val="0"/>
-        </w:rPr>
-        <w:t xml:space="preserve">Fresh retry: frozen h = x1 + 2*x2; </w:t>
-      </w:r>
-      <w:r>
-        <w:rPr>
-          <w:b/>
-        </w:rPr>
-        <w:t>training</w:t>
-      </w:r>
-      <w:r>
-        <w:rPr>
-          <w:b w:val="0"/>
-        </w:rPr>
-        <w:t xml:space="preserve"> </w:t>
-      </w:r>
-      <w:r>
-        <w:rPr>
-          <w:b/>
-        </w:rPr>
-        <w:t>input</w:t>
-      </w:r>
-      <w:r>
-        <w:rPr>
-          <w:b w:val="0"/>
-        </w:rPr>
-        <w:t>s [0, 1], [2, 1], [1, 2], [1, 3], labels 0, 0, 1, 1. Thresholds 2, 4, 6 again give 2, 1, 1 mistakes, selecting 4.</w:t>
-      </w:r>
-    </w:p>
-    <w:p>
-      <w:pPr>
-        <w:spacing w:line="336" w:lineRule="auto" w:after="180"/>
-        <w:shd w:fill="F1F6FC"/>
-      </w:pPr>
-      <w:r>
-        <w:rPr>
-          <w:b w:val="0"/>
-        </w:rPr>
-        <w:t>Validation [0, 2] label 1 and [2, 0] label 0 yield features 4 and 2 and both correct; constant 0 gets one correct. Ask which parameter was fitted.</w:t>
-      </w:r>
-    </w:p>
-    <w:p>
-      <w:pPr>
-        <w:pStyle w:val="Heading3"/>
-      </w:pPr>
-      <w:r>
-        <w:t>Assess independent transfer</w:t>
-      </w:r>
-    </w:p>
-    <w:p>
-      <w:pPr>
-        <w:pStyle w:val="Heading3"/>
-      </w:pPr>
-      <w:r>
-        <w:t>Independent question · withhold the key</w:t>
-      </w:r>
-    </w:p>
-    <w:p>
-      <w:pPr>
-        <w:spacing w:line="336" w:lineRule="auto" w:after="180"/>
-        <w:shd w:fill="F5F1FB"/>
-      </w:pPr>
-      <w:r>
-        <w:rPr>
-          <w:b w:val="0"/>
-        </w:rPr>
-        <w:t xml:space="preserve">Selected case: A separate frozen extractor is h = 2*x1 + x2. </w:t>
-      </w:r>
-      <w:r>
-        <w:rPr>
-          <w:b/>
-        </w:rPr>
-        <w:t>Training</w:t>
-      </w:r>
-      <w:r>
-        <w:rPr>
-          <w:b w:val="0"/>
-        </w:rPr>
-        <w:t xml:space="preserve"> </w:t>
-      </w:r>
-      <w:r>
-        <w:rPr>
-          <w:b/>
-        </w:rPr>
-        <w:t>input</w:t>
-      </w:r>
-      <w:r>
-        <w:rPr>
-          <w:b w:val="0"/>
-        </w:rPr>
-        <w:t>s [1, 0], [1, 2], [2, 1], [3, 1] have labels 0, 0, 1, 1.</w:t>
-      </w:r>
-    </w:p>
-    <w:p>
-      <w:pPr>
-        <w:spacing w:line="336" w:lineRule="auto" w:after="180"/>
-        <w:shd w:fill="F5F1FB"/>
-      </w:pPr>
-      <w:r>
-        <w:rPr>
-          <w:b w:val="0"/>
-        </w:rPr>
-        <w:t xml:space="preserve">Compare thresholds 2, 4 and 6 using </w:t>
-      </w:r>
-      <w:r>
-        <w:rPr>
-          <w:b/>
-        </w:rPr>
-        <w:t>prediction</w:t>
-      </w:r>
-      <w:r>
-        <w:rPr>
-          <w:b w:val="0"/>
-        </w:rPr>
-        <w:t xml:space="preserve"> 1 when h &gt;= threshold; choose the fewest mistakes, breaking ties toward the smaller threshold. Score it on validation [2, 0] with label 1 and [0, 2] with label 0.</w:t>
-      </w:r>
-    </w:p>
-    <w:p>
-      <w:pPr>
-        <w:spacing w:line="336" w:lineRule="auto" w:after="180"/>
-        <w:shd w:fill="F5F1FB"/>
-      </w:pPr>
-      <w:r>
-        <w:rPr>
-          <w:b w:val="0"/>
-        </w:rPr>
-        <w:t xml:space="preserve">Compare with the </w:t>
-      </w:r>
-      <w:r>
-        <w:rPr>
-          <w:b/>
-        </w:rPr>
-        <w:t>training</w:t>
-      </w:r>
-      <w:r>
-        <w:rPr>
-          <w:b w:val="0"/>
-        </w:rPr>
-        <w:t>-majority baseline, whose tie rule chooses 0.</w:t>
-      </w:r>
-    </w:p>
-    <w:p>
-      <w:pPr>
-        <w:pStyle w:val="Heading3"/>
-      </w:pPr>
-      <w:r>
-        <w:t>Selected case answer</w:t>
-      </w:r>
-    </w:p>
-    <w:p>
-      <w:pPr>
-        <w:pStyle w:val="Heading3"/>
-      </w:pPr>
-      <w:r>
-        <w:t>Teacher key · Selected case answer</w:t>
-      </w:r>
-    </w:p>
-    <w:p>
-      <w:pPr>
-        <w:spacing w:line="336" w:lineRule="auto" w:after="180"/>
-        <w:shd w:fill="F1F6FC"/>
-      </w:pPr>
-      <w:r>
-        <w:rPr>
-          <w:b w:val="0"/>
-        </w:rPr>
-        <w:t xml:space="preserve">Teacher explanation: </w:t>
-      </w:r>
-      <w:r>
-        <w:rPr>
-          <w:b/>
-        </w:rPr>
-        <w:t>Training</w:t>
-      </w:r>
-      <w:r>
-        <w:rPr>
-          <w:b w:val="0"/>
-        </w:rPr>
-        <w:t xml:space="preserve"> features are 2, 4, 5 and 7. Mistakes at thresholds 2, 4 and 6 are 2, 1 and 1, so the tie rule selects 4. Validation features are 4 and 2, </w:t>
-      </w:r>
-      <w:r>
-        <w:rPr>
-          <w:b/>
-        </w:rPr>
-        <w:t>prediction</w:t>
-      </w:r>
-      <w:r>
-        <w:rPr>
-          <w:b w:val="0"/>
-        </w:rPr>
-        <w:t>s 1 and 0, scoring 2 of 2.</w:t>
-      </w:r>
-    </w:p>
-    <w:p>
-      <w:pPr>
-        <w:spacing w:line="336" w:lineRule="auto" w:after="180"/>
-        <w:shd w:fill="F1F6FC"/>
-      </w:pPr>
-      <w:r>
-        <w:rPr>
-          <w:b w:val="0"/>
-        </w:rPr>
-        <w:t>The constant -0 baseline scores 1 of 2. Equality at threshold 4 gives class 1.</w:t>
+        <w:pStyle w:val="Heading2"/>
+      </w:pPr>
+      <w:r>
+        <w:t>Judge explanation,trace and limits</w:t>
       </w:r>
     </w:p>
     <w:tbl>
@@ -3994,54 +3899,55 @@
     </w:tbl>
     <w:p>
       <w:pPr>
-        <w:pStyle w:val="Heading3"/>
-      </w:pPr>
-      <w:r>
-        <w:t>Teacher key · Selected case answer</w:t>
+        <w:spacing w:line="336" w:lineRule="auto" w:after="180"/>
+      </w:pPr>
+      <w:r>
+        <w:rPr>
+          <w:b w:val="0"/>
+        </w:rPr>
+        <w:t>Record each dimension as not yet, with support, or independent. Accept a valid alternative procedure with a defensible trace.</w:t>
       </w:r>
     </w:p>
     <w:p>
       <w:pPr>
         <w:spacing w:line="336" w:lineRule="auto" w:after="180"/>
-        <w:shd w:fill="F1F6FC"/>
       </w:pPr>
       <w:r>
         <w:rPr>
           <w:b w:val="0"/>
         </w:rPr>
-        <w:t>Record each dimension as not yet, with support, or independent. Accept a valid alternative procedure with a defensible trace.</w:t>
+        <w:t xml:space="preserve">Do not penalise an honestly recorded model failure if the learner correctly explains its </w:t>
+      </w:r>
+      <w:r>
+        <w:rPr>
+          <w:b/>
+        </w:rPr>
+        <w:t>evidence</w:t>
+      </w:r>
+      <w:r>
+        <w:rPr>
+          <w:b w:val="0"/>
+        </w:rPr>
+        <w:t xml:space="preserve"> and limits.</w:t>
       </w:r>
     </w:p>
     <w:p>
       <w:pPr>
-        <w:spacing w:line="336" w:lineRule="auto" w:after="180"/>
-        <w:shd w:fill="F1F6FC"/>
-      </w:pPr>
-      <w:r>
-        <w:rPr>
-          <w:b w:val="0"/>
-        </w:rPr>
-        <w:t xml:space="preserve">Do not penalise an honestly recorded model failure if the learner correctly explains its </w:t>
-      </w:r>
-      <w:r>
-        <w:rPr>
-          <w:b/>
-        </w:rPr>
-        <w:t>evidence</w:t>
-      </w:r>
-      <w:r>
-        <w:rPr>
-          <w:b w:val="0"/>
-        </w:rPr>
-        <w:t xml:space="preserve"> and limits.</w:t>
+        <w:pStyle w:val="Heading2"/>
+      </w:pPr>
+      <w:r>
+        <w:t>Give one usable repair</w:t>
       </w:r>
     </w:p>
     <w:p>
       <w:pPr>
-        <w:pStyle w:val="Heading3"/>
-      </w:pPr>
-      <w:r>
-        <w:t>Feedback that the learner uses</w:t>
+        <w:spacing w:line="336" w:lineRule="auto" w:after="180"/>
+      </w:pPr>
+      <w:r>
+        <w:rPr>
+          <w:b w:val="0"/>
+        </w:rPr>
+        <w:t>Name the earliest unsupported step and give one action to repair it. Have the learner make that repair now and explain why. Then assess the relevant skill on a fresh, fully specified case.</w:t>
       </w:r>
     </w:p>
     <w:p>
@@ -4052,90 +3958,57 @@
         <w:rPr>
           <w:b w:val="0"/>
         </w:rPr>
-        <w:t>Name the earliest unsupported step and give one action to repair it. Have the learner make that repair now and explain why. Then assess the relevant skill on a fresh, fully specified case.</w:t>
+        <w:t>Confirm it was not previously practised with feedback; solve and check the new case before assigning it. A follow-up design prompt is a starting brief, not automatically an equivalent test.</w:t>
       </w:r>
     </w:p>
     <w:p>
       <w:pPr>
-        <w:spacing w:line="336" w:lineRule="auto" w:after="180"/>
-      </w:pPr>
-      <w:r>
-        <w:rPr>
-          <w:b w:val="0"/>
-        </w:rPr>
-        <w:t>Confirm it was not previously practised with feedback; solve and check the new case before assigning it. A follow-up design prompt is a starting brief, not automatically an equivalent test.</w:t>
+        <w:pStyle w:val="Heading2"/>
+      </w:pPr>
+      <w:r>
+        <w:t>W1 Trace the reused pipeline</w:t>
       </w:r>
     </w:p>
     <w:p>
       <w:pPr>
-        <w:pStyle w:val="Heading1"/>
-      </w:pPr>
-      <w:r>
-        <w:t>06. Connect the project, support and next lesson</w:t>
+        <w:spacing w:line="336" w:lineRule="auto" w:after="180"/>
+      </w:pPr>
+      <w:r>
+        <w:rPr>
+          <w:b w:val="0"/>
+        </w:rPr>
+        <w:t xml:space="preserve">For </w:t>
+      </w:r>
+      <w:r>
+        <w:rPr>
+          <w:b/>
+        </w:rPr>
+        <w:t>input</w:t>
+      </w:r>
+      <w:r>
+        <w:rPr>
+          <w:b w:val="0"/>
+        </w:rPr>
+        <w:t xml:space="preserve"> [4, 2], compute h using the original extractor and the class at threshold 5. Identify the frozen weights and bias, the fitted quantity, and why h is not a probability.</w:t>
       </w:r>
     </w:p>
     <w:p>
-      <w:r>
-        <w:t>Connect Transfer learning to Image-pattern Network Investigation, adapt support and plan a later changed-case check.</w:t>
+      <w:pPr>
+        <w:spacing w:line="336" w:lineRule="auto" w:after="180"/>
+      </w:pPr>
+      <w:r>
+        <w:rPr>
+          <w:b w:val="0"/>
+        </w:rPr>
+        <w:t>Teacher explanation: The extractor gives h = 6 and the head predicts 1. Weights [1, 1] and bias 0 stay frozen; only the threshold is fitted. h is a nonnegative sum of counts, with no probability mapping or calibration.</w:t>
       </w:r>
     </w:p>
     <w:p>
       <w:pPr>
-        <w:spacing w:line="336" w:lineRule="auto" w:after="180"/>
-      </w:pPr>
-      <w:r>
-        <w:rPr>
-          <w:b w:val="0"/>
-        </w:rPr>
-        <w:t xml:space="preserve">Add a labelled </w:t>
-      </w:r>
-      <w:r>
-        <w:rPr>
-          <w:b/>
-        </w:rPr>
-        <w:t>transfer learning</w:t>
-      </w:r>
-      <w:r>
-        <w:rPr>
-          <w:b w:val="0"/>
-        </w:rPr>
-        <w:t xml:space="preserve"> </w:t>
-      </w:r>
-      <w:r>
-        <w:rPr>
-          <w:b/>
-        </w:rPr>
-        <w:t>evidence</w:t>
-      </w:r>
-      <w:r>
-        <w:rPr>
-          <w:b w:val="0"/>
-        </w:rPr>
-        <w:t xml:space="preserve"> sheet to Image-pattern Network Investigation. Show how you can trace a reused </w:t>
-      </w:r>
-      <w:r>
-        <w:rPr>
-          <w:b/>
-        </w:rPr>
-        <w:t>feature extractor</w:t>
-      </w:r>
-      <w:r>
-        <w:rPr>
-          <w:b w:val="0"/>
-        </w:rPr>
-        <w:t xml:space="preserve"> and a newly fitted </w:t>
-      </w:r>
-      <w:r>
-        <w:rPr>
-          <w:b/>
-        </w:rPr>
-        <w:t>output head</w:t>
-      </w:r>
-      <w:r>
-        <w:rPr>
-          <w:b w:val="0"/>
-        </w:rPr>
-        <w:t>.</w:t>
+        <w:pStyle w:val="Heading2"/>
+      </w:pPr>
+      <w:r>
+        <w:t>W2 Fit and compare</w:t>
       </w:r>
     </w:p>
     <w:p>
@@ -4146,31 +4019,19 @@
         <w:rPr>
           <w:b w:val="0"/>
         </w:rPr>
-        <w:t xml:space="preserve">Use the supplied fictional case and keep its </w:t>
+        <w:t xml:space="preserve">For the four target </w:t>
       </w:r>
       <w:r>
         <w:rPr>
           <w:b/>
         </w:rPr>
-        <w:t>input</w:t>
+        <w:t>training</w:t>
       </w:r>
       <w:r>
         <w:rPr>
           <w:b w:val="0"/>
         </w:rPr>
-        <w:t xml:space="preserve">s, intermediate steps, calculation or </w:t>
-      </w:r>
-      <w:r>
-        <w:rPr>
-          <w:b/>
-        </w:rPr>
-        <w:t>prediction</w:t>
-      </w:r>
-      <w:r>
-        <w:rPr>
-          <w:b w:val="0"/>
-        </w:rPr>
-        <w:t>, and limitation. Connect this record to last week’s record; a matching answer without a trace is insufficient.</w:t>
+        <w:t xml:space="preserve"> records, give the number of mistakes at thresholds 3, 5 and 7 and choose the fitted threshold. Then score that head and the declared constant baseline on V1 and V2.</w:t>
       </w:r>
     </w:p>
     <w:p>
@@ -4181,31 +4042,7 @@
         <w:rPr>
           <w:b w:val="0"/>
         </w:rPr>
-        <w:t xml:space="preserve">Provide separate </w:t>
-      </w:r>
-      <w:r>
-        <w:rPr>
-          <w:b/>
-        </w:rPr>
-        <w:t>input</w:t>
-      </w:r>
-      <w:r>
-        <w:rPr>
-          <w:b w:val="0"/>
-        </w:rPr>
-        <w:t xml:space="preserve">, feature, threshold and </w:t>
-      </w:r>
-      <w:r>
-        <w:rPr>
-          <w:b/>
-        </w:rPr>
-        <w:t>prediction</w:t>
-      </w:r>
-      <w:r>
-        <w:rPr>
-          <w:b w:val="0"/>
-        </w:rPr>
-        <w:t xml:space="preserve"> boxes. Allow calculators and mark frozen parameters with a lock symbol on the board.</w:t>
+        <w:t>Explain which data fitted the head.</w:t>
       </w:r>
     </w:p>
     <w:p>
@@ -4216,30 +4053,39 @@
         <w:rPr>
           <w:b w:val="0"/>
         </w:rPr>
-        <w:t>Extension: on U and V, consider thresholds at or below 4 and thresholds above 4; show that neither case classifies both correctly. Discuss why source performance does not establish target suitability.</w:t>
+        <w:t xml:space="preserve">Teacher explanation: </w:t>
+      </w:r>
+      <w:r>
+        <w:rPr>
+          <w:b/>
+        </w:rPr>
+        <w:t>Training</w:t>
+      </w:r>
+      <w:r>
+        <w:rPr>
+          <w:b w:val="0"/>
+        </w:rPr>
+        <w:t xml:space="preserve"> mistake counts are 1, 0 and 1, selecting threshold 5. Validation </w:t>
+      </w:r>
+      <w:r>
+        <w:rPr>
+          <w:b/>
+        </w:rPr>
+        <w:t>prediction</w:t>
+      </w:r>
+      <w:r>
+        <w:rPr>
+          <w:b w:val="0"/>
+        </w:rPr>
+        <w:t>s are 0 and 1, so the head scores 2 of 2. The constant class 0 baseline scores 1 of 2. Only T1 through T4 fit the head; validation evaluates the fitted choice.</w:t>
       </w:r>
     </w:p>
     <w:p>
       <w:pPr>
-        <w:spacing w:line="336" w:lineRule="auto" w:after="180"/>
-      </w:pPr>
-      <w:r>
-        <w:rPr>
-          <w:b w:val="0"/>
-        </w:rPr>
-        <w:t xml:space="preserve">Week 29 studies uncertainty and failure analysis, using specific errors and limitations rather than assuming a confident </w:t>
-      </w:r>
-      <w:r>
-        <w:rPr>
-          <w:b/>
-        </w:rPr>
-        <w:t>output</w:t>
-      </w:r>
-      <w:r>
-        <w:rPr>
-          <w:b w:val="0"/>
-        </w:rPr>
-        <w:t xml:space="preserve"> is correct.</w:t>
+        <w:pStyle w:val="Heading2"/>
+      </w:pPr>
+      <w:r>
+        <w:t>W3 Diagnose a lost distinction</w:t>
       </w:r>
     </w:p>
     <w:p>
@@ -4250,15 +4096,743 @@
         <w:rPr>
           <w:b w:val="0"/>
         </w:rPr>
-        <w:t>Retain the project ledger and assess a changed case after support. Check the relevant prerequisite before carrying this component forward.</w:t>
+        <w:t>For the first-count-greater target, explain why the original extractor cannot distinguish U [1, 3] from V [3, 1]. Trace the hand-chosen [1, -1] extractor and threshold 1.</w:t>
       </w:r>
     </w:p>
     <w:p>
       <w:pPr>
+        <w:spacing w:line="336" w:lineRule="auto" w:after="180"/>
+      </w:pPr>
+      <w:r>
+        <w:rPr>
+          <w:b w:val="0"/>
+        </w:rPr>
+        <w:t xml:space="preserve">Does this show that </w:t>
+      </w:r>
+      <w:r>
+        <w:rPr>
+          <w:b/>
+        </w:rPr>
+        <w:t>fine tuning</w:t>
+      </w:r>
+      <w:r>
+        <w:rPr>
+          <w:b w:val="0"/>
+        </w:rPr>
+        <w:t xml:space="preserve"> has been trained and independently validated?</w:t>
+      </w:r>
+    </w:p>
+    <w:p>
+      <w:pPr>
+        <w:spacing w:line="336" w:lineRule="auto" w:after="180"/>
+      </w:pPr>
+      <w:r>
+        <w:rPr>
+          <w:b w:val="0"/>
+        </w:rPr>
+        <w:t xml:space="preserve">Teacher explanation: Both original features are 4, so a deterministic head must give the same answer despite labels 0 and 1. The changed features are 0 and 2, giving </w:t>
+      </w:r>
+      <w:r>
+        <w:rPr>
+          <w:b/>
+        </w:rPr>
+        <w:t>prediction</w:t>
+      </w:r>
+      <w:r>
+        <w:rPr>
+          <w:b w:val="0"/>
+        </w:rPr>
+        <w:t>s 0 and 1.</w:t>
+      </w:r>
+    </w:p>
+    <w:p>
+      <w:pPr>
+        <w:spacing w:line="336" w:lineRule="auto" w:after="180"/>
+      </w:pPr>
+      <w:r>
+        <w:rPr>
+          <w:b w:val="0"/>
+        </w:rPr>
+        <w:t xml:space="preserve">This is a hand-chosen change on the examples being inspected, not </w:t>
+      </w:r>
+      <w:r>
+        <w:rPr>
+          <w:b/>
+        </w:rPr>
+        <w:t>training</w:t>
+      </w:r>
+      <w:r>
+        <w:rPr>
+          <w:b w:val="0"/>
+        </w:rPr>
+        <w:t xml:space="preserve"> or independent validation.</w:t>
+      </w:r>
+    </w:p>
+    <w:p>
+      <w:pPr>
+        <w:pStyle w:val="Heading2"/>
+      </w:pPr>
+      <w:r>
+        <w:t>W5 Plan credible evidence</w:t>
+      </w:r>
+    </w:p>
+    <w:p>
+      <w:pPr>
+        <w:spacing w:line="336" w:lineRule="auto" w:after="180"/>
+      </w:pPr>
+      <w:r>
+        <w:rPr>
+          <w:b w:val="0"/>
+        </w:rPr>
+        <w:t>A report omits the source checkpoint and pre</w:t>
+      </w:r>
+      <w:r>
+        <w:rPr>
+          <w:b/>
+        </w:rPr>
+        <w:t>process</w:t>
+      </w:r>
+      <w:r>
+        <w:rPr>
+          <w:b w:val="0"/>
+        </w:rPr>
+        <w:t>ing, claims faster learning without timing, and repeatedly chooses settings using the final evaluation set.</w:t>
+      </w:r>
+    </w:p>
+    <w:p>
+      <w:pPr>
+        <w:spacing w:line="336" w:lineRule="auto" w:after="180"/>
+      </w:pPr>
+      <w:r>
+        <w:rPr>
+          <w:b w:val="0"/>
+        </w:rPr>
+        <w:t>Name the missing records and propose a fair comparison with a model trained from scratch.</w:t>
+      </w:r>
+    </w:p>
+    <w:p>
+      <w:pPr>
+        <w:spacing w:line="336" w:lineRule="auto" w:after="180"/>
+      </w:pPr>
+      <w:r>
+        <w:rPr>
+          <w:b w:val="0"/>
+        </w:rPr>
+        <w:t>Teacher explanation: Record source version, provenance and permitted use, pre</w:t>
+      </w:r>
+      <w:r>
+        <w:rPr>
+          <w:b/>
+        </w:rPr>
+        <w:t>process</w:t>
+      </w:r>
+      <w:r>
+        <w:rPr>
+          <w:b w:val="0"/>
+        </w:rPr>
+        <w:t>ing, frozen/trainable parts, splits, baseline and resource budget. Measure time or computation before claiming speed.</w:t>
+      </w:r>
+    </w:p>
+    <w:p>
+      <w:pPr>
+        <w:spacing w:line="336" w:lineRule="auto" w:after="180"/>
+      </w:pPr>
+      <w:r>
+        <w:rPr>
+          <w:b w:val="0"/>
+        </w:rPr>
+        <w:t xml:space="preserve">Use </w:t>
+      </w:r>
+      <w:r>
+        <w:rPr>
+          <w:b/>
+        </w:rPr>
+        <w:t>training</w:t>
+      </w:r>
+      <w:r>
+        <w:rPr>
+          <w:b w:val="0"/>
+        </w:rPr>
+        <w:t xml:space="preserve">/validation for choices and new untouched final evaluation after repeated final-set tuning, or report that independent </w:t>
+      </w:r>
+      <w:r>
+        <w:rPr>
+          <w:b/>
+        </w:rPr>
+        <w:t>evidence</w:t>
+      </w:r>
+      <w:r>
+        <w:rPr>
+          <w:b w:val="0"/>
+        </w:rPr>
+        <w:t xml:space="preserve"> is unavailable. Compare both methods on the same target cases and declared budget.</w:t>
+      </w:r>
+    </w:p>
+    <w:p>
+      <w:pPr>
+        <w:pStyle w:val="Heading2"/>
+      </w:pPr>
+      <w:r>
+        <w:t>Earlier wording, alternatives and picture transcripts · reference / check after trying</w:t>
+      </w:r>
+    </w:p>
+    <w:p>
+      <w:pPr>
         <w:pStyle w:val="Heading3"/>
       </w:pPr>
       <w:r>
-        <w:t>Plan the delayed return</w:t>
+        <w:t>Guided and exit questions</w:t>
+      </w:r>
+    </w:p>
+    <w:p>
+      <w:pPr>
+        <w:spacing w:line="336" w:lineRule="auto" w:after="180"/>
+      </w:pPr>
+      <w:r>
+        <w:rPr>
+          <w:b w:val="0"/>
+        </w:rPr>
+        <w:t xml:space="preserve">Guided: h = 5 and </w:t>
+      </w:r>
+      <w:r>
+        <w:rPr>
+          <w:b/>
+        </w:rPr>
+        <w:t>prediction</w:t>
+      </w:r>
+      <w:r>
+        <w:rPr>
+          <w:b w:val="0"/>
+        </w:rPr>
+        <w:t xml:space="preserve"> is 1 because equality is included. The threshold was fitted; weights [1, 1] and bias 0 stayed frozen.</w:t>
+      </w:r>
+    </w:p>
+    <w:p>
+      <w:pPr>
+        <w:spacing w:line="336" w:lineRule="auto" w:after="180"/>
+      </w:pPr>
+      <w:r>
+        <w:rPr>
+          <w:b w:val="0"/>
+        </w:rPr>
+        <w:t xml:space="preserve">Exit: two constructed validation cases provide limited </w:t>
+      </w:r>
+      <w:r>
+        <w:rPr>
+          <w:b/>
+        </w:rPr>
+        <w:t>evidence</w:t>
+      </w:r>
+      <w:r>
+        <w:rPr>
+          <w:b w:val="0"/>
+        </w:rPr>
+        <w:t>, the extractor was supplied rather than source-trained here, and no from-scratch comparison was run.</w:t>
+      </w:r>
+    </w:p>
+    <w:p>
+      <w:pPr>
+        <w:spacing w:line="336" w:lineRule="auto" w:after="180"/>
+      </w:pPr>
+      <w:r>
+        <w:rPr>
+          <w:b w:val="0"/>
+        </w:rPr>
+        <w:t xml:space="preserve">Compare both methods on the same target cases with a declared </w:t>
+      </w:r>
+      <w:r>
+        <w:rPr>
+          <w:b/>
+        </w:rPr>
+        <w:t>training</w:t>
+      </w:r>
+      <w:r>
+        <w:rPr>
+          <w:b w:val="0"/>
+        </w:rPr>
+        <w:t xml:space="preserve"> budget and untouched final evaluation after all choices.</w:t>
+      </w:r>
+    </w:p>
+    <w:p>
+      <w:pPr>
+        <w:pStyle w:val="Heading3"/>
+      </w:pPr>
+      <w:r>
+        <w:t>W1 Trace the reused pipeline</w:t>
+      </w:r>
+    </w:p>
+    <w:p>
+      <w:pPr>
+        <w:pStyle w:val="Heading3"/>
+      </w:pPr>
+      <w:r>
+        <w:t>W2 Fit and compare</w:t>
+      </w:r>
+    </w:p>
+    <w:p>
+      <w:pPr>
+        <w:pStyle w:val="Heading3"/>
+      </w:pPr>
+      <w:r>
+        <w:t>W3 Diagnose a lost distinction</w:t>
+      </w:r>
+    </w:p>
+    <w:p>
+      <w:pPr>
+        <w:pStyle w:val="Heading3"/>
+      </w:pPr>
+      <w:r>
+        <w:t>W4 Fit a new head independently</w:t>
+      </w:r>
+    </w:p>
+    <w:p>
+      <w:pPr>
+        <w:spacing w:line="336" w:lineRule="auto" w:after="180"/>
+      </w:pPr>
+      <w:r>
+        <w:rPr>
+          <w:b w:val="0"/>
+        </w:rPr>
+        <w:t xml:space="preserve">A separate frozen extractor is h = 2*x1 + x2. </w:t>
+      </w:r>
+      <w:r>
+        <w:rPr>
+          <w:b/>
+        </w:rPr>
+        <w:t>Training</w:t>
+      </w:r>
+      <w:r>
+        <w:rPr>
+          <w:b w:val="0"/>
+        </w:rPr>
+        <w:t xml:space="preserve"> </w:t>
+      </w:r>
+      <w:r>
+        <w:rPr>
+          <w:b/>
+        </w:rPr>
+        <w:t>input</w:t>
+      </w:r>
+      <w:r>
+        <w:rPr>
+          <w:b w:val="0"/>
+        </w:rPr>
+        <w:t>s [1, 0], [1, 2], [2, 1], [3, 1] have labels 0, 0, 1, 1.</w:t>
+      </w:r>
+    </w:p>
+    <w:p>
+      <w:pPr>
+        <w:spacing w:line="336" w:lineRule="auto" w:after="180"/>
+      </w:pPr>
+      <w:r>
+        <w:rPr>
+          <w:b w:val="0"/>
+        </w:rPr>
+        <w:t xml:space="preserve">Compare thresholds 2, 4 and 6 using </w:t>
+      </w:r>
+      <w:r>
+        <w:rPr>
+          <w:b/>
+        </w:rPr>
+        <w:t>prediction</w:t>
+      </w:r>
+      <w:r>
+        <w:rPr>
+          <w:b w:val="0"/>
+        </w:rPr>
+        <w:t xml:space="preserve"> 1 when h &gt;= threshold; choose the fewest mistakes, breaking ties toward the smaller threshold. Score it on validation [2, 0] with label 1 and [0, 2] with label 0.</w:t>
+      </w:r>
+    </w:p>
+    <w:p>
+      <w:pPr>
+        <w:spacing w:line="336" w:lineRule="auto" w:after="180"/>
+      </w:pPr>
+      <w:r>
+        <w:rPr>
+          <w:b w:val="0"/>
+        </w:rPr>
+        <w:t xml:space="preserve">Compare with the </w:t>
+      </w:r>
+      <w:r>
+        <w:rPr>
+          <w:b/>
+        </w:rPr>
+        <w:t>training</w:t>
+      </w:r>
+      <w:r>
+        <w:rPr>
+          <w:b w:val="0"/>
+        </w:rPr>
+        <w:t>-majority baseline, whose tie rule chooses 0.</w:t>
+      </w:r>
+    </w:p>
+    <w:p>
+      <w:pPr>
+        <w:spacing w:line="336" w:lineRule="auto" w:after="180"/>
+      </w:pPr>
+      <w:r>
+        <w:rPr>
+          <w:b w:val="0"/>
+        </w:rPr>
+        <w:t xml:space="preserve">Teacher explanation: </w:t>
+      </w:r>
+      <w:r>
+        <w:rPr>
+          <w:b/>
+        </w:rPr>
+        <w:t>Training</w:t>
+      </w:r>
+      <w:r>
+        <w:rPr>
+          <w:b w:val="0"/>
+        </w:rPr>
+        <w:t xml:space="preserve"> features are 2, 4, 5 and 7. Mistakes at thresholds 2, 4 and 6 are 2, 1 and 1, so the tie rule selects 4. Validation features are 4 and 2, </w:t>
+      </w:r>
+      <w:r>
+        <w:rPr>
+          <w:b/>
+        </w:rPr>
+        <w:t>prediction</w:t>
+      </w:r>
+      <w:r>
+        <w:rPr>
+          <w:b w:val="0"/>
+        </w:rPr>
+        <w:t>s 1 and 0, scoring 2 of 2. The constant class 0 baseline scores 1 of 2. Equality at threshold 4 gives class 1.</w:t>
+      </w:r>
+    </w:p>
+    <w:p>
+      <w:pPr>
+        <w:pStyle w:val="Heading3"/>
+      </w:pPr>
+      <w:r>
+        <w:t>W5 Plan credible evidence</w:t>
+      </w:r>
+    </w:p>
+    <w:p>
+      <w:pPr>
+        <w:pStyle w:val="Heading3"/>
+      </w:pPr>
+      <w:r>
+        <w:t>Independent assessment and fresh retry</w:t>
+      </w:r>
+    </w:p>
+    <w:p>
+      <w:pPr>
+        <w:spacing w:line="336" w:lineRule="auto" w:after="180"/>
+      </w:pPr>
+      <w:r>
+        <w:rPr>
+          <w:b w:val="0"/>
+        </w:rPr>
+        <w:t>W4 requires features 2, 4, 5, 7; mistake counts 2, 1, 1; tie-selected threshold 4; and validation scores 2 of 2 versus 1 of 2.</w:t>
+      </w:r>
+    </w:p>
+    <w:p>
+      <w:pPr>
+        <w:spacing w:line="336" w:lineRule="auto" w:after="180"/>
+      </w:pPr>
+      <w:r>
+        <w:rPr>
+          <w:b w:val="0"/>
+        </w:rPr>
+        <w:t xml:space="preserve">Fresh retry: frozen h = x1 + 2*x2; </w:t>
+      </w:r>
+      <w:r>
+        <w:rPr>
+          <w:b/>
+        </w:rPr>
+        <w:t>training</w:t>
+      </w:r>
+      <w:r>
+        <w:rPr>
+          <w:b w:val="0"/>
+        </w:rPr>
+        <w:t xml:space="preserve"> </w:t>
+      </w:r>
+      <w:r>
+        <w:rPr>
+          <w:b/>
+        </w:rPr>
+        <w:t>input</w:t>
+      </w:r>
+      <w:r>
+        <w:rPr>
+          <w:b w:val="0"/>
+        </w:rPr>
+        <w:t>s [0, 1], [2, 1], [1, 2], [1, 3], labels 0, 0, 1, 1. Thresholds 2, 4, 6 again give 2, 1, 1 mistakes, selecting 4.</w:t>
+      </w:r>
+    </w:p>
+    <w:p>
+      <w:pPr>
+        <w:spacing w:line="336" w:lineRule="auto" w:after="180"/>
+      </w:pPr>
+      <w:r>
+        <w:rPr>
+          <w:b w:val="0"/>
+        </w:rPr>
+        <w:t>Validation [0, 2] label 1 and [2, 0] label 0 yield features 4 and 2 and both correct; constant 0 gets one correct. Ask which parameter was fitted.</w:t>
+      </w:r>
+    </w:p>
+    <w:p>
+      <w:pPr>
+        <w:pStyle w:val="Heading3"/>
+      </w:pPr>
+      <w:r>
+        <w:t>Assess independent transfer</w:t>
+      </w:r>
+    </w:p>
+    <w:p>
+      <w:pPr>
+        <w:pStyle w:val="Heading3"/>
+      </w:pPr>
+      <w:r>
+        <w:t>Selected case answer</w:t>
+      </w:r>
+    </w:p>
+    <w:p>
+      <w:pPr>
+        <w:pStyle w:val="Heading3"/>
+      </w:pPr>
+      <w:r>
+        <w:t>Feedback that the learner uses</w:t>
+      </w:r>
+    </w:p>
+    <w:p>
+      <w:pPr>
+        <w:pStyle w:val="Heading1"/>
+      </w:pPr>
+      <w:r>
+        <w:t>06. Connect,support and revisit the mathematics</w:t>
+      </w:r>
+    </w:p>
+    <w:p>
+      <w:r>
+        <w:t>Use the saved evidence to choose the next step.</w:t>
+      </w:r>
+    </w:p>
+    <w:p>
+      <w:pPr>
+        <w:pStyle w:val="Heading2"/>
+      </w:pPr>
+      <w:r>
+        <w:t>Project and next-week bridge</w:t>
+      </w:r>
+    </w:p>
+    <w:p>
+      <w:pPr>
+        <w:spacing w:line="336" w:lineRule="auto" w:after="180"/>
+      </w:pPr>
+      <w:r>
+        <w:rPr>
+          <w:b w:val="0"/>
+        </w:rPr>
+        <w:t xml:space="preserve">Add a labelled </w:t>
+      </w:r>
+      <w:r>
+        <w:rPr>
+          <w:b/>
+        </w:rPr>
+        <w:t>transfer learning</w:t>
+      </w:r>
+      <w:r>
+        <w:rPr>
+          <w:b w:val="0"/>
+        </w:rPr>
+        <w:t xml:space="preserve"> </w:t>
+      </w:r>
+      <w:r>
+        <w:rPr>
+          <w:b/>
+        </w:rPr>
+        <w:t>evidence</w:t>
+      </w:r>
+      <w:r>
+        <w:rPr>
+          <w:b w:val="0"/>
+        </w:rPr>
+        <w:t xml:space="preserve"> sheet to Image-pattern Network Investigation. Show how you can trace a reused </w:t>
+      </w:r>
+      <w:r>
+        <w:rPr>
+          <w:b/>
+        </w:rPr>
+        <w:t>feature extractor</w:t>
+      </w:r>
+      <w:r>
+        <w:rPr>
+          <w:b w:val="0"/>
+        </w:rPr>
+        <w:t xml:space="preserve"> and a newly fitted </w:t>
+      </w:r>
+      <w:r>
+        <w:rPr>
+          <w:b/>
+        </w:rPr>
+        <w:t>output head</w:t>
+      </w:r>
+      <w:r>
+        <w:rPr>
+          <w:b w:val="0"/>
+        </w:rPr>
+        <w:t>.</w:t>
+      </w:r>
+    </w:p>
+    <w:p>
+      <w:pPr>
+        <w:spacing w:line="336" w:lineRule="auto" w:after="180"/>
+      </w:pPr>
+      <w:r>
+        <w:rPr>
+          <w:b w:val="0"/>
+        </w:rPr>
+        <w:t xml:space="preserve">Use the supplied fictional case and keep its </w:t>
+      </w:r>
+      <w:r>
+        <w:rPr>
+          <w:b/>
+        </w:rPr>
+        <w:t>input</w:t>
+      </w:r>
+      <w:r>
+        <w:rPr>
+          <w:b w:val="0"/>
+        </w:rPr>
+        <w:t xml:space="preserve">s, intermediate steps, calculation or </w:t>
+      </w:r>
+      <w:r>
+        <w:rPr>
+          <w:b/>
+        </w:rPr>
+        <w:t>prediction</w:t>
+      </w:r>
+      <w:r>
+        <w:rPr>
+          <w:b w:val="0"/>
+        </w:rPr>
+        <w:t>, and limitation. Connect this record to last week’s record; a matching answer without a trace is insufficient.</w:t>
+      </w:r>
+    </w:p>
+    <w:p>
+      <w:pPr>
+        <w:spacing w:line="336" w:lineRule="auto" w:after="180"/>
+      </w:pPr>
+      <w:r>
+        <w:rPr>
+          <w:b w:val="0"/>
+        </w:rPr>
+        <w:t xml:space="preserve">Provide separate </w:t>
+      </w:r>
+      <w:r>
+        <w:rPr>
+          <w:b/>
+        </w:rPr>
+        <w:t>input</w:t>
+      </w:r>
+      <w:r>
+        <w:rPr>
+          <w:b w:val="0"/>
+        </w:rPr>
+        <w:t xml:space="preserve">, feature, threshold and </w:t>
+      </w:r>
+      <w:r>
+        <w:rPr>
+          <w:b/>
+        </w:rPr>
+        <w:t>prediction</w:t>
+      </w:r>
+      <w:r>
+        <w:rPr>
+          <w:b w:val="0"/>
+        </w:rPr>
+        <w:t xml:space="preserve"> boxes. Allow calculators and mark frozen parameters with a lock symbol on the board.</w:t>
+      </w:r>
+    </w:p>
+    <w:p>
+      <w:pPr>
+        <w:spacing w:line="336" w:lineRule="auto" w:after="180"/>
+      </w:pPr>
+      <w:r>
+        <w:rPr>
+          <w:b w:val="0"/>
+        </w:rPr>
+        <w:t>Extension: on U and V, consider thresholds at or below 4 and thresholds above 4; show that neither case classifies both correctly. Discuss why source performance does not establish target suitability.</w:t>
+      </w:r>
+    </w:p>
+    <w:p>
+      <w:pPr>
+        <w:spacing w:line="336" w:lineRule="auto" w:after="180"/>
+      </w:pPr>
+      <w:r>
+        <w:rPr>
+          <w:b w:val="0"/>
+        </w:rPr>
+        <w:t xml:space="preserve">Week 29 studies uncertainty and failure analysis, using specific errors and limitations rather than assuming a confident </w:t>
+      </w:r>
+      <w:r>
+        <w:rPr>
+          <w:b/>
+        </w:rPr>
+        <w:t>output</w:t>
+      </w:r>
+      <w:r>
+        <w:rPr>
+          <w:b w:val="0"/>
+        </w:rPr>
+        <w:t xml:space="preserve"> is correct.</w:t>
+      </w:r>
+    </w:p>
+    <w:p>
+      <w:pPr>
+        <w:spacing w:line="336" w:lineRule="auto" w:after="180"/>
+      </w:pPr>
+      <w:r>
+        <w:rPr>
+          <w:b w:val="0"/>
+        </w:rPr>
+        <w:t>Retain the project ledger and assess a changed case after support. Check the relevant prerequisite before carrying this component forward.</w:t>
+      </w:r>
+    </w:p>
+    <w:p>
+      <w:pPr>
+        <w:spacing w:line="336" w:lineRule="auto" w:after="180"/>
+      </w:pPr>
+      <w:r>
+        <w:rPr>
+          <w:b w:val="0"/>
+        </w:rPr>
+        <w:t xml:space="preserve">For your Image-pattern Network Investigation, save the </w:t>
+      </w:r>
+      <w:r>
+        <w:rPr>
+          <w:b/>
+        </w:rPr>
+        <w:t>input</w:t>
+      </w:r>
+      <w:r>
+        <w:rPr>
+          <w:b w:val="0"/>
+        </w:rPr>
+        <w:t>, procedure, observed result and limitation of this check.</w:t>
+      </w:r>
+    </w:p>
+    <w:p>
+      <w:pPr>
+        <w:spacing w:line="336" w:lineRule="auto" w:after="180"/>
+      </w:pPr>
+      <w:r>
+        <w:rPr>
+          <w:b w:val="0"/>
+        </w:rPr>
+        <w:t>Label this worked example as practice; use a different, previously unreviewed case when checking independent understanding.</w:t>
+      </w:r>
+    </w:p>
+    <w:p>
+      <w:pPr>
+        <w:pStyle w:val="Heading2"/>
+      </w:pPr>
+      <w:r>
+        <w:t>Delayed return and support record</w:t>
       </w:r>
     </w:p>
     <w:p>
@@ -4475,44 +5049,26 @@
     </w:p>
     <w:p>
       <w:pPr>
-        <w:pStyle w:val="Heading3"/>
-      </w:pPr>
-      <w:r>
-        <w:t>Project evidence from this case</w:t>
+        <w:pStyle w:val="Heading2"/>
+      </w:pPr>
+      <w:r>
+        <w:t>Earlier wording, alternatives and picture transcripts · reference / check after trying</w:t>
       </w:r>
     </w:p>
     <w:p>
       <w:pPr>
-        <w:spacing w:line="336" w:lineRule="auto" w:after="180"/>
-      </w:pPr>
-      <w:r>
-        <w:rPr>
-          <w:b w:val="0"/>
-        </w:rPr>
-        <w:t xml:space="preserve">For your Image-pattern Network Investigation, save the </w:t>
-      </w:r>
-      <w:r>
-        <w:rPr>
-          <w:b/>
-        </w:rPr>
-        <w:t>input</w:t>
-      </w:r>
-      <w:r>
-        <w:rPr>
-          <w:b w:val="0"/>
-        </w:rPr>
-        <w:t>, procedure, observed result and limitation of this check.</w:t>
+        <w:pStyle w:val="Heading3"/>
+      </w:pPr>
+      <w:r>
+        <w:t>Plan the delayed return</w:t>
       </w:r>
     </w:p>
     <w:p>
       <w:pPr>
-        <w:spacing w:line="336" w:lineRule="auto" w:after="180"/>
-      </w:pPr>
-      <w:r>
-        <w:rPr>
-          <w:b w:val="0"/>
-        </w:rPr>
-        <w:t>Label this worked example as practice; use a different, previously unreviewed case when checking independent understanding.</w:t>
+        <w:pStyle w:val="Heading3"/>
+      </w:pPr>
+      <w:r>
+        <w:t>Project evidence from this case</w:t>
       </w:r>
     </w:p>
     <w:p>
@@ -4520,26 +5076,33 @@
         <w:pStyle w:val="Heading1"/>
       </w:pPr>
       <w:r>
-        <w:t>07. Prepare, teach and assess</w:t>
+        <w:t>Reference bank and extra practice</w:t>
       </w:r>
     </w:p>
     <w:p>
-      <w:r>
-        <w:t>Use this preparation summary alongside the detailed Transfer learning lesson; it is a checklist rather than a replacement for the full sequence.</w:t>
+      <w:pPr>
+        <w:pStyle w:val="Heading1"/>
+      </w:pPr>
+      <w:r>
+        <w:t>07. Reference · Alternative planning checklist</w:t>
       </w:r>
     </w:p>
     <w:p>
-      <w:pPr>
-        <w:pStyle w:val="Heading3"/>
-      </w:pPr>
-      <w:r>
-        <w:t>Teaching target</w:t>
+      <w:r>
+        <w:t>Use alongside the main route when helpful.</w:t>
       </w:r>
     </w:p>
     <w:p>
       <w:pPr>
+        <w:pStyle w:val="Heading2"/>
+      </w:pPr>
+      <w:r>
+        <w:t>Planning,assessment and project reminders</w:t>
+      </w:r>
+    </w:p>
+    <w:p>
+      <w:pPr>
         <w:spacing w:line="336" w:lineRule="auto" w:after="180"/>
-        <w:shd w:fill="EDF7F3"/>
       </w:pPr>
       <w:r>
         <w:rPr>
@@ -4768,58 +5331,71 @@
     </w:p>
     <w:p>
       <w:pPr>
-        <w:pStyle w:val="Heading3"/>
-      </w:pPr>
-      <w:r>
-        <w:t>Supported practice answer</w:t>
+        <w:spacing w:line="336" w:lineRule="auto" w:after="180"/>
+      </w:pPr>
+      <w:r>
+        <w:rPr>
+          <w:b w:val="0"/>
+        </w:rPr>
+        <w:t xml:space="preserve">Reasoned practice answer: Teacher explanation: </w:t>
+      </w:r>
+      <w:r>
+        <w:rPr>
+          <w:b/>
+        </w:rPr>
+        <w:t>Training</w:t>
+      </w:r>
+      <w:r>
+        <w:rPr>
+          <w:b w:val="0"/>
+        </w:rPr>
+        <w:t xml:space="preserve"> mistake counts are 1, 0 and 1, selecting threshold 5. Validation </w:t>
+      </w:r>
+      <w:r>
+        <w:rPr>
+          <w:b/>
+        </w:rPr>
+        <w:t>prediction</w:t>
+      </w:r>
+      <w:r>
+        <w:rPr>
+          <w:b w:val="0"/>
+        </w:rPr>
+        <w:t>s are 0 and 1, so the head scores 2 of 2. The constant class 0 baseline scores 1 of 2. Only T1 through T4 fit the head; validation evaluates the fitted choice.</w:t>
       </w:r>
     </w:p>
     <w:p>
       <w:pPr>
         <w:spacing w:line="336" w:lineRule="auto" w:after="180"/>
-        <w:shd w:fill="F1F6FC"/>
       </w:pPr>
       <w:r>
         <w:rPr>
           <w:b w:val="0"/>
         </w:rPr>
-        <w:t xml:space="preserve">Reasoned practice answer: Teacher explanation: </w:t>
+        <w:t xml:space="preserve">Check every learner before discussion: Use the worked case for </w:t>
       </w:r>
       <w:r>
         <w:rPr>
           <w:b/>
         </w:rPr>
-        <w:t>Training</w:t>
+        <w:t>Transfer learning</w:t>
       </w:r>
       <w:r>
         <w:rPr>
           <w:b w:val="0"/>
         </w:rPr>
-        <w:t xml:space="preserve"> mistake counts are 1, 0 and 1, selecting threshold 5. Validation </w:t>
-      </w:r>
-      <w:r>
-        <w:rPr>
-          <w:b/>
-        </w:rPr>
-        <w:t>prediction</w:t>
-      </w:r>
-      <w:r>
-        <w:rPr>
-          <w:b w:val="0"/>
-        </w:rPr>
-        <w:t>s are 0 and 1, so the head scores 2 of 2. The constant -0 baseline scores 1 of 2.</w:t>
+        <w:t>. Proposed explanation: “Frozen means the whole model cannot learn”. Decide whether this explanation is supported.</w:t>
       </w:r>
     </w:p>
     <w:p>
       <w:pPr>
         <w:spacing w:line="336" w:lineRule="auto" w:after="180"/>
-        <w:shd w:fill="F1F6FC"/>
       </w:pPr>
       <w:r>
         <w:rPr>
           <w:b w:val="0"/>
         </w:rPr>
-        <w:t>Only T1 through T4 fit the head; validation evaluates the fitted choice.</w:t>
+        <w:t>Point to the step or supplied fact that decides; explain your repair if needed.</w:t>
       </w:r>
     </w:p>
     <w:p>
@@ -4830,19 +5406,19 @@
         <w:rPr>
           <w:b w:val="0"/>
         </w:rPr>
-        <w:t xml:space="preserve">Check every learner before discussion: Use the worked case for </w:t>
+        <w:t xml:space="preserve">Misconception repair: The extractor stays fixed while the new head is fitted on target </w:t>
       </w:r>
       <w:r>
         <w:rPr>
           <w:b/>
         </w:rPr>
-        <w:t>Transfer learning</w:t>
+        <w:t>training</w:t>
       </w:r>
       <w:r>
         <w:rPr>
           <w:b w:val="0"/>
         </w:rPr>
-        <w:t>. Proposed explanation: “Frozen means the whole model cannot learn”. Decide whether this explanation is supported.</w:t>
+        <w:t xml:space="preserve"> examples.</w:t>
       </w:r>
     </w:p>
     <w:p>
@@ -4853,141 +5429,70 @@
         <w:rPr>
           <w:b w:val="0"/>
         </w:rPr>
-        <w:t>Point to the step or supplied fact that decides; explain your repair if needed.</w:t>
+        <w:t xml:space="preserve">Support: read the exact case aloud, enlarge the labelled picture, supply </w:t>
+      </w:r>
+      <w:r>
+        <w:rPr>
+          <w:b/>
+        </w:rPr>
+        <w:t>input</w:t>
+      </w:r>
+      <w:r>
+        <w:rPr>
+          <w:b w:val="0"/>
+        </w:rPr>
+        <w:t xml:space="preserve"> cards and model only the first deciding step. Accept a spoken explanation or drawing; retain the reasoning goal.</w:t>
       </w:r>
     </w:p>
     <w:p>
       <w:pPr>
-        <w:pStyle w:val="Heading3"/>
-      </w:pPr>
-      <w:r>
-        <w:t>Repair the misconception</w:t>
+        <w:spacing w:line="336" w:lineRule="auto" w:after="180"/>
+      </w:pPr>
+      <w:r>
+        <w:rPr>
+          <w:b w:val="0"/>
+        </w:rPr>
+        <w:t xml:space="preserve">Extension: Query changes to [2, 1]. Require a </w:t>
+      </w:r>
+      <w:r>
+        <w:rPr>
+          <w:b/>
+        </w:rPr>
+        <w:t>prediction</w:t>
+      </w:r>
+      <w:r>
+        <w:rPr>
+          <w:b w:val="0"/>
+        </w:rPr>
+        <w:t xml:space="preserve"> and a reason before comparing. Expected result: Its h becomes 4 and the fitted head predicts class 0.</w:t>
       </w:r>
     </w:p>
     <w:p>
       <w:pPr>
         <w:spacing w:line="336" w:lineRule="auto" w:after="180"/>
-        <w:shd w:fill="FFF5E6"/>
       </w:pPr>
       <w:r>
         <w:rPr>
           <w:b w:val="0"/>
         </w:rPr>
-        <w:t xml:space="preserve">Misconception repair: The extractor stays fixed while the new head is fitted on target </w:t>
+        <w:t xml:space="preserve">Reason: Extractor stays fixed; the changed </w:t>
       </w:r>
       <w:r>
         <w:rPr>
           <w:b/>
         </w:rPr>
-        <w:t>training</w:t>
+        <w:t>input</w:t>
       </w:r>
       <w:r>
         <w:rPr>
           <w:b w:val="0"/>
         </w:rPr>
-        <w:t xml:space="preserve"> examples.</w:t>
+        <w:t xml:space="preserve"> crosses the chosen head’s boundary.</w:t>
       </w:r>
     </w:p>
     <w:p>
       <w:pPr>
-        <w:pStyle w:val="Heading3"/>
-      </w:pPr>
-      <w:r>
-        <w:t>Support without giving away the answer</w:t>
-      </w:r>
-    </w:p>
-    <w:p>
-      <w:pPr>
         <w:spacing w:line="336" w:lineRule="auto" w:after="180"/>
-        <w:shd w:fill="F1F6F8"/>
-      </w:pPr>
-      <w:r>
-        <w:rPr>
-          <w:b w:val="0"/>
-        </w:rPr>
-        <w:t xml:space="preserve">Support: read the exact case aloud, enlarge the labelled picture, supply </w:t>
-      </w:r>
-      <w:r>
-        <w:rPr>
-          <w:b/>
-        </w:rPr>
-        <w:t>input</w:t>
-      </w:r>
-      <w:r>
-        <w:rPr>
-          <w:b w:val="0"/>
-        </w:rPr>
-        <w:t xml:space="preserve"> cards and model only the first deciding step. Accept a spoken explanation or drawing; retain the reasoning goal.</w:t>
-      </w:r>
-    </w:p>
-    <w:p>
-      <w:pPr>
-        <w:pStyle w:val="Heading3"/>
-      </w:pPr>
-      <w:r>
-        <w:t>Extend the reasoning</w:t>
-      </w:r>
-    </w:p>
-    <w:p>
-      <w:pPr>
-        <w:spacing w:line="336" w:lineRule="auto" w:after="180"/>
-        <w:shd w:fill="F5F1FB"/>
-      </w:pPr>
-      <w:r>
-        <w:rPr>
-          <w:b w:val="0"/>
-        </w:rPr>
-        <w:t xml:space="preserve">Extension: Query changes to [2, 1]. Require a </w:t>
-      </w:r>
-      <w:r>
-        <w:rPr>
-          <w:b/>
-        </w:rPr>
-        <w:t>prediction</w:t>
-      </w:r>
-      <w:r>
-        <w:rPr>
-          <w:b w:val="0"/>
-        </w:rPr>
-        <w:t xml:space="preserve"> and a reason before comparing. Expected result: Its h becomes 4 and the fitted head predicts class 0.</w:t>
-      </w:r>
-    </w:p>
-    <w:p>
-      <w:pPr>
-        <w:spacing w:line="336" w:lineRule="auto" w:after="180"/>
-        <w:shd w:fill="F5F1FB"/>
-      </w:pPr>
-      <w:r>
-        <w:rPr>
-          <w:b w:val="0"/>
-        </w:rPr>
-        <w:t xml:space="preserve">Reason: Extractor stays fixed; the changed </w:t>
-      </w:r>
-      <w:r>
-        <w:rPr>
-          <w:b/>
-        </w:rPr>
-        <w:t>input</w:t>
-      </w:r>
-      <w:r>
-        <w:rPr>
-          <w:b w:val="0"/>
-        </w:rPr>
-        <w:t xml:space="preserve"> crosses the chosen head’s boundary.</w:t>
-      </w:r>
-    </w:p>
-    <w:p>
-      <w:pPr>
-        <w:pStyle w:val="Heading3"/>
-      </w:pPr>
-      <w:r>
-        <w:t>Protect the independent attempt</w:t>
-      </w:r>
-    </w:p>
-    <w:p>
-      <w:pPr>
-        <w:spacing w:line="336" w:lineRule="auto" w:after="180"/>
-        <w:shd w:fill="FFF5E6"/>
       </w:pPr>
       <w:r>
         <w:rPr>
@@ -5182,22 +5687,36 @@
     </w:tbl>
     <w:p>
       <w:pPr>
-        <w:pStyle w:val="Heading3"/>
-      </w:pPr>
-      <w:r>
-        <w:t>Project checkpoint</w:t>
+        <w:spacing w:line="336" w:lineRule="auto" w:after="180"/>
+      </w:pPr>
+      <w:r>
+        <w:rPr>
+          <w:b w:val="0"/>
+        </w:rPr>
+        <w:t xml:space="preserve">Project checkpoint: Prepare the demonstration. Gather reproducible instructions, </w:t>
+      </w:r>
+      <w:r>
+        <w:rPr>
+          <w:b/>
+        </w:rPr>
+        <w:t>evidence</w:t>
+      </w:r>
+      <w:r>
+        <w:rPr>
+          <w:b w:val="0"/>
+        </w:rPr>
+        <w:t>, access checks and remaining limitations.</w:t>
       </w:r>
     </w:p>
     <w:p>
       <w:pPr>
         <w:spacing w:line="336" w:lineRule="auto" w:after="180"/>
-        <w:shd w:fill="EDF7F3"/>
       </w:pPr>
       <w:r>
         <w:rPr>
           <w:b w:val="0"/>
         </w:rPr>
-        <w:t xml:space="preserve">Project checkpoint: Prepare the demonstration. Gather reproducible instructions, </w:t>
+        <w:t xml:space="preserve">Use the weekly teacher answer for topic-specific reasoning. A saved progress tick is an activity record; judge mastery from the learner’s explanation and </w:t>
       </w:r>
       <w:r>
         <w:rPr>
@@ -5209,43 +5728,28 @@
         <w:rPr>
           <w:b w:val="0"/>
         </w:rPr>
-        <w:t>, access checks and remaining limitations.</w:t>
+        <w:t>.</w:t>
       </w:r>
     </w:p>
     <w:p>
       <w:pPr>
-        <w:spacing w:line="336" w:lineRule="auto" w:after="180"/>
-      </w:pPr>
-      <w:r>
-        <w:rPr>
-          <w:b w:val="0"/>
-        </w:rPr>
-        <w:t xml:space="preserve">Use the weekly teacher answer for topic-specific reasoning. A saved progress tick is an activity record; judge mastery from the learner’s explanation and </w:t>
-      </w:r>
-      <w:r>
-        <w:rPr>
-          <w:b/>
-        </w:rPr>
-        <w:t>evidence</w:t>
-      </w:r>
-      <w:r>
-        <w:rPr>
-          <w:b w:val="0"/>
-        </w:rPr>
-        <w:t>.</w:t>
+        <w:pStyle w:val="Heading1"/>
+      </w:pPr>
+      <w:r>
+        <w:t>08. Reference · Feedback,labs and repair paths</w:t>
       </w:r>
     </w:p>
     <w:p>
-      <w:pPr>
-        <w:pStyle w:val="Heading1"/>
-      </w:pPr>
-      <w:r>
-        <w:t>08. Use feedback, labs and repair paths</w:t>
+      <w:r>
+        <w:t>Retain the first attempt and the evidence used for a repair.</w:t>
       </w:r>
     </w:p>
     <w:p>
-      <w:r>
-        <w:t>Use feedback, earlier review and portfolios purposefully. Apply the coding routine only when this lesson has an executable lab.</w:t>
+      <w:pPr>
+        <w:pStyle w:val="Heading2"/>
+      </w:pPr>
+      <w:r>
+        <w:t>Feedback and record guidance</w:t>
       </w:r>
     </w:p>
     <w:p>
@@ -5344,40 +5848,17 @@
         <w:pStyle w:val="Heading1"/>
       </w:pPr>
       <w:r>
-        <w:t>09. Visual concept journey</w:t>
+        <w:t>09. Reference · Teach with the six pictures</w:t>
       </w:r>
     </w:p>
     <w:p>
       <w:r>
-        <w:t>Show one Transfer learning graphic at a time, request a prediction and discuss its trace before the independent assessment.</w:t>
+        <w:t>Choose one picture for a particular reasoning move.</w:t>
       </w:r>
     </w:p>
     <w:p>
       <w:pPr>
-        <w:spacing w:line="336" w:lineRule="auto" w:after="180"/>
-      </w:pPr>
-      <w:r>
-        <w:rPr>
-          <w:b w:val="0"/>
-        </w:rPr>
-        <w:t xml:space="preserve">Use one picture at a time. Hide a worked result before asking for a </w:t>
-      </w:r>
-      <w:r>
-        <w:rPr>
-          <w:b/>
-        </w:rPr>
-        <w:t>prediction</w:t>
-      </w:r>
-      <w:r>
-        <w:rPr>
-          <w:b w:val="0"/>
-        </w:rPr>
-        <w:t>, then reveal it for feedback. These are supported teaching cases; retain the separate independent assessment for a fresh first attempt.</w:t>
-      </w:r>
-    </w:p>
-    <w:p>
-      <w:pPr>
-        <w:pStyle w:val="Heading3"/>
+        <w:pStyle w:val="Heading2"/>
       </w:pPr>
       <w:r>
         <w:t>01. Transfer learning: the case</w:t>
@@ -5388,7 +5869,7 @@
         <w:drawing>
           <wp:inline xmlns:a="http://schemas.openxmlformats.org/drawingml/2006/main" xmlns:pic="http://schemas.openxmlformats.org/drawingml/2006/picture">
             <wp:extent cx="5486400" cy="3142488"/>
-            <wp:docPr id="2" name="Picture 2" descr="Transfer a fixed feature extractor while identifying what is actually refitted. Supplied facts: Frozen extractor h =left+2right. New-task training inputs [1, 0]label 0,[2, 1]label 0,[1, 3]label 1. Class 1 when h &gt;=threshold; candidates 3 or5. All inputs and outcomes in this worked example are invented classroom data; no real model run is claimed."/>
+            <wp:docPr id="3" name="Picture 3" descr="Transfer a fixed feature extractor while identifying what is actually refitted. Supplied facts: Frozen extractor h =left+2right. New-task training inputs [1, 0]label 0,[2, 1]label 0,[1, 3]label 1. Class 1 when h &gt;=threshold; candidates 3 or5. All inputs and outcomes in this worked example are invented classroom data; no real model run is claimed."/>
             <wp:cNvGraphicFramePr>
               <a:graphicFrameLocks noChangeAspect="1"/>
             </wp:cNvGraphicFramePr>
@@ -5400,7 +5881,7 @@
                     <pic:cNvPicPr/>
                   </pic:nvPicPr>
                   <pic:blipFill>
-                    <a:blip r:embed="rId10"/>
+                    <a:blip r:embed="rId11"/>
                     <a:stretch>
                       <a:fillRect/>
                     </a:stretch>
@@ -5492,7 +5973,6 @@
     <w:p>
       <w:pPr>
         <w:spacing w:line="336" w:lineRule="auto" w:after="180"/>
-        <w:shd w:fill="F5F1FB"/>
       </w:pPr>
       <w:r>
         <w:rPr>
@@ -5503,27 +5983,18 @@
     </w:p>
     <w:p>
       <w:pPr>
-        <w:pStyle w:val="Heading3"/>
-      </w:pPr>
-      <w:r>
-        <w:t>Discuss while showing the picture</w:t>
+        <w:spacing w:line="336" w:lineRule="auto" w:after="180"/>
+      </w:pPr>
+      <w:r>
+        <w:rPr>
+          <w:b w:val="0"/>
+        </w:rPr>
+        <w:t>Teacher prompt: Point to the given fact that matters most. Explain why it matters. Ask learners to describe one label or arrow in ordinary words. Use the adjacent transcript if the image is difficult to see.</w:t>
       </w:r>
     </w:p>
     <w:p>
       <w:pPr>
-        <w:spacing w:line="336" w:lineRule="auto" w:after="180"/>
-        <w:shd w:fill="F1F6F8"/>
-      </w:pPr>
-      <w:r>
-        <w:rPr>
-          <w:b w:val="0"/>
-        </w:rPr>
-        <w:t>Teacher prompt: Point to the given fact that matters most. Explain why it matters. Ask learners to describe one label or arrow in ordinary words. Use the adjacent transcript if the image is difficult to see.</w:t>
-      </w:r>
-    </w:p>
-    <w:p>
-      <w:pPr>
-        <w:pStyle w:val="Heading3"/>
+        <w:pStyle w:val="Heading2"/>
       </w:pPr>
       <w:r>
         <w:t>02. Follow the deciding steps</w:t>
@@ -5534,7 +6005,7 @@
         <w:drawing>
           <wp:inline xmlns:a="http://schemas.openxmlformats.org/drawingml/2006/main" xmlns:pic="http://schemas.openxmlformats.org/drawingml/2006/picture">
             <wp:extent cx="5486400" cy="3182112"/>
-            <wp:docPr id="3" name="Picture 3" descr="Extract features: Training h values are 1, 4, 7. → Fit new head: Threshold 3 makes 1 mistake; threshold 5 makes 0, so choose 5. → Check held-out input: Query [2, 2]has h = 6, so the head predicts class 1; its reference is not supplied."/>
+            <wp:docPr id="4" name="Picture 4" descr="Extract features: Training h values are 1, 4, 7. → Fit new head: Threshold 3 makes 1 mistake; threshold 5 makes 0, so choose 5. → Check held-out input: Query [2, 2]has h = 6, so the head predicts class 1; its reference is not supplied."/>
             <wp:cNvGraphicFramePr>
               <a:graphicFrameLocks noChangeAspect="1"/>
             </wp:cNvGraphicFramePr>
@@ -5546,7 +6017,7 @@
                     <pic:cNvPicPr/>
                   </pic:nvPicPr>
                   <pic:blipFill>
-                    <a:blip r:embed="rId11"/>
+                    <a:blip r:embed="rId9"/>
                     <a:stretch>
                       <a:fillRect/>
                     </a:stretch>
@@ -5603,7 +6074,6 @@
     <w:p>
       <w:pPr>
         <w:spacing w:line="336" w:lineRule="auto" w:after="180"/>
-        <w:shd w:fill="F5F1FB"/>
       </w:pPr>
       <w:r>
         <w:rPr>
@@ -5626,39 +6096,30 @@
     </w:p>
     <w:p>
       <w:pPr>
-        <w:pStyle w:val="Heading3"/>
-      </w:pPr>
-      <w:r>
-        <w:t>Discuss while showing the picture</w:t>
+        <w:spacing w:line="336" w:lineRule="auto" w:after="180"/>
+      </w:pPr>
+      <w:r>
+        <w:rPr>
+          <w:b w:val="0"/>
+        </w:rPr>
+        <w:t xml:space="preserve">Teacher prompt: Point to each numbered stage and explain which recorded </w:t>
+      </w:r>
+      <w:r>
+        <w:rPr>
+          <w:b/>
+        </w:rPr>
+        <w:t>input</w:t>
+      </w:r>
+      <w:r>
+        <w:rPr>
+          <w:b w:val="0"/>
+        </w:rPr>
+        <w:t xml:space="preserve"> it uses. Ask learners to describe one label or arrow in ordinary words. Use the adjacent transcript if the image is difficult to see.</w:t>
       </w:r>
     </w:p>
     <w:p>
       <w:pPr>
-        <w:spacing w:line="336" w:lineRule="auto" w:after="180"/>
-        <w:shd w:fill="F1F6F8"/>
-      </w:pPr>
-      <w:r>
-        <w:rPr>
-          <w:b w:val="0"/>
-        </w:rPr>
-        <w:t xml:space="preserve">Teacher prompt: Point to each numbered stage and explain which recorded </w:t>
-      </w:r>
-      <w:r>
-        <w:rPr>
-          <w:b/>
-        </w:rPr>
-        <w:t>input</w:t>
-      </w:r>
-      <w:r>
-        <w:rPr>
-          <w:b w:val="0"/>
-        </w:rPr>
-        <w:t xml:space="preserve"> it uses. Ask learners to describe one label or arrow in ordinary words. Use the adjacent transcript if the image is difficult to see.</w:t>
-      </w:r>
-    </w:p>
-    <w:p>
-      <w:pPr>
-        <w:pStyle w:val="Heading3"/>
+        <w:pStyle w:val="Heading2"/>
       </w:pPr>
       <w:r>
         <w:t>03. Freeze the fitted head before validation</w:t>
@@ -5669,7 +6130,7 @@
         <w:drawing>
           <wp:inline xmlns:a="http://schemas.openxmlformats.org/drawingml/2006/main" xmlns:pic="http://schemas.openxmlformats.org/drawingml/2006/picture">
             <wp:extent cx="5486400" cy="2834640"/>
-            <wp:docPr id="4" name="Picture 4" descr="Freeze the fitted head before validation. V1 [2, 1], label 0 | h = 3 | Predict 0, correct. V2 [3, 4], label 1 | h = 7 | Predict 1, correct"/>
+            <wp:docPr id="5" name="Picture 5" descr="Freeze the fitted head before validation. V1 [2, 1], label 0 | h = 3 | Predict 0, correct. V2 [3, 4], label 1 | h = 7 | Predict 1, correct"/>
             <wp:cNvGraphicFramePr>
               <a:graphicFrameLocks noChangeAspect="1"/>
             </wp:cNvGraphicFramePr>
@@ -5714,7 +6175,6 @@
     <w:p>
       <w:pPr>
         <w:spacing w:line="336" w:lineRule="auto" w:after="180"/>
-        <w:shd w:fill="F5F1FB"/>
       </w:pPr>
       <w:r>
         <w:rPr>
@@ -5725,27 +6185,18 @@
     </w:p>
     <w:p>
       <w:pPr>
-        <w:pStyle w:val="Heading3"/>
-      </w:pPr>
-      <w:r>
-        <w:t>Discuss while showing the picture</w:t>
+        <w:spacing w:line="336" w:lineRule="auto" w:after="180"/>
+      </w:pPr>
+      <w:r>
+        <w:rPr>
+          <w:b w:val="0"/>
+        </w:rPr>
+        <w:t>Teacher prompt: Read the labels and values. Explain the relationship the model shows. Ask learners to describe one label or arrow in ordinary words. Use the adjacent transcript if the image is difficult to see.</w:t>
       </w:r>
     </w:p>
     <w:p>
       <w:pPr>
-        <w:spacing w:line="336" w:lineRule="auto" w:after="180"/>
-        <w:shd w:fill="F1F6F8"/>
-      </w:pPr>
-      <w:r>
-        <w:rPr>
-          <w:b w:val="0"/>
-        </w:rPr>
-        <w:t>Teacher prompt: Read the labels and values. Explain the relationship the model shows. Ask learners to describe one label or arrow in ordinary words. Use the adjacent transcript if the image is difficult to see.</w:t>
-      </w:r>
-    </w:p>
-    <w:p>
-      <w:pPr>
-        <w:pStyle w:val="Heading3"/>
+        <w:pStyle w:val="Heading2"/>
       </w:pPr>
       <w:r>
         <w:t>04. Change one thing. Trace what follows.</w:t>
@@ -5756,7 +6207,7 @@
         <w:drawing>
           <wp:inline xmlns:a="http://schemas.openxmlformats.org/drawingml/2006/main" xmlns:pic="http://schemas.openxmlformats.org/drawingml/2006/picture">
             <wp:extent cx="5486400" cy="3026664"/>
-            <wp:docPr id="5" name="Picture 5" descr="Original case: Query [2, 2]has h = 6, so the head predicts class 1; its reference is not supplied. Changed condition: Query changes to [2, 1]. Expected result: Its h becomes 4 and the fitted head predicts class 0. Reason: Extractor stays fixed; the changed input crosses the chosen head’s boundary."/>
+            <wp:docPr id="6" name="Picture 6" descr="Original case: Query [2, 2]has h = 6, so the head predicts class 1; its reference is not supplied. Changed condition: Query changes to [2, 1]. Expected result: Its h becomes 4 and the fitted head predicts class 0. Reason: Extractor stays fixed; the changed input crosses the chosen head’s boundary."/>
             <wp:cNvGraphicFramePr>
               <a:graphicFrameLocks noChangeAspect="1"/>
             </wp:cNvGraphicFramePr>
@@ -5824,7 +6275,6 @@
     <w:p>
       <w:pPr>
         <w:spacing w:line="336" w:lineRule="auto" w:after="180"/>
-        <w:shd w:fill="F5F1FB"/>
       </w:pPr>
       <w:r>
         <w:rPr>
@@ -5835,51 +6285,41 @@
     </w:p>
     <w:p>
       <w:pPr>
-        <w:pStyle w:val="Heading3"/>
-      </w:pPr>
-      <w:r>
-        <w:t>Discuss while showing the picture</w:t>
+        <w:spacing w:line="336" w:lineRule="auto" w:after="180"/>
+      </w:pPr>
+      <w:r>
+        <w:rPr>
+          <w:b w:val="0"/>
+        </w:rPr>
+        <w:t>Teacher prompt: Predict before checking the worked changed-case result. Name what changed and what the supplied facts allow you to conclude. Ask learners to describe one label or arrow in ordinary words.</w:t>
       </w:r>
     </w:p>
     <w:p>
       <w:pPr>
         <w:spacing w:line="336" w:lineRule="auto" w:after="180"/>
-        <w:shd w:fill="F1F6F8"/>
       </w:pPr>
       <w:r>
         <w:rPr>
           <w:b w:val="0"/>
         </w:rPr>
-        <w:t>Teacher prompt: Predict before checking the worked changed-case result. Name what changed and what the supplied facts allow you to conclude. Ask learners to describe one label or arrow in ordinary words.</w:t>
+        <w:t xml:space="preserve">Use the adjacent transcript if the image is difficult to see. Changed-case reasoning: Extractor stays fixed; the changed </w:t>
+      </w:r>
+      <w:r>
+        <w:rPr>
+          <w:b/>
+        </w:rPr>
+        <w:t>input</w:t>
+      </w:r>
+      <w:r>
+        <w:rPr>
+          <w:b w:val="0"/>
+        </w:rPr>
+        <w:t xml:space="preserve"> crosses the chosen head’s boundary.</w:t>
       </w:r>
     </w:p>
     <w:p>
       <w:pPr>
-        <w:spacing w:line="336" w:lineRule="auto" w:after="180"/>
-        <w:shd w:fill="F1F6F8"/>
-      </w:pPr>
-      <w:r>
-        <w:rPr>
-          <w:b w:val="0"/>
-        </w:rPr>
-        <w:t xml:space="preserve">Use the adjacent transcript if the image is difficult to see. Changed-case reasoning: Extractor stays fixed; the changed </w:t>
-      </w:r>
-      <w:r>
-        <w:rPr>
-          <w:b/>
-        </w:rPr>
-        <w:t>input</w:t>
-      </w:r>
-      <w:r>
-        <w:rPr>
-          <w:b w:val="0"/>
-        </w:rPr>
-        <w:t xml:space="preserve"> crosses the chosen head’s boundary.</w:t>
-      </w:r>
-    </w:p>
-    <w:p>
-      <w:pPr>
-        <w:pStyle w:val="Heading3"/>
+        <w:pStyle w:val="Heading2"/>
       </w:pPr>
       <w:r>
         <w:t>05. Connect the explanation to its limit</w:t>
@@ -5890,7 +6330,7 @@
         <w:drawing>
           <wp:inline xmlns:a="http://schemas.openxmlformats.org/drawingml/2006/main" xmlns:pic="http://schemas.openxmlformats.org/drawingml/2006/picture">
             <wp:extent cx="5486400" cy="2834640"/>
-            <wp:docPr id="6" name="Picture 6" descr="Transfer learning can keep a representation fixed while fitting a smaller output head for a new task. Here the extractor always applies the same weights, while new labels choose the head’s threshold. Applying the chosen head to a query is inference. State which part was frozen and which was fitted; this arithmetic does not establish the extractor is useful for every task. Limit: A frozen extractor can miss task-specific distinctions; transfer is a strategy requiring validation, not a guarantee of useful features."/>
+            <wp:docPr id="7" name="Picture 7" descr="Transfer learning can keep a representation fixed while fitting a smaller output head for a new task. Here the extractor always applies the same weights, while new labels choose the head’s threshold. Applying the chosen head to a query is inference. State which part was frozen and which was fitted; this arithmetic does not establish the extractor is useful for every task. Limit: A frozen extractor can miss task-specific distinctions; transfer is a strategy requiring validation, not a guarantee of useful features."/>
             <wp:cNvGraphicFramePr>
               <a:graphicFrameLocks noChangeAspect="1"/>
             </wp:cNvGraphicFramePr>
@@ -5987,7 +6427,6 @@
     <w:p>
       <w:pPr>
         <w:spacing w:line="336" w:lineRule="auto" w:after="180"/>
-        <w:shd w:fill="F5F1FB"/>
       </w:pPr>
       <w:r>
         <w:rPr>
@@ -5998,39 +6437,29 @@
     </w:p>
     <w:p>
       <w:pPr>
-        <w:pStyle w:val="Heading3"/>
-      </w:pPr>
-      <w:r>
-        <w:t>Discuss while showing the picture</w:t>
+        <w:spacing w:line="336" w:lineRule="auto" w:after="180"/>
+      </w:pPr>
+      <w:r>
+        <w:rPr>
+          <w:b w:val="0"/>
+        </w:rPr>
+        <w:t>Teacher prompt: Explain the case, then point to a limit on the claim. Ask learners to describe one label or arrow in ordinary words. Use the adjacent transcript if the image is difficult to see.</w:t>
       </w:r>
     </w:p>
     <w:p>
       <w:pPr>
         <w:spacing w:line="336" w:lineRule="auto" w:after="180"/>
-        <w:shd w:fill="F1F6F8"/>
       </w:pPr>
       <w:r>
         <w:rPr>
           <w:b w:val="0"/>
         </w:rPr>
-        <w:t>Teacher prompt: Explain the case, then point to a limit on the claim. Ask learners to describe one label or arrow in ordinary words. Use the adjacent transcript if the image is difficult to see.</w:t>
+        <w:t>Keep the stated scope: A frozen extractor can miss task-specific distinctions; transfer is a strategy requiring validation, not a guarantee of useful features.</w:t>
       </w:r>
     </w:p>
     <w:p>
       <w:pPr>
-        <w:spacing w:line="336" w:lineRule="auto" w:after="180"/>
-        <w:shd w:fill="F1F6F8"/>
-      </w:pPr>
-      <w:r>
-        <w:rPr>
-          <w:b w:val="0"/>
-        </w:rPr>
-        <w:t>Keep the stated scope: A frozen extractor can miss task-specific distinctions; transfer is a strategy requiring validation, not a guarantee of useful features.</w:t>
-      </w:r>
-    </w:p>
-    <w:p>
-      <w:pPr>
-        <w:pStyle w:val="Heading3"/>
+        <w:pStyle w:val="Heading2"/>
       </w:pPr>
       <w:r>
         <w:t>06. Make the idea visible in your project</w:t>
@@ -6041,7 +6470,7 @@
         <w:drawing>
           <wp:inline xmlns:a="http://schemas.openxmlformats.org/drawingml/2006/main" xmlns:pic="http://schemas.openxmlformats.org/drawingml/2006/picture">
             <wp:extent cx="5486400" cy="3681984"/>
-            <wp:docPr id="7" name="Picture 7" descr="For your Image-pattern Network Investigation, save the input, procedure, observed result and limitation of this check. Label this worked example as practice; use a different, previously unreviewed case when checking independent understanding. Draw your input, deciding step, result and limit. Supported question: Which part was trained for the new task? Point to the relevant step in the picture, then write the changed result and the rule or evidence that supports it."/>
+            <wp:docPr id="8" name="Picture 8" descr="For your Image-pattern Network Investigation, save the input, procedure, observed result and limitation of this check. Label this worked example as practice; use a different, previously unreviewed case when checking independent understanding. Draw your input, deciding step, result and limit. Supported question: Which part was trained for the new task? Point to the relevant step in the picture, then write the changed result and the rule or evidence that supports it."/>
             <wp:cNvGraphicFramePr>
               <a:graphicFrameLocks noChangeAspect="1"/>
             </wp:cNvGraphicFramePr>
@@ -6144,7 +6573,6 @@
     <w:p>
       <w:pPr>
         <w:spacing w:line="336" w:lineRule="auto" w:after="180"/>
-        <w:shd w:fill="F5F1FB"/>
       </w:pPr>
       <w:r>
         <w:rPr>
@@ -6167,82 +6595,150 @@
     </w:p>
     <w:p>
       <w:pPr>
-        <w:pStyle w:val="Heading3"/>
-      </w:pPr>
-      <w:r>
-        <w:t>Discuss while showing the picture</w:t>
+        <w:spacing w:line="336" w:lineRule="auto" w:after="180"/>
+      </w:pPr>
+      <w:r>
+        <w:rPr>
+          <w:b w:val="0"/>
+        </w:rPr>
+        <w:t xml:space="preserve">Teacher prompt: Draw your project trace and justify the deciding step using </w:t>
+      </w:r>
+      <w:r>
+        <w:rPr>
+          <w:b/>
+        </w:rPr>
+        <w:t>evidence</w:t>
+      </w:r>
+      <w:r>
+        <w:rPr>
+          <w:b w:val="0"/>
+        </w:rPr>
+        <w:t>. Ask learners to describe one label or arrow in ordinary words. Use the adjacent transcript if the image is difficult to see.</w:t>
       </w:r>
     </w:p>
     <w:p>
       <w:pPr>
         <w:spacing w:line="336" w:lineRule="auto" w:after="180"/>
-        <w:shd w:fill="F1F6F8"/>
       </w:pPr>
       <w:r>
         <w:rPr>
           <w:b w:val="0"/>
         </w:rPr>
-        <w:t xml:space="preserve">Teacher prompt: Draw your project trace and justify the deciding step using </w:t>
+        <w:t xml:space="preserve">Supported practice key: Only the threshold head was selected from the new </w:t>
       </w:r>
       <w:r>
         <w:rPr>
           <w:b/>
         </w:rPr>
-        <w:t>evidence</w:t>
+        <w:t>training</w:t>
       </w:r>
       <w:r>
         <w:rPr>
           <w:b w:val="0"/>
         </w:rPr>
-        <w:t>. Ask learners to describe one label or arrow in ordinary words. Use the adjacent transcript if the image is difficult to see.</w:t>
+        <w:t xml:space="preserve"> labels. The declared extractor weights [1, 2] were frozen. Changed-case check: Its h becomes 4 and the fitted head predicts class 0.</w:t>
       </w:r>
     </w:p>
     <w:p>
       <w:pPr>
         <w:spacing w:line="336" w:lineRule="auto" w:after="180"/>
-        <w:shd w:fill="F1F6F8"/>
       </w:pPr>
       <w:r>
         <w:rPr>
           <w:b w:val="0"/>
         </w:rPr>
-        <w:t xml:space="preserve">Supported practice key: Only the threshold head was selected from the new </w:t>
+        <w:t xml:space="preserve">Extractor stays fixed; the changed </w:t>
       </w:r>
       <w:r>
         <w:rPr>
           <w:b/>
         </w:rPr>
-        <w:t>training</w:t>
+        <w:t>input</w:t>
       </w:r>
       <w:r>
         <w:rPr>
           <w:b w:val="0"/>
         </w:rPr>
-        <w:t xml:space="preserve"> labels. The declared extractor weights [1, 2] were frozen. Changed-case check: Its h becomes 4 and the fitted head predicts class 0.</w:t>
+        <w:t xml:space="preserve"> crosses the chosen head’s boundary.</w:t>
       </w:r>
     </w:p>
     <w:p>
       <w:pPr>
+        <w:pStyle w:val="Heading2"/>
+      </w:pPr>
+      <w:r>
+        <w:t>Earlier wording, alternatives and picture transcripts · reference / check after trying</w:t>
+      </w:r>
+    </w:p>
+    <w:p>
+      <w:pPr>
         <w:spacing w:line="336" w:lineRule="auto" w:after="180"/>
-        <w:shd w:fill="F1F6F8"/>
       </w:pPr>
       <w:r>
         <w:rPr>
           <w:b w:val="0"/>
         </w:rPr>
-        <w:t xml:space="preserve">Extractor stays fixed; the changed </w:t>
+        <w:t xml:space="preserve">Use one picture at a time. Hide a worked result before asking for a </w:t>
       </w:r>
       <w:r>
         <w:rPr>
           <w:b/>
         </w:rPr>
-        <w:t>input</w:t>
+        <w:t>prediction</w:t>
       </w:r>
       <w:r>
         <w:rPr>
           <w:b w:val="0"/>
         </w:rPr>
-        <w:t xml:space="preserve"> crosses the chosen head’s boundary.</w:t>
+        <w:t>, then reveal it for feedback. These are supported teaching cases; retain the separate independent assessment for a fresh first attempt.</w:t>
+      </w:r>
+    </w:p>
+    <w:p>
+      <w:pPr>
+        <w:pStyle w:val="Heading3"/>
+      </w:pPr>
+      <w:r>
+        <w:t>01. Transfer learning: the case</w:t>
+      </w:r>
+    </w:p>
+    <w:p>
+      <w:pPr>
+        <w:pStyle w:val="Heading3"/>
+      </w:pPr>
+      <w:r>
+        <w:t>02. Follow the deciding steps</w:t>
+      </w:r>
+    </w:p>
+    <w:p>
+      <w:pPr>
+        <w:pStyle w:val="Heading3"/>
+      </w:pPr>
+      <w:r>
+        <w:t>03. Freeze the fitted head before validation</w:t>
+      </w:r>
+    </w:p>
+    <w:p>
+      <w:pPr>
+        <w:pStyle w:val="Heading3"/>
+      </w:pPr>
+      <w:r>
+        <w:t>04. Change one thing. Trace what follows.</w:t>
+      </w:r>
+    </w:p>
+    <w:p>
+      <w:pPr>
+        <w:pStyle w:val="Heading3"/>
+      </w:pPr>
+      <w:r>
+        <w:t>05. Connect the explanation to its limit</w:t>
+      </w:r>
+    </w:p>
+    <w:p>
+      <w:pPr>
+        <w:pStyle w:val="Heading3"/>
+      </w:pPr>
+      <w:r>
+        <w:t>06. Make the idea visible in your project</w:t>
       </w:r>
     </w:p>
     <w:sectPr>
